--- a/SRS.docx
+++ b/SRS.docx
@@ -4,16 +4,13 @@
   <w:body>
     <w:p>
       <w:pPr>
-        <w:spacing w:before="100" w:beforeAutospacing="1" w:after="100" w:afterAutospacing="1" w:line="240" w:lineRule="auto"/>
         <w:jc w:val="center"/>
-        <w:outlineLvl w:val="0"/>
         <w:rPr>
           <w:rFonts w:ascii="Times New Roman" w:eastAsia="Times New Roman" w:hAnsi="Times New Roman" w:cs="Times New Roman"/>
           <w:b/>
           <w:bCs/>
-          <w:kern w:val="36"/>
-          <w:sz w:val="44"/>
-          <w:szCs w:val="44"/>
+          <w:sz w:val="24"/>
+          <w:szCs w:val="24"/>
         </w:rPr>
       </w:pPr>
       <w:r>
@@ -21,24 +18,21 @@
           <w:rFonts w:ascii="Times New Roman" w:eastAsia="Times New Roman" w:hAnsi="Times New Roman" w:cs="Times New Roman"/>
           <w:b/>
           <w:bCs/>
-          <w:kern w:val="36"/>
-          <w:sz w:val="44"/>
-          <w:szCs w:val="44"/>
-        </w:rPr>
-        <w:t>SOFTWARE REQUIREMENT SPECIFICATION (SRS)</w:t>
-      </w:r>
-    </w:p>
-    <w:p>
-      <w:pPr>
-        <w:spacing w:before="100" w:beforeAutospacing="1" w:after="100" w:afterAutospacing="1" w:line="240" w:lineRule="auto"/>
+          <w:sz w:val="24"/>
+          <w:szCs w:val="24"/>
+        </w:rPr>
+        <w:t>SOFTWARE REQUIREMENTS SPECIFICATION (SRS)</w:t>
+      </w:r>
+    </w:p>
+    <w:p>
+      <w:pPr>
         <w:jc w:val="center"/>
-        <w:outlineLvl w:val="1"/>
         <w:rPr>
           <w:rFonts w:ascii="Times New Roman" w:eastAsia="Times New Roman" w:hAnsi="Times New Roman" w:cs="Times New Roman"/>
           <w:b/>
           <w:bCs/>
-          <w:sz w:val="32"/>
-          <w:szCs w:val="32"/>
+          <w:sz w:val="24"/>
+          <w:szCs w:val="24"/>
         </w:rPr>
       </w:pPr>
       <w:r>
@@ -46,674 +40,375 @@
           <w:rFonts w:ascii="Times New Roman" w:eastAsia="Times New Roman" w:hAnsi="Times New Roman" w:cs="Times New Roman"/>
           <w:b/>
           <w:bCs/>
-          <w:sz w:val="32"/>
-          <w:szCs w:val="32"/>
+          <w:sz w:val="24"/>
+          <w:szCs w:val="24"/>
         </w:rPr>
         <w:t>College Website System</w:t>
       </w:r>
     </w:p>
     <w:p>
       <w:pPr>
-        <w:spacing w:before="100" w:beforeAutospacing="1" w:after="100" w:afterAutospacing="1" w:line="240" w:lineRule="auto"/>
         <w:jc w:val="center"/>
-        <w:outlineLvl w:val="2"/>
+        <w:rPr>
+          <w:rFonts w:ascii="Times New Roman" w:eastAsia="Times New Roman" w:hAnsi="Times New Roman" w:cs="Times New Roman"/>
+          <w:sz w:val="24"/>
+          <w:szCs w:val="24"/>
+        </w:rPr>
+      </w:pPr>
+      <w:r>
         <w:rPr>
           <w:rFonts w:ascii="Times New Roman" w:eastAsia="Times New Roman" w:hAnsi="Times New Roman" w:cs="Times New Roman"/>
           <w:b/>
           <w:bCs/>
-          <w:sz w:val="27"/>
-          <w:szCs w:val="27"/>
-        </w:rPr>
-      </w:pPr>
-      <w:r>
+          <w:sz w:val="24"/>
+          <w:szCs w:val="24"/>
+        </w:rPr>
+        <w:t>The New Progressive College of Computer &amp; Management Studies</w:t>
+      </w:r>
+    </w:p>
+    <w:p>
+      <w:pPr>
+        <w:rPr>
+          <w:rFonts w:ascii="Times New Roman" w:eastAsia="Times New Roman" w:hAnsi="Times New Roman" w:cs="Times New Roman"/>
+          <w:sz w:val="24"/>
+          <w:szCs w:val="24"/>
+        </w:rPr>
+      </w:pPr>
+      <w:r>
+        <w:rPr>
+          <w:rFonts w:ascii="Times New Roman" w:eastAsia="Times New Roman" w:hAnsi="Times New Roman" w:cs="Times New Roman"/>
+          <w:sz w:val="24"/>
+          <w:szCs w:val="24"/>
+        </w:rPr>
+        <w:pict w14:anchorId="564A8BC6">
+          <v:rect id="_x0000_i1187" style="width:0;height:1.5pt" o:hralign="center" o:hrstd="t" o:hr="t" fillcolor="#a0a0a0" stroked="f"/>
+        </w:pict>
+      </w:r>
+    </w:p>
+    <w:p>
+      <w:pPr>
         <w:rPr>
           <w:rFonts w:ascii="Times New Roman" w:eastAsia="Times New Roman" w:hAnsi="Times New Roman" w:cs="Times New Roman"/>
           <w:b/>
           <w:bCs/>
-          <w:sz w:val="27"/>
-          <w:szCs w:val="27"/>
-        </w:rPr>
-        <w:t>The New Progressive College of Computer &amp; Management Studies</w:t>
-      </w:r>
-    </w:p>
-    <w:p>
-      <w:pPr>
-        <w:spacing w:after="0" w:line="240" w:lineRule="auto"/>
-        <w:rPr>
-          <w:rFonts w:ascii="Times New Roman" w:eastAsia="Times New Roman" w:hAnsi="Times New Roman" w:cs="Times New Roman"/>
-          <w:sz w:val="24"/>
-          <w:szCs w:val="24"/>
-        </w:rPr>
-      </w:pPr>
-      <w:r>
-        <w:rPr>
-          <w:rFonts w:ascii="Times New Roman" w:eastAsia="Times New Roman" w:hAnsi="Times New Roman" w:cs="Times New Roman"/>
-          <w:sz w:val="24"/>
-          <w:szCs w:val="24"/>
-        </w:rPr>
-        <w:pict w14:anchorId="36615714">
-          <v:rect id="_x0000_i1038" style="width:0;height:1.5pt" o:hralign="center" o:hrstd="t" o:hr="t" fillcolor="#a0a0a0" stroked="f"/>
-        </w:pict>
-      </w:r>
-    </w:p>
-    <w:p>
-      <w:pPr>
-        <w:spacing w:before="100" w:beforeAutospacing="1" w:after="100" w:afterAutospacing="1" w:line="240" w:lineRule="auto"/>
-        <w:outlineLvl w:val="0"/>
+          <w:sz w:val="24"/>
+          <w:szCs w:val="24"/>
+        </w:rPr>
+      </w:pPr>
+      <w:r>
         <w:rPr>
           <w:rFonts w:ascii="Times New Roman" w:eastAsia="Times New Roman" w:hAnsi="Times New Roman" w:cs="Times New Roman"/>
           <w:b/>
           <w:bCs/>
-          <w:kern w:val="36"/>
-          <w:sz w:val="40"/>
-          <w:szCs w:val="40"/>
-        </w:rPr>
-      </w:pPr>
-      <w:r>
+          <w:sz w:val="24"/>
+          <w:szCs w:val="24"/>
+        </w:rPr>
+        <w:t>1. Introduction</w:t>
+      </w:r>
+    </w:p>
+    <w:p>
+      <w:pPr>
         <w:rPr>
           <w:rFonts w:ascii="Times New Roman" w:eastAsia="Times New Roman" w:hAnsi="Times New Roman" w:cs="Times New Roman"/>
           <w:b/>
           <w:bCs/>
-          <w:kern w:val="36"/>
-          <w:sz w:val="40"/>
-          <w:szCs w:val="40"/>
-        </w:rPr>
-        <w:t>TABLE OF CONTENTS</w:t>
+          <w:sz w:val="24"/>
+          <w:szCs w:val="24"/>
+        </w:rPr>
+      </w:pPr>
+      <w:r>
+        <w:rPr>
+          <w:rFonts w:ascii="Times New Roman" w:eastAsia="Times New Roman" w:hAnsi="Times New Roman" w:cs="Times New Roman"/>
+          <w:b/>
+          <w:bCs/>
+          <w:sz w:val="24"/>
+          <w:szCs w:val="24"/>
+        </w:rPr>
+        <w:t>1.1 Purpose</w:t>
+      </w:r>
+    </w:p>
+    <w:p>
+      <w:pPr>
+        <w:rPr>
+          <w:rFonts w:ascii="Times New Roman" w:eastAsia="Times New Roman" w:hAnsi="Times New Roman" w:cs="Times New Roman"/>
+          <w:sz w:val="24"/>
+          <w:szCs w:val="24"/>
+        </w:rPr>
+      </w:pPr>
+      <w:r>
+        <w:rPr>
+          <w:rFonts w:ascii="Times New Roman" w:eastAsia="Times New Roman" w:hAnsi="Times New Roman" w:cs="Times New Roman"/>
+          <w:sz w:val="24"/>
+          <w:szCs w:val="24"/>
+        </w:rPr>
+        <w:t>This Software Requirements Specification (SRS) document describes the functional and non-functional requirements for the College Website System of The New Progressive College of Computer &amp; Management Studies.</w:t>
+      </w:r>
+    </w:p>
+    <w:p>
+      <w:pPr>
+        <w:rPr>
+          <w:rFonts w:ascii="Times New Roman" w:eastAsia="Times New Roman" w:hAnsi="Times New Roman" w:cs="Times New Roman"/>
+          <w:sz w:val="24"/>
+          <w:szCs w:val="24"/>
+        </w:rPr>
+      </w:pPr>
+      <w:r>
+        <w:rPr>
+          <w:rFonts w:ascii="Times New Roman" w:eastAsia="Times New Roman" w:hAnsi="Times New Roman" w:cs="Times New Roman"/>
+          <w:sz w:val="24"/>
+          <w:szCs w:val="24"/>
+        </w:rPr>
+        <w:t>This document is intended for developers, project guides, administrators, and stakeholders.</w:t>
+      </w:r>
+    </w:p>
+    <w:p>
+      <w:pPr>
+        <w:rPr>
+          <w:rFonts w:ascii="Times New Roman" w:eastAsia="Times New Roman" w:hAnsi="Times New Roman" w:cs="Times New Roman"/>
+          <w:sz w:val="24"/>
+          <w:szCs w:val="24"/>
+        </w:rPr>
+      </w:pPr>
+      <w:r>
+        <w:rPr>
+          <w:rFonts w:ascii="Times New Roman" w:eastAsia="Times New Roman" w:hAnsi="Times New Roman" w:cs="Times New Roman"/>
+          <w:sz w:val="24"/>
+          <w:szCs w:val="24"/>
+        </w:rPr>
+        <w:pict w14:anchorId="04E115DB">
+          <v:rect id="_x0000_i1188" style="width:0;height:1.5pt" o:hralign="center" o:hrstd="t" o:hr="t" fillcolor="#a0a0a0" stroked="f"/>
+        </w:pict>
+      </w:r>
+    </w:p>
+    <w:p>
+      <w:pPr>
+        <w:rPr>
+          <w:rFonts w:ascii="Times New Roman" w:eastAsia="Times New Roman" w:hAnsi="Times New Roman" w:cs="Times New Roman"/>
+          <w:b/>
+          <w:bCs/>
+          <w:sz w:val="24"/>
+          <w:szCs w:val="24"/>
+        </w:rPr>
+      </w:pPr>
+      <w:r>
+        <w:rPr>
+          <w:rFonts w:ascii="Times New Roman" w:eastAsia="Times New Roman" w:hAnsi="Times New Roman" w:cs="Times New Roman"/>
+          <w:b/>
+          <w:bCs/>
+          <w:sz w:val="24"/>
+          <w:szCs w:val="24"/>
+        </w:rPr>
+        <w:t>1.2 Scope</w:t>
+      </w:r>
+    </w:p>
+    <w:p>
+      <w:pPr>
+        <w:rPr>
+          <w:rFonts w:ascii="Times New Roman" w:eastAsia="Times New Roman" w:hAnsi="Times New Roman" w:cs="Times New Roman"/>
+          <w:sz w:val="24"/>
+          <w:szCs w:val="24"/>
+        </w:rPr>
+      </w:pPr>
+      <w:r>
+        <w:rPr>
+          <w:rFonts w:ascii="Times New Roman" w:eastAsia="Times New Roman" w:hAnsi="Times New Roman" w:cs="Times New Roman"/>
+          <w:sz w:val="24"/>
+          <w:szCs w:val="24"/>
+        </w:rPr>
+        <w:t>The College Website System is a web-based application that provides:</w:t>
       </w:r>
     </w:p>
     <w:p>
       <w:pPr>
         <w:numPr>
           <w:ilvl w:val="0"/>
-          <w:numId w:val="1"/>
+          <w:numId w:val="23"/>
         </w:numPr>
-        <w:spacing w:before="100" w:beforeAutospacing="1" w:after="100" w:afterAutospacing="1" w:line="240" w:lineRule="auto"/>
-        <w:rPr>
-          <w:rFonts w:ascii="Times New Roman" w:eastAsia="Times New Roman" w:hAnsi="Times New Roman" w:cs="Times New Roman"/>
-          <w:sz w:val="24"/>
-          <w:szCs w:val="24"/>
-        </w:rPr>
-      </w:pPr>
-      <w:r>
-        <w:rPr>
-          <w:rFonts w:ascii="Times New Roman" w:eastAsia="Times New Roman" w:hAnsi="Times New Roman" w:cs="Times New Roman"/>
-          <w:sz w:val="24"/>
-          <w:szCs w:val="24"/>
-        </w:rPr>
-        <w:t>Introduction</w:t>
-      </w:r>
-      <w:r>
-        <w:rPr>
-          <w:rFonts w:ascii="Times New Roman" w:eastAsia="Times New Roman" w:hAnsi="Times New Roman" w:cs="Times New Roman"/>
-          <w:sz w:val="24"/>
-          <w:szCs w:val="24"/>
-        </w:rPr>
-        <w:br/>
-      </w:r>
-      <w:r>
-        <w:rPr>
-          <w:rFonts w:ascii="Times New Roman" w:eastAsia="Times New Roman" w:hAnsi="Times New Roman" w:cs="Times New Roman"/>
-          <w:sz w:val="24"/>
-          <w:szCs w:val="24"/>
-        </w:rPr>
-        <w:t> </w:t>
-      </w:r>
-      <w:r>
-        <w:rPr>
-          <w:rFonts w:ascii="Times New Roman" w:eastAsia="Times New Roman" w:hAnsi="Times New Roman" w:cs="Times New Roman"/>
-          <w:sz w:val="24"/>
-          <w:szCs w:val="24"/>
-        </w:rPr>
-        <w:t>1.1 Purpose</w:t>
-      </w:r>
-      <w:r>
-        <w:rPr>
-          <w:rFonts w:ascii="Times New Roman" w:eastAsia="Times New Roman" w:hAnsi="Times New Roman" w:cs="Times New Roman"/>
-          <w:sz w:val="24"/>
-          <w:szCs w:val="24"/>
-        </w:rPr>
-        <w:br/>
-      </w:r>
-      <w:r>
-        <w:rPr>
-          <w:rFonts w:ascii="Times New Roman" w:eastAsia="Times New Roman" w:hAnsi="Times New Roman" w:cs="Times New Roman"/>
-          <w:sz w:val="24"/>
-          <w:szCs w:val="24"/>
-        </w:rPr>
-        <w:t> </w:t>
-      </w:r>
-      <w:r>
-        <w:rPr>
-          <w:rFonts w:ascii="Times New Roman" w:eastAsia="Times New Roman" w:hAnsi="Times New Roman" w:cs="Times New Roman"/>
-          <w:sz w:val="24"/>
-          <w:szCs w:val="24"/>
-        </w:rPr>
-        <w:t>1.2 Scope</w:t>
+        <w:rPr>
+          <w:rFonts w:ascii="Times New Roman" w:eastAsia="Times New Roman" w:hAnsi="Times New Roman" w:cs="Times New Roman"/>
+          <w:sz w:val="24"/>
+          <w:szCs w:val="24"/>
+        </w:rPr>
+      </w:pPr>
+      <w:r>
+        <w:rPr>
+          <w:rFonts w:ascii="Times New Roman" w:eastAsia="Times New Roman" w:hAnsi="Times New Roman" w:cs="Times New Roman"/>
+          <w:sz w:val="24"/>
+          <w:szCs w:val="24"/>
+        </w:rPr>
+        <w:t>College information</w:t>
       </w:r>
     </w:p>
     <w:p>
       <w:pPr>
         <w:numPr>
           <w:ilvl w:val="0"/>
-          <w:numId w:val="1"/>
+          <w:numId w:val="23"/>
         </w:numPr>
-        <w:spacing w:before="100" w:beforeAutospacing="1" w:after="100" w:afterAutospacing="1" w:line="240" w:lineRule="auto"/>
-        <w:rPr>
-          <w:rFonts w:ascii="Times New Roman" w:eastAsia="Times New Roman" w:hAnsi="Times New Roman" w:cs="Times New Roman"/>
-          <w:sz w:val="24"/>
-          <w:szCs w:val="24"/>
-        </w:rPr>
-      </w:pPr>
-      <w:r>
-        <w:rPr>
-          <w:rFonts w:ascii="Times New Roman" w:eastAsia="Times New Roman" w:hAnsi="Times New Roman" w:cs="Times New Roman"/>
-          <w:sz w:val="24"/>
-          <w:szCs w:val="24"/>
-        </w:rPr>
-        <w:t>Overall Description</w:t>
-      </w:r>
-      <w:r>
-        <w:rPr>
-          <w:rFonts w:ascii="Times New Roman" w:eastAsia="Times New Roman" w:hAnsi="Times New Roman" w:cs="Times New Roman"/>
-          <w:sz w:val="24"/>
-          <w:szCs w:val="24"/>
-        </w:rPr>
-        <w:br/>
-      </w:r>
-      <w:r>
-        <w:rPr>
-          <w:rFonts w:ascii="Times New Roman" w:eastAsia="Times New Roman" w:hAnsi="Times New Roman" w:cs="Times New Roman"/>
-          <w:sz w:val="24"/>
-          <w:szCs w:val="24"/>
-        </w:rPr>
-        <w:t> </w:t>
-      </w:r>
-      <w:r>
-        <w:rPr>
-          <w:rFonts w:ascii="Times New Roman" w:eastAsia="Times New Roman" w:hAnsi="Times New Roman" w:cs="Times New Roman"/>
-          <w:sz w:val="24"/>
-          <w:szCs w:val="24"/>
-        </w:rPr>
-        <w:t>2.1 Product Perspective</w:t>
-      </w:r>
-      <w:r>
-        <w:rPr>
-          <w:rFonts w:ascii="Times New Roman" w:eastAsia="Times New Roman" w:hAnsi="Times New Roman" w:cs="Times New Roman"/>
-          <w:sz w:val="24"/>
-          <w:szCs w:val="24"/>
-        </w:rPr>
-        <w:br/>
-      </w:r>
-      <w:r>
-        <w:rPr>
-          <w:rFonts w:ascii="Times New Roman" w:eastAsia="Times New Roman" w:hAnsi="Times New Roman" w:cs="Times New Roman"/>
-          <w:sz w:val="24"/>
-          <w:szCs w:val="24"/>
-        </w:rPr>
-        <w:t> </w:t>
-      </w:r>
-      <w:r>
-        <w:rPr>
-          <w:rFonts w:ascii="Times New Roman" w:eastAsia="Times New Roman" w:hAnsi="Times New Roman" w:cs="Times New Roman"/>
-          <w:sz w:val="24"/>
-          <w:szCs w:val="24"/>
-        </w:rPr>
-        <w:t>2.2 Product Functions</w:t>
-      </w:r>
-      <w:r>
-        <w:rPr>
-          <w:rFonts w:ascii="Times New Roman" w:eastAsia="Times New Roman" w:hAnsi="Times New Roman" w:cs="Times New Roman"/>
-          <w:sz w:val="24"/>
-          <w:szCs w:val="24"/>
-        </w:rPr>
-        <w:br/>
-      </w:r>
-      <w:r>
-        <w:rPr>
-          <w:rFonts w:ascii="Times New Roman" w:eastAsia="Times New Roman" w:hAnsi="Times New Roman" w:cs="Times New Roman"/>
-          <w:sz w:val="24"/>
-          <w:szCs w:val="24"/>
-        </w:rPr>
-        <w:t> </w:t>
-      </w:r>
-      <w:r>
-        <w:rPr>
-          <w:rFonts w:ascii="Times New Roman" w:eastAsia="Times New Roman" w:hAnsi="Times New Roman" w:cs="Times New Roman"/>
-          <w:sz w:val="24"/>
-          <w:szCs w:val="24"/>
-        </w:rPr>
-        <w:t>2.3 User Classes</w:t>
-      </w:r>
-      <w:r>
-        <w:rPr>
-          <w:rFonts w:ascii="Times New Roman" w:eastAsia="Times New Roman" w:hAnsi="Times New Roman" w:cs="Times New Roman"/>
-          <w:sz w:val="24"/>
-          <w:szCs w:val="24"/>
-        </w:rPr>
-        <w:br/>
-      </w:r>
-      <w:r>
-        <w:rPr>
-          <w:rFonts w:ascii="Times New Roman" w:eastAsia="Times New Roman" w:hAnsi="Times New Roman" w:cs="Times New Roman"/>
-          <w:sz w:val="24"/>
-          <w:szCs w:val="24"/>
-        </w:rPr>
-        <w:t> </w:t>
-      </w:r>
-      <w:r>
-        <w:rPr>
-          <w:rFonts w:ascii="Times New Roman" w:eastAsia="Times New Roman" w:hAnsi="Times New Roman" w:cs="Times New Roman"/>
-          <w:sz w:val="24"/>
-          <w:szCs w:val="24"/>
-        </w:rPr>
-        <w:t>2.4 Operating Environment</w:t>
+        <w:rPr>
+          <w:rFonts w:ascii="Times New Roman" w:eastAsia="Times New Roman" w:hAnsi="Times New Roman" w:cs="Times New Roman"/>
+          <w:sz w:val="24"/>
+          <w:szCs w:val="24"/>
+        </w:rPr>
+      </w:pPr>
+      <w:r>
+        <w:rPr>
+          <w:rFonts w:ascii="Times New Roman" w:eastAsia="Times New Roman" w:hAnsi="Times New Roman" w:cs="Times New Roman"/>
+          <w:sz w:val="24"/>
+          <w:szCs w:val="24"/>
+        </w:rPr>
+        <w:t>Courses details (BCA, BBA)</w:t>
       </w:r>
     </w:p>
     <w:p>
       <w:pPr>
         <w:numPr>
           <w:ilvl w:val="0"/>
-          <w:numId w:val="1"/>
+          <w:numId w:val="23"/>
         </w:numPr>
-        <w:spacing w:before="100" w:beforeAutospacing="1" w:after="100" w:afterAutospacing="1" w:line="240" w:lineRule="auto"/>
-        <w:rPr>
-          <w:rFonts w:ascii="Times New Roman" w:eastAsia="Times New Roman" w:hAnsi="Times New Roman" w:cs="Times New Roman"/>
-          <w:sz w:val="24"/>
-          <w:szCs w:val="24"/>
-        </w:rPr>
-      </w:pPr>
-      <w:r>
-        <w:rPr>
-          <w:rFonts w:ascii="Times New Roman" w:eastAsia="Times New Roman" w:hAnsi="Times New Roman" w:cs="Times New Roman"/>
-          <w:sz w:val="24"/>
-          <w:szCs w:val="24"/>
-        </w:rPr>
-        <w:t>Functional Requirements</w:t>
-      </w:r>
-      <w:r>
-        <w:rPr>
-          <w:rFonts w:ascii="Times New Roman" w:eastAsia="Times New Roman" w:hAnsi="Times New Roman" w:cs="Times New Roman"/>
-          <w:sz w:val="24"/>
-          <w:szCs w:val="24"/>
-        </w:rPr>
-        <w:br/>
-      </w:r>
-      <w:r>
-        <w:rPr>
-          <w:rFonts w:ascii="Times New Roman" w:eastAsia="Times New Roman" w:hAnsi="Times New Roman" w:cs="Times New Roman"/>
-          <w:sz w:val="24"/>
-          <w:szCs w:val="24"/>
-        </w:rPr>
-        <w:t> </w:t>
-      </w:r>
-      <w:r>
-        <w:rPr>
-          <w:rFonts w:ascii="Times New Roman" w:eastAsia="Times New Roman" w:hAnsi="Times New Roman" w:cs="Times New Roman"/>
-          <w:sz w:val="24"/>
-          <w:szCs w:val="24"/>
-        </w:rPr>
-        <w:t>3.1 Homepage</w:t>
-      </w:r>
-      <w:r>
-        <w:rPr>
-          <w:rFonts w:ascii="Times New Roman" w:eastAsia="Times New Roman" w:hAnsi="Times New Roman" w:cs="Times New Roman"/>
-          <w:sz w:val="24"/>
-          <w:szCs w:val="24"/>
-        </w:rPr>
-        <w:br/>
-      </w:r>
-      <w:r>
-        <w:rPr>
-          <w:rFonts w:ascii="Times New Roman" w:eastAsia="Times New Roman" w:hAnsi="Times New Roman" w:cs="Times New Roman"/>
-          <w:sz w:val="24"/>
-          <w:szCs w:val="24"/>
-        </w:rPr>
-        <w:t> </w:t>
-      </w:r>
-      <w:r>
-        <w:rPr>
-          <w:rFonts w:ascii="Times New Roman" w:eastAsia="Times New Roman" w:hAnsi="Times New Roman" w:cs="Times New Roman"/>
-          <w:sz w:val="24"/>
-          <w:szCs w:val="24"/>
-        </w:rPr>
-        <w:t>3.2 About Us</w:t>
-      </w:r>
-      <w:r>
-        <w:rPr>
-          <w:rFonts w:ascii="Times New Roman" w:eastAsia="Times New Roman" w:hAnsi="Times New Roman" w:cs="Times New Roman"/>
-          <w:sz w:val="24"/>
-          <w:szCs w:val="24"/>
-        </w:rPr>
-        <w:br/>
-      </w:r>
-      <w:r>
-        <w:rPr>
-          <w:rFonts w:ascii="Times New Roman" w:eastAsia="Times New Roman" w:hAnsi="Times New Roman" w:cs="Times New Roman"/>
-          <w:sz w:val="24"/>
-          <w:szCs w:val="24"/>
-        </w:rPr>
-        <w:t> </w:t>
-      </w:r>
-      <w:r>
-        <w:rPr>
-          <w:rFonts w:ascii="Times New Roman" w:eastAsia="Times New Roman" w:hAnsi="Times New Roman" w:cs="Times New Roman"/>
-          <w:sz w:val="24"/>
-          <w:szCs w:val="24"/>
-        </w:rPr>
-        <w:t>3.3 Courses Module</w:t>
-      </w:r>
-      <w:r>
-        <w:rPr>
-          <w:rFonts w:ascii="Times New Roman" w:eastAsia="Times New Roman" w:hAnsi="Times New Roman" w:cs="Times New Roman"/>
-          <w:sz w:val="24"/>
-          <w:szCs w:val="24"/>
-        </w:rPr>
-        <w:br/>
-      </w:r>
-      <w:r>
-        <w:rPr>
-          <w:rFonts w:ascii="Times New Roman" w:eastAsia="Times New Roman" w:hAnsi="Times New Roman" w:cs="Times New Roman"/>
-          <w:sz w:val="24"/>
-          <w:szCs w:val="24"/>
-        </w:rPr>
-        <w:t> </w:t>
-      </w:r>
-      <w:r>
-        <w:rPr>
-          <w:rFonts w:ascii="Times New Roman" w:eastAsia="Times New Roman" w:hAnsi="Times New Roman" w:cs="Times New Roman"/>
-          <w:sz w:val="24"/>
-          <w:szCs w:val="24"/>
-        </w:rPr>
-        <w:t>3.4 Faculty Module</w:t>
-      </w:r>
-      <w:r>
-        <w:rPr>
-          <w:rFonts w:ascii="Times New Roman" w:eastAsia="Times New Roman" w:hAnsi="Times New Roman" w:cs="Times New Roman"/>
-          <w:sz w:val="24"/>
-          <w:szCs w:val="24"/>
-        </w:rPr>
-        <w:br/>
-      </w:r>
-      <w:r>
-        <w:rPr>
-          <w:rFonts w:ascii="Times New Roman" w:eastAsia="Times New Roman" w:hAnsi="Times New Roman" w:cs="Times New Roman"/>
-          <w:sz w:val="24"/>
-          <w:szCs w:val="24"/>
-        </w:rPr>
-        <w:t> </w:t>
-      </w:r>
-      <w:r>
-        <w:rPr>
-          <w:rFonts w:ascii="Times New Roman" w:eastAsia="Times New Roman" w:hAnsi="Times New Roman" w:cs="Times New Roman"/>
-          <w:sz w:val="24"/>
-          <w:szCs w:val="24"/>
-        </w:rPr>
-        <w:t>3.5 Admission Module</w:t>
-      </w:r>
-      <w:r>
-        <w:rPr>
-          <w:rFonts w:ascii="Times New Roman" w:eastAsia="Times New Roman" w:hAnsi="Times New Roman" w:cs="Times New Roman"/>
-          <w:sz w:val="24"/>
-          <w:szCs w:val="24"/>
-        </w:rPr>
-        <w:br/>
-      </w:r>
-      <w:r>
-        <w:rPr>
-          <w:rFonts w:ascii="Times New Roman" w:eastAsia="Times New Roman" w:hAnsi="Times New Roman" w:cs="Times New Roman"/>
-          <w:sz w:val="24"/>
-          <w:szCs w:val="24"/>
-        </w:rPr>
-        <w:t> </w:t>
-      </w:r>
-      <w:r>
-        <w:rPr>
-          <w:rFonts w:ascii="Times New Roman" w:eastAsia="Times New Roman" w:hAnsi="Times New Roman" w:cs="Times New Roman"/>
-          <w:sz w:val="24"/>
-          <w:szCs w:val="24"/>
-        </w:rPr>
-        <w:t>3.6 Student Login Module</w:t>
-      </w:r>
-      <w:r>
-        <w:rPr>
-          <w:rFonts w:ascii="Times New Roman" w:eastAsia="Times New Roman" w:hAnsi="Times New Roman" w:cs="Times New Roman"/>
-          <w:sz w:val="24"/>
-          <w:szCs w:val="24"/>
-        </w:rPr>
-        <w:br/>
-      </w:r>
-      <w:r>
-        <w:rPr>
-          <w:rFonts w:ascii="Times New Roman" w:eastAsia="Times New Roman" w:hAnsi="Times New Roman" w:cs="Times New Roman"/>
-          <w:sz w:val="24"/>
-          <w:szCs w:val="24"/>
-        </w:rPr>
-        <w:t> </w:t>
-      </w:r>
-      <w:r>
-        <w:rPr>
-          <w:rFonts w:ascii="Times New Roman" w:eastAsia="Times New Roman" w:hAnsi="Times New Roman" w:cs="Times New Roman"/>
-          <w:sz w:val="24"/>
-          <w:szCs w:val="24"/>
-        </w:rPr>
-        <w:t>3.7 Admin Module</w:t>
+        <w:rPr>
+          <w:rFonts w:ascii="Times New Roman" w:eastAsia="Times New Roman" w:hAnsi="Times New Roman" w:cs="Times New Roman"/>
+          <w:sz w:val="24"/>
+          <w:szCs w:val="24"/>
+        </w:rPr>
+      </w:pPr>
+      <w:r>
+        <w:rPr>
+          <w:rFonts w:ascii="Times New Roman" w:eastAsia="Times New Roman" w:hAnsi="Times New Roman" w:cs="Times New Roman"/>
+          <w:sz w:val="24"/>
+          <w:szCs w:val="24"/>
+        </w:rPr>
+        <w:t>Faculty information</w:t>
       </w:r>
     </w:p>
     <w:p>
       <w:pPr>
         <w:numPr>
           <w:ilvl w:val="0"/>
-          <w:numId w:val="1"/>
+          <w:numId w:val="23"/>
         </w:numPr>
-        <w:spacing w:before="100" w:beforeAutospacing="1" w:after="100" w:afterAutospacing="1" w:line="240" w:lineRule="auto"/>
-        <w:rPr>
-          <w:rFonts w:ascii="Times New Roman" w:eastAsia="Times New Roman" w:hAnsi="Times New Roman" w:cs="Times New Roman"/>
-          <w:sz w:val="24"/>
-          <w:szCs w:val="24"/>
-        </w:rPr>
-      </w:pPr>
-      <w:r>
-        <w:rPr>
-          <w:rFonts w:ascii="Times New Roman" w:eastAsia="Times New Roman" w:hAnsi="Times New Roman" w:cs="Times New Roman"/>
-          <w:sz w:val="24"/>
-          <w:szCs w:val="24"/>
-        </w:rPr>
-        <w:t>Non-Functional Requirements</w:t>
-      </w:r>
-      <w:r>
-        <w:rPr>
-          <w:rFonts w:ascii="Times New Roman" w:eastAsia="Times New Roman" w:hAnsi="Times New Roman" w:cs="Times New Roman"/>
-          <w:sz w:val="24"/>
-          <w:szCs w:val="24"/>
-        </w:rPr>
-        <w:br/>
-      </w:r>
-      <w:r>
-        <w:rPr>
-          <w:rFonts w:ascii="Times New Roman" w:eastAsia="Times New Roman" w:hAnsi="Times New Roman" w:cs="Times New Roman"/>
-          <w:sz w:val="24"/>
-          <w:szCs w:val="24"/>
-        </w:rPr>
-        <w:t> </w:t>
-      </w:r>
-      <w:r>
-        <w:rPr>
-          <w:rFonts w:ascii="Times New Roman" w:eastAsia="Times New Roman" w:hAnsi="Times New Roman" w:cs="Times New Roman"/>
-          <w:sz w:val="24"/>
-          <w:szCs w:val="24"/>
-        </w:rPr>
-        <w:t>4.1 Performance</w:t>
-      </w:r>
-      <w:r>
-        <w:rPr>
-          <w:rFonts w:ascii="Times New Roman" w:eastAsia="Times New Roman" w:hAnsi="Times New Roman" w:cs="Times New Roman"/>
-          <w:sz w:val="24"/>
-          <w:szCs w:val="24"/>
-        </w:rPr>
-        <w:br/>
-      </w:r>
-      <w:r>
-        <w:rPr>
-          <w:rFonts w:ascii="Times New Roman" w:eastAsia="Times New Roman" w:hAnsi="Times New Roman" w:cs="Times New Roman"/>
-          <w:sz w:val="24"/>
-          <w:szCs w:val="24"/>
-        </w:rPr>
-        <w:t> </w:t>
-      </w:r>
-      <w:r>
-        <w:rPr>
-          <w:rFonts w:ascii="Times New Roman" w:eastAsia="Times New Roman" w:hAnsi="Times New Roman" w:cs="Times New Roman"/>
-          <w:sz w:val="24"/>
-          <w:szCs w:val="24"/>
-        </w:rPr>
-        <w:t>4.2 Security</w:t>
-      </w:r>
-      <w:r>
-        <w:rPr>
-          <w:rFonts w:ascii="Times New Roman" w:eastAsia="Times New Roman" w:hAnsi="Times New Roman" w:cs="Times New Roman"/>
-          <w:sz w:val="24"/>
-          <w:szCs w:val="24"/>
-        </w:rPr>
-        <w:br/>
-      </w:r>
-      <w:r>
-        <w:rPr>
-          <w:rFonts w:ascii="Times New Roman" w:eastAsia="Times New Roman" w:hAnsi="Times New Roman" w:cs="Times New Roman"/>
-          <w:sz w:val="24"/>
-          <w:szCs w:val="24"/>
-        </w:rPr>
-        <w:t> </w:t>
-      </w:r>
-      <w:r>
-        <w:rPr>
-          <w:rFonts w:ascii="Times New Roman" w:eastAsia="Times New Roman" w:hAnsi="Times New Roman" w:cs="Times New Roman"/>
-          <w:sz w:val="24"/>
-          <w:szCs w:val="24"/>
-        </w:rPr>
-        <w:t>4.3 Usability</w:t>
-      </w:r>
-      <w:r>
-        <w:rPr>
-          <w:rFonts w:ascii="Times New Roman" w:eastAsia="Times New Roman" w:hAnsi="Times New Roman" w:cs="Times New Roman"/>
-          <w:sz w:val="24"/>
-          <w:szCs w:val="24"/>
-        </w:rPr>
-        <w:br/>
-      </w:r>
-      <w:r>
-        <w:rPr>
-          <w:rFonts w:ascii="Times New Roman" w:eastAsia="Times New Roman" w:hAnsi="Times New Roman" w:cs="Times New Roman"/>
-          <w:sz w:val="24"/>
-          <w:szCs w:val="24"/>
-        </w:rPr>
-        <w:t> </w:t>
-      </w:r>
-      <w:r>
-        <w:rPr>
-          <w:rFonts w:ascii="Times New Roman" w:eastAsia="Times New Roman" w:hAnsi="Times New Roman" w:cs="Times New Roman"/>
-          <w:sz w:val="24"/>
-          <w:szCs w:val="24"/>
-        </w:rPr>
-        <w:t>4.4 Reliability</w:t>
+        <w:rPr>
+          <w:rFonts w:ascii="Times New Roman" w:eastAsia="Times New Roman" w:hAnsi="Times New Roman" w:cs="Times New Roman"/>
+          <w:sz w:val="24"/>
+          <w:szCs w:val="24"/>
+        </w:rPr>
+      </w:pPr>
+      <w:r>
+        <w:rPr>
+          <w:rFonts w:ascii="Times New Roman" w:eastAsia="Times New Roman" w:hAnsi="Times New Roman" w:cs="Times New Roman"/>
+          <w:sz w:val="24"/>
+          <w:szCs w:val="24"/>
+        </w:rPr>
+        <w:t>Admission details</w:t>
       </w:r>
     </w:p>
     <w:p>
       <w:pPr>
         <w:numPr>
           <w:ilvl w:val="0"/>
-          <w:numId w:val="1"/>
+          <w:numId w:val="23"/>
         </w:numPr>
-        <w:spacing w:before="100" w:beforeAutospacing="1" w:after="100" w:afterAutospacing="1" w:line="240" w:lineRule="auto"/>
-        <w:rPr>
-          <w:rFonts w:ascii="Times New Roman" w:eastAsia="Times New Roman" w:hAnsi="Times New Roman" w:cs="Times New Roman"/>
-          <w:sz w:val="24"/>
-          <w:szCs w:val="24"/>
-        </w:rPr>
-      </w:pPr>
-      <w:r>
-        <w:rPr>
-          <w:rFonts w:ascii="Times New Roman" w:eastAsia="Times New Roman" w:hAnsi="Times New Roman" w:cs="Times New Roman"/>
-          <w:sz w:val="24"/>
-          <w:szCs w:val="24"/>
-        </w:rPr>
-        <w:t>Database Requirements</w:t>
+        <w:rPr>
+          <w:rFonts w:ascii="Times New Roman" w:eastAsia="Times New Roman" w:hAnsi="Times New Roman" w:cs="Times New Roman"/>
+          <w:sz w:val="24"/>
+          <w:szCs w:val="24"/>
+        </w:rPr>
+      </w:pPr>
+      <w:r>
+        <w:rPr>
+          <w:rFonts w:ascii="Times New Roman" w:eastAsia="Times New Roman" w:hAnsi="Times New Roman" w:cs="Times New Roman"/>
+          <w:sz w:val="24"/>
+          <w:szCs w:val="24"/>
+        </w:rPr>
+        <w:t>Student login access</w:t>
       </w:r>
     </w:p>
     <w:p>
       <w:pPr>
         <w:numPr>
           <w:ilvl w:val="0"/>
-          <w:numId w:val="1"/>
+          <w:numId w:val="23"/>
         </w:numPr>
-        <w:spacing w:before="100" w:beforeAutospacing="1" w:after="100" w:afterAutospacing="1" w:line="240" w:lineRule="auto"/>
-        <w:rPr>
-          <w:rFonts w:ascii="Times New Roman" w:eastAsia="Times New Roman" w:hAnsi="Times New Roman" w:cs="Times New Roman"/>
-          <w:sz w:val="24"/>
-          <w:szCs w:val="24"/>
-        </w:rPr>
-      </w:pPr>
-      <w:r>
-        <w:rPr>
-          <w:rFonts w:ascii="Times New Roman" w:eastAsia="Times New Roman" w:hAnsi="Times New Roman" w:cs="Times New Roman"/>
-          <w:sz w:val="24"/>
-          <w:szCs w:val="24"/>
-        </w:rPr>
-        <w:t>Constraints</w:t>
+        <w:rPr>
+          <w:rFonts w:ascii="Times New Roman" w:eastAsia="Times New Roman" w:hAnsi="Times New Roman" w:cs="Times New Roman"/>
+          <w:sz w:val="24"/>
+          <w:szCs w:val="24"/>
+        </w:rPr>
+      </w:pPr>
+      <w:r>
+        <w:rPr>
+          <w:rFonts w:ascii="Times New Roman" w:eastAsia="Times New Roman" w:hAnsi="Times New Roman" w:cs="Times New Roman"/>
+          <w:sz w:val="24"/>
+          <w:szCs w:val="24"/>
+        </w:rPr>
+        <w:t>Announcements and news</w:t>
       </w:r>
     </w:p>
     <w:p>
       <w:pPr>
         <w:numPr>
           <w:ilvl w:val="0"/>
-          <w:numId w:val="1"/>
+          <w:numId w:val="23"/>
         </w:numPr>
-        <w:spacing w:before="100" w:beforeAutospacing="1" w:after="100" w:afterAutospacing="1" w:line="240" w:lineRule="auto"/>
-        <w:rPr>
-          <w:rFonts w:ascii="Times New Roman" w:eastAsia="Times New Roman" w:hAnsi="Times New Roman" w:cs="Times New Roman"/>
-          <w:sz w:val="24"/>
-          <w:szCs w:val="24"/>
-        </w:rPr>
-      </w:pPr>
-      <w:r>
-        <w:rPr>
-          <w:rFonts w:ascii="Times New Roman" w:eastAsia="Times New Roman" w:hAnsi="Times New Roman" w:cs="Times New Roman"/>
-          <w:sz w:val="24"/>
-          <w:szCs w:val="24"/>
-        </w:rPr>
-        <w:t>Future Enhancements</w:t>
-      </w:r>
-    </w:p>
-    <w:p>
-      <w:pPr>
-        <w:spacing w:after="0" w:line="240" w:lineRule="auto"/>
-        <w:rPr>
-          <w:rFonts w:ascii="Times New Roman" w:eastAsia="Times New Roman" w:hAnsi="Times New Roman" w:cs="Times New Roman"/>
-          <w:sz w:val="24"/>
-          <w:szCs w:val="24"/>
-        </w:rPr>
-      </w:pPr>
-      <w:r>
-        <w:rPr>
-          <w:rFonts w:ascii="Times New Roman" w:eastAsia="Times New Roman" w:hAnsi="Times New Roman" w:cs="Times New Roman"/>
-          <w:sz w:val="24"/>
-          <w:szCs w:val="24"/>
-        </w:rPr>
-        <w:pict w14:anchorId="4F565DA0">
-          <v:rect id="_x0000_i1026" style="width:0;height:1.5pt" o:hralign="center" o:hrstd="t" o:hr="t" fillcolor="#a0a0a0" stroked="f"/>
+        <w:rPr>
+          <w:rFonts w:ascii="Times New Roman" w:eastAsia="Times New Roman" w:hAnsi="Times New Roman" w:cs="Times New Roman"/>
+          <w:sz w:val="24"/>
+          <w:szCs w:val="24"/>
+        </w:rPr>
+      </w:pPr>
+      <w:r>
+        <w:rPr>
+          <w:rFonts w:ascii="Times New Roman" w:eastAsia="Times New Roman" w:hAnsi="Times New Roman" w:cs="Times New Roman"/>
+          <w:sz w:val="24"/>
+          <w:szCs w:val="24"/>
+        </w:rPr>
+        <w:t>Contact and inquiry system</w:t>
+      </w:r>
+    </w:p>
+    <w:p>
+      <w:pPr>
+        <w:rPr>
+          <w:rFonts w:ascii="Times New Roman" w:eastAsia="Times New Roman" w:hAnsi="Times New Roman" w:cs="Times New Roman"/>
+          <w:sz w:val="24"/>
+          <w:szCs w:val="24"/>
+        </w:rPr>
+      </w:pPr>
+      <w:r>
+        <w:rPr>
+          <w:rFonts w:ascii="Times New Roman" w:eastAsia="Times New Roman" w:hAnsi="Times New Roman" w:cs="Times New Roman"/>
+          <w:sz w:val="24"/>
+          <w:szCs w:val="24"/>
+        </w:rPr>
+        <w:t>The system aims to improve communication and provide easy access to academic information.</w:t>
+      </w:r>
+    </w:p>
+    <w:p>
+      <w:pPr>
+        <w:rPr>
+          <w:rFonts w:ascii="Times New Roman" w:eastAsia="Times New Roman" w:hAnsi="Times New Roman" w:cs="Times New Roman"/>
+          <w:sz w:val="24"/>
+          <w:szCs w:val="24"/>
+        </w:rPr>
+      </w:pPr>
+      <w:r>
+        <w:rPr>
+          <w:rFonts w:ascii="Times New Roman" w:eastAsia="Times New Roman" w:hAnsi="Times New Roman" w:cs="Times New Roman"/>
+          <w:sz w:val="24"/>
+          <w:szCs w:val="24"/>
+        </w:rPr>
+        <w:pict w14:anchorId="4A102DC0">
+          <v:rect id="_x0000_i1189" style="width:0;height:1.5pt" o:hralign="center" o:hrstd="t" o:hr="t" fillcolor="#a0a0a0" stroked="f"/>
         </w:pict>
       </w:r>
     </w:p>
     <w:p>
       <w:pPr>
-        <w:spacing w:before="100" w:beforeAutospacing="1" w:after="100" w:afterAutospacing="1" w:line="240" w:lineRule="auto"/>
-        <w:outlineLvl w:val="0"/>
         <w:rPr>
           <w:rFonts w:ascii="Times New Roman" w:eastAsia="Times New Roman" w:hAnsi="Times New Roman" w:cs="Times New Roman"/>
           <w:b/>
           <w:bCs/>
-          <w:kern w:val="36"/>
-          <w:sz w:val="48"/>
-          <w:szCs w:val="48"/>
+          <w:sz w:val="24"/>
+          <w:szCs w:val="24"/>
         </w:rPr>
       </w:pPr>
       <w:r>
@@ -721,23 +416,53 @@
           <w:rFonts w:ascii="Times New Roman" w:eastAsia="Times New Roman" w:hAnsi="Times New Roman" w:cs="Times New Roman"/>
           <w:b/>
           <w:bCs/>
-          <w:kern w:val="36"/>
-          <w:sz w:val="48"/>
-          <w:szCs w:val="48"/>
-        </w:rPr>
-        <w:t>1. Introduction</w:t>
-      </w:r>
-    </w:p>
-    <w:p>
-      <w:pPr>
-        <w:spacing w:before="100" w:beforeAutospacing="1" w:after="100" w:afterAutospacing="1" w:line="240" w:lineRule="auto"/>
-        <w:outlineLvl w:val="1"/>
+          <w:sz w:val="24"/>
+          <w:szCs w:val="24"/>
+        </w:rPr>
+        <w:t>1.3 Definitions, Acronyms, and Abbreviations</w:t>
+      </w:r>
+    </w:p>
+    <w:p>
+      <w:pPr>
+        <w:numPr>
+          <w:ilvl w:val="0"/>
+          <w:numId w:val="24"/>
+        </w:numPr>
+        <w:rPr>
+          <w:rFonts w:ascii="Times New Roman" w:eastAsia="Times New Roman" w:hAnsi="Times New Roman" w:cs="Times New Roman"/>
+          <w:sz w:val="24"/>
+          <w:szCs w:val="24"/>
+        </w:rPr>
+      </w:pPr>
+      <w:r>
         <w:rPr>
           <w:rFonts w:ascii="Times New Roman" w:eastAsia="Times New Roman" w:hAnsi="Times New Roman" w:cs="Times New Roman"/>
           <w:b/>
           <w:bCs/>
-          <w:sz w:val="36"/>
-          <w:szCs w:val="36"/>
+          <w:sz w:val="24"/>
+          <w:szCs w:val="24"/>
+        </w:rPr>
+        <w:t>SRS</w:t>
+      </w:r>
+      <w:r>
+        <w:rPr>
+          <w:rFonts w:ascii="Times New Roman" w:eastAsia="Times New Roman" w:hAnsi="Times New Roman" w:cs="Times New Roman"/>
+          <w:sz w:val="24"/>
+          <w:szCs w:val="24"/>
+        </w:rPr>
+        <w:t xml:space="preserve"> – Software Requirements Specification</w:t>
+      </w:r>
+    </w:p>
+    <w:p>
+      <w:pPr>
+        <w:numPr>
+          <w:ilvl w:val="0"/>
+          <w:numId w:val="24"/>
+        </w:numPr>
+        <w:rPr>
+          <w:rFonts w:ascii="Times New Roman" w:eastAsia="Times New Roman" w:hAnsi="Times New Roman" w:cs="Times New Roman"/>
+          <w:sz w:val="24"/>
+          <w:szCs w:val="24"/>
         </w:rPr>
       </w:pPr>
       <w:r>
@@ -745,79 +470,61 @@
           <w:rFonts w:ascii="Times New Roman" w:eastAsia="Times New Roman" w:hAnsi="Times New Roman" w:cs="Times New Roman"/>
           <w:b/>
           <w:bCs/>
-          <w:sz w:val="36"/>
-          <w:szCs w:val="36"/>
-        </w:rPr>
-        <w:t>1.1 Purpose</w:t>
-      </w:r>
-    </w:p>
-    <w:p>
-      <w:pPr>
-        <w:spacing w:before="100" w:beforeAutospacing="1" w:after="100" w:afterAutospacing="1" w:line="240" w:lineRule="auto"/>
-        <w:rPr>
-          <w:rFonts w:ascii="Times New Roman" w:eastAsia="Times New Roman" w:hAnsi="Times New Roman" w:cs="Times New Roman"/>
-          <w:sz w:val="24"/>
-          <w:szCs w:val="24"/>
-        </w:rPr>
-      </w:pPr>
-      <w:r>
-        <w:rPr>
-          <w:rFonts w:ascii="Times New Roman" w:eastAsia="Times New Roman" w:hAnsi="Times New Roman" w:cs="Times New Roman"/>
-          <w:sz w:val="24"/>
-          <w:szCs w:val="24"/>
-        </w:rPr>
-        <w:t>This Software Requirement Specification (SRS) document describes the functional and non-functional requirements of the College Website System for The New Progressive College of Computer &amp; Management Studies.</w:t>
-      </w:r>
-    </w:p>
-    <w:p>
-      <w:pPr>
-        <w:spacing w:before="100" w:beforeAutospacing="1" w:after="100" w:afterAutospacing="1" w:line="240" w:lineRule="auto"/>
-        <w:rPr>
-          <w:rFonts w:ascii="Times New Roman" w:eastAsia="Times New Roman" w:hAnsi="Times New Roman" w:cs="Times New Roman"/>
-          <w:sz w:val="24"/>
-          <w:szCs w:val="24"/>
-        </w:rPr>
-      </w:pPr>
-      <w:r>
-        <w:rPr>
-          <w:rFonts w:ascii="Times New Roman" w:eastAsia="Times New Roman" w:hAnsi="Times New Roman" w:cs="Times New Roman"/>
-          <w:sz w:val="24"/>
-          <w:szCs w:val="24"/>
-        </w:rPr>
-        <w:lastRenderedPageBreak/>
-        <w:t>The system is designed to provide academic and institutional information through an online platform accessible to students, parents, faculty, and administrators.</w:t>
-      </w:r>
-    </w:p>
-    <w:p>
-      <w:pPr>
-        <w:spacing w:after="0" w:line="240" w:lineRule="auto"/>
-        <w:rPr>
-          <w:rFonts w:ascii="Times New Roman" w:eastAsia="Times New Roman" w:hAnsi="Times New Roman" w:cs="Times New Roman"/>
-          <w:sz w:val="24"/>
-          <w:szCs w:val="24"/>
-        </w:rPr>
-      </w:pPr>
-      <w:r>
-        <w:rPr>
-          <w:rFonts w:ascii="Times New Roman" w:eastAsia="Times New Roman" w:hAnsi="Times New Roman" w:cs="Times New Roman"/>
-          <w:sz w:val="24"/>
-          <w:szCs w:val="24"/>
-        </w:rPr>
-        <w:pict w14:anchorId="3F52A847">
-          <v:rect id="_x0000_i1027" style="width:0;height:1.5pt" o:hralign="center" o:hrstd="t" o:hr="t" fillcolor="#a0a0a0" stroked="f"/>
-        </w:pict>
-      </w:r>
-    </w:p>
-    <w:p>
-      <w:pPr>
-        <w:spacing w:before="100" w:beforeAutospacing="1" w:after="100" w:afterAutospacing="1" w:line="240" w:lineRule="auto"/>
-        <w:outlineLvl w:val="1"/>
+          <w:sz w:val="24"/>
+          <w:szCs w:val="24"/>
+        </w:rPr>
+        <w:t>TNPC</w:t>
+      </w:r>
+      <w:r>
+        <w:rPr>
+          <w:rFonts w:ascii="Times New Roman" w:eastAsia="Times New Roman" w:hAnsi="Times New Roman" w:cs="Times New Roman"/>
+          <w:sz w:val="24"/>
+          <w:szCs w:val="24"/>
+        </w:rPr>
+        <w:t xml:space="preserve"> – The New Progressive College</w:t>
+      </w:r>
+    </w:p>
+    <w:p>
+      <w:pPr>
+        <w:numPr>
+          <w:ilvl w:val="0"/>
+          <w:numId w:val="24"/>
+        </w:numPr>
+        <w:rPr>
+          <w:rFonts w:ascii="Times New Roman" w:eastAsia="Times New Roman" w:hAnsi="Times New Roman" w:cs="Times New Roman"/>
+          <w:sz w:val="24"/>
+          <w:szCs w:val="24"/>
+        </w:rPr>
+      </w:pPr>
+      <w:r>
         <w:rPr>
           <w:rFonts w:ascii="Times New Roman" w:eastAsia="Times New Roman" w:hAnsi="Times New Roman" w:cs="Times New Roman"/>
           <w:b/>
           <w:bCs/>
-          <w:sz w:val="36"/>
-          <w:szCs w:val="36"/>
+          <w:sz w:val="24"/>
+          <w:szCs w:val="24"/>
+        </w:rPr>
+        <w:t>Admin</w:t>
+      </w:r>
+      <w:r>
+        <w:rPr>
+          <w:rFonts w:ascii="Times New Roman" w:eastAsia="Times New Roman" w:hAnsi="Times New Roman" w:cs="Times New Roman"/>
+          <w:sz w:val="24"/>
+          <w:szCs w:val="24"/>
+        </w:rPr>
+        <w:t xml:space="preserve"> – Administrator</w:t>
+      </w:r>
+    </w:p>
+    <w:p>
+      <w:pPr>
+        <w:numPr>
+          <w:ilvl w:val="0"/>
+          <w:numId w:val="24"/>
+        </w:numPr>
+        <w:rPr>
+          <w:rFonts w:ascii="Times New Roman" w:eastAsia="Times New Roman" w:hAnsi="Times New Roman" w:cs="Times New Roman"/>
+          <w:sz w:val="24"/>
+          <w:szCs w:val="24"/>
         </w:rPr>
       </w:pPr>
       <w:r>
@@ -825,233 +532,575 @@
           <w:rFonts w:ascii="Times New Roman" w:eastAsia="Times New Roman" w:hAnsi="Times New Roman" w:cs="Times New Roman"/>
           <w:b/>
           <w:bCs/>
-          <w:sz w:val="36"/>
-          <w:szCs w:val="36"/>
-        </w:rPr>
-        <w:t>1.2 Scope</w:t>
-      </w:r>
-    </w:p>
-    <w:p>
-      <w:pPr>
-        <w:spacing w:before="100" w:beforeAutospacing="1" w:after="100" w:afterAutospacing="1" w:line="240" w:lineRule="auto"/>
-        <w:rPr>
-          <w:rFonts w:ascii="Times New Roman" w:eastAsia="Times New Roman" w:hAnsi="Times New Roman" w:cs="Times New Roman"/>
-          <w:sz w:val="24"/>
-          <w:szCs w:val="24"/>
-        </w:rPr>
-      </w:pPr>
-      <w:r>
-        <w:rPr>
-          <w:rFonts w:ascii="Times New Roman" w:eastAsia="Times New Roman" w:hAnsi="Times New Roman" w:cs="Times New Roman"/>
-          <w:sz w:val="24"/>
-          <w:szCs w:val="24"/>
-        </w:rPr>
-        <w:t>The College Website System is a web-based application designed to:</w:t>
+          <w:sz w:val="24"/>
+          <w:szCs w:val="24"/>
+        </w:rPr>
+        <w:lastRenderedPageBreak/>
+        <w:t>DBMS</w:t>
+      </w:r>
+      <w:r>
+        <w:rPr>
+          <w:rFonts w:ascii="Times New Roman" w:eastAsia="Times New Roman" w:hAnsi="Times New Roman" w:cs="Times New Roman"/>
+          <w:sz w:val="24"/>
+          <w:szCs w:val="24"/>
+        </w:rPr>
+        <w:t xml:space="preserve"> – Database Management System</w:t>
+      </w:r>
+    </w:p>
+    <w:p>
+      <w:pPr>
+        <w:rPr>
+          <w:rFonts w:ascii="Times New Roman" w:eastAsia="Times New Roman" w:hAnsi="Times New Roman" w:cs="Times New Roman"/>
+          <w:sz w:val="24"/>
+          <w:szCs w:val="24"/>
+        </w:rPr>
+      </w:pPr>
+      <w:r>
+        <w:rPr>
+          <w:rFonts w:ascii="Times New Roman" w:eastAsia="Times New Roman" w:hAnsi="Times New Roman" w:cs="Times New Roman"/>
+          <w:sz w:val="24"/>
+          <w:szCs w:val="24"/>
+        </w:rPr>
+        <w:pict w14:anchorId="69B80B9E">
+          <v:rect id="_x0000_i1190" style="width:0;height:1.5pt" o:hralign="center" o:hrstd="t" o:hr="t" fillcolor="#a0a0a0" stroked="f"/>
+        </w:pict>
+      </w:r>
+    </w:p>
+    <w:p>
+      <w:pPr>
+        <w:rPr>
+          <w:rFonts w:ascii="Times New Roman" w:eastAsia="Times New Roman" w:hAnsi="Times New Roman" w:cs="Times New Roman"/>
+          <w:b/>
+          <w:bCs/>
+          <w:sz w:val="24"/>
+          <w:szCs w:val="24"/>
+        </w:rPr>
+      </w:pPr>
+      <w:r>
+        <w:rPr>
+          <w:rFonts w:ascii="Times New Roman" w:eastAsia="Times New Roman" w:hAnsi="Times New Roman" w:cs="Times New Roman"/>
+          <w:b/>
+          <w:bCs/>
+          <w:sz w:val="24"/>
+          <w:szCs w:val="24"/>
+        </w:rPr>
+        <w:t>1.4 References</w:t>
       </w:r>
     </w:p>
     <w:p>
       <w:pPr>
         <w:numPr>
           <w:ilvl w:val="0"/>
-          <w:numId w:val="2"/>
+          <w:numId w:val="25"/>
         </w:numPr>
-        <w:spacing w:before="100" w:beforeAutospacing="1" w:after="100" w:afterAutospacing="1" w:line="240" w:lineRule="auto"/>
-        <w:rPr>
-          <w:rFonts w:ascii="Times New Roman" w:eastAsia="Times New Roman" w:hAnsi="Times New Roman" w:cs="Times New Roman"/>
-          <w:sz w:val="24"/>
-          <w:szCs w:val="24"/>
-        </w:rPr>
-      </w:pPr>
-      <w:r>
-        <w:rPr>
-          <w:rFonts w:ascii="Times New Roman" w:eastAsia="Times New Roman" w:hAnsi="Times New Roman" w:cs="Times New Roman"/>
-          <w:sz w:val="24"/>
-          <w:szCs w:val="24"/>
-        </w:rPr>
-        <w:t>Provide college information</w:t>
+        <w:rPr>
+          <w:rFonts w:ascii="Times New Roman" w:eastAsia="Times New Roman" w:hAnsi="Times New Roman" w:cs="Times New Roman"/>
+          <w:sz w:val="24"/>
+          <w:szCs w:val="24"/>
+        </w:rPr>
+      </w:pPr>
+      <w:r>
+        <w:rPr>
+          <w:rFonts w:ascii="Times New Roman" w:eastAsia="Times New Roman" w:hAnsi="Times New Roman" w:cs="Times New Roman"/>
+          <w:sz w:val="24"/>
+          <w:szCs w:val="24"/>
+        </w:rPr>
+        <w:t>IEEE 830-1998 Recommended Practice for Software Requirements Specification</w:t>
       </w:r>
     </w:p>
     <w:p>
       <w:pPr>
         <w:numPr>
           <w:ilvl w:val="0"/>
-          <w:numId w:val="2"/>
+          <w:numId w:val="25"/>
         </w:numPr>
-        <w:spacing w:before="100" w:beforeAutospacing="1" w:after="100" w:afterAutospacing="1" w:line="240" w:lineRule="auto"/>
-        <w:rPr>
-          <w:rFonts w:ascii="Times New Roman" w:eastAsia="Times New Roman" w:hAnsi="Times New Roman" w:cs="Times New Roman"/>
-          <w:sz w:val="24"/>
-          <w:szCs w:val="24"/>
-        </w:rPr>
-      </w:pPr>
-      <w:r>
-        <w:rPr>
-          <w:rFonts w:ascii="Times New Roman" w:eastAsia="Times New Roman" w:hAnsi="Times New Roman" w:cs="Times New Roman"/>
-          <w:sz w:val="24"/>
-          <w:szCs w:val="24"/>
-        </w:rPr>
-        <w:t>Display courses (BCA, BBA)</w:t>
+        <w:rPr>
+          <w:rFonts w:ascii="Times New Roman" w:eastAsia="Times New Roman" w:hAnsi="Times New Roman" w:cs="Times New Roman"/>
+          <w:sz w:val="24"/>
+          <w:szCs w:val="24"/>
+        </w:rPr>
+      </w:pPr>
+      <w:r>
+        <w:rPr>
+          <w:rFonts w:ascii="Times New Roman" w:eastAsia="Times New Roman" w:hAnsi="Times New Roman" w:cs="Times New Roman"/>
+          <w:sz w:val="24"/>
+          <w:szCs w:val="24"/>
+        </w:rPr>
+        <w:t>Project guidelines provided by the institution</w:t>
+      </w:r>
+    </w:p>
+    <w:p>
+      <w:pPr>
+        <w:rPr>
+          <w:rFonts w:ascii="Times New Roman" w:eastAsia="Times New Roman" w:hAnsi="Times New Roman" w:cs="Times New Roman"/>
+          <w:sz w:val="24"/>
+          <w:szCs w:val="24"/>
+        </w:rPr>
+      </w:pPr>
+      <w:r>
+        <w:rPr>
+          <w:rFonts w:ascii="Times New Roman" w:eastAsia="Times New Roman" w:hAnsi="Times New Roman" w:cs="Times New Roman"/>
+          <w:sz w:val="24"/>
+          <w:szCs w:val="24"/>
+        </w:rPr>
+        <w:pict w14:anchorId="54A2A9AD">
+          <v:rect id="_x0000_i1191" style="width:0;height:1.5pt" o:hralign="center" o:hrstd="t" o:hr="t" fillcolor="#a0a0a0" stroked="f"/>
+        </w:pict>
+      </w:r>
+    </w:p>
+    <w:p>
+      <w:pPr>
+        <w:rPr>
+          <w:rFonts w:ascii="Times New Roman" w:eastAsia="Times New Roman" w:hAnsi="Times New Roman" w:cs="Times New Roman"/>
+          <w:b/>
+          <w:bCs/>
+          <w:sz w:val="24"/>
+          <w:szCs w:val="24"/>
+        </w:rPr>
+      </w:pPr>
+      <w:r>
+        <w:rPr>
+          <w:rFonts w:ascii="Times New Roman" w:eastAsia="Times New Roman" w:hAnsi="Times New Roman" w:cs="Times New Roman"/>
+          <w:b/>
+          <w:bCs/>
+          <w:sz w:val="24"/>
+          <w:szCs w:val="24"/>
+        </w:rPr>
+        <w:t>1.5 Overview</w:t>
+      </w:r>
+    </w:p>
+    <w:p>
+      <w:pPr>
+        <w:rPr>
+          <w:rFonts w:ascii="Times New Roman" w:eastAsia="Times New Roman" w:hAnsi="Times New Roman" w:cs="Times New Roman"/>
+          <w:sz w:val="24"/>
+          <w:szCs w:val="24"/>
+        </w:rPr>
+      </w:pPr>
+      <w:r>
+        <w:rPr>
+          <w:rFonts w:ascii="Times New Roman" w:eastAsia="Times New Roman" w:hAnsi="Times New Roman" w:cs="Times New Roman"/>
+          <w:sz w:val="24"/>
+          <w:szCs w:val="24"/>
+        </w:rPr>
+        <w:t>This document describes the overall system description, functional requirements, non-functional requirements, database requirements, constraints, and future enhancements.</w:t>
+      </w:r>
+    </w:p>
+    <w:p>
+      <w:pPr>
+        <w:rPr>
+          <w:rFonts w:ascii="Times New Roman" w:eastAsia="Times New Roman" w:hAnsi="Times New Roman" w:cs="Times New Roman"/>
+          <w:sz w:val="24"/>
+          <w:szCs w:val="24"/>
+        </w:rPr>
+      </w:pPr>
+      <w:r>
+        <w:rPr>
+          <w:rFonts w:ascii="Times New Roman" w:eastAsia="Times New Roman" w:hAnsi="Times New Roman" w:cs="Times New Roman"/>
+          <w:sz w:val="24"/>
+          <w:szCs w:val="24"/>
+        </w:rPr>
+        <w:pict w14:anchorId="7F5446A8">
+          <v:rect id="_x0000_i1192" style="width:0;height:1.5pt" o:hralign="center" o:hrstd="t" o:hr="t" fillcolor="#a0a0a0" stroked="f"/>
+        </w:pict>
+      </w:r>
+    </w:p>
+    <w:p>
+      <w:pPr>
+        <w:rPr>
+          <w:rFonts w:ascii="Times New Roman" w:eastAsia="Times New Roman" w:hAnsi="Times New Roman" w:cs="Times New Roman"/>
+          <w:b/>
+          <w:bCs/>
+          <w:sz w:val="24"/>
+          <w:szCs w:val="24"/>
+        </w:rPr>
+      </w:pPr>
+      <w:r>
+        <w:rPr>
+          <w:rFonts w:ascii="Times New Roman" w:eastAsia="Times New Roman" w:hAnsi="Times New Roman" w:cs="Times New Roman"/>
+          <w:b/>
+          <w:bCs/>
+          <w:sz w:val="24"/>
+          <w:szCs w:val="24"/>
+        </w:rPr>
+        <w:t>2. Overall Description</w:t>
+      </w:r>
+    </w:p>
+    <w:p>
+      <w:pPr>
+        <w:rPr>
+          <w:rFonts w:ascii="Times New Roman" w:eastAsia="Times New Roman" w:hAnsi="Times New Roman" w:cs="Times New Roman"/>
+          <w:b/>
+          <w:bCs/>
+          <w:sz w:val="24"/>
+          <w:szCs w:val="24"/>
+        </w:rPr>
+      </w:pPr>
+      <w:r>
+        <w:rPr>
+          <w:rFonts w:ascii="Times New Roman" w:eastAsia="Times New Roman" w:hAnsi="Times New Roman" w:cs="Times New Roman"/>
+          <w:b/>
+          <w:bCs/>
+          <w:sz w:val="24"/>
+          <w:szCs w:val="24"/>
+        </w:rPr>
+        <w:t>2.1 Product Perspective</w:t>
+      </w:r>
+    </w:p>
+    <w:p>
+      <w:pPr>
+        <w:rPr>
+          <w:rFonts w:ascii="Times New Roman" w:eastAsia="Times New Roman" w:hAnsi="Times New Roman" w:cs="Times New Roman"/>
+          <w:sz w:val="24"/>
+          <w:szCs w:val="24"/>
+        </w:rPr>
+      </w:pPr>
+      <w:r>
+        <w:rPr>
+          <w:rFonts w:ascii="Times New Roman" w:eastAsia="Times New Roman" w:hAnsi="Times New Roman" w:cs="Times New Roman"/>
+          <w:sz w:val="24"/>
+          <w:szCs w:val="24"/>
+        </w:rPr>
+        <w:t>The system is a standalone web application accessible via web browsers on desktop and mobile devices. It uses:</w:t>
       </w:r>
     </w:p>
     <w:p>
       <w:pPr>
         <w:numPr>
           <w:ilvl w:val="0"/>
-          <w:numId w:val="2"/>
+          <w:numId w:val="26"/>
         </w:numPr>
-        <w:spacing w:before="100" w:beforeAutospacing="1" w:after="100" w:afterAutospacing="1" w:line="240" w:lineRule="auto"/>
-        <w:rPr>
-          <w:rFonts w:ascii="Times New Roman" w:eastAsia="Times New Roman" w:hAnsi="Times New Roman" w:cs="Times New Roman"/>
-          <w:sz w:val="24"/>
-          <w:szCs w:val="24"/>
-        </w:rPr>
-      </w:pPr>
-      <w:r>
-        <w:rPr>
-          <w:rFonts w:ascii="Times New Roman" w:eastAsia="Times New Roman" w:hAnsi="Times New Roman" w:cs="Times New Roman"/>
-          <w:sz w:val="24"/>
-          <w:szCs w:val="24"/>
-        </w:rPr>
-        <w:t>Show faculty details</w:t>
+        <w:rPr>
+          <w:rFonts w:ascii="Times New Roman" w:eastAsia="Times New Roman" w:hAnsi="Times New Roman" w:cs="Times New Roman"/>
+          <w:sz w:val="24"/>
+          <w:szCs w:val="24"/>
+        </w:rPr>
+      </w:pPr>
+      <w:r>
+        <w:rPr>
+          <w:rFonts w:ascii="Times New Roman" w:eastAsia="Times New Roman" w:hAnsi="Times New Roman" w:cs="Times New Roman"/>
+          <w:sz w:val="24"/>
+          <w:szCs w:val="24"/>
+        </w:rPr>
+        <w:t>Frontend: HTML, CSS, JavaScript</w:t>
       </w:r>
     </w:p>
     <w:p>
       <w:pPr>
         <w:numPr>
           <w:ilvl w:val="0"/>
-          <w:numId w:val="2"/>
+          <w:numId w:val="26"/>
         </w:numPr>
-        <w:spacing w:before="100" w:beforeAutospacing="1" w:after="100" w:afterAutospacing="1" w:line="240" w:lineRule="auto"/>
-        <w:rPr>
-          <w:rFonts w:ascii="Times New Roman" w:eastAsia="Times New Roman" w:hAnsi="Times New Roman" w:cs="Times New Roman"/>
-          <w:sz w:val="24"/>
-          <w:szCs w:val="24"/>
-        </w:rPr>
-      </w:pPr>
-      <w:r>
-        <w:rPr>
-          <w:rFonts w:ascii="Times New Roman" w:eastAsia="Times New Roman" w:hAnsi="Times New Roman" w:cs="Times New Roman"/>
-          <w:sz w:val="24"/>
-          <w:szCs w:val="24"/>
-        </w:rPr>
-        <w:t>Provide admission information</w:t>
+        <w:rPr>
+          <w:rFonts w:ascii="Times New Roman" w:eastAsia="Times New Roman" w:hAnsi="Times New Roman" w:cs="Times New Roman"/>
+          <w:sz w:val="24"/>
+          <w:szCs w:val="24"/>
+        </w:rPr>
+      </w:pPr>
+      <w:r>
+        <w:rPr>
+          <w:rFonts w:ascii="Times New Roman" w:eastAsia="Times New Roman" w:hAnsi="Times New Roman" w:cs="Times New Roman"/>
+          <w:sz w:val="24"/>
+          <w:szCs w:val="24"/>
+        </w:rPr>
+        <w:t>Backend: PHP</w:t>
       </w:r>
     </w:p>
     <w:p>
       <w:pPr>
         <w:numPr>
           <w:ilvl w:val="0"/>
-          <w:numId w:val="2"/>
+          <w:numId w:val="26"/>
         </w:numPr>
-        <w:spacing w:before="100" w:beforeAutospacing="1" w:after="100" w:afterAutospacing="1" w:line="240" w:lineRule="auto"/>
-        <w:rPr>
-          <w:rFonts w:ascii="Times New Roman" w:eastAsia="Times New Roman" w:hAnsi="Times New Roman" w:cs="Times New Roman"/>
-          <w:sz w:val="24"/>
-          <w:szCs w:val="24"/>
-        </w:rPr>
-      </w:pPr>
-      <w:r>
-        <w:rPr>
-          <w:rFonts w:ascii="Times New Roman" w:eastAsia="Times New Roman" w:hAnsi="Times New Roman" w:cs="Times New Roman"/>
-          <w:sz w:val="24"/>
-          <w:szCs w:val="24"/>
-        </w:rPr>
-        <w:t>Offer student login access</w:t>
+        <w:rPr>
+          <w:rFonts w:ascii="Times New Roman" w:eastAsia="Times New Roman" w:hAnsi="Times New Roman" w:cs="Times New Roman"/>
+          <w:sz w:val="24"/>
+          <w:szCs w:val="24"/>
+        </w:rPr>
+      </w:pPr>
+      <w:r>
+        <w:rPr>
+          <w:rFonts w:ascii="Times New Roman" w:eastAsia="Times New Roman" w:hAnsi="Times New Roman" w:cs="Times New Roman"/>
+          <w:sz w:val="24"/>
+          <w:szCs w:val="24"/>
+        </w:rPr>
+        <w:t>Database: MySQL</w:t>
       </w:r>
     </w:p>
     <w:p>
       <w:pPr>
         <w:numPr>
           <w:ilvl w:val="0"/>
-          <w:numId w:val="2"/>
+          <w:numId w:val="26"/>
         </w:numPr>
-        <w:spacing w:before="100" w:beforeAutospacing="1" w:after="100" w:afterAutospacing="1" w:line="240" w:lineRule="auto"/>
-        <w:rPr>
-          <w:rFonts w:ascii="Times New Roman" w:eastAsia="Times New Roman" w:hAnsi="Times New Roman" w:cs="Times New Roman"/>
-          <w:sz w:val="24"/>
-          <w:szCs w:val="24"/>
-        </w:rPr>
-      </w:pPr>
-      <w:r>
-        <w:rPr>
-          <w:rFonts w:ascii="Times New Roman" w:eastAsia="Times New Roman" w:hAnsi="Times New Roman" w:cs="Times New Roman"/>
-          <w:sz w:val="24"/>
-          <w:szCs w:val="24"/>
-        </w:rPr>
-        <w:t>Display announcements and news</w:t>
+        <w:rPr>
+          <w:rFonts w:ascii="Times New Roman" w:eastAsia="Times New Roman" w:hAnsi="Times New Roman" w:cs="Times New Roman"/>
+          <w:sz w:val="24"/>
+          <w:szCs w:val="24"/>
+        </w:rPr>
+      </w:pPr>
+      <w:r>
+        <w:rPr>
+          <w:rFonts w:ascii="Times New Roman" w:eastAsia="Times New Roman" w:hAnsi="Times New Roman" w:cs="Times New Roman"/>
+          <w:sz w:val="24"/>
+          <w:szCs w:val="24"/>
+        </w:rPr>
+        <w:t>Web Server: Apache</w:t>
+      </w:r>
+    </w:p>
+    <w:p>
+      <w:pPr>
+        <w:rPr>
+          <w:rFonts w:ascii="Times New Roman" w:eastAsia="Times New Roman" w:hAnsi="Times New Roman" w:cs="Times New Roman"/>
+          <w:sz w:val="24"/>
+          <w:szCs w:val="24"/>
+        </w:rPr>
+      </w:pPr>
+      <w:r>
+        <w:rPr>
+          <w:rFonts w:ascii="Times New Roman" w:eastAsia="Times New Roman" w:hAnsi="Times New Roman" w:cs="Times New Roman"/>
+          <w:sz w:val="24"/>
+          <w:szCs w:val="24"/>
+        </w:rPr>
+        <w:pict w14:anchorId="5F27A20D">
+          <v:rect id="_x0000_i1193" style="width:0;height:1.5pt" o:hralign="center" o:hrstd="t" o:hr="t" fillcolor="#a0a0a0" stroked="f"/>
+        </w:pict>
+      </w:r>
+    </w:p>
+    <w:p>
+      <w:pPr>
+        <w:rPr>
+          <w:rFonts w:ascii="Times New Roman" w:eastAsia="Times New Roman" w:hAnsi="Times New Roman" w:cs="Times New Roman"/>
+          <w:b/>
+          <w:bCs/>
+          <w:sz w:val="24"/>
+          <w:szCs w:val="24"/>
+        </w:rPr>
+      </w:pPr>
+      <w:r>
+        <w:rPr>
+          <w:rFonts w:ascii="Times New Roman" w:eastAsia="Times New Roman" w:hAnsi="Times New Roman" w:cs="Times New Roman"/>
+          <w:b/>
+          <w:bCs/>
+          <w:sz w:val="24"/>
+          <w:szCs w:val="24"/>
+        </w:rPr>
+        <w:t>2.2 Product Functions</w:t>
+      </w:r>
+    </w:p>
+    <w:p>
+      <w:pPr>
+        <w:rPr>
+          <w:rFonts w:ascii="Times New Roman" w:eastAsia="Times New Roman" w:hAnsi="Times New Roman" w:cs="Times New Roman"/>
+          <w:sz w:val="24"/>
+          <w:szCs w:val="24"/>
+        </w:rPr>
+      </w:pPr>
+      <w:r>
+        <w:rPr>
+          <w:rFonts w:ascii="Times New Roman" w:eastAsia="Times New Roman" w:hAnsi="Times New Roman" w:cs="Times New Roman"/>
+          <w:sz w:val="24"/>
+          <w:szCs w:val="24"/>
+        </w:rPr>
+        <w:t>The system shall:</w:t>
       </w:r>
     </w:p>
     <w:p>
       <w:pPr>
         <w:numPr>
           <w:ilvl w:val="0"/>
-          <w:numId w:val="2"/>
+          <w:numId w:val="27"/>
         </w:numPr>
-        <w:spacing w:before="100" w:beforeAutospacing="1" w:after="100" w:afterAutospacing="1" w:line="240" w:lineRule="auto"/>
-        <w:rPr>
-          <w:rFonts w:ascii="Times New Roman" w:eastAsia="Times New Roman" w:hAnsi="Times New Roman" w:cs="Times New Roman"/>
-          <w:sz w:val="24"/>
-          <w:szCs w:val="24"/>
-        </w:rPr>
-      </w:pPr>
-      <w:r>
-        <w:rPr>
-          <w:rFonts w:ascii="Times New Roman" w:eastAsia="Times New Roman" w:hAnsi="Times New Roman" w:cs="Times New Roman"/>
-          <w:sz w:val="24"/>
-          <w:szCs w:val="24"/>
-        </w:rPr>
-        <w:t>Provide contact details</w:t>
-      </w:r>
-    </w:p>
-    <w:p>
-      <w:pPr>
-        <w:spacing w:before="100" w:beforeAutospacing="1" w:after="100" w:afterAutospacing="1" w:line="240" w:lineRule="auto"/>
-        <w:rPr>
-          <w:rFonts w:ascii="Times New Roman" w:eastAsia="Times New Roman" w:hAnsi="Times New Roman" w:cs="Times New Roman"/>
-          <w:sz w:val="24"/>
-          <w:szCs w:val="24"/>
-        </w:rPr>
-      </w:pPr>
-      <w:r>
-        <w:rPr>
-          <w:rFonts w:ascii="Times New Roman" w:eastAsia="Times New Roman" w:hAnsi="Times New Roman" w:cs="Times New Roman"/>
-          <w:sz w:val="24"/>
-          <w:szCs w:val="24"/>
-        </w:rPr>
-        <w:t>The system will improve communication and provide easy access to academic information.</w:t>
-      </w:r>
-    </w:p>
-    <w:p>
-      <w:pPr>
-        <w:spacing w:after="0" w:line="240" w:lineRule="auto"/>
-        <w:rPr>
-          <w:rFonts w:ascii="Times New Roman" w:eastAsia="Times New Roman" w:hAnsi="Times New Roman" w:cs="Times New Roman"/>
-          <w:sz w:val="24"/>
-          <w:szCs w:val="24"/>
-        </w:rPr>
-      </w:pPr>
-      <w:r>
-        <w:rPr>
-          <w:rFonts w:ascii="Times New Roman" w:eastAsia="Times New Roman" w:hAnsi="Times New Roman" w:cs="Times New Roman"/>
-          <w:sz w:val="24"/>
-          <w:szCs w:val="24"/>
-        </w:rPr>
-        <w:pict w14:anchorId="610E8DDF">
-          <v:rect id="_x0000_i1028" style="width:0;height:1.5pt" o:hralign="center" o:hrstd="t" o:hr="t" fillcolor="#a0a0a0" stroked="f"/>
+        <w:rPr>
+          <w:rFonts w:ascii="Times New Roman" w:eastAsia="Times New Roman" w:hAnsi="Times New Roman" w:cs="Times New Roman"/>
+          <w:sz w:val="24"/>
+          <w:szCs w:val="24"/>
+        </w:rPr>
+      </w:pPr>
+      <w:r>
+        <w:rPr>
+          <w:rFonts w:ascii="Times New Roman" w:eastAsia="Times New Roman" w:hAnsi="Times New Roman" w:cs="Times New Roman"/>
+          <w:sz w:val="24"/>
+          <w:szCs w:val="24"/>
+        </w:rPr>
+        <w:t>Display homepage with announcements and news</w:t>
+      </w:r>
+    </w:p>
+    <w:p>
+      <w:pPr>
+        <w:numPr>
+          <w:ilvl w:val="0"/>
+          <w:numId w:val="27"/>
+        </w:numPr>
+        <w:rPr>
+          <w:rFonts w:ascii="Times New Roman" w:eastAsia="Times New Roman" w:hAnsi="Times New Roman" w:cs="Times New Roman"/>
+          <w:sz w:val="24"/>
+          <w:szCs w:val="24"/>
+        </w:rPr>
+      </w:pPr>
+      <w:r>
+        <w:rPr>
+          <w:rFonts w:ascii="Times New Roman" w:eastAsia="Times New Roman" w:hAnsi="Times New Roman" w:cs="Times New Roman"/>
+          <w:sz w:val="24"/>
+          <w:szCs w:val="24"/>
+        </w:rPr>
+        <w:t>Provide About Us information</w:t>
+      </w:r>
+    </w:p>
+    <w:p>
+      <w:pPr>
+        <w:numPr>
+          <w:ilvl w:val="0"/>
+          <w:numId w:val="27"/>
+        </w:numPr>
+        <w:rPr>
+          <w:rFonts w:ascii="Times New Roman" w:eastAsia="Times New Roman" w:hAnsi="Times New Roman" w:cs="Times New Roman"/>
+          <w:sz w:val="24"/>
+          <w:szCs w:val="24"/>
+        </w:rPr>
+      </w:pPr>
+      <w:r>
+        <w:rPr>
+          <w:rFonts w:ascii="Times New Roman" w:eastAsia="Times New Roman" w:hAnsi="Times New Roman" w:cs="Times New Roman"/>
+          <w:sz w:val="24"/>
+          <w:szCs w:val="24"/>
+        </w:rPr>
+        <w:t>Display course details (BCA, BBA)</w:t>
+      </w:r>
+    </w:p>
+    <w:p>
+      <w:pPr>
+        <w:numPr>
+          <w:ilvl w:val="0"/>
+          <w:numId w:val="27"/>
+        </w:numPr>
+        <w:rPr>
+          <w:rFonts w:ascii="Times New Roman" w:eastAsia="Times New Roman" w:hAnsi="Times New Roman" w:cs="Times New Roman"/>
+          <w:sz w:val="24"/>
+          <w:szCs w:val="24"/>
+        </w:rPr>
+      </w:pPr>
+      <w:r>
+        <w:rPr>
+          <w:rFonts w:ascii="Times New Roman" w:eastAsia="Times New Roman" w:hAnsi="Times New Roman" w:cs="Times New Roman"/>
+          <w:sz w:val="24"/>
+          <w:szCs w:val="24"/>
+        </w:rPr>
+        <w:t>Display faculty information</w:t>
+      </w:r>
+    </w:p>
+    <w:p>
+      <w:pPr>
+        <w:numPr>
+          <w:ilvl w:val="0"/>
+          <w:numId w:val="27"/>
+        </w:numPr>
+        <w:rPr>
+          <w:rFonts w:ascii="Times New Roman" w:eastAsia="Times New Roman" w:hAnsi="Times New Roman" w:cs="Times New Roman"/>
+          <w:sz w:val="24"/>
+          <w:szCs w:val="24"/>
+        </w:rPr>
+      </w:pPr>
+      <w:r>
+        <w:rPr>
+          <w:rFonts w:ascii="Times New Roman" w:eastAsia="Times New Roman" w:hAnsi="Times New Roman" w:cs="Times New Roman"/>
+          <w:sz w:val="24"/>
+          <w:szCs w:val="24"/>
+        </w:rPr>
+        <w:t>Provide admission details</w:t>
+      </w:r>
+    </w:p>
+    <w:p>
+      <w:pPr>
+        <w:numPr>
+          <w:ilvl w:val="0"/>
+          <w:numId w:val="27"/>
+        </w:numPr>
+        <w:rPr>
+          <w:rFonts w:ascii="Times New Roman" w:eastAsia="Times New Roman" w:hAnsi="Times New Roman" w:cs="Times New Roman"/>
+          <w:sz w:val="24"/>
+          <w:szCs w:val="24"/>
+        </w:rPr>
+      </w:pPr>
+      <w:r>
+        <w:rPr>
+          <w:rFonts w:ascii="Times New Roman" w:eastAsia="Times New Roman" w:hAnsi="Times New Roman" w:cs="Times New Roman"/>
+          <w:sz w:val="24"/>
+          <w:szCs w:val="24"/>
+        </w:rPr>
+        <w:t>Allow student login</w:t>
+      </w:r>
+    </w:p>
+    <w:p>
+      <w:pPr>
+        <w:numPr>
+          <w:ilvl w:val="0"/>
+          <w:numId w:val="27"/>
+        </w:numPr>
+        <w:rPr>
+          <w:rFonts w:ascii="Times New Roman" w:eastAsia="Times New Roman" w:hAnsi="Times New Roman" w:cs="Times New Roman"/>
+          <w:sz w:val="24"/>
+          <w:szCs w:val="24"/>
+        </w:rPr>
+      </w:pPr>
+      <w:r>
+        <w:rPr>
+          <w:rFonts w:ascii="Times New Roman" w:eastAsia="Times New Roman" w:hAnsi="Times New Roman" w:cs="Times New Roman"/>
+          <w:sz w:val="24"/>
+          <w:szCs w:val="24"/>
+        </w:rPr>
+        <w:lastRenderedPageBreak/>
+        <w:t>Provide admin panel for management</w:t>
+      </w:r>
+    </w:p>
+    <w:p>
+      <w:pPr>
+        <w:numPr>
+          <w:ilvl w:val="0"/>
+          <w:numId w:val="27"/>
+        </w:numPr>
+        <w:rPr>
+          <w:rFonts w:ascii="Times New Roman" w:eastAsia="Times New Roman" w:hAnsi="Times New Roman" w:cs="Times New Roman"/>
+          <w:sz w:val="24"/>
+          <w:szCs w:val="24"/>
+        </w:rPr>
+      </w:pPr>
+      <w:r>
+        <w:rPr>
+          <w:rFonts w:ascii="Times New Roman" w:eastAsia="Times New Roman" w:hAnsi="Times New Roman" w:cs="Times New Roman"/>
+          <w:sz w:val="24"/>
+          <w:szCs w:val="24"/>
+        </w:rPr>
+        <w:t>Provide inquiry/contact form</w:t>
+      </w:r>
+    </w:p>
+    <w:p>
+      <w:pPr>
+        <w:rPr>
+          <w:rFonts w:ascii="Times New Roman" w:eastAsia="Times New Roman" w:hAnsi="Times New Roman" w:cs="Times New Roman"/>
+          <w:sz w:val="24"/>
+          <w:szCs w:val="24"/>
+        </w:rPr>
+      </w:pPr>
+      <w:r>
+        <w:rPr>
+          <w:rFonts w:ascii="Times New Roman" w:eastAsia="Times New Roman" w:hAnsi="Times New Roman" w:cs="Times New Roman"/>
+          <w:sz w:val="24"/>
+          <w:szCs w:val="24"/>
+        </w:rPr>
+        <w:pict w14:anchorId="0E80B2DA">
+          <v:rect id="_x0000_i1194" style="width:0;height:1.5pt" o:hralign="center" o:hrstd="t" o:hr="t" fillcolor="#a0a0a0" stroked="f"/>
         </w:pict>
       </w:r>
     </w:p>
     <w:p>
       <w:pPr>
-        <w:spacing w:before="100" w:beforeAutospacing="1" w:after="100" w:afterAutospacing="1" w:line="240" w:lineRule="auto"/>
-        <w:outlineLvl w:val="0"/>
         <w:rPr>
           <w:rFonts w:ascii="Times New Roman" w:eastAsia="Times New Roman" w:hAnsi="Times New Roman" w:cs="Times New Roman"/>
           <w:b/>
           <w:bCs/>
-          <w:kern w:val="36"/>
-          <w:sz w:val="48"/>
-          <w:szCs w:val="48"/>
+          <w:sz w:val="24"/>
+          <w:szCs w:val="24"/>
         </w:rPr>
       </w:pPr>
       <w:r>
@@ -1059,23 +1108,20 @@
           <w:rFonts w:ascii="Times New Roman" w:eastAsia="Times New Roman" w:hAnsi="Times New Roman" w:cs="Times New Roman"/>
           <w:b/>
           <w:bCs/>
-          <w:kern w:val="36"/>
-          <w:sz w:val="48"/>
-          <w:szCs w:val="48"/>
-        </w:rPr>
-        <w:t>2. Overall Description</w:t>
-      </w:r>
-    </w:p>
-    <w:p>
-      <w:pPr>
-        <w:spacing w:before="100" w:beforeAutospacing="1" w:after="100" w:afterAutospacing="1" w:line="240" w:lineRule="auto"/>
-        <w:outlineLvl w:val="1"/>
+          <w:sz w:val="24"/>
+          <w:szCs w:val="24"/>
+        </w:rPr>
+        <w:t>2.3 User Classes and Characteristics</w:t>
+      </w:r>
+    </w:p>
+    <w:p>
+      <w:pPr>
         <w:rPr>
           <w:rFonts w:ascii="Times New Roman" w:eastAsia="Times New Roman" w:hAnsi="Times New Roman" w:cs="Times New Roman"/>
           <w:b/>
           <w:bCs/>
-          <w:sz w:val="36"/>
-          <w:szCs w:val="36"/>
+          <w:sz w:val="24"/>
+          <w:szCs w:val="24"/>
         </w:rPr>
       </w:pPr>
       <w:r>
@@ -1083,40 +1129,62 @@
           <w:rFonts w:ascii="Times New Roman" w:eastAsia="Times New Roman" w:hAnsi="Times New Roman" w:cs="Times New Roman"/>
           <w:b/>
           <w:bCs/>
-          <w:sz w:val="36"/>
-          <w:szCs w:val="36"/>
-        </w:rPr>
-        <w:t>2.1 Product Perspective</w:t>
-      </w:r>
-    </w:p>
-    <w:p>
-      <w:pPr>
-        <w:spacing w:before="100" w:beforeAutospacing="1" w:after="100" w:afterAutospacing="1" w:line="240" w:lineRule="auto"/>
-        <w:rPr>
-          <w:rFonts w:ascii="Times New Roman" w:eastAsia="Times New Roman" w:hAnsi="Times New Roman" w:cs="Times New Roman"/>
-          <w:sz w:val="24"/>
-          <w:szCs w:val="24"/>
-        </w:rPr>
-      </w:pPr>
-      <w:r>
-        <w:rPr>
-          <w:rFonts w:ascii="Times New Roman" w:eastAsia="Times New Roman" w:hAnsi="Times New Roman" w:cs="Times New Roman"/>
-          <w:sz w:val="24"/>
-          <w:szCs w:val="24"/>
-        </w:rPr>
-        <w:t>The system is a standalone web application accessible through web browsers on desktop and mobile devices.</w:t>
-      </w:r>
-    </w:p>
-    <w:p>
-      <w:pPr>
-        <w:spacing w:before="100" w:beforeAutospacing="1" w:after="100" w:afterAutospacing="1" w:line="240" w:lineRule="auto"/>
-        <w:outlineLvl w:val="1"/>
+          <w:sz w:val="24"/>
+          <w:szCs w:val="24"/>
+        </w:rPr>
+        <w:t>2.3.1 Visitor</w:t>
+      </w:r>
+    </w:p>
+    <w:p>
+      <w:pPr>
+        <w:numPr>
+          <w:ilvl w:val="0"/>
+          <w:numId w:val="28"/>
+        </w:numPr>
+        <w:rPr>
+          <w:rFonts w:ascii="Times New Roman" w:eastAsia="Times New Roman" w:hAnsi="Times New Roman" w:cs="Times New Roman"/>
+          <w:sz w:val="24"/>
+          <w:szCs w:val="24"/>
+        </w:rPr>
+      </w:pPr>
+      <w:r>
+        <w:rPr>
+          <w:rFonts w:ascii="Times New Roman" w:eastAsia="Times New Roman" w:hAnsi="Times New Roman" w:cs="Times New Roman"/>
+          <w:sz w:val="24"/>
+          <w:szCs w:val="24"/>
+        </w:rPr>
+        <w:t>Can access public information</w:t>
+      </w:r>
+    </w:p>
+    <w:p>
+      <w:pPr>
+        <w:numPr>
+          <w:ilvl w:val="0"/>
+          <w:numId w:val="28"/>
+        </w:numPr>
+        <w:rPr>
+          <w:rFonts w:ascii="Times New Roman" w:eastAsia="Times New Roman" w:hAnsi="Times New Roman" w:cs="Times New Roman"/>
+          <w:sz w:val="24"/>
+          <w:szCs w:val="24"/>
+        </w:rPr>
+      </w:pPr>
+      <w:r>
+        <w:rPr>
+          <w:rFonts w:ascii="Times New Roman" w:eastAsia="Times New Roman" w:hAnsi="Times New Roman" w:cs="Times New Roman"/>
+          <w:sz w:val="24"/>
+          <w:szCs w:val="24"/>
+        </w:rPr>
+        <w:t>No login required</w:t>
+      </w:r>
+    </w:p>
+    <w:p>
+      <w:pPr>
         <w:rPr>
           <w:rFonts w:ascii="Times New Roman" w:eastAsia="Times New Roman" w:hAnsi="Times New Roman" w:cs="Times New Roman"/>
           <w:b/>
           <w:bCs/>
-          <w:sz w:val="36"/>
-          <w:szCs w:val="36"/>
+          <w:sz w:val="24"/>
+          <w:szCs w:val="24"/>
         </w:rPr>
       </w:pPr>
       <w:r>
@@ -1124,238 +1192,249 @@
           <w:rFonts w:ascii="Times New Roman" w:eastAsia="Times New Roman" w:hAnsi="Times New Roman" w:cs="Times New Roman"/>
           <w:b/>
           <w:bCs/>
-          <w:sz w:val="36"/>
-          <w:szCs w:val="36"/>
-        </w:rPr>
-        <w:t>2.2 Product Functions</w:t>
-      </w:r>
-    </w:p>
-    <w:p>
-      <w:pPr>
-        <w:spacing w:before="100" w:beforeAutospacing="1" w:after="100" w:afterAutospacing="1" w:line="240" w:lineRule="auto"/>
-        <w:rPr>
-          <w:rFonts w:ascii="Times New Roman" w:eastAsia="Times New Roman" w:hAnsi="Times New Roman" w:cs="Times New Roman"/>
-          <w:sz w:val="24"/>
-          <w:szCs w:val="24"/>
-        </w:rPr>
-      </w:pPr>
-      <w:r>
-        <w:rPr>
-          <w:rFonts w:ascii="Times New Roman" w:eastAsia="Times New Roman" w:hAnsi="Times New Roman" w:cs="Times New Roman"/>
-          <w:sz w:val="24"/>
-          <w:szCs w:val="24"/>
-        </w:rPr>
-        <w:t>The system will provide:</w:t>
+          <w:sz w:val="24"/>
+          <w:szCs w:val="24"/>
+        </w:rPr>
+        <w:t>2.3.2 Student</w:t>
       </w:r>
     </w:p>
     <w:p>
       <w:pPr>
         <w:numPr>
           <w:ilvl w:val="0"/>
-          <w:numId w:val="3"/>
+          <w:numId w:val="29"/>
         </w:numPr>
-        <w:spacing w:before="100" w:beforeAutospacing="1" w:after="100" w:afterAutospacing="1" w:line="240" w:lineRule="auto"/>
-        <w:rPr>
-          <w:rFonts w:ascii="Times New Roman" w:eastAsia="Times New Roman" w:hAnsi="Times New Roman" w:cs="Times New Roman"/>
-          <w:sz w:val="24"/>
-          <w:szCs w:val="24"/>
-        </w:rPr>
-      </w:pPr>
-      <w:r>
-        <w:rPr>
-          <w:rFonts w:ascii="Times New Roman" w:eastAsia="Times New Roman" w:hAnsi="Times New Roman" w:cs="Times New Roman"/>
-          <w:sz w:val="24"/>
-          <w:szCs w:val="24"/>
-        </w:rPr>
-        <w:t>Homepage with college overview</w:t>
+        <w:rPr>
+          <w:rFonts w:ascii="Times New Roman" w:eastAsia="Times New Roman" w:hAnsi="Times New Roman" w:cs="Times New Roman"/>
+          <w:sz w:val="24"/>
+          <w:szCs w:val="24"/>
+        </w:rPr>
+      </w:pPr>
+      <w:r>
+        <w:rPr>
+          <w:rFonts w:ascii="Times New Roman" w:eastAsia="Times New Roman" w:hAnsi="Times New Roman" w:cs="Times New Roman"/>
+          <w:sz w:val="24"/>
+          <w:szCs w:val="24"/>
+        </w:rPr>
+        <w:t>Login required</w:t>
       </w:r>
     </w:p>
     <w:p>
       <w:pPr>
         <w:numPr>
           <w:ilvl w:val="0"/>
-          <w:numId w:val="3"/>
+          <w:numId w:val="29"/>
         </w:numPr>
-        <w:spacing w:before="100" w:beforeAutospacing="1" w:after="100" w:afterAutospacing="1" w:line="240" w:lineRule="auto"/>
-        <w:rPr>
-          <w:rFonts w:ascii="Times New Roman" w:eastAsia="Times New Roman" w:hAnsi="Times New Roman" w:cs="Times New Roman"/>
-          <w:sz w:val="24"/>
-          <w:szCs w:val="24"/>
-        </w:rPr>
-      </w:pPr>
-      <w:r>
-        <w:rPr>
-          <w:rFonts w:ascii="Times New Roman" w:eastAsia="Times New Roman" w:hAnsi="Times New Roman" w:cs="Times New Roman"/>
-          <w:sz w:val="24"/>
-          <w:szCs w:val="24"/>
-        </w:rPr>
-        <w:t>About Us section (Vision &amp; Mission)</w:t>
+        <w:rPr>
+          <w:rFonts w:ascii="Times New Roman" w:eastAsia="Times New Roman" w:hAnsi="Times New Roman" w:cs="Times New Roman"/>
+          <w:sz w:val="24"/>
+          <w:szCs w:val="24"/>
+        </w:rPr>
+      </w:pPr>
+      <w:r>
+        <w:rPr>
+          <w:rFonts w:ascii="Times New Roman" w:eastAsia="Times New Roman" w:hAnsi="Times New Roman" w:cs="Times New Roman"/>
+          <w:sz w:val="24"/>
+          <w:szCs w:val="24"/>
+        </w:rPr>
+        <w:t>Can view profile</w:t>
       </w:r>
     </w:p>
     <w:p>
       <w:pPr>
         <w:numPr>
           <w:ilvl w:val="0"/>
-          <w:numId w:val="3"/>
+          <w:numId w:val="29"/>
         </w:numPr>
-        <w:spacing w:before="100" w:beforeAutospacing="1" w:after="100" w:afterAutospacing="1" w:line="240" w:lineRule="auto"/>
-        <w:rPr>
-          <w:rFonts w:ascii="Times New Roman" w:eastAsia="Times New Roman" w:hAnsi="Times New Roman" w:cs="Times New Roman"/>
-          <w:sz w:val="24"/>
-          <w:szCs w:val="24"/>
-        </w:rPr>
-      </w:pPr>
-      <w:r>
-        <w:rPr>
-          <w:rFonts w:ascii="Times New Roman" w:eastAsia="Times New Roman" w:hAnsi="Times New Roman" w:cs="Times New Roman"/>
-          <w:sz w:val="24"/>
-          <w:szCs w:val="24"/>
-        </w:rPr>
-        <w:t>Courses information</w:t>
+        <w:rPr>
+          <w:rFonts w:ascii="Times New Roman" w:eastAsia="Times New Roman" w:hAnsi="Times New Roman" w:cs="Times New Roman"/>
+          <w:sz w:val="24"/>
+          <w:szCs w:val="24"/>
+        </w:rPr>
+      </w:pPr>
+      <w:r>
+        <w:rPr>
+          <w:rFonts w:ascii="Times New Roman" w:eastAsia="Times New Roman" w:hAnsi="Times New Roman" w:cs="Times New Roman"/>
+          <w:sz w:val="24"/>
+          <w:szCs w:val="24"/>
+        </w:rPr>
+        <w:t>Download syllabus/material</w:t>
       </w:r>
     </w:p>
     <w:p>
       <w:pPr>
         <w:numPr>
           <w:ilvl w:val="0"/>
-          <w:numId w:val="3"/>
+          <w:numId w:val="29"/>
         </w:numPr>
-        <w:spacing w:before="100" w:beforeAutospacing="1" w:after="100" w:afterAutospacing="1" w:line="240" w:lineRule="auto"/>
-        <w:rPr>
-          <w:rFonts w:ascii="Times New Roman" w:eastAsia="Times New Roman" w:hAnsi="Times New Roman" w:cs="Times New Roman"/>
-          <w:sz w:val="24"/>
-          <w:szCs w:val="24"/>
-        </w:rPr>
-      </w:pPr>
-      <w:r>
-        <w:rPr>
-          <w:rFonts w:ascii="Times New Roman" w:eastAsia="Times New Roman" w:hAnsi="Times New Roman" w:cs="Times New Roman"/>
-          <w:sz w:val="24"/>
-          <w:szCs w:val="24"/>
-        </w:rPr>
-        <w:t>Faculty information</w:t>
+        <w:rPr>
+          <w:rFonts w:ascii="Times New Roman" w:eastAsia="Times New Roman" w:hAnsi="Times New Roman" w:cs="Times New Roman"/>
+          <w:sz w:val="24"/>
+          <w:szCs w:val="24"/>
+        </w:rPr>
+      </w:pPr>
+      <w:r>
+        <w:rPr>
+          <w:rFonts w:ascii="Times New Roman" w:eastAsia="Times New Roman" w:hAnsi="Times New Roman" w:cs="Times New Roman"/>
+          <w:sz w:val="24"/>
+          <w:szCs w:val="24"/>
+        </w:rPr>
+        <w:t>View results</w:t>
+      </w:r>
+    </w:p>
+    <w:p>
+      <w:pPr>
+        <w:rPr>
+          <w:rFonts w:ascii="Times New Roman" w:eastAsia="Times New Roman" w:hAnsi="Times New Roman" w:cs="Times New Roman"/>
+          <w:b/>
+          <w:bCs/>
+          <w:sz w:val="24"/>
+          <w:szCs w:val="24"/>
+        </w:rPr>
+      </w:pPr>
+      <w:r>
+        <w:rPr>
+          <w:rFonts w:ascii="Times New Roman" w:eastAsia="Times New Roman" w:hAnsi="Times New Roman" w:cs="Times New Roman"/>
+          <w:b/>
+          <w:bCs/>
+          <w:sz w:val="24"/>
+          <w:szCs w:val="24"/>
+        </w:rPr>
+        <w:t>2.3.3 Administrator</w:t>
       </w:r>
     </w:p>
     <w:p>
       <w:pPr>
         <w:numPr>
           <w:ilvl w:val="0"/>
-          <w:numId w:val="3"/>
+          <w:numId w:val="30"/>
         </w:numPr>
-        <w:spacing w:before="100" w:beforeAutospacing="1" w:after="100" w:afterAutospacing="1" w:line="240" w:lineRule="auto"/>
-        <w:rPr>
-          <w:rFonts w:ascii="Times New Roman" w:eastAsia="Times New Roman" w:hAnsi="Times New Roman" w:cs="Times New Roman"/>
-          <w:sz w:val="24"/>
-          <w:szCs w:val="24"/>
-        </w:rPr>
-      </w:pPr>
-      <w:r>
-        <w:rPr>
-          <w:rFonts w:ascii="Times New Roman" w:eastAsia="Times New Roman" w:hAnsi="Times New Roman" w:cs="Times New Roman"/>
-          <w:sz w:val="24"/>
-          <w:szCs w:val="24"/>
-        </w:rPr>
-        <w:t>Admission details</w:t>
+        <w:rPr>
+          <w:rFonts w:ascii="Times New Roman" w:eastAsia="Times New Roman" w:hAnsi="Times New Roman" w:cs="Times New Roman"/>
+          <w:sz w:val="24"/>
+          <w:szCs w:val="24"/>
+        </w:rPr>
+      </w:pPr>
+      <w:r>
+        <w:rPr>
+          <w:rFonts w:ascii="Times New Roman" w:eastAsia="Times New Roman" w:hAnsi="Times New Roman" w:cs="Times New Roman"/>
+          <w:sz w:val="24"/>
+          <w:szCs w:val="24"/>
+        </w:rPr>
+        <w:t>Full system access</w:t>
       </w:r>
     </w:p>
     <w:p>
       <w:pPr>
         <w:numPr>
           <w:ilvl w:val="0"/>
-          <w:numId w:val="3"/>
+          <w:numId w:val="30"/>
         </w:numPr>
-        <w:spacing w:before="100" w:beforeAutospacing="1" w:after="100" w:afterAutospacing="1" w:line="240" w:lineRule="auto"/>
-        <w:rPr>
-          <w:rFonts w:ascii="Times New Roman" w:eastAsia="Times New Roman" w:hAnsi="Times New Roman" w:cs="Times New Roman"/>
-          <w:sz w:val="24"/>
-          <w:szCs w:val="24"/>
-        </w:rPr>
-      </w:pPr>
-      <w:r>
-        <w:rPr>
-          <w:rFonts w:ascii="Times New Roman" w:eastAsia="Times New Roman" w:hAnsi="Times New Roman" w:cs="Times New Roman"/>
-          <w:sz w:val="24"/>
-          <w:szCs w:val="24"/>
-        </w:rPr>
-        <w:t>News &amp; Events section</w:t>
+        <w:rPr>
+          <w:rFonts w:ascii="Times New Roman" w:eastAsia="Times New Roman" w:hAnsi="Times New Roman" w:cs="Times New Roman"/>
+          <w:sz w:val="24"/>
+          <w:szCs w:val="24"/>
+        </w:rPr>
+      </w:pPr>
+      <w:r>
+        <w:rPr>
+          <w:rFonts w:ascii="Times New Roman" w:eastAsia="Times New Roman" w:hAnsi="Times New Roman" w:cs="Times New Roman"/>
+          <w:sz w:val="24"/>
+          <w:szCs w:val="24"/>
+        </w:rPr>
+        <w:t>Manage courses</w:t>
       </w:r>
     </w:p>
     <w:p>
       <w:pPr>
         <w:numPr>
           <w:ilvl w:val="0"/>
-          <w:numId w:val="3"/>
+          <w:numId w:val="30"/>
         </w:numPr>
-        <w:spacing w:before="100" w:beforeAutospacing="1" w:after="100" w:afterAutospacing="1" w:line="240" w:lineRule="auto"/>
-        <w:rPr>
-          <w:rFonts w:ascii="Times New Roman" w:eastAsia="Times New Roman" w:hAnsi="Times New Roman" w:cs="Times New Roman"/>
-          <w:sz w:val="24"/>
-          <w:szCs w:val="24"/>
-        </w:rPr>
-      </w:pPr>
-      <w:r>
-        <w:rPr>
-          <w:rFonts w:ascii="Times New Roman" w:eastAsia="Times New Roman" w:hAnsi="Times New Roman" w:cs="Times New Roman"/>
-          <w:sz w:val="24"/>
-          <w:szCs w:val="24"/>
-        </w:rPr>
-        <w:t>Student Login portal</w:t>
+        <w:rPr>
+          <w:rFonts w:ascii="Times New Roman" w:eastAsia="Times New Roman" w:hAnsi="Times New Roman" w:cs="Times New Roman"/>
+          <w:sz w:val="24"/>
+          <w:szCs w:val="24"/>
+        </w:rPr>
+      </w:pPr>
+      <w:r>
+        <w:rPr>
+          <w:rFonts w:ascii="Times New Roman" w:eastAsia="Times New Roman" w:hAnsi="Times New Roman" w:cs="Times New Roman"/>
+          <w:sz w:val="24"/>
+          <w:szCs w:val="24"/>
+        </w:rPr>
+        <w:t>Manage faculty</w:t>
       </w:r>
     </w:p>
     <w:p>
       <w:pPr>
         <w:numPr>
           <w:ilvl w:val="0"/>
-          <w:numId w:val="3"/>
+          <w:numId w:val="30"/>
         </w:numPr>
-        <w:spacing w:before="100" w:beforeAutospacing="1" w:after="100" w:afterAutospacing="1" w:line="240" w:lineRule="auto"/>
-        <w:rPr>
-          <w:rFonts w:ascii="Times New Roman" w:eastAsia="Times New Roman" w:hAnsi="Times New Roman" w:cs="Times New Roman"/>
-          <w:sz w:val="24"/>
-          <w:szCs w:val="24"/>
-        </w:rPr>
-      </w:pPr>
-      <w:r>
-        <w:rPr>
-          <w:rFonts w:ascii="Times New Roman" w:eastAsia="Times New Roman" w:hAnsi="Times New Roman" w:cs="Times New Roman"/>
-          <w:sz w:val="24"/>
-          <w:szCs w:val="24"/>
-        </w:rPr>
-        <w:t>Admin panel</w:t>
+        <w:rPr>
+          <w:rFonts w:ascii="Times New Roman" w:eastAsia="Times New Roman" w:hAnsi="Times New Roman" w:cs="Times New Roman"/>
+          <w:sz w:val="24"/>
+          <w:szCs w:val="24"/>
+        </w:rPr>
+      </w:pPr>
+      <w:r>
+        <w:rPr>
+          <w:rFonts w:ascii="Times New Roman" w:eastAsia="Times New Roman" w:hAnsi="Times New Roman" w:cs="Times New Roman"/>
+          <w:sz w:val="24"/>
+          <w:szCs w:val="24"/>
+        </w:rPr>
+        <w:t>Manage students</w:t>
       </w:r>
     </w:p>
     <w:p>
       <w:pPr>
         <w:numPr>
           <w:ilvl w:val="0"/>
-          <w:numId w:val="3"/>
+          <w:numId w:val="30"/>
         </w:numPr>
-        <w:spacing w:before="100" w:beforeAutospacing="1" w:after="100" w:afterAutospacing="1" w:line="240" w:lineRule="auto"/>
-        <w:rPr>
-          <w:rFonts w:ascii="Times New Roman" w:eastAsia="Times New Roman" w:hAnsi="Times New Roman" w:cs="Times New Roman"/>
-          <w:sz w:val="24"/>
-          <w:szCs w:val="24"/>
-        </w:rPr>
-      </w:pPr>
-      <w:r>
-        <w:rPr>
-          <w:rFonts w:ascii="Times New Roman" w:eastAsia="Times New Roman" w:hAnsi="Times New Roman" w:cs="Times New Roman"/>
-          <w:sz w:val="24"/>
-          <w:szCs w:val="24"/>
-        </w:rPr>
-        <w:t>Contact form</w:t>
-      </w:r>
-    </w:p>
-    <w:p>
-      <w:pPr>
-        <w:spacing w:before="100" w:beforeAutospacing="1" w:after="100" w:afterAutospacing="1" w:line="240" w:lineRule="auto"/>
-        <w:outlineLvl w:val="1"/>
+        <w:rPr>
+          <w:rFonts w:ascii="Times New Roman" w:eastAsia="Times New Roman" w:hAnsi="Times New Roman" w:cs="Times New Roman"/>
+          <w:sz w:val="24"/>
+          <w:szCs w:val="24"/>
+        </w:rPr>
+      </w:pPr>
+      <w:r>
+        <w:rPr>
+          <w:rFonts w:ascii="Times New Roman" w:eastAsia="Times New Roman" w:hAnsi="Times New Roman" w:cs="Times New Roman"/>
+          <w:sz w:val="24"/>
+          <w:szCs w:val="24"/>
+        </w:rPr>
+        <w:t>Update announcements</w:t>
+      </w:r>
+    </w:p>
+    <w:p>
+      <w:pPr>
+        <w:rPr>
+          <w:rFonts w:ascii="Times New Roman" w:eastAsia="Times New Roman" w:hAnsi="Times New Roman" w:cs="Times New Roman"/>
+          <w:sz w:val="24"/>
+          <w:szCs w:val="24"/>
+        </w:rPr>
+      </w:pPr>
+      <w:r>
+        <w:rPr>
+          <w:rFonts w:ascii="Times New Roman" w:eastAsia="Times New Roman" w:hAnsi="Times New Roman" w:cs="Times New Roman"/>
+          <w:sz w:val="24"/>
+          <w:szCs w:val="24"/>
+        </w:rPr>
+        <w:pict w14:anchorId="7A5A1EC6">
+          <v:rect id="_x0000_i1195" style="width:0;height:1.5pt" o:hralign="center" o:hrstd="t" o:hr="t" fillcolor="#a0a0a0" stroked="f"/>
+        </w:pict>
+      </w:r>
+    </w:p>
+    <w:p>
+      <w:pPr>
         <w:rPr>
           <w:rFonts w:ascii="Times New Roman" w:eastAsia="Times New Roman" w:hAnsi="Times New Roman" w:cs="Times New Roman"/>
           <w:b/>
           <w:bCs/>
-          <w:sz w:val="36"/>
-          <w:szCs w:val="36"/>
+          <w:sz w:val="24"/>
+          <w:szCs w:val="24"/>
         </w:rPr>
       </w:pPr>
       <w:r>
@@ -1363,22 +1442,162 @@
           <w:rFonts w:ascii="Times New Roman" w:eastAsia="Times New Roman" w:hAnsi="Times New Roman" w:cs="Times New Roman"/>
           <w:b/>
           <w:bCs/>
-          <w:sz w:val="36"/>
-          <w:szCs w:val="36"/>
-        </w:rPr>
-        <w:t>2.3 User Classes</w:t>
-      </w:r>
-    </w:p>
-    <w:p>
-      <w:pPr>
-        <w:spacing w:before="100" w:beforeAutospacing="1" w:after="100" w:afterAutospacing="1" w:line="240" w:lineRule="auto"/>
-        <w:outlineLvl w:val="2"/>
+          <w:sz w:val="24"/>
+          <w:szCs w:val="24"/>
+        </w:rPr>
+        <w:t>2.4 Operating Environment</w:t>
+      </w:r>
+    </w:p>
+    <w:p>
+      <w:pPr>
+        <w:rPr>
+          <w:rFonts w:ascii="Times New Roman" w:eastAsia="Times New Roman" w:hAnsi="Times New Roman" w:cs="Times New Roman"/>
+          <w:sz w:val="24"/>
+          <w:szCs w:val="24"/>
+        </w:rPr>
+      </w:pPr>
+      <w:r>
+        <w:rPr>
+          <w:rFonts w:ascii="Times New Roman" w:eastAsia="Times New Roman" w:hAnsi="Times New Roman" w:cs="Times New Roman"/>
+          <w:sz w:val="24"/>
+          <w:szCs w:val="24"/>
+        </w:rPr>
+        <w:t>The system shall operate on:</w:t>
+      </w:r>
+    </w:p>
+    <w:p>
+      <w:pPr>
+        <w:numPr>
+          <w:ilvl w:val="0"/>
+          <w:numId w:val="31"/>
+        </w:numPr>
+        <w:rPr>
+          <w:rFonts w:ascii="Times New Roman" w:eastAsia="Times New Roman" w:hAnsi="Times New Roman" w:cs="Times New Roman"/>
+          <w:sz w:val="24"/>
+          <w:szCs w:val="24"/>
+        </w:rPr>
+      </w:pPr>
+      <w:r>
+        <w:rPr>
+          <w:rFonts w:ascii="Times New Roman" w:eastAsia="Times New Roman" w:hAnsi="Times New Roman" w:cs="Times New Roman"/>
+          <w:sz w:val="24"/>
+          <w:szCs w:val="24"/>
+        </w:rPr>
+        <w:t>Windows OS</w:t>
+      </w:r>
+    </w:p>
+    <w:p>
+      <w:pPr>
+        <w:numPr>
+          <w:ilvl w:val="0"/>
+          <w:numId w:val="31"/>
+        </w:numPr>
+        <w:rPr>
+          <w:rFonts w:ascii="Times New Roman" w:eastAsia="Times New Roman" w:hAnsi="Times New Roman" w:cs="Times New Roman"/>
+          <w:sz w:val="24"/>
+          <w:szCs w:val="24"/>
+        </w:rPr>
+      </w:pPr>
+      <w:r>
+        <w:rPr>
+          <w:rFonts w:ascii="Times New Roman" w:eastAsia="Times New Roman" w:hAnsi="Times New Roman" w:cs="Times New Roman"/>
+          <w:sz w:val="24"/>
+          <w:szCs w:val="24"/>
+        </w:rPr>
+        <w:t>Web Browsers (Chrome, Edge, Firefox)</w:t>
+      </w:r>
+    </w:p>
+    <w:p>
+      <w:pPr>
+        <w:numPr>
+          <w:ilvl w:val="0"/>
+          <w:numId w:val="31"/>
+        </w:numPr>
+        <w:rPr>
+          <w:rFonts w:ascii="Times New Roman" w:eastAsia="Times New Roman" w:hAnsi="Times New Roman" w:cs="Times New Roman"/>
+          <w:sz w:val="24"/>
+          <w:szCs w:val="24"/>
+        </w:rPr>
+      </w:pPr>
+      <w:r>
+        <w:rPr>
+          <w:rFonts w:ascii="Times New Roman" w:eastAsia="Times New Roman" w:hAnsi="Times New Roman" w:cs="Times New Roman"/>
+          <w:sz w:val="24"/>
+          <w:szCs w:val="24"/>
+        </w:rPr>
+        <w:t>Mobile Devices</w:t>
+      </w:r>
+    </w:p>
+    <w:p>
+      <w:pPr>
+        <w:numPr>
+          <w:ilvl w:val="0"/>
+          <w:numId w:val="31"/>
+        </w:numPr>
+        <w:rPr>
+          <w:rFonts w:ascii="Times New Roman" w:eastAsia="Times New Roman" w:hAnsi="Times New Roman" w:cs="Times New Roman"/>
+          <w:sz w:val="24"/>
+          <w:szCs w:val="24"/>
+        </w:rPr>
+      </w:pPr>
+      <w:r>
+        <w:rPr>
+          <w:rFonts w:ascii="Times New Roman" w:eastAsia="Times New Roman" w:hAnsi="Times New Roman" w:cs="Times New Roman"/>
+          <w:sz w:val="24"/>
+          <w:szCs w:val="24"/>
+        </w:rPr>
+        <w:t>Apache Web Server</w:t>
+      </w:r>
+    </w:p>
+    <w:p>
+      <w:pPr>
+        <w:numPr>
+          <w:ilvl w:val="0"/>
+          <w:numId w:val="31"/>
+        </w:numPr>
+        <w:rPr>
+          <w:rFonts w:ascii="Times New Roman" w:eastAsia="Times New Roman" w:hAnsi="Times New Roman" w:cs="Times New Roman"/>
+          <w:sz w:val="24"/>
+          <w:szCs w:val="24"/>
+        </w:rPr>
+      </w:pPr>
+      <w:r>
+        <w:rPr>
+          <w:rFonts w:ascii="Times New Roman" w:eastAsia="Times New Roman" w:hAnsi="Times New Roman" w:cs="Times New Roman"/>
+          <w:sz w:val="24"/>
+          <w:szCs w:val="24"/>
+        </w:rPr>
+        <w:t>MySQL Database</w:t>
+      </w:r>
+    </w:p>
+    <w:p>
+      <w:pPr>
+        <w:rPr>
+          <w:rFonts w:ascii="Times New Roman" w:eastAsia="Times New Roman" w:hAnsi="Times New Roman" w:cs="Times New Roman"/>
+          <w:sz w:val="24"/>
+          <w:szCs w:val="24"/>
+        </w:rPr>
+      </w:pPr>
+      <w:r>
+        <w:rPr>
+          <w:rFonts w:ascii="Times New Roman" w:eastAsia="Times New Roman" w:hAnsi="Times New Roman" w:cs="Times New Roman"/>
+          <w:sz w:val="24"/>
+          <w:szCs w:val="24"/>
+        </w:rPr>
+        <w:lastRenderedPageBreak/>
+        <w:pict w14:anchorId="6E5B7A01">
+          <v:rect id="_x0000_i1196" style="width:0;height:1.5pt" o:hralign="center" o:hrstd="t" o:hr="t" fillcolor="#a0a0a0" stroked="f"/>
+        </w:pict>
+      </w:r>
+    </w:p>
+    <w:p>
+      <w:pPr>
         <w:rPr>
           <w:rFonts w:ascii="Times New Roman" w:eastAsia="Times New Roman" w:hAnsi="Times New Roman" w:cs="Times New Roman"/>
           <w:b/>
           <w:bCs/>
-          <w:sz w:val="27"/>
-          <w:szCs w:val="27"/>
+          <w:sz w:val="24"/>
+          <w:szCs w:val="24"/>
         </w:rPr>
       </w:pPr>
       <w:r>
@@ -1386,67 +1605,123 @@
           <w:rFonts w:ascii="Times New Roman" w:eastAsia="Times New Roman" w:hAnsi="Times New Roman" w:cs="Times New Roman"/>
           <w:b/>
           <w:bCs/>
-          <w:sz w:val="27"/>
-          <w:szCs w:val="27"/>
-        </w:rPr>
-        <w:t>Visitor</w:t>
+          <w:sz w:val="24"/>
+          <w:szCs w:val="24"/>
+        </w:rPr>
+        <w:t>2.5 Design and Implementation Constraints</w:t>
       </w:r>
     </w:p>
     <w:p>
       <w:pPr>
         <w:numPr>
           <w:ilvl w:val="0"/>
-          <w:numId w:val="4"/>
+          <w:numId w:val="32"/>
         </w:numPr>
-        <w:spacing w:before="100" w:beforeAutospacing="1" w:after="100" w:afterAutospacing="1" w:line="240" w:lineRule="auto"/>
-        <w:rPr>
-          <w:rFonts w:ascii="Times New Roman" w:eastAsia="Times New Roman" w:hAnsi="Times New Roman" w:cs="Times New Roman"/>
-          <w:sz w:val="24"/>
-          <w:szCs w:val="24"/>
-        </w:rPr>
-      </w:pPr>
-      <w:r>
-        <w:rPr>
-          <w:rFonts w:ascii="Times New Roman" w:eastAsia="Times New Roman" w:hAnsi="Times New Roman" w:cs="Times New Roman"/>
-          <w:sz w:val="24"/>
-          <w:szCs w:val="24"/>
-        </w:rPr>
-        <w:t>Can view public information</w:t>
+        <w:rPr>
+          <w:rFonts w:ascii="Times New Roman" w:eastAsia="Times New Roman" w:hAnsi="Times New Roman" w:cs="Times New Roman"/>
+          <w:sz w:val="24"/>
+          <w:szCs w:val="24"/>
+        </w:rPr>
+      </w:pPr>
+      <w:r>
+        <w:rPr>
+          <w:rFonts w:ascii="Times New Roman" w:eastAsia="Times New Roman" w:hAnsi="Times New Roman" w:cs="Times New Roman"/>
+          <w:sz w:val="24"/>
+          <w:szCs w:val="24"/>
+        </w:rPr>
+        <w:t>Internet connection required</w:t>
       </w:r>
     </w:p>
     <w:p>
       <w:pPr>
         <w:numPr>
           <w:ilvl w:val="0"/>
-          <w:numId w:val="4"/>
+          <w:numId w:val="32"/>
         </w:numPr>
-        <w:spacing w:before="100" w:beforeAutospacing="1" w:after="100" w:afterAutospacing="1" w:line="240" w:lineRule="auto"/>
-        <w:rPr>
-          <w:rFonts w:ascii="Times New Roman" w:eastAsia="Times New Roman" w:hAnsi="Times New Roman" w:cs="Times New Roman"/>
-          <w:sz w:val="24"/>
-          <w:szCs w:val="24"/>
-        </w:rPr>
-      </w:pPr>
-      <w:r>
-        <w:rPr>
-          <w:rFonts w:ascii="Times New Roman" w:eastAsia="Times New Roman" w:hAnsi="Times New Roman" w:cs="Times New Roman"/>
-          <w:sz w:val="24"/>
-          <w:szCs w:val="24"/>
-        </w:rPr>
-        <w:lastRenderedPageBreak/>
-        <w:t>No login required</w:t>
-      </w:r>
-    </w:p>
-    <w:p>
-      <w:pPr>
-        <w:spacing w:before="100" w:beforeAutospacing="1" w:after="100" w:afterAutospacing="1" w:line="240" w:lineRule="auto"/>
-        <w:outlineLvl w:val="2"/>
+        <w:rPr>
+          <w:rFonts w:ascii="Times New Roman" w:eastAsia="Times New Roman" w:hAnsi="Times New Roman" w:cs="Times New Roman"/>
+          <w:sz w:val="24"/>
+          <w:szCs w:val="24"/>
+        </w:rPr>
+      </w:pPr>
+      <w:r>
+        <w:rPr>
+          <w:rFonts w:ascii="Times New Roman" w:eastAsia="Times New Roman" w:hAnsi="Times New Roman" w:cs="Times New Roman"/>
+          <w:sz w:val="24"/>
+          <w:szCs w:val="24"/>
+        </w:rPr>
+        <w:t>Hosting server required</w:t>
+      </w:r>
+    </w:p>
+    <w:p>
+      <w:pPr>
+        <w:numPr>
+          <w:ilvl w:val="0"/>
+          <w:numId w:val="32"/>
+        </w:numPr>
+        <w:rPr>
+          <w:rFonts w:ascii="Times New Roman" w:eastAsia="Times New Roman" w:hAnsi="Times New Roman" w:cs="Times New Roman"/>
+          <w:sz w:val="24"/>
+          <w:szCs w:val="24"/>
+        </w:rPr>
+      </w:pPr>
+      <w:r>
+        <w:rPr>
+          <w:rFonts w:ascii="Times New Roman" w:eastAsia="Times New Roman" w:hAnsi="Times New Roman" w:cs="Times New Roman"/>
+          <w:sz w:val="24"/>
+          <w:szCs w:val="24"/>
+        </w:rPr>
+        <w:t>System developed using PHP and MySQL</w:t>
+      </w:r>
+    </w:p>
+    <w:p>
+      <w:pPr>
+        <w:numPr>
+          <w:ilvl w:val="0"/>
+          <w:numId w:val="32"/>
+        </w:numPr>
+        <w:rPr>
+          <w:rFonts w:ascii="Times New Roman" w:eastAsia="Times New Roman" w:hAnsi="Times New Roman" w:cs="Times New Roman"/>
+          <w:sz w:val="24"/>
+          <w:szCs w:val="24"/>
+        </w:rPr>
+      </w:pPr>
+      <w:r>
+        <w:rPr>
+          <w:rFonts w:ascii="Times New Roman" w:eastAsia="Times New Roman" w:hAnsi="Times New Roman" w:cs="Times New Roman"/>
+          <w:sz w:val="24"/>
+          <w:szCs w:val="24"/>
+        </w:rPr>
+        <w:t>Regular maintenance required</w:t>
+      </w:r>
+    </w:p>
+    <w:p>
+      <w:pPr>
+        <w:rPr>
+          <w:rFonts w:ascii="Times New Roman" w:eastAsia="Times New Roman" w:hAnsi="Times New Roman" w:cs="Times New Roman"/>
+          <w:sz w:val="24"/>
+          <w:szCs w:val="24"/>
+        </w:rPr>
+      </w:pPr>
+      <w:r>
+        <w:rPr>
+          <w:rFonts w:ascii="Times New Roman" w:eastAsia="Times New Roman" w:hAnsi="Times New Roman" w:cs="Times New Roman"/>
+          <w:sz w:val="24"/>
+          <w:szCs w:val="24"/>
+        </w:rPr>
+        <w:pict w14:anchorId="46645DBE">
+          <v:rect id="_x0000_i1197" style="width:0;height:1.5pt" o:hralign="center" o:hrstd="t" o:hr="t" fillcolor="#a0a0a0" stroked="f"/>
+        </w:pict>
+      </w:r>
+    </w:p>
+    <w:p>
+      <w:pPr>
         <w:rPr>
           <w:rFonts w:ascii="Times New Roman" w:eastAsia="Times New Roman" w:hAnsi="Times New Roman" w:cs="Times New Roman"/>
           <w:b/>
           <w:bCs/>
-          <w:sz w:val="27"/>
-          <w:szCs w:val="27"/>
+          <w:sz w:val="24"/>
+          <w:szCs w:val="24"/>
         </w:rPr>
       </w:pPr>
       <w:r>
@@ -1454,66 +1729,102 @@
           <w:rFonts w:ascii="Times New Roman" w:eastAsia="Times New Roman" w:hAnsi="Times New Roman" w:cs="Times New Roman"/>
           <w:b/>
           <w:bCs/>
-          <w:sz w:val="27"/>
-          <w:szCs w:val="27"/>
-        </w:rPr>
-        <w:t>Student</w:t>
+          <w:sz w:val="24"/>
+          <w:szCs w:val="24"/>
+        </w:rPr>
+        <w:t>2.6 Assumptions and Dependencies</w:t>
       </w:r>
     </w:p>
     <w:p>
       <w:pPr>
         <w:numPr>
           <w:ilvl w:val="0"/>
-          <w:numId w:val="5"/>
+          <w:numId w:val="33"/>
         </w:numPr>
-        <w:spacing w:before="100" w:beforeAutospacing="1" w:after="100" w:afterAutospacing="1" w:line="240" w:lineRule="auto"/>
-        <w:rPr>
-          <w:rFonts w:ascii="Times New Roman" w:eastAsia="Times New Roman" w:hAnsi="Times New Roman" w:cs="Times New Roman"/>
-          <w:sz w:val="24"/>
-          <w:szCs w:val="24"/>
-        </w:rPr>
-      </w:pPr>
-      <w:r>
-        <w:rPr>
-          <w:rFonts w:ascii="Times New Roman" w:eastAsia="Times New Roman" w:hAnsi="Times New Roman" w:cs="Times New Roman"/>
-          <w:sz w:val="24"/>
-          <w:szCs w:val="24"/>
-        </w:rPr>
-        <w:t>Login required</w:t>
+        <w:rPr>
+          <w:rFonts w:ascii="Times New Roman" w:eastAsia="Times New Roman" w:hAnsi="Times New Roman" w:cs="Times New Roman"/>
+          <w:sz w:val="24"/>
+          <w:szCs w:val="24"/>
+        </w:rPr>
+      </w:pPr>
+      <w:r>
+        <w:rPr>
+          <w:rFonts w:ascii="Times New Roman" w:eastAsia="Times New Roman" w:hAnsi="Times New Roman" w:cs="Times New Roman"/>
+          <w:sz w:val="24"/>
+          <w:szCs w:val="24"/>
+        </w:rPr>
+        <w:t>Users have internet access</w:t>
       </w:r>
     </w:p>
     <w:p>
       <w:pPr>
         <w:numPr>
           <w:ilvl w:val="0"/>
-          <w:numId w:val="5"/>
+          <w:numId w:val="33"/>
         </w:numPr>
-        <w:spacing w:before="100" w:beforeAutospacing="1" w:after="100" w:afterAutospacing="1" w:line="240" w:lineRule="auto"/>
-        <w:rPr>
-          <w:rFonts w:ascii="Times New Roman" w:eastAsia="Times New Roman" w:hAnsi="Times New Roman" w:cs="Times New Roman"/>
-          <w:sz w:val="24"/>
-          <w:szCs w:val="24"/>
-        </w:rPr>
-      </w:pPr>
-      <w:r>
-        <w:rPr>
-          <w:rFonts w:ascii="Times New Roman" w:eastAsia="Times New Roman" w:hAnsi="Times New Roman" w:cs="Times New Roman"/>
-          <w:sz w:val="24"/>
-          <w:szCs w:val="24"/>
-        </w:rPr>
-        <w:t>Can view profile and materials</w:t>
-      </w:r>
-    </w:p>
-    <w:p>
-      <w:pPr>
-        <w:spacing w:before="100" w:beforeAutospacing="1" w:after="100" w:afterAutospacing="1" w:line="240" w:lineRule="auto"/>
-        <w:outlineLvl w:val="2"/>
+        <w:rPr>
+          <w:rFonts w:ascii="Times New Roman" w:eastAsia="Times New Roman" w:hAnsi="Times New Roman" w:cs="Times New Roman"/>
+          <w:sz w:val="24"/>
+          <w:szCs w:val="24"/>
+        </w:rPr>
+      </w:pPr>
+      <w:r>
+        <w:rPr>
+          <w:rFonts w:ascii="Times New Roman" w:eastAsia="Times New Roman" w:hAnsi="Times New Roman" w:cs="Times New Roman"/>
+          <w:sz w:val="24"/>
+          <w:szCs w:val="24"/>
+        </w:rPr>
+        <w:t>Users have basic knowledge of web browsing</w:t>
+      </w:r>
+    </w:p>
+    <w:p>
+      <w:pPr>
+        <w:numPr>
+          <w:ilvl w:val="0"/>
+          <w:numId w:val="33"/>
+        </w:numPr>
+        <w:rPr>
+          <w:rFonts w:ascii="Times New Roman" w:eastAsia="Times New Roman" w:hAnsi="Times New Roman" w:cs="Times New Roman"/>
+          <w:sz w:val="24"/>
+          <w:szCs w:val="24"/>
+        </w:rPr>
+      </w:pPr>
+      <w:r>
+        <w:rPr>
+          <w:rFonts w:ascii="Times New Roman" w:eastAsia="Times New Roman" w:hAnsi="Times New Roman" w:cs="Times New Roman"/>
+          <w:sz w:val="24"/>
+          <w:szCs w:val="24"/>
+        </w:rPr>
+        <w:t>Server infrastructure is available</w:t>
+      </w:r>
+    </w:p>
+    <w:p>
+      <w:pPr>
+        <w:rPr>
+          <w:rFonts w:ascii="Times New Roman" w:eastAsia="Times New Roman" w:hAnsi="Times New Roman" w:cs="Times New Roman"/>
+          <w:sz w:val="24"/>
+          <w:szCs w:val="24"/>
+        </w:rPr>
+      </w:pPr>
+      <w:r>
+        <w:rPr>
+          <w:rFonts w:ascii="Times New Roman" w:eastAsia="Times New Roman" w:hAnsi="Times New Roman" w:cs="Times New Roman"/>
+          <w:sz w:val="24"/>
+          <w:szCs w:val="24"/>
+        </w:rPr>
+        <w:pict w14:anchorId="136D12B9">
+          <v:rect id="_x0000_i1198" style="width:0;height:1.5pt" o:hralign="center" o:hrstd="t" o:hr="t" fillcolor="#a0a0a0" stroked="f"/>
+        </w:pict>
+      </w:r>
+    </w:p>
+    <w:p>
+      <w:pPr>
         <w:rPr>
           <w:rFonts w:ascii="Times New Roman" w:eastAsia="Times New Roman" w:hAnsi="Times New Roman" w:cs="Times New Roman"/>
           <w:b/>
           <w:bCs/>
-          <w:sz w:val="27"/>
-          <w:szCs w:val="27"/>
+          <w:sz w:val="24"/>
+          <w:szCs w:val="24"/>
         </w:rPr>
       </w:pPr>
       <w:r>
@@ -1521,66 +1832,205 @@
           <w:rFonts w:ascii="Times New Roman" w:eastAsia="Times New Roman" w:hAnsi="Times New Roman" w:cs="Times New Roman"/>
           <w:b/>
           <w:bCs/>
-          <w:sz w:val="27"/>
-          <w:szCs w:val="27"/>
-        </w:rPr>
-        <w:t>Administrator</w:t>
+          <w:sz w:val="24"/>
+          <w:szCs w:val="24"/>
+        </w:rPr>
+        <w:t>3. Specific Requirements</w:t>
+      </w:r>
+    </w:p>
+    <w:p>
+      <w:pPr>
+        <w:rPr>
+          <w:rFonts w:ascii="Times New Roman" w:eastAsia="Times New Roman" w:hAnsi="Times New Roman" w:cs="Times New Roman"/>
+          <w:sz w:val="24"/>
+          <w:szCs w:val="24"/>
+        </w:rPr>
+      </w:pPr>
+      <w:r>
+        <w:rPr>
+          <w:rFonts w:ascii="Times New Roman" w:eastAsia="Times New Roman" w:hAnsi="Times New Roman" w:cs="Times New Roman"/>
+          <w:sz w:val="24"/>
+          <w:szCs w:val="24"/>
+        </w:rPr>
+        <w:pict w14:anchorId="5A740EBC">
+          <v:rect id="_x0000_i1199" style="width:0;height:1.5pt" o:hralign="center" o:hrstd="t" o:hr="t" fillcolor="#a0a0a0" stroked="f"/>
+        </w:pict>
+      </w:r>
+    </w:p>
+    <w:p>
+      <w:pPr>
+        <w:rPr>
+          <w:rFonts w:ascii="Times New Roman" w:eastAsia="Times New Roman" w:hAnsi="Times New Roman" w:cs="Times New Roman"/>
+          <w:b/>
+          <w:bCs/>
+          <w:sz w:val="24"/>
+          <w:szCs w:val="24"/>
+        </w:rPr>
+      </w:pPr>
+      <w:r>
+        <w:rPr>
+          <w:rFonts w:ascii="Times New Roman" w:eastAsia="Times New Roman" w:hAnsi="Times New Roman" w:cs="Times New Roman"/>
+          <w:b/>
+          <w:bCs/>
+          <w:sz w:val="24"/>
+          <w:szCs w:val="24"/>
+        </w:rPr>
+        <w:t>3.1 Functional Requirements</w:t>
+      </w:r>
+    </w:p>
+    <w:p>
+      <w:pPr>
+        <w:rPr>
+          <w:rFonts w:ascii="Times New Roman" w:eastAsia="Times New Roman" w:hAnsi="Times New Roman" w:cs="Times New Roman"/>
+          <w:b/>
+          <w:bCs/>
+          <w:sz w:val="24"/>
+          <w:szCs w:val="24"/>
+        </w:rPr>
+      </w:pPr>
+      <w:r>
+        <w:rPr>
+          <w:rFonts w:ascii="Times New Roman" w:eastAsia="Times New Roman" w:hAnsi="Times New Roman" w:cs="Times New Roman"/>
+          <w:b/>
+          <w:bCs/>
+          <w:sz w:val="24"/>
+          <w:szCs w:val="24"/>
+        </w:rPr>
+        <w:t>3.1.1 Homepage</w:t>
       </w:r>
     </w:p>
     <w:p>
       <w:pPr>
         <w:numPr>
           <w:ilvl w:val="0"/>
-          <w:numId w:val="6"/>
+          <w:numId w:val="34"/>
         </w:numPr>
-        <w:spacing w:before="100" w:beforeAutospacing="1" w:after="100" w:afterAutospacing="1" w:line="240" w:lineRule="auto"/>
-        <w:rPr>
-          <w:rFonts w:ascii="Times New Roman" w:eastAsia="Times New Roman" w:hAnsi="Times New Roman" w:cs="Times New Roman"/>
-          <w:sz w:val="24"/>
-          <w:szCs w:val="24"/>
-        </w:rPr>
-      </w:pPr>
-      <w:r>
-        <w:rPr>
-          <w:rFonts w:ascii="Times New Roman" w:eastAsia="Times New Roman" w:hAnsi="Times New Roman" w:cs="Times New Roman"/>
-          <w:sz w:val="24"/>
-          <w:szCs w:val="24"/>
-        </w:rPr>
-        <w:t>Full access</w:t>
+        <w:rPr>
+          <w:rFonts w:ascii="Times New Roman" w:eastAsia="Times New Roman" w:hAnsi="Times New Roman" w:cs="Times New Roman"/>
+          <w:sz w:val="24"/>
+          <w:szCs w:val="24"/>
+        </w:rPr>
+      </w:pPr>
+      <w:r>
+        <w:rPr>
+          <w:rFonts w:ascii="Times New Roman" w:eastAsia="Times New Roman" w:hAnsi="Times New Roman" w:cs="Times New Roman"/>
+          <w:sz w:val="24"/>
+          <w:szCs w:val="24"/>
+        </w:rPr>
+        <w:t>The system shall display college name and logo.</w:t>
       </w:r>
     </w:p>
     <w:p>
       <w:pPr>
         <w:numPr>
           <w:ilvl w:val="0"/>
-          <w:numId w:val="6"/>
+          <w:numId w:val="34"/>
         </w:numPr>
-        <w:spacing w:before="100" w:beforeAutospacing="1" w:after="100" w:afterAutospacing="1" w:line="240" w:lineRule="auto"/>
-        <w:rPr>
-          <w:rFonts w:ascii="Times New Roman" w:eastAsia="Times New Roman" w:hAnsi="Times New Roman" w:cs="Times New Roman"/>
-          <w:sz w:val="24"/>
-          <w:szCs w:val="24"/>
-        </w:rPr>
-      </w:pPr>
-      <w:r>
-        <w:rPr>
-          <w:rFonts w:ascii="Times New Roman" w:eastAsia="Times New Roman" w:hAnsi="Times New Roman" w:cs="Times New Roman"/>
-          <w:sz w:val="24"/>
-          <w:szCs w:val="24"/>
-        </w:rPr>
-        <w:t>Can manage website content</w:t>
-      </w:r>
-    </w:p>
-    <w:p>
-      <w:pPr>
-        <w:spacing w:before="100" w:beforeAutospacing="1" w:after="100" w:afterAutospacing="1" w:line="240" w:lineRule="auto"/>
-        <w:outlineLvl w:val="1"/>
+        <w:rPr>
+          <w:rFonts w:ascii="Times New Roman" w:eastAsia="Times New Roman" w:hAnsi="Times New Roman" w:cs="Times New Roman"/>
+          <w:sz w:val="24"/>
+          <w:szCs w:val="24"/>
+        </w:rPr>
+      </w:pPr>
+      <w:r>
+        <w:rPr>
+          <w:rFonts w:ascii="Times New Roman" w:eastAsia="Times New Roman" w:hAnsi="Times New Roman" w:cs="Times New Roman"/>
+          <w:sz w:val="24"/>
+          <w:szCs w:val="24"/>
+        </w:rPr>
+        <w:t>The system shall display navigation menu.</w:t>
+      </w:r>
+    </w:p>
+    <w:p>
+      <w:pPr>
+        <w:numPr>
+          <w:ilvl w:val="0"/>
+          <w:numId w:val="34"/>
+        </w:numPr>
+        <w:rPr>
+          <w:rFonts w:ascii="Times New Roman" w:eastAsia="Times New Roman" w:hAnsi="Times New Roman" w:cs="Times New Roman"/>
+          <w:sz w:val="24"/>
+          <w:szCs w:val="24"/>
+        </w:rPr>
+      </w:pPr>
+      <w:r>
+        <w:rPr>
+          <w:rFonts w:ascii="Times New Roman" w:eastAsia="Times New Roman" w:hAnsi="Times New Roman" w:cs="Times New Roman"/>
+          <w:sz w:val="24"/>
+          <w:szCs w:val="24"/>
+        </w:rPr>
+        <w:t>The system shall display latest announcements.</w:t>
+      </w:r>
+    </w:p>
+    <w:p>
+      <w:pPr>
+        <w:numPr>
+          <w:ilvl w:val="0"/>
+          <w:numId w:val="34"/>
+        </w:numPr>
+        <w:rPr>
+          <w:rFonts w:ascii="Times New Roman" w:eastAsia="Times New Roman" w:hAnsi="Times New Roman" w:cs="Times New Roman"/>
+          <w:sz w:val="24"/>
+          <w:szCs w:val="24"/>
+        </w:rPr>
+      </w:pPr>
+      <w:r>
+        <w:rPr>
+          <w:rFonts w:ascii="Times New Roman" w:eastAsia="Times New Roman" w:hAnsi="Times New Roman" w:cs="Times New Roman"/>
+          <w:sz w:val="24"/>
+          <w:szCs w:val="24"/>
+        </w:rPr>
+        <w:t>The system shall display news and events.</w:t>
+      </w:r>
+    </w:p>
+    <w:p>
+      <w:pPr>
+        <w:numPr>
+          <w:ilvl w:val="0"/>
+          <w:numId w:val="34"/>
+        </w:numPr>
+        <w:rPr>
+          <w:rFonts w:ascii="Times New Roman" w:eastAsia="Times New Roman" w:hAnsi="Times New Roman" w:cs="Times New Roman"/>
+          <w:sz w:val="24"/>
+          <w:szCs w:val="24"/>
+        </w:rPr>
+      </w:pPr>
+      <w:r>
+        <w:rPr>
+          <w:rFonts w:ascii="Times New Roman" w:eastAsia="Times New Roman" w:hAnsi="Times New Roman" w:cs="Times New Roman"/>
+          <w:sz w:val="24"/>
+          <w:szCs w:val="24"/>
+        </w:rPr>
+        <w:t>The system shall provide brochure download option.</w:t>
+      </w:r>
+    </w:p>
+    <w:p>
+      <w:pPr>
+        <w:rPr>
+          <w:rFonts w:ascii="Times New Roman" w:eastAsia="Times New Roman" w:hAnsi="Times New Roman" w:cs="Times New Roman"/>
+          <w:sz w:val="24"/>
+          <w:szCs w:val="24"/>
+        </w:rPr>
+      </w:pPr>
+      <w:r>
+        <w:rPr>
+          <w:rFonts w:ascii="Times New Roman" w:eastAsia="Times New Roman" w:hAnsi="Times New Roman" w:cs="Times New Roman"/>
+          <w:sz w:val="24"/>
+          <w:szCs w:val="24"/>
+        </w:rPr>
+        <w:pict w14:anchorId="31661FBC">
+          <v:rect id="_x0000_i1200" style="width:0;height:1.5pt" o:hralign="center" o:hrstd="t" o:hr="t" fillcolor="#a0a0a0" stroked="f"/>
+        </w:pict>
+      </w:r>
+    </w:p>
+    <w:p>
+      <w:pPr>
         <w:rPr>
           <w:rFonts w:ascii="Times New Roman" w:eastAsia="Times New Roman" w:hAnsi="Times New Roman" w:cs="Times New Roman"/>
           <w:b/>
           <w:bCs/>
-          <w:sz w:val="36"/>
-          <w:szCs w:val="36"/>
+          <w:sz w:val="24"/>
+          <w:szCs w:val="24"/>
         </w:rPr>
       </w:pPr>
       <w:r>
@@ -1588,153 +2038,166 @@
           <w:rFonts w:ascii="Times New Roman" w:eastAsia="Times New Roman" w:hAnsi="Times New Roman" w:cs="Times New Roman"/>
           <w:b/>
           <w:bCs/>
-          <w:sz w:val="36"/>
-          <w:szCs w:val="36"/>
-        </w:rPr>
-        <w:t>2.4 Operating Environment</w:t>
+          <w:sz w:val="24"/>
+          <w:szCs w:val="24"/>
+        </w:rPr>
+        <w:t>3.1.2 About Us Module</w:t>
       </w:r>
     </w:p>
     <w:p>
       <w:pPr>
         <w:numPr>
           <w:ilvl w:val="0"/>
-          <w:numId w:val="7"/>
+          <w:numId w:val="35"/>
         </w:numPr>
-        <w:spacing w:before="100" w:beforeAutospacing="1" w:after="100" w:afterAutospacing="1" w:line="240" w:lineRule="auto"/>
-        <w:rPr>
-          <w:rFonts w:ascii="Times New Roman" w:eastAsia="Times New Roman" w:hAnsi="Times New Roman" w:cs="Times New Roman"/>
-          <w:sz w:val="24"/>
-          <w:szCs w:val="24"/>
-        </w:rPr>
-      </w:pPr>
-      <w:r>
-        <w:rPr>
-          <w:rFonts w:ascii="Times New Roman" w:eastAsia="Times New Roman" w:hAnsi="Times New Roman" w:cs="Times New Roman"/>
-          <w:sz w:val="24"/>
-          <w:szCs w:val="24"/>
-        </w:rPr>
-        <w:t>Web Browsers (Chrome, Edge, Firefox)</w:t>
+        <w:rPr>
+          <w:rFonts w:ascii="Times New Roman" w:eastAsia="Times New Roman" w:hAnsi="Times New Roman" w:cs="Times New Roman"/>
+          <w:sz w:val="24"/>
+          <w:szCs w:val="24"/>
+        </w:rPr>
+      </w:pPr>
+      <w:r>
+        <w:rPr>
+          <w:rFonts w:ascii="Times New Roman" w:eastAsia="Times New Roman" w:hAnsi="Times New Roman" w:cs="Times New Roman"/>
+          <w:sz w:val="24"/>
+          <w:szCs w:val="24"/>
+        </w:rPr>
+        <w:t>The system shall display vision statement.</w:t>
       </w:r>
     </w:p>
     <w:p>
       <w:pPr>
         <w:numPr>
           <w:ilvl w:val="0"/>
-          <w:numId w:val="7"/>
+          <w:numId w:val="35"/>
         </w:numPr>
-        <w:spacing w:before="100" w:beforeAutospacing="1" w:after="100" w:afterAutospacing="1" w:line="240" w:lineRule="auto"/>
-        <w:rPr>
-          <w:rFonts w:ascii="Times New Roman" w:eastAsia="Times New Roman" w:hAnsi="Times New Roman" w:cs="Times New Roman"/>
-          <w:sz w:val="24"/>
-          <w:szCs w:val="24"/>
-        </w:rPr>
-      </w:pPr>
-      <w:r>
-        <w:rPr>
-          <w:rFonts w:ascii="Times New Roman" w:eastAsia="Times New Roman" w:hAnsi="Times New Roman" w:cs="Times New Roman"/>
-          <w:sz w:val="24"/>
-          <w:szCs w:val="24"/>
-        </w:rPr>
-        <w:t>Windows / Linux / Mac OS</w:t>
+        <w:rPr>
+          <w:rFonts w:ascii="Times New Roman" w:eastAsia="Times New Roman" w:hAnsi="Times New Roman" w:cs="Times New Roman"/>
+          <w:sz w:val="24"/>
+          <w:szCs w:val="24"/>
+        </w:rPr>
+      </w:pPr>
+      <w:r>
+        <w:rPr>
+          <w:rFonts w:ascii="Times New Roman" w:eastAsia="Times New Roman" w:hAnsi="Times New Roman" w:cs="Times New Roman"/>
+          <w:sz w:val="24"/>
+          <w:szCs w:val="24"/>
+        </w:rPr>
+        <w:t>The system shall display mission statement.</w:t>
       </w:r>
     </w:p>
     <w:p>
       <w:pPr>
         <w:numPr>
           <w:ilvl w:val="0"/>
-          <w:numId w:val="7"/>
+          <w:numId w:val="35"/>
         </w:numPr>
-        <w:spacing w:before="100" w:beforeAutospacing="1" w:after="100" w:afterAutospacing="1" w:line="240" w:lineRule="auto"/>
-        <w:rPr>
-          <w:rFonts w:ascii="Times New Roman" w:eastAsia="Times New Roman" w:hAnsi="Times New Roman" w:cs="Times New Roman"/>
-          <w:sz w:val="24"/>
-          <w:szCs w:val="24"/>
-        </w:rPr>
-      </w:pPr>
-      <w:r>
-        <w:rPr>
-          <w:rFonts w:ascii="Times New Roman" w:eastAsia="Times New Roman" w:hAnsi="Times New Roman" w:cs="Times New Roman"/>
-          <w:sz w:val="24"/>
-          <w:szCs w:val="24"/>
-        </w:rPr>
-        <w:t>Mobile Devices</w:t>
+        <w:rPr>
+          <w:rFonts w:ascii="Times New Roman" w:eastAsia="Times New Roman" w:hAnsi="Times New Roman" w:cs="Times New Roman"/>
+          <w:sz w:val="24"/>
+          <w:szCs w:val="24"/>
+        </w:rPr>
+      </w:pPr>
+      <w:r>
+        <w:rPr>
+          <w:rFonts w:ascii="Times New Roman" w:eastAsia="Times New Roman" w:hAnsi="Times New Roman" w:cs="Times New Roman"/>
+          <w:sz w:val="24"/>
+          <w:szCs w:val="24"/>
+        </w:rPr>
+        <w:t>The system shall display information about TNPC.</w:t>
       </w:r>
     </w:p>
     <w:p>
       <w:pPr>
         <w:numPr>
           <w:ilvl w:val="0"/>
-          <w:numId w:val="7"/>
+          <w:numId w:val="35"/>
         </w:numPr>
-        <w:spacing w:before="100" w:beforeAutospacing="1" w:after="100" w:afterAutospacing="1" w:line="240" w:lineRule="auto"/>
-        <w:rPr>
-          <w:rFonts w:ascii="Times New Roman" w:eastAsia="Times New Roman" w:hAnsi="Times New Roman" w:cs="Times New Roman"/>
-          <w:sz w:val="24"/>
-          <w:szCs w:val="24"/>
-        </w:rPr>
-      </w:pPr>
-      <w:r>
-        <w:rPr>
-          <w:rFonts w:ascii="Times New Roman" w:eastAsia="Times New Roman" w:hAnsi="Times New Roman" w:cs="Times New Roman"/>
-          <w:sz w:val="24"/>
-          <w:szCs w:val="24"/>
-        </w:rPr>
-        <w:t>Web Server (Apache)</w:t>
+        <w:rPr>
+          <w:rFonts w:ascii="Times New Roman" w:eastAsia="Times New Roman" w:hAnsi="Times New Roman" w:cs="Times New Roman"/>
+          <w:sz w:val="24"/>
+          <w:szCs w:val="24"/>
+        </w:rPr>
+      </w:pPr>
+      <w:r>
+        <w:rPr>
+          <w:rFonts w:ascii="Times New Roman" w:eastAsia="Times New Roman" w:hAnsi="Times New Roman" w:cs="Times New Roman"/>
+          <w:sz w:val="24"/>
+          <w:szCs w:val="24"/>
+        </w:rPr>
+        <w:lastRenderedPageBreak/>
+        <w:t>The system shall display information about TNPC.</w:t>
       </w:r>
     </w:p>
     <w:p>
       <w:pPr>
         <w:numPr>
           <w:ilvl w:val="0"/>
-          <w:numId w:val="7"/>
+          <w:numId w:val="35"/>
         </w:numPr>
-        <w:spacing w:before="100" w:beforeAutospacing="1" w:after="100" w:afterAutospacing="1" w:line="240" w:lineRule="auto"/>
-        <w:rPr>
-          <w:rFonts w:ascii="Times New Roman" w:eastAsia="Times New Roman" w:hAnsi="Times New Roman" w:cs="Times New Roman"/>
-          <w:sz w:val="24"/>
-          <w:szCs w:val="24"/>
-        </w:rPr>
-      </w:pPr>
-      <w:r>
-        <w:rPr>
-          <w:rFonts w:ascii="Times New Roman" w:eastAsia="Times New Roman" w:hAnsi="Times New Roman" w:cs="Times New Roman"/>
-          <w:sz w:val="24"/>
-          <w:szCs w:val="24"/>
-        </w:rPr>
-        <w:t>Database (MySQL)</w:t>
-      </w:r>
-    </w:p>
-    <w:p>
-      <w:pPr>
-        <w:spacing w:after="0" w:line="240" w:lineRule="auto"/>
-        <w:rPr>
-          <w:rFonts w:ascii="Times New Roman" w:eastAsia="Times New Roman" w:hAnsi="Times New Roman" w:cs="Times New Roman"/>
-          <w:sz w:val="24"/>
-          <w:szCs w:val="24"/>
-        </w:rPr>
-      </w:pPr>
-      <w:r>
-        <w:rPr>
-          <w:rFonts w:ascii="Times New Roman" w:eastAsia="Times New Roman" w:hAnsi="Times New Roman" w:cs="Times New Roman"/>
-          <w:sz w:val="24"/>
-          <w:szCs w:val="24"/>
-        </w:rPr>
-        <w:pict w14:anchorId="06659B4D">
-          <v:rect id="_x0000_i1029" style="width:0;height:1.5pt" o:hralign="center" o:hrstd="t" o:hr="t" fillcolor="#a0a0a0" stroked="f"/>
+        <w:rPr>
+          <w:rFonts w:ascii="Times New Roman" w:eastAsia="Times New Roman" w:hAnsi="Times New Roman" w:cs="Times New Roman"/>
+          <w:sz w:val="24"/>
+          <w:szCs w:val="24"/>
+        </w:rPr>
+      </w:pPr>
+      <w:r>
+        <w:rPr>
+          <w:rFonts w:ascii="Times New Roman" w:eastAsia="Times New Roman" w:hAnsi="Times New Roman" w:cs="Times New Roman"/>
+          <w:sz w:val="24"/>
+          <w:szCs w:val="24"/>
+        </w:rPr>
+        <w:t>The system shall display facilities.</w:t>
+      </w:r>
+    </w:p>
+    <w:p>
+      <w:pPr>
+        <w:numPr>
+          <w:ilvl w:val="0"/>
+          <w:numId w:val="35"/>
+        </w:numPr>
+        <w:rPr>
+          <w:rFonts w:ascii="Times New Roman" w:eastAsia="Times New Roman" w:hAnsi="Times New Roman" w:cs="Times New Roman"/>
+          <w:sz w:val="24"/>
+          <w:szCs w:val="24"/>
+        </w:rPr>
+      </w:pPr>
+      <w:r>
+        <w:rPr>
+          <w:rFonts w:ascii="Times New Roman" w:eastAsia="Times New Roman" w:hAnsi="Times New Roman" w:cs="Times New Roman"/>
+          <w:sz w:val="24"/>
+          <w:szCs w:val="24"/>
+        </w:rPr>
+        <w:t>The system shall display reviews.</w:t>
+      </w:r>
+    </w:p>
+    <w:p>
+      <w:pPr>
+        <w:rPr>
+          <w:rFonts w:ascii="Times New Roman" w:eastAsia="Times New Roman" w:hAnsi="Times New Roman" w:cs="Times New Roman"/>
+          <w:sz w:val="24"/>
+          <w:szCs w:val="24"/>
+        </w:rPr>
+      </w:pPr>
+      <w:r>
+        <w:rPr>
+          <w:rFonts w:ascii="Times New Roman" w:eastAsia="Times New Roman" w:hAnsi="Times New Roman" w:cs="Times New Roman"/>
+          <w:sz w:val="24"/>
+          <w:szCs w:val="24"/>
+        </w:rPr>
+        <w:pict w14:anchorId="35DC362E">
+          <v:rect id="_x0000_i1201" style="width:0;height:1.5pt" o:hralign="center" o:hrstd="t" o:hr="t" fillcolor="#a0a0a0" stroked="f"/>
         </w:pict>
       </w:r>
     </w:p>
     <w:p>
       <w:pPr>
-        <w:spacing w:before="100" w:beforeAutospacing="1" w:after="100" w:afterAutospacing="1" w:line="240" w:lineRule="auto"/>
-        <w:outlineLvl w:val="0"/>
         <w:rPr>
           <w:rFonts w:ascii="Times New Roman" w:eastAsia="Times New Roman" w:hAnsi="Times New Roman" w:cs="Times New Roman"/>
           <w:b/>
           <w:bCs/>
-          <w:kern w:val="36"/>
-          <w:sz w:val="48"/>
-          <w:szCs w:val="48"/>
+          <w:sz w:val="24"/>
+          <w:szCs w:val="24"/>
         </w:rPr>
       </w:pPr>
       <w:r>
@@ -1742,23 +2205,144 @@
           <w:rFonts w:ascii="Times New Roman" w:eastAsia="Times New Roman" w:hAnsi="Times New Roman" w:cs="Times New Roman"/>
           <w:b/>
           <w:bCs/>
-          <w:kern w:val="36"/>
-          <w:sz w:val="48"/>
-          <w:szCs w:val="48"/>
-        </w:rPr>
-        <w:t>3. Functional Requirements</w:t>
-      </w:r>
-    </w:p>
-    <w:p>
-      <w:pPr>
-        <w:spacing w:before="100" w:beforeAutospacing="1" w:after="100" w:afterAutospacing="1" w:line="240" w:lineRule="auto"/>
-        <w:outlineLvl w:val="1"/>
+          <w:sz w:val="24"/>
+          <w:szCs w:val="24"/>
+        </w:rPr>
+        <w:t>3.1.3 Courses Module</w:t>
+      </w:r>
+    </w:p>
+    <w:p>
+      <w:pPr>
+        <w:numPr>
+          <w:ilvl w:val="0"/>
+          <w:numId w:val="36"/>
+        </w:numPr>
+        <w:rPr>
+          <w:rFonts w:ascii="Times New Roman" w:eastAsia="Times New Roman" w:hAnsi="Times New Roman" w:cs="Times New Roman"/>
+          <w:sz w:val="24"/>
+          <w:szCs w:val="24"/>
+        </w:rPr>
+      </w:pPr>
+      <w:r>
+        <w:rPr>
+          <w:rFonts w:ascii="Times New Roman" w:eastAsia="Times New Roman" w:hAnsi="Times New Roman" w:cs="Times New Roman"/>
+          <w:sz w:val="24"/>
+          <w:szCs w:val="24"/>
+        </w:rPr>
+        <w:t>The system shall display BCA course details.</w:t>
+      </w:r>
+    </w:p>
+    <w:p>
+      <w:pPr>
+        <w:numPr>
+          <w:ilvl w:val="0"/>
+          <w:numId w:val="36"/>
+        </w:numPr>
+        <w:rPr>
+          <w:rFonts w:ascii="Times New Roman" w:eastAsia="Times New Roman" w:hAnsi="Times New Roman" w:cs="Times New Roman"/>
+          <w:sz w:val="24"/>
+          <w:szCs w:val="24"/>
+        </w:rPr>
+      </w:pPr>
+      <w:r>
+        <w:rPr>
+          <w:rFonts w:ascii="Times New Roman" w:eastAsia="Times New Roman" w:hAnsi="Times New Roman" w:cs="Times New Roman"/>
+          <w:sz w:val="24"/>
+          <w:szCs w:val="24"/>
+        </w:rPr>
+        <w:t>The system shall display BBA course details.</w:t>
+      </w:r>
+    </w:p>
+    <w:p>
+      <w:pPr>
+        <w:numPr>
+          <w:ilvl w:val="0"/>
+          <w:numId w:val="36"/>
+        </w:numPr>
+        <w:rPr>
+          <w:rFonts w:ascii="Times New Roman" w:eastAsia="Times New Roman" w:hAnsi="Times New Roman" w:cs="Times New Roman"/>
+          <w:sz w:val="24"/>
+          <w:szCs w:val="24"/>
+        </w:rPr>
+      </w:pPr>
+      <w:r>
+        <w:rPr>
+          <w:rFonts w:ascii="Times New Roman" w:eastAsia="Times New Roman" w:hAnsi="Times New Roman" w:cs="Times New Roman"/>
+          <w:sz w:val="24"/>
+          <w:szCs w:val="24"/>
+        </w:rPr>
+        <w:t>The system shall display eligibility criteria.</w:t>
+      </w:r>
+    </w:p>
+    <w:p>
+      <w:pPr>
+        <w:numPr>
+          <w:ilvl w:val="0"/>
+          <w:numId w:val="36"/>
+        </w:numPr>
+        <w:rPr>
+          <w:rFonts w:ascii="Times New Roman" w:eastAsia="Times New Roman" w:hAnsi="Times New Roman" w:cs="Times New Roman"/>
+          <w:sz w:val="24"/>
+          <w:szCs w:val="24"/>
+        </w:rPr>
+      </w:pPr>
+      <w:r>
+        <w:rPr>
+          <w:rFonts w:ascii="Times New Roman" w:eastAsia="Times New Roman" w:hAnsi="Times New Roman" w:cs="Times New Roman"/>
+          <w:sz w:val="24"/>
+          <w:szCs w:val="24"/>
+        </w:rPr>
+        <w:t>The system shall display course duration.</w:t>
+      </w:r>
+    </w:p>
+    <w:p>
+      <w:pPr>
+        <w:numPr>
+          <w:ilvl w:val="0"/>
+          <w:numId w:val="36"/>
+        </w:numPr>
+        <w:rPr>
+          <w:rFonts w:ascii="Times New Roman" w:eastAsia="Times New Roman" w:hAnsi="Times New Roman" w:cs="Times New Roman"/>
+          <w:sz w:val="24"/>
+          <w:szCs w:val="24"/>
+        </w:rPr>
+      </w:pPr>
+      <w:r>
+        <w:rPr>
+          <w:rFonts w:ascii="Times New Roman" w:eastAsia="Times New Roman" w:hAnsi="Times New Roman" w:cs="Times New Roman"/>
+          <w:sz w:val="24"/>
+          <w:szCs w:val="24"/>
+        </w:rPr>
+        <w:t>The system shall allow inquiry submission.</w:t>
+      </w:r>
+    </w:p>
+    <w:p>
+      <w:pPr>
+        <w:rPr>
+          <w:rFonts w:ascii="Times New Roman" w:eastAsia="Times New Roman" w:hAnsi="Times New Roman" w:cs="Times New Roman"/>
+          <w:sz w:val="24"/>
+          <w:szCs w:val="24"/>
+        </w:rPr>
+      </w:pPr>
+      <w:r>
+        <w:rPr>
+          <w:rFonts w:ascii="Times New Roman" w:eastAsia="Times New Roman" w:hAnsi="Times New Roman" w:cs="Times New Roman"/>
+          <w:sz w:val="24"/>
+          <w:szCs w:val="24"/>
+        </w:rPr>
+        <w:pict w14:anchorId="5C17561B">
+          <v:rect id="_x0000_i1202" style="width:0;height:1.5pt" o:hralign="center" o:hrstd="t" o:hr="t" fillcolor="#a0a0a0" stroked="f"/>
+        </w:pict>
+      </w:r>
+    </w:p>
+    <w:p>
+      <w:pPr>
         <w:rPr>
           <w:rFonts w:ascii="Times New Roman" w:eastAsia="Times New Roman" w:hAnsi="Times New Roman" w:cs="Times New Roman"/>
           <w:b/>
           <w:bCs/>
-          <w:sz w:val="36"/>
-          <w:szCs w:val="36"/>
+          <w:sz w:val="24"/>
+          <w:szCs w:val="24"/>
         </w:rPr>
       </w:pPr>
       <w:r>
@@ -1766,88 +2350,184 @@
           <w:rFonts w:ascii="Times New Roman" w:eastAsia="Times New Roman" w:hAnsi="Times New Roman" w:cs="Times New Roman"/>
           <w:b/>
           <w:bCs/>
-          <w:sz w:val="36"/>
-          <w:szCs w:val="36"/>
-        </w:rPr>
-        <w:t>3.1 Homepage</w:t>
+          <w:sz w:val="24"/>
+          <w:szCs w:val="24"/>
+        </w:rPr>
+        <w:t>3.1.4 Faculty Module</w:t>
       </w:r>
     </w:p>
     <w:p>
       <w:pPr>
         <w:numPr>
           <w:ilvl w:val="0"/>
-          <w:numId w:val="8"/>
+          <w:numId w:val="37"/>
         </w:numPr>
-        <w:spacing w:before="100" w:beforeAutospacing="1" w:after="100" w:afterAutospacing="1" w:line="240" w:lineRule="auto"/>
-        <w:rPr>
-          <w:rFonts w:ascii="Times New Roman" w:eastAsia="Times New Roman" w:hAnsi="Times New Roman" w:cs="Times New Roman"/>
-          <w:sz w:val="24"/>
-          <w:szCs w:val="24"/>
-        </w:rPr>
-      </w:pPr>
-      <w:r>
-        <w:rPr>
-          <w:rFonts w:ascii="Times New Roman" w:eastAsia="Times New Roman" w:hAnsi="Times New Roman" w:cs="Times New Roman"/>
-          <w:sz w:val="24"/>
-          <w:szCs w:val="24"/>
-        </w:rPr>
-        <w:t>Display college name and logo</w:t>
+        <w:rPr>
+          <w:rFonts w:ascii="Times New Roman" w:eastAsia="Times New Roman" w:hAnsi="Times New Roman" w:cs="Times New Roman"/>
+          <w:sz w:val="24"/>
+          <w:szCs w:val="24"/>
+        </w:rPr>
+      </w:pPr>
+      <w:r>
+        <w:rPr>
+          <w:rFonts w:ascii="Times New Roman" w:eastAsia="Times New Roman" w:hAnsi="Times New Roman" w:cs="Times New Roman"/>
+          <w:sz w:val="24"/>
+          <w:szCs w:val="24"/>
+        </w:rPr>
+        <w:t>The system shall display faculty list.</w:t>
       </w:r>
     </w:p>
     <w:p>
       <w:pPr>
         <w:numPr>
           <w:ilvl w:val="0"/>
-          <w:numId w:val="8"/>
+          <w:numId w:val="37"/>
         </w:numPr>
-        <w:spacing w:before="100" w:beforeAutospacing="1" w:after="100" w:afterAutospacing="1" w:line="240" w:lineRule="auto"/>
-        <w:rPr>
-          <w:rFonts w:ascii="Times New Roman" w:eastAsia="Times New Roman" w:hAnsi="Times New Roman" w:cs="Times New Roman"/>
-          <w:sz w:val="24"/>
-          <w:szCs w:val="24"/>
-        </w:rPr>
-      </w:pPr>
-      <w:r>
-        <w:rPr>
-          <w:rFonts w:ascii="Times New Roman" w:eastAsia="Times New Roman" w:hAnsi="Times New Roman" w:cs="Times New Roman"/>
-          <w:sz w:val="24"/>
-          <w:szCs w:val="24"/>
-        </w:rPr>
-        <w:t>Navigation menu</w:t>
+        <w:rPr>
+          <w:rFonts w:ascii="Times New Roman" w:eastAsia="Times New Roman" w:hAnsi="Times New Roman" w:cs="Times New Roman"/>
+          <w:sz w:val="24"/>
+          <w:szCs w:val="24"/>
+        </w:rPr>
+      </w:pPr>
+      <w:r>
+        <w:rPr>
+          <w:rFonts w:ascii="Times New Roman" w:eastAsia="Times New Roman" w:hAnsi="Times New Roman" w:cs="Times New Roman"/>
+          <w:sz w:val="24"/>
+          <w:szCs w:val="24"/>
+        </w:rPr>
+        <w:t>The system shall display name, qualification, and experience.</w:t>
+      </w:r>
+    </w:p>
+    <w:p>
+      <w:pPr>
+        <w:rPr>
+          <w:rFonts w:ascii="Times New Roman" w:eastAsia="Times New Roman" w:hAnsi="Times New Roman" w:cs="Times New Roman"/>
+          <w:sz w:val="24"/>
+          <w:szCs w:val="24"/>
+        </w:rPr>
+      </w:pPr>
+      <w:r>
+        <w:rPr>
+          <w:rFonts w:ascii="Times New Roman" w:eastAsia="Times New Roman" w:hAnsi="Times New Roman" w:cs="Times New Roman"/>
+          <w:sz w:val="24"/>
+          <w:szCs w:val="24"/>
+        </w:rPr>
+        <w:pict w14:anchorId="064F2A05">
+          <v:rect id="_x0000_i1203" style="width:0;height:1.5pt" o:hralign="center" o:hrstd="t" o:hr="t" fillcolor="#a0a0a0" stroked="f"/>
+        </w:pict>
+      </w:r>
+    </w:p>
+    <w:p>
+      <w:pPr>
+        <w:rPr>
+          <w:rFonts w:ascii="Times New Roman" w:eastAsia="Times New Roman" w:hAnsi="Times New Roman" w:cs="Times New Roman"/>
+          <w:b/>
+          <w:bCs/>
+          <w:sz w:val="24"/>
+          <w:szCs w:val="24"/>
+        </w:rPr>
+      </w:pPr>
+      <w:r>
+        <w:rPr>
+          <w:rFonts w:ascii="Times New Roman" w:eastAsia="Times New Roman" w:hAnsi="Times New Roman" w:cs="Times New Roman"/>
+          <w:b/>
+          <w:bCs/>
+          <w:sz w:val="24"/>
+          <w:szCs w:val="24"/>
+        </w:rPr>
+        <w:t>3.1.5 Admission Module</w:t>
       </w:r>
     </w:p>
     <w:p>
       <w:pPr>
         <w:numPr>
           <w:ilvl w:val="0"/>
-          <w:numId w:val="8"/>
+          <w:numId w:val="38"/>
         </w:numPr>
-        <w:spacing w:before="100" w:beforeAutospacing="1" w:after="100" w:afterAutospacing="1" w:line="240" w:lineRule="auto"/>
-        <w:rPr>
-          <w:rFonts w:ascii="Times New Roman" w:eastAsia="Times New Roman" w:hAnsi="Times New Roman" w:cs="Times New Roman"/>
-          <w:sz w:val="24"/>
-          <w:szCs w:val="24"/>
-        </w:rPr>
-      </w:pPr>
-      <w:r>
-        <w:rPr>
-          <w:rFonts w:ascii="Times New Roman" w:eastAsia="Times New Roman" w:hAnsi="Times New Roman" w:cs="Times New Roman"/>
-          <w:sz w:val="24"/>
-          <w:szCs w:val="24"/>
-        </w:rPr>
-        <w:t>Latest announcements</w:t>
-      </w:r>
-    </w:p>
-    <w:p>
-      <w:pPr>
-        <w:spacing w:before="100" w:beforeAutospacing="1" w:after="100" w:afterAutospacing="1" w:line="240" w:lineRule="auto"/>
-        <w:outlineLvl w:val="1"/>
+        <w:rPr>
+          <w:rFonts w:ascii="Times New Roman" w:eastAsia="Times New Roman" w:hAnsi="Times New Roman" w:cs="Times New Roman"/>
+          <w:sz w:val="24"/>
+          <w:szCs w:val="24"/>
+        </w:rPr>
+      </w:pPr>
+      <w:r>
+        <w:rPr>
+          <w:rFonts w:ascii="Times New Roman" w:eastAsia="Times New Roman" w:hAnsi="Times New Roman" w:cs="Times New Roman"/>
+          <w:sz w:val="24"/>
+          <w:szCs w:val="24"/>
+        </w:rPr>
+        <w:t>The system shall display admission procedure.</w:t>
+      </w:r>
+    </w:p>
+    <w:p>
+      <w:pPr>
+        <w:numPr>
+          <w:ilvl w:val="0"/>
+          <w:numId w:val="38"/>
+        </w:numPr>
+        <w:rPr>
+          <w:rFonts w:ascii="Times New Roman" w:eastAsia="Times New Roman" w:hAnsi="Times New Roman" w:cs="Times New Roman"/>
+          <w:sz w:val="24"/>
+          <w:szCs w:val="24"/>
+        </w:rPr>
+      </w:pPr>
+      <w:r>
+        <w:rPr>
+          <w:rFonts w:ascii="Times New Roman" w:eastAsia="Times New Roman" w:hAnsi="Times New Roman" w:cs="Times New Roman"/>
+          <w:sz w:val="24"/>
+          <w:szCs w:val="24"/>
+        </w:rPr>
+        <w:t>The system shall display required documents.</w:t>
+      </w:r>
+    </w:p>
+    <w:p>
+      <w:pPr>
+        <w:numPr>
+          <w:ilvl w:val="0"/>
+          <w:numId w:val="38"/>
+        </w:numPr>
+        <w:rPr>
+          <w:rFonts w:ascii="Times New Roman" w:eastAsia="Times New Roman" w:hAnsi="Times New Roman" w:cs="Times New Roman"/>
+          <w:sz w:val="24"/>
+          <w:szCs w:val="24"/>
+        </w:rPr>
+      </w:pPr>
+      <w:r>
+        <w:rPr>
+          <w:rFonts w:ascii="Times New Roman" w:eastAsia="Times New Roman" w:hAnsi="Times New Roman" w:cs="Times New Roman"/>
+          <w:sz w:val="24"/>
+          <w:szCs w:val="24"/>
+        </w:rPr>
+        <w:t>The system shall allow admission inquiry.</w:t>
+      </w:r>
+    </w:p>
+    <w:p>
+      <w:pPr>
+        <w:rPr>
+          <w:rFonts w:ascii="Times New Roman" w:eastAsia="Times New Roman" w:hAnsi="Times New Roman" w:cs="Times New Roman"/>
+          <w:sz w:val="24"/>
+          <w:szCs w:val="24"/>
+        </w:rPr>
+      </w:pPr>
+      <w:r>
+        <w:rPr>
+          <w:rFonts w:ascii="Times New Roman" w:eastAsia="Times New Roman" w:hAnsi="Times New Roman" w:cs="Times New Roman"/>
+          <w:sz w:val="24"/>
+          <w:szCs w:val="24"/>
+        </w:rPr>
+        <w:pict w14:anchorId="260BBDFC">
+          <v:rect id="_x0000_i1204" style="width:0;height:1.5pt" o:hralign="center" o:hrstd="t" o:hr="t" fillcolor="#a0a0a0" stroked="f"/>
+        </w:pict>
+      </w:r>
+    </w:p>
+    <w:p>
+      <w:pPr>
         <w:rPr>
           <w:rFonts w:ascii="Times New Roman" w:eastAsia="Times New Roman" w:hAnsi="Times New Roman" w:cs="Times New Roman"/>
           <w:b/>
           <w:bCs/>
-          <w:sz w:val="36"/>
-          <w:szCs w:val="36"/>
+          <w:sz w:val="24"/>
+          <w:szCs w:val="24"/>
         </w:rPr>
       </w:pPr>
       <w:r>
@@ -1855,88 +2535,123 @@
           <w:rFonts w:ascii="Times New Roman" w:eastAsia="Times New Roman" w:hAnsi="Times New Roman" w:cs="Times New Roman"/>
           <w:b/>
           <w:bCs/>
-          <w:sz w:val="36"/>
-          <w:szCs w:val="36"/>
-        </w:rPr>
-        <w:t>3.2 About Us</w:t>
+          <w:sz w:val="24"/>
+          <w:szCs w:val="24"/>
+        </w:rPr>
+        <w:t>3.1.6 Student Login Module</w:t>
       </w:r>
     </w:p>
     <w:p>
       <w:pPr>
         <w:numPr>
           <w:ilvl w:val="0"/>
-          <w:numId w:val="9"/>
+          <w:numId w:val="39"/>
         </w:numPr>
-        <w:spacing w:before="100" w:beforeAutospacing="1" w:after="100" w:afterAutospacing="1" w:line="240" w:lineRule="auto"/>
-        <w:rPr>
-          <w:rFonts w:ascii="Times New Roman" w:eastAsia="Times New Roman" w:hAnsi="Times New Roman" w:cs="Times New Roman"/>
-          <w:sz w:val="24"/>
-          <w:szCs w:val="24"/>
-        </w:rPr>
-      </w:pPr>
-      <w:r>
-        <w:rPr>
-          <w:rFonts w:ascii="Times New Roman" w:eastAsia="Times New Roman" w:hAnsi="Times New Roman" w:cs="Times New Roman"/>
-          <w:sz w:val="24"/>
-          <w:szCs w:val="24"/>
-        </w:rPr>
-        <w:t>Vision statement</w:t>
+        <w:rPr>
+          <w:rFonts w:ascii="Times New Roman" w:eastAsia="Times New Roman" w:hAnsi="Times New Roman" w:cs="Times New Roman"/>
+          <w:sz w:val="24"/>
+          <w:szCs w:val="24"/>
+        </w:rPr>
+      </w:pPr>
+      <w:r>
+        <w:rPr>
+          <w:rFonts w:ascii="Times New Roman" w:eastAsia="Times New Roman" w:hAnsi="Times New Roman" w:cs="Times New Roman"/>
+          <w:sz w:val="24"/>
+          <w:szCs w:val="24"/>
+        </w:rPr>
+        <w:t>The system shall authenticate student using username and password.</w:t>
       </w:r>
     </w:p>
     <w:p>
       <w:pPr>
         <w:numPr>
           <w:ilvl w:val="0"/>
-          <w:numId w:val="9"/>
+          <w:numId w:val="39"/>
         </w:numPr>
-        <w:spacing w:before="100" w:beforeAutospacing="1" w:after="100" w:afterAutospacing="1" w:line="240" w:lineRule="auto"/>
-        <w:rPr>
-          <w:rFonts w:ascii="Times New Roman" w:eastAsia="Times New Roman" w:hAnsi="Times New Roman" w:cs="Times New Roman"/>
-          <w:sz w:val="24"/>
-          <w:szCs w:val="24"/>
-        </w:rPr>
-      </w:pPr>
-      <w:r>
-        <w:rPr>
-          <w:rFonts w:ascii="Times New Roman" w:eastAsia="Times New Roman" w:hAnsi="Times New Roman" w:cs="Times New Roman"/>
-          <w:sz w:val="24"/>
-          <w:szCs w:val="24"/>
-        </w:rPr>
-        <w:t>Mission statement</w:t>
+        <w:rPr>
+          <w:rFonts w:ascii="Times New Roman" w:eastAsia="Times New Roman" w:hAnsi="Times New Roman" w:cs="Times New Roman"/>
+          <w:sz w:val="24"/>
+          <w:szCs w:val="24"/>
+        </w:rPr>
+      </w:pPr>
+      <w:r>
+        <w:rPr>
+          <w:rFonts w:ascii="Times New Roman" w:eastAsia="Times New Roman" w:hAnsi="Times New Roman" w:cs="Times New Roman"/>
+          <w:sz w:val="24"/>
+          <w:szCs w:val="24"/>
+        </w:rPr>
+        <w:t>The system shall allow students to view profile.</w:t>
       </w:r>
     </w:p>
     <w:p>
       <w:pPr>
         <w:numPr>
           <w:ilvl w:val="0"/>
-          <w:numId w:val="9"/>
+          <w:numId w:val="39"/>
         </w:numPr>
-        <w:spacing w:before="100" w:beforeAutospacing="1" w:after="100" w:afterAutospacing="1" w:line="240" w:lineRule="auto"/>
-        <w:rPr>
-          <w:rFonts w:ascii="Times New Roman" w:eastAsia="Times New Roman" w:hAnsi="Times New Roman" w:cs="Times New Roman"/>
-          <w:sz w:val="24"/>
-          <w:szCs w:val="24"/>
-        </w:rPr>
-      </w:pPr>
-      <w:r>
-        <w:rPr>
-          <w:rFonts w:ascii="Times New Roman" w:eastAsia="Times New Roman" w:hAnsi="Times New Roman" w:cs="Times New Roman"/>
-          <w:sz w:val="24"/>
-          <w:szCs w:val="24"/>
-        </w:rPr>
-        <w:t>College history</w:t>
-      </w:r>
-    </w:p>
-    <w:p>
-      <w:pPr>
-        <w:spacing w:before="100" w:beforeAutospacing="1" w:after="100" w:afterAutospacing="1" w:line="240" w:lineRule="auto"/>
-        <w:outlineLvl w:val="1"/>
+        <w:rPr>
+          <w:rFonts w:ascii="Times New Roman" w:eastAsia="Times New Roman" w:hAnsi="Times New Roman" w:cs="Times New Roman"/>
+          <w:sz w:val="24"/>
+          <w:szCs w:val="24"/>
+        </w:rPr>
+      </w:pPr>
+      <w:r>
+        <w:rPr>
+          <w:rFonts w:ascii="Times New Roman" w:eastAsia="Times New Roman" w:hAnsi="Times New Roman" w:cs="Times New Roman"/>
+          <w:sz w:val="24"/>
+          <w:szCs w:val="24"/>
+        </w:rPr>
+        <w:t>The system shall allow students to download materials and syllabus.</w:t>
+      </w:r>
+    </w:p>
+    <w:p>
+      <w:pPr>
+        <w:numPr>
+          <w:ilvl w:val="0"/>
+          <w:numId w:val="39"/>
+        </w:numPr>
+        <w:rPr>
+          <w:rFonts w:ascii="Times New Roman" w:eastAsia="Times New Roman" w:hAnsi="Times New Roman" w:cs="Times New Roman"/>
+          <w:sz w:val="24"/>
+          <w:szCs w:val="24"/>
+        </w:rPr>
+      </w:pPr>
+      <w:r>
+        <w:rPr>
+          <w:rFonts w:ascii="Times New Roman" w:eastAsia="Times New Roman" w:hAnsi="Times New Roman" w:cs="Times New Roman"/>
+          <w:sz w:val="24"/>
+          <w:szCs w:val="24"/>
+        </w:rPr>
+        <w:t>The system shall allow students to view results.</w:t>
+      </w:r>
+    </w:p>
+    <w:p>
+      <w:pPr>
+        <w:rPr>
+          <w:rFonts w:ascii="Times New Roman" w:eastAsia="Times New Roman" w:hAnsi="Times New Roman" w:cs="Times New Roman"/>
+          <w:sz w:val="24"/>
+          <w:szCs w:val="24"/>
+        </w:rPr>
+      </w:pPr>
+      <w:r>
+        <w:rPr>
+          <w:rFonts w:ascii="Times New Roman" w:eastAsia="Times New Roman" w:hAnsi="Times New Roman" w:cs="Times New Roman"/>
+          <w:sz w:val="24"/>
+          <w:szCs w:val="24"/>
+        </w:rPr>
+        <w:pict w14:anchorId="2B8440EB">
+          <v:rect id="_x0000_i1205" style="width:0;height:1.5pt" o:hralign="center" o:hrstd="t" o:hr="t" fillcolor="#a0a0a0" stroked="f"/>
+        </w:pict>
+      </w:r>
+    </w:p>
+    <w:p>
+      <w:pPr>
         <w:rPr>
           <w:rFonts w:ascii="Times New Roman" w:eastAsia="Times New Roman" w:hAnsi="Times New Roman" w:cs="Times New Roman"/>
           <w:b/>
           <w:bCs/>
-          <w:sz w:val="36"/>
-          <w:szCs w:val="36"/>
+          <w:sz w:val="24"/>
+          <w:szCs w:val="24"/>
         </w:rPr>
       </w:pPr>
       <w:r>
@@ -1944,110 +2659,145 @@
           <w:rFonts w:ascii="Times New Roman" w:eastAsia="Times New Roman" w:hAnsi="Times New Roman" w:cs="Times New Roman"/>
           <w:b/>
           <w:bCs/>
-          <w:sz w:val="36"/>
-          <w:szCs w:val="36"/>
-        </w:rPr>
-        <w:t>3.3 Courses Module</w:t>
+          <w:sz w:val="24"/>
+          <w:szCs w:val="24"/>
+        </w:rPr>
+        <w:lastRenderedPageBreak/>
+        <w:t>3.1.7 Admin Module</w:t>
       </w:r>
     </w:p>
     <w:p>
       <w:pPr>
         <w:numPr>
           <w:ilvl w:val="0"/>
-          <w:numId w:val="10"/>
+          <w:numId w:val="40"/>
         </w:numPr>
-        <w:spacing w:before="100" w:beforeAutospacing="1" w:after="100" w:afterAutospacing="1" w:line="240" w:lineRule="auto"/>
-        <w:rPr>
-          <w:rFonts w:ascii="Times New Roman" w:eastAsia="Times New Roman" w:hAnsi="Times New Roman" w:cs="Times New Roman"/>
-          <w:sz w:val="24"/>
-          <w:szCs w:val="24"/>
-        </w:rPr>
-      </w:pPr>
-      <w:r>
-        <w:rPr>
-          <w:rFonts w:ascii="Times New Roman" w:eastAsia="Times New Roman" w:hAnsi="Times New Roman" w:cs="Times New Roman"/>
-          <w:sz w:val="24"/>
-          <w:szCs w:val="24"/>
-        </w:rPr>
-        <w:t>BCA details</w:t>
+        <w:rPr>
+          <w:rFonts w:ascii="Times New Roman" w:eastAsia="Times New Roman" w:hAnsi="Times New Roman" w:cs="Times New Roman"/>
+          <w:sz w:val="24"/>
+          <w:szCs w:val="24"/>
+        </w:rPr>
+      </w:pPr>
+      <w:r>
+        <w:rPr>
+          <w:rFonts w:ascii="Times New Roman" w:eastAsia="Times New Roman" w:hAnsi="Times New Roman" w:cs="Times New Roman"/>
+          <w:sz w:val="24"/>
+          <w:szCs w:val="24"/>
+        </w:rPr>
+        <w:t>The system shall allow admin login.</w:t>
       </w:r>
     </w:p>
     <w:p>
       <w:pPr>
         <w:numPr>
           <w:ilvl w:val="0"/>
-          <w:numId w:val="10"/>
+          <w:numId w:val="40"/>
         </w:numPr>
-        <w:spacing w:before="100" w:beforeAutospacing="1" w:after="100" w:afterAutospacing="1" w:line="240" w:lineRule="auto"/>
-        <w:rPr>
-          <w:rFonts w:ascii="Times New Roman" w:eastAsia="Times New Roman" w:hAnsi="Times New Roman" w:cs="Times New Roman"/>
-          <w:sz w:val="24"/>
-          <w:szCs w:val="24"/>
-        </w:rPr>
-      </w:pPr>
-      <w:r>
-        <w:rPr>
-          <w:rFonts w:ascii="Times New Roman" w:eastAsia="Times New Roman" w:hAnsi="Times New Roman" w:cs="Times New Roman"/>
-          <w:sz w:val="24"/>
-          <w:szCs w:val="24"/>
-        </w:rPr>
-        <w:t>BBA details</w:t>
+        <w:rPr>
+          <w:rFonts w:ascii="Times New Roman" w:eastAsia="Times New Roman" w:hAnsi="Times New Roman" w:cs="Times New Roman"/>
+          <w:sz w:val="24"/>
+          <w:szCs w:val="24"/>
+        </w:rPr>
+      </w:pPr>
+      <w:r>
+        <w:rPr>
+          <w:rFonts w:ascii="Times New Roman" w:eastAsia="Times New Roman" w:hAnsi="Times New Roman" w:cs="Times New Roman"/>
+          <w:sz w:val="24"/>
+          <w:szCs w:val="24"/>
+        </w:rPr>
+        <w:t>The system shall allow admin to add/edit/delete courses.</w:t>
       </w:r>
     </w:p>
     <w:p>
       <w:pPr>
         <w:numPr>
           <w:ilvl w:val="0"/>
-          <w:numId w:val="10"/>
+          <w:numId w:val="40"/>
         </w:numPr>
-        <w:spacing w:before="100" w:beforeAutospacing="1" w:after="100" w:afterAutospacing="1" w:line="240" w:lineRule="auto"/>
-        <w:rPr>
-          <w:rFonts w:ascii="Times New Roman" w:eastAsia="Times New Roman" w:hAnsi="Times New Roman" w:cs="Times New Roman"/>
-          <w:sz w:val="24"/>
-          <w:szCs w:val="24"/>
-        </w:rPr>
-      </w:pPr>
-      <w:r>
-        <w:rPr>
-          <w:rFonts w:ascii="Times New Roman" w:eastAsia="Times New Roman" w:hAnsi="Times New Roman" w:cs="Times New Roman"/>
-          <w:sz w:val="24"/>
-          <w:szCs w:val="24"/>
-        </w:rPr>
-        <w:t>Eligibility criteria</w:t>
+        <w:rPr>
+          <w:rFonts w:ascii="Times New Roman" w:eastAsia="Times New Roman" w:hAnsi="Times New Roman" w:cs="Times New Roman"/>
+          <w:sz w:val="24"/>
+          <w:szCs w:val="24"/>
+        </w:rPr>
+      </w:pPr>
+      <w:r>
+        <w:rPr>
+          <w:rFonts w:ascii="Times New Roman" w:eastAsia="Times New Roman" w:hAnsi="Times New Roman" w:cs="Times New Roman"/>
+          <w:sz w:val="24"/>
+          <w:szCs w:val="24"/>
+        </w:rPr>
+        <w:t>The system shall allow admin to manage faculty.</w:t>
       </w:r>
     </w:p>
     <w:p>
       <w:pPr>
         <w:numPr>
           <w:ilvl w:val="0"/>
-          <w:numId w:val="10"/>
+          <w:numId w:val="40"/>
         </w:numPr>
-        <w:spacing w:before="100" w:beforeAutospacing="1" w:after="100" w:afterAutospacing="1" w:line="240" w:lineRule="auto"/>
-        <w:rPr>
-          <w:rFonts w:ascii="Times New Roman" w:eastAsia="Times New Roman" w:hAnsi="Times New Roman" w:cs="Times New Roman"/>
-          <w:sz w:val="24"/>
-          <w:szCs w:val="24"/>
-        </w:rPr>
-      </w:pPr>
-      <w:r>
-        <w:rPr>
-          <w:rFonts w:ascii="Times New Roman" w:eastAsia="Times New Roman" w:hAnsi="Times New Roman" w:cs="Times New Roman"/>
-          <w:sz w:val="24"/>
-          <w:szCs w:val="24"/>
-        </w:rPr>
-        <w:t>Course duration</w:t>
-      </w:r>
-    </w:p>
-    <w:p>
-      <w:pPr>
-        <w:spacing w:before="100" w:beforeAutospacing="1" w:after="100" w:afterAutospacing="1" w:line="240" w:lineRule="auto"/>
-        <w:outlineLvl w:val="1"/>
+        <w:rPr>
+          <w:rFonts w:ascii="Times New Roman" w:eastAsia="Times New Roman" w:hAnsi="Times New Roman" w:cs="Times New Roman"/>
+          <w:sz w:val="24"/>
+          <w:szCs w:val="24"/>
+        </w:rPr>
+      </w:pPr>
+      <w:r>
+        <w:rPr>
+          <w:rFonts w:ascii="Times New Roman" w:eastAsia="Times New Roman" w:hAnsi="Times New Roman" w:cs="Times New Roman"/>
+          <w:sz w:val="24"/>
+          <w:szCs w:val="24"/>
+        </w:rPr>
+        <w:t>The system shall allow admin to manage students.</w:t>
+      </w:r>
+    </w:p>
+    <w:p>
+      <w:pPr>
+        <w:numPr>
+          <w:ilvl w:val="0"/>
+          <w:numId w:val="40"/>
+        </w:numPr>
+        <w:rPr>
+          <w:rFonts w:ascii="Times New Roman" w:eastAsia="Times New Roman" w:hAnsi="Times New Roman" w:cs="Times New Roman"/>
+          <w:sz w:val="24"/>
+          <w:szCs w:val="24"/>
+        </w:rPr>
+      </w:pPr>
+      <w:r>
+        <w:rPr>
+          <w:rFonts w:ascii="Times New Roman" w:eastAsia="Times New Roman" w:hAnsi="Times New Roman" w:cs="Times New Roman"/>
+          <w:sz w:val="24"/>
+          <w:szCs w:val="24"/>
+        </w:rPr>
+        <w:t>The system shall allow admin to update announcements.</w:t>
+      </w:r>
+    </w:p>
+    <w:p>
+      <w:pPr>
+        <w:rPr>
+          <w:rFonts w:ascii="Times New Roman" w:eastAsia="Times New Roman" w:hAnsi="Times New Roman" w:cs="Times New Roman"/>
+          <w:sz w:val="24"/>
+          <w:szCs w:val="24"/>
+        </w:rPr>
+      </w:pPr>
+      <w:r>
+        <w:rPr>
+          <w:rFonts w:ascii="Times New Roman" w:eastAsia="Times New Roman" w:hAnsi="Times New Roman" w:cs="Times New Roman"/>
+          <w:sz w:val="24"/>
+          <w:szCs w:val="24"/>
+        </w:rPr>
+        <w:pict w14:anchorId="0BBB3F15">
+          <v:rect id="_x0000_i1206" style="width:0;height:1.5pt" o:hralign="center" o:hrstd="t" o:hr="t" fillcolor="#a0a0a0" stroked="f"/>
+        </w:pict>
+      </w:r>
+    </w:p>
+    <w:p>
+      <w:pPr>
         <w:rPr>
           <w:rFonts w:ascii="Times New Roman" w:eastAsia="Times New Roman" w:hAnsi="Times New Roman" w:cs="Times New Roman"/>
           <w:b/>
           <w:bCs/>
-          <w:sz w:val="36"/>
-          <w:szCs w:val="36"/>
+          <w:sz w:val="24"/>
+          <w:szCs w:val="24"/>
         </w:rPr>
       </w:pPr>
       <w:r>
@@ -2055,67 +2805,102 @@
           <w:rFonts w:ascii="Times New Roman" w:eastAsia="Times New Roman" w:hAnsi="Times New Roman" w:cs="Times New Roman"/>
           <w:b/>
           <w:bCs/>
-          <w:sz w:val="36"/>
-          <w:szCs w:val="36"/>
-        </w:rPr>
-        <w:t>3.4 Faculty Module</w:t>
+          <w:sz w:val="24"/>
+          <w:szCs w:val="24"/>
+        </w:rPr>
+        <w:t>3.2 Non-Functional Requirements</w:t>
+      </w:r>
+    </w:p>
+    <w:p>
+      <w:pPr>
+        <w:rPr>
+          <w:rFonts w:ascii="Times New Roman" w:eastAsia="Times New Roman" w:hAnsi="Times New Roman" w:cs="Times New Roman"/>
+          <w:b/>
+          <w:bCs/>
+          <w:sz w:val="24"/>
+          <w:szCs w:val="24"/>
+        </w:rPr>
+      </w:pPr>
+      <w:r>
+        <w:rPr>
+          <w:rFonts w:ascii="Times New Roman" w:eastAsia="Times New Roman" w:hAnsi="Times New Roman" w:cs="Times New Roman"/>
+          <w:b/>
+          <w:bCs/>
+          <w:sz w:val="24"/>
+          <w:szCs w:val="24"/>
+        </w:rPr>
+        <w:t>3.2.1 Performance Requirements</w:t>
       </w:r>
     </w:p>
     <w:p>
       <w:pPr>
         <w:numPr>
           <w:ilvl w:val="0"/>
-          <w:numId w:val="11"/>
+          <w:numId w:val="41"/>
         </w:numPr>
-        <w:spacing w:before="100" w:beforeAutospacing="1" w:after="100" w:afterAutospacing="1" w:line="240" w:lineRule="auto"/>
-        <w:rPr>
-          <w:rFonts w:ascii="Times New Roman" w:eastAsia="Times New Roman" w:hAnsi="Times New Roman" w:cs="Times New Roman"/>
-          <w:sz w:val="24"/>
-          <w:szCs w:val="24"/>
-        </w:rPr>
-      </w:pPr>
-      <w:r>
-        <w:rPr>
-          <w:rFonts w:ascii="Times New Roman" w:eastAsia="Times New Roman" w:hAnsi="Times New Roman" w:cs="Times New Roman"/>
-          <w:sz w:val="24"/>
-          <w:szCs w:val="24"/>
-        </w:rPr>
-        <w:t>Faculty list</w:t>
+        <w:rPr>
+          <w:rFonts w:ascii="Times New Roman" w:eastAsia="Times New Roman" w:hAnsi="Times New Roman" w:cs="Times New Roman"/>
+          <w:sz w:val="24"/>
+          <w:szCs w:val="24"/>
+        </w:rPr>
+      </w:pPr>
+      <w:r>
+        <w:rPr>
+          <w:rFonts w:ascii="Times New Roman" w:eastAsia="Times New Roman" w:hAnsi="Times New Roman" w:cs="Times New Roman"/>
+          <w:sz w:val="24"/>
+          <w:szCs w:val="24"/>
+        </w:rPr>
+        <w:t>The system shall support multiple concurrent users.</w:t>
       </w:r>
     </w:p>
     <w:p>
       <w:pPr>
         <w:numPr>
           <w:ilvl w:val="0"/>
-          <w:numId w:val="11"/>
+          <w:numId w:val="41"/>
         </w:numPr>
-        <w:spacing w:before="100" w:beforeAutospacing="1" w:after="100" w:afterAutospacing="1" w:line="240" w:lineRule="auto"/>
-        <w:rPr>
-          <w:rFonts w:ascii="Times New Roman" w:eastAsia="Times New Roman" w:hAnsi="Times New Roman" w:cs="Times New Roman"/>
-          <w:sz w:val="24"/>
-          <w:szCs w:val="24"/>
-        </w:rPr>
-      </w:pPr>
-      <w:r>
-        <w:rPr>
-          <w:rFonts w:ascii="Times New Roman" w:eastAsia="Times New Roman" w:hAnsi="Times New Roman" w:cs="Times New Roman"/>
-          <w:sz w:val="24"/>
-          <w:szCs w:val="24"/>
-        </w:rPr>
-        <w:lastRenderedPageBreak/>
-        <w:t>Qualification and experience</w:t>
-      </w:r>
-    </w:p>
-    <w:p>
-      <w:pPr>
-        <w:spacing w:before="100" w:beforeAutospacing="1" w:after="100" w:afterAutospacing="1" w:line="240" w:lineRule="auto"/>
-        <w:outlineLvl w:val="1"/>
+        <w:rPr>
+          <w:rFonts w:ascii="Times New Roman" w:eastAsia="Times New Roman" w:hAnsi="Times New Roman" w:cs="Times New Roman"/>
+          <w:sz w:val="24"/>
+          <w:szCs w:val="24"/>
+        </w:rPr>
+      </w:pPr>
+      <w:r>
+        <w:rPr>
+          <w:rFonts w:ascii="Times New Roman" w:eastAsia="Times New Roman" w:hAnsi="Times New Roman" w:cs="Times New Roman"/>
+          <w:sz w:val="24"/>
+          <w:szCs w:val="24"/>
+        </w:rPr>
+        <w:t>The system response time shall not exceed 3 seconds under normal load.</w:t>
+      </w:r>
+    </w:p>
+    <w:p>
+      <w:pPr>
+        <w:rPr>
+          <w:rFonts w:ascii="Times New Roman" w:eastAsia="Times New Roman" w:hAnsi="Times New Roman" w:cs="Times New Roman"/>
+          <w:sz w:val="24"/>
+          <w:szCs w:val="24"/>
+        </w:rPr>
+      </w:pPr>
+      <w:r>
+        <w:rPr>
+          <w:rFonts w:ascii="Times New Roman" w:eastAsia="Times New Roman" w:hAnsi="Times New Roman" w:cs="Times New Roman"/>
+          <w:sz w:val="24"/>
+          <w:szCs w:val="24"/>
+        </w:rPr>
+        <w:pict w14:anchorId="296FB596">
+          <v:rect id="_x0000_i1207" style="width:0;height:1.5pt" o:hralign="center" o:hrstd="t" o:hr="t" fillcolor="#a0a0a0" stroked="f"/>
+        </w:pict>
+      </w:r>
+    </w:p>
+    <w:p>
+      <w:pPr>
         <w:rPr>
           <w:rFonts w:ascii="Times New Roman" w:eastAsia="Times New Roman" w:hAnsi="Times New Roman" w:cs="Times New Roman"/>
           <w:b/>
           <w:bCs/>
-          <w:sz w:val="36"/>
-          <w:szCs w:val="36"/>
+          <w:sz w:val="24"/>
+          <w:szCs w:val="24"/>
         </w:rPr>
       </w:pPr>
       <w:r>
@@ -2123,88 +2908,102 @@
           <w:rFonts w:ascii="Times New Roman" w:eastAsia="Times New Roman" w:hAnsi="Times New Roman" w:cs="Times New Roman"/>
           <w:b/>
           <w:bCs/>
-          <w:sz w:val="36"/>
-          <w:szCs w:val="36"/>
-        </w:rPr>
-        <w:t>3.5 Admission Module</w:t>
+          <w:sz w:val="24"/>
+          <w:szCs w:val="24"/>
+        </w:rPr>
+        <w:t>3.2.2 Security Requirements</w:t>
       </w:r>
     </w:p>
     <w:p>
       <w:pPr>
         <w:numPr>
           <w:ilvl w:val="0"/>
-          <w:numId w:val="12"/>
+          <w:numId w:val="42"/>
         </w:numPr>
-        <w:spacing w:before="100" w:beforeAutospacing="1" w:after="100" w:afterAutospacing="1" w:line="240" w:lineRule="auto"/>
-        <w:rPr>
-          <w:rFonts w:ascii="Times New Roman" w:eastAsia="Times New Roman" w:hAnsi="Times New Roman" w:cs="Times New Roman"/>
-          <w:sz w:val="24"/>
-          <w:szCs w:val="24"/>
-        </w:rPr>
-      </w:pPr>
-      <w:r>
-        <w:rPr>
-          <w:rFonts w:ascii="Times New Roman" w:eastAsia="Times New Roman" w:hAnsi="Times New Roman" w:cs="Times New Roman"/>
-          <w:sz w:val="24"/>
-          <w:szCs w:val="24"/>
-        </w:rPr>
-        <w:t>Admission procedure</w:t>
+        <w:rPr>
+          <w:rFonts w:ascii="Times New Roman" w:eastAsia="Times New Roman" w:hAnsi="Times New Roman" w:cs="Times New Roman"/>
+          <w:sz w:val="24"/>
+          <w:szCs w:val="24"/>
+        </w:rPr>
+      </w:pPr>
+      <w:r>
+        <w:rPr>
+          <w:rFonts w:ascii="Times New Roman" w:eastAsia="Times New Roman" w:hAnsi="Times New Roman" w:cs="Times New Roman"/>
+          <w:sz w:val="24"/>
+          <w:szCs w:val="24"/>
+        </w:rPr>
+        <w:t>The system shall provide secure login authentication.</w:t>
       </w:r>
     </w:p>
     <w:p>
       <w:pPr>
         <w:numPr>
           <w:ilvl w:val="0"/>
-          <w:numId w:val="12"/>
+          <w:numId w:val="42"/>
         </w:numPr>
-        <w:spacing w:before="100" w:beforeAutospacing="1" w:after="100" w:afterAutospacing="1" w:line="240" w:lineRule="auto"/>
-        <w:rPr>
-          <w:rFonts w:ascii="Times New Roman" w:eastAsia="Times New Roman" w:hAnsi="Times New Roman" w:cs="Times New Roman"/>
-          <w:sz w:val="24"/>
-          <w:szCs w:val="24"/>
-        </w:rPr>
-      </w:pPr>
-      <w:r>
-        <w:rPr>
-          <w:rFonts w:ascii="Times New Roman" w:eastAsia="Times New Roman" w:hAnsi="Times New Roman" w:cs="Times New Roman"/>
-          <w:sz w:val="24"/>
-          <w:szCs w:val="24"/>
-        </w:rPr>
-        <w:t>Required documents</w:t>
+        <w:rPr>
+          <w:rFonts w:ascii="Times New Roman" w:eastAsia="Times New Roman" w:hAnsi="Times New Roman" w:cs="Times New Roman"/>
+          <w:sz w:val="24"/>
+          <w:szCs w:val="24"/>
+        </w:rPr>
+      </w:pPr>
+      <w:r>
+        <w:rPr>
+          <w:rFonts w:ascii="Times New Roman" w:eastAsia="Times New Roman" w:hAnsi="Times New Roman" w:cs="Times New Roman"/>
+          <w:sz w:val="24"/>
+          <w:szCs w:val="24"/>
+        </w:rPr>
+        <w:t>The system shall encrypt passwords in database.</w:t>
       </w:r>
     </w:p>
     <w:p>
       <w:pPr>
         <w:numPr>
           <w:ilvl w:val="0"/>
-          <w:numId w:val="12"/>
+          <w:numId w:val="42"/>
         </w:numPr>
-        <w:spacing w:before="100" w:beforeAutospacing="1" w:after="100" w:afterAutospacing="1" w:line="240" w:lineRule="auto"/>
-        <w:rPr>
-          <w:rFonts w:ascii="Times New Roman" w:eastAsia="Times New Roman" w:hAnsi="Times New Roman" w:cs="Times New Roman"/>
-          <w:sz w:val="24"/>
-          <w:szCs w:val="24"/>
-        </w:rPr>
-      </w:pPr>
-      <w:r>
-        <w:rPr>
-          <w:rFonts w:ascii="Times New Roman" w:eastAsia="Times New Roman" w:hAnsi="Times New Roman" w:cs="Times New Roman"/>
-          <w:sz w:val="24"/>
-          <w:szCs w:val="24"/>
-        </w:rPr>
-        <w:t>Inquiry form</w:t>
-      </w:r>
-    </w:p>
-    <w:p>
-      <w:pPr>
-        <w:spacing w:before="100" w:beforeAutospacing="1" w:after="100" w:afterAutospacing="1" w:line="240" w:lineRule="auto"/>
-        <w:outlineLvl w:val="1"/>
+        <w:rPr>
+          <w:rFonts w:ascii="Times New Roman" w:eastAsia="Times New Roman" w:hAnsi="Times New Roman" w:cs="Times New Roman"/>
+          <w:sz w:val="24"/>
+          <w:szCs w:val="24"/>
+        </w:rPr>
+      </w:pPr>
+      <w:r>
+        <w:rPr>
+          <w:rFonts w:ascii="Times New Roman" w:eastAsia="Times New Roman" w:hAnsi="Times New Roman" w:cs="Times New Roman"/>
+          <w:sz w:val="24"/>
+          <w:szCs w:val="24"/>
+        </w:rPr>
+        <w:t>The system shall restrict unauthorized access.</w:t>
+      </w:r>
+    </w:p>
+    <w:p>
+      <w:pPr>
+        <w:rPr>
+          <w:rFonts w:ascii="Times New Roman" w:eastAsia="Times New Roman" w:hAnsi="Times New Roman" w:cs="Times New Roman"/>
+          <w:sz w:val="24"/>
+          <w:szCs w:val="24"/>
+        </w:rPr>
+      </w:pPr>
+      <w:r>
+        <w:rPr>
+          <w:rFonts w:ascii="Times New Roman" w:eastAsia="Times New Roman" w:hAnsi="Times New Roman" w:cs="Times New Roman"/>
+          <w:sz w:val="24"/>
+          <w:szCs w:val="24"/>
+        </w:rPr>
+        <w:pict w14:anchorId="3D9614BB">
+          <v:rect id="_x0000_i1208" style="width:0;height:1.5pt" o:hralign="center" o:hrstd="t" o:hr="t" fillcolor="#a0a0a0" stroked="f"/>
+        </w:pict>
+      </w:r>
+    </w:p>
+    <w:p>
+      <w:pPr>
         <w:rPr>
           <w:rFonts w:ascii="Times New Roman" w:eastAsia="Times New Roman" w:hAnsi="Times New Roman" w:cs="Times New Roman"/>
           <w:b/>
           <w:bCs/>
-          <w:sz w:val="36"/>
-          <w:szCs w:val="36"/>
+          <w:sz w:val="24"/>
+          <w:szCs w:val="24"/>
         </w:rPr>
       </w:pPr>
       <w:r>
@@ -2212,88 +3011,102 @@
           <w:rFonts w:ascii="Times New Roman" w:eastAsia="Times New Roman" w:hAnsi="Times New Roman" w:cs="Times New Roman"/>
           <w:b/>
           <w:bCs/>
-          <w:sz w:val="36"/>
-          <w:szCs w:val="36"/>
-        </w:rPr>
-        <w:t>3.6 Student Login Module</w:t>
+          <w:sz w:val="24"/>
+          <w:szCs w:val="24"/>
+        </w:rPr>
+        <w:t>3.2.3 Usability Requirements</w:t>
       </w:r>
     </w:p>
     <w:p>
       <w:pPr>
         <w:numPr>
           <w:ilvl w:val="0"/>
-          <w:numId w:val="13"/>
+          <w:numId w:val="43"/>
         </w:numPr>
-        <w:spacing w:before="100" w:beforeAutospacing="1" w:after="100" w:afterAutospacing="1" w:line="240" w:lineRule="auto"/>
-        <w:rPr>
-          <w:rFonts w:ascii="Times New Roman" w:eastAsia="Times New Roman" w:hAnsi="Times New Roman" w:cs="Times New Roman"/>
-          <w:sz w:val="24"/>
-          <w:szCs w:val="24"/>
-        </w:rPr>
-      </w:pPr>
-      <w:r>
-        <w:rPr>
-          <w:rFonts w:ascii="Times New Roman" w:eastAsia="Times New Roman" w:hAnsi="Times New Roman" w:cs="Times New Roman"/>
-          <w:sz w:val="24"/>
-          <w:szCs w:val="24"/>
-        </w:rPr>
-        <w:t>Username and password authentication</w:t>
+        <w:rPr>
+          <w:rFonts w:ascii="Times New Roman" w:eastAsia="Times New Roman" w:hAnsi="Times New Roman" w:cs="Times New Roman"/>
+          <w:sz w:val="24"/>
+          <w:szCs w:val="24"/>
+        </w:rPr>
+      </w:pPr>
+      <w:r>
+        <w:rPr>
+          <w:rFonts w:ascii="Times New Roman" w:eastAsia="Times New Roman" w:hAnsi="Times New Roman" w:cs="Times New Roman"/>
+          <w:sz w:val="24"/>
+          <w:szCs w:val="24"/>
+        </w:rPr>
+        <w:t>The system shall provide user-friendly interface.</w:t>
       </w:r>
     </w:p>
     <w:p>
       <w:pPr>
         <w:numPr>
           <w:ilvl w:val="0"/>
-          <w:numId w:val="13"/>
+          <w:numId w:val="43"/>
         </w:numPr>
-        <w:spacing w:before="100" w:beforeAutospacing="1" w:after="100" w:afterAutospacing="1" w:line="240" w:lineRule="auto"/>
-        <w:rPr>
-          <w:rFonts w:ascii="Times New Roman" w:eastAsia="Times New Roman" w:hAnsi="Times New Roman" w:cs="Times New Roman"/>
-          <w:sz w:val="24"/>
-          <w:szCs w:val="24"/>
-        </w:rPr>
-      </w:pPr>
-      <w:r>
-        <w:rPr>
-          <w:rFonts w:ascii="Times New Roman" w:eastAsia="Times New Roman" w:hAnsi="Times New Roman" w:cs="Times New Roman"/>
-          <w:sz w:val="24"/>
-          <w:szCs w:val="24"/>
-        </w:rPr>
-        <w:t>View profile</w:t>
+        <w:rPr>
+          <w:rFonts w:ascii="Times New Roman" w:eastAsia="Times New Roman" w:hAnsi="Times New Roman" w:cs="Times New Roman"/>
+          <w:sz w:val="24"/>
+          <w:szCs w:val="24"/>
+        </w:rPr>
+      </w:pPr>
+      <w:r>
+        <w:rPr>
+          <w:rFonts w:ascii="Times New Roman" w:eastAsia="Times New Roman" w:hAnsi="Times New Roman" w:cs="Times New Roman"/>
+          <w:sz w:val="24"/>
+          <w:szCs w:val="24"/>
+        </w:rPr>
+        <w:t>The system shall be responsive for mobile devices.</w:t>
       </w:r>
     </w:p>
     <w:p>
       <w:pPr>
         <w:numPr>
           <w:ilvl w:val="0"/>
-          <w:numId w:val="13"/>
+          <w:numId w:val="43"/>
         </w:numPr>
-        <w:spacing w:before="100" w:beforeAutospacing="1" w:after="100" w:afterAutospacing="1" w:line="240" w:lineRule="auto"/>
-        <w:rPr>
-          <w:rFonts w:ascii="Times New Roman" w:eastAsia="Times New Roman" w:hAnsi="Times New Roman" w:cs="Times New Roman"/>
-          <w:sz w:val="24"/>
-          <w:szCs w:val="24"/>
-        </w:rPr>
-      </w:pPr>
-      <w:r>
-        <w:rPr>
-          <w:rFonts w:ascii="Times New Roman" w:eastAsia="Times New Roman" w:hAnsi="Times New Roman" w:cs="Times New Roman"/>
-          <w:sz w:val="24"/>
-          <w:szCs w:val="24"/>
-        </w:rPr>
-        <w:t>Download materials</w:t>
-      </w:r>
-    </w:p>
-    <w:p>
-      <w:pPr>
-        <w:spacing w:before="100" w:beforeAutospacing="1" w:after="100" w:afterAutospacing="1" w:line="240" w:lineRule="auto"/>
-        <w:outlineLvl w:val="1"/>
+        <w:rPr>
+          <w:rFonts w:ascii="Times New Roman" w:eastAsia="Times New Roman" w:hAnsi="Times New Roman" w:cs="Times New Roman"/>
+          <w:sz w:val="24"/>
+          <w:szCs w:val="24"/>
+        </w:rPr>
+      </w:pPr>
+      <w:r>
+        <w:rPr>
+          <w:rFonts w:ascii="Times New Roman" w:eastAsia="Times New Roman" w:hAnsi="Times New Roman" w:cs="Times New Roman"/>
+          <w:sz w:val="24"/>
+          <w:szCs w:val="24"/>
+        </w:rPr>
+        <w:t>The system shall provide easy navigation.</w:t>
+      </w:r>
+    </w:p>
+    <w:p>
+      <w:pPr>
+        <w:rPr>
+          <w:rFonts w:ascii="Times New Roman" w:eastAsia="Times New Roman" w:hAnsi="Times New Roman" w:cs="Times New Roman"/>
+          <w:sz w:val="24"/>
+          <w:szCs w:val="24"/>
+        </w:rPr>
+      </w:pPr>
+      <w:r>
+        <w:rPr>
+          <w:rFonts w:ascii="Times New Roman" w:eastAsia="Times New Roman" w:hAnsi="Times New Roman" w:cs="Times New Roman"/>
+          <w:sz w:val="24"/>
+          <w:szCs w:val="24"/>
+        </w:rPr>
+        <w:pict w14:anchorId="41A63096">
+          <v:rect id="_x0000_i1209" style="width:0;height:1.5pt" o:hralign="center" o:hrstd="t" o:hr="t" fillcolor="#a0a0a0" stroked="f"/>
+        </w:pict>
+      </w:r>
+    </w:p>
+    <w:p>
+      <w:pPr>
         <w:rPr>
           <w:rFonts w:ascii="Times New Roman" w:eastAsia="Times New Roman" w:hAnsi="Times New Roman" w:cs="Times New Roman"/>
           <w:b/>
           <w:bCs/>
-          <w:sz w:val="36"/>
-          <w:szCs w:val="36"/>
+          <w:sz w:val="24"/>
+          <w:szCs w:val="24"/>
         </w:rPr>
       </w:pPr>
       <w:r>
@@ -2301,131 +3114,282 @@
           <w:rFonts w:ascii="Times New Roman" w:eastAsia="Times New Roman" w:hAnsi="Times New Roman" w:cs="Times New Roman"/>
           <w:b/>
           <w:bCs/>
-          <w:sz w:val="36"/>
-          <w:szCs w:val="36"/>
-        </w:rPr>
-        <w:t>3.7 Admin Module</w:t>
+          <w:sz w:val="24"/>
+          <w:szCs w:val="24"/>
+        </w:rPr>
+        <w:t>3.2.4 Reliability Requirements</w:t>
       </w:r>
     </w:p>
     <w:p>
       <w:pPr>
         <w:numPr>
           <w:ilvl w:val="0"/>
-          <w:numId w:val="14"/>
+          <w:numId w:val="44"/>
         </w:numPr>
-        <w:spacing w:before="100" w:beforeAutospacing="1" w:after="100" w:afterAutospacing="1" w:line="240" w:lineRule="auto"/>
-        <w:rPr>
-          <w:rFonts w:ascii="Times New Roman" w:eastAsia="Times New Roman" w:hAnsi="Times New Roman" w:cs="Times New Roman"/>
-          <w:sz w:val="24"/>
-          <w:szCs w:val="24"/>
-        </w:rPr>
-      </w:pPr>
-      <w:r>
-        <w:rPr>
-          <w:rFonts w:ascii="Times New Roman" w:eastAsia="Times New Roman" w:hAnsi="Times New Roman" w:cs="Times New Roman"/>
-          <w:sz w:val="24"/>
-          <w:szCs w:val="24"/>
-        </w:rPr>
-        <w:t>Add/Edit/Delete courses</w:t>
+        <w:rPr>
+          <w:rFonts w:ascii="Times New Roman" w:eastAsia="Times New Roman" w:hAnsi="Times New Roman" w:cs="Times New Roman"/>
+          <w:sz w:val="24"/>
+          <w:szCs w:val="24"/>
+        </w:rPr>
+      </w:pPr>
+      <w:r>
+        <w:rPr>
+          <w:rFonts w:ascii="Times New Roman" w:eastAsia="Times New Roman" w:hAnsi="Times New Roman" w:cs="Times New Roman"/>
+          <w:sz w:val="24"/>
+          <w:szCs w:val="24"/>
+        </w:rPr>
+        <w:t>The system shall operate 24/7 with minimal downtime.</w:t>
       </w:r>
     </w:p>
     <w:p>
       <w:pPr>
         <w:numPr>
           <w:ilvl w:val="0"/>
-          <w:numId w:val="14"/>
+          <w:numId w:val="44"/>
         </w:numPr>
-        <w:spacing w:before="100" w:beforeAutospacing="1" w:after="100" w:afterAutospacing="1" w:line="240" w:lineRule="auto"/>
-        <w:rPr>
-          <w:rFonts w:ascii="Times New Roman" w:eastAsia="Times New Roman" w:hAnsi="Times New Roman" w:cs="Times New Roman"/>
-          <w:sz w:val="24"/>
-          <w:szCs w:val="24"/>
-        </w:rPr>
-      </w:pPr>
-      <w:r>
-        <w:rPr>
-          <w:rFonts w:ascii="Times New Roman" w:eastAsia="Times New Roman" w:hAnsi="Times New Roman" w:cs="Times New Roman"/>
-          <w:sz w:val="24"/>
-          <w:szCs w:val="24"/>
-        </w:rPr>
-        <w:t>Manage faculty</w:t>
+        <w:rPr>
+          <w:rFonts w:ascii="Times New Roman" w:eastAsia="Times New Roman" w:hAnsi="Times New Roman" w:cs="Times New Roman"/>
+          <w:sz w:val="24"/>
+          <w:szCs w:val="24"/>
+        </w:rPr>
+      </w:pPr>
+      <w:r>
+        <w:rPr>
+          <w:rFonts w:ascii="Times New Roman" w:eastAsia="Times New Roman" w:hAnsi="Times New Roman" w:cs="Times New Roman"/>
+          <w:sz w:val="24"/>
+          <w:szCs w:val="24"/>
+        </w:rPr>
+        <w:t>Regular database backup shall be maintained.</w:t>
+      </w:r>
+    </w:p>
+    <w:p>
+      <w:pPr>
+        <w:rPr>
+          <w:rFonts w:ascii="Times New Roman" w:eastAsia="Times New Roman" w:hAnsi="Times New Roman" w:cs="Times New Roman"/>
+          <w:sz w:val="24"/>
+          <w:szCs w:val="24"/>
+        </w:rPr>
+      </w:pPr>
+      <w:r>
+        <w:rPr>
+          <w:rFonts w:ascii="Times New Roman" w:eastAsia="Times New Roman" w:hAnsi="Times New Roman" w:cs="Times New Roman"/>
+          <w:sz w:val="24"/>
+          <w:szCs w:val="24"/>
+        </w:rPr>
+        <w:pict w14:anchorId="1FA2BE7D">
+          <v:rect id="_x0000_i1210" style="width:0;height:1.5pt" o:hralign="center" o:hrstd="t" o:hr="t" fillcolor="#a0a0a0" stroked="f"/>
+        </w:pict>
+      </w:r>
+    </w:p>
+    <w:p>
+      <w:pPr>
+        <w:rPr>
+          <w:rFonts w:ascii="Times New Roman" w:eastAsia="Times New Roman" w:hAnsi="Times New Roman" w:cs="Times New Roman"/>
+          <w:b/>
+          <w:bCs/>
+          <w:sz w:val="24"/>
+          <w:szCs w:val="24"/>
+        </w:rPr>
+      </w:pPr>
+      <w:r>
+        <w:rPr>
+          <w:rFonts w:ascii="Times New Roman" w:eastAsia="Times New Roman" w:hAnsi="Times New Roman" w:cs="Times New Roman"/>
+          <w:b/>
+          <w:bCs/>
+          <w:sz w:val="24"/>
+          <w:szCs w:val="24"/>
+        </w:rPr>
+        <w:lastRenderedPageBreak/>
+        <w:t>4. Database Requirements</w:t>
+      </w:r>
+    </w:p>
+    <w:p>
+      <w:pPr>
+        <w:rPr>
+          <w:rFonts w:ascii="Times New Roman" w:eastAsia="Times New Roman" w:hAnsi="Times New Roman" w:cs="Times New Roman"/>
+          <w:sz w:val="24"/>
+          <w:szCs w:val="24"/>
+        </w:rPr>
+      </w:pPr>
+      <w:r>
+        <w:rPr>
+          <w:rFonts w:ascii="Times New Roman" w:eastAsia="Times New Roman" w:hAnsi="Times New Roman" w:cs="Times New Roman"/>
+          <w:sz w:val="24"/>
+          <w:szCs w:val="24"/>
+        </w:rPr>
+        <w:t>The system shall include the following main tables:</w:t>
       </w:r>
     </w:p>
     <w:p>
       <w:pPr>
         <w:numPr>
           <w:ilvl w:val="0"/>
-          <w:numId w:val="14"/>
+          <w:numId w:val="45"/>
         </w:numPr>
-        <w:spacing w:before="100" w:beforeAutospacing="1" w:after="100" w:afterAutospacing="1" w:line="240" w:lineRule="auto"/>
-        <w:rPr>
-          <w:rFonts w:ascii="Times New Roman" w:eastAsia="Times New Roman" w:hAnsi="Times New Roman" w:cs="Times New Roman"/>
-          <w:sz w:val="24"/>
-          <w:szCs w:val="24"/>
-        </w:rPr>
-      </w:pPr>
-      <w:r>
-        <w:rPr>
-          <w:rFonts w:ascii="Times New Roman" w:eastAsia="Times New Roman" w:hAnsi="Times New Roman" w:cs="Times New Roman"/>
-          <w:sz w:val="24"/>
-          <w:szCs w:val="24"/>
-        </w:rPr>
-        <w:t>Manage students</w:t>
+        <w:rPr>
+          <w:rFonts w:ascii="Times New Roman" w:eastAsia="Times New Roman" w:hAnsi="Times New Roman" w:cs="Times New Roman"/>
+          <w:sz w:val="24"/>
+          <w:szCs w:val="24"/>
+        </w:rPr>
+      </w:pPr>
+      <w:r>
+        <w:rPr>
+          <w:rFonts w:ascii="Times New Roman" w:eastAsia="Times New Roman" w:hAnsi="Times New Roman" w:cs="Times New Roman"/>
+          <w:sz w:val="24"/>
+          <w:szCs w:val="24"/>
+        </w:rPr>
+        <w:t>Admin (Admin_ID, Username, Password)</w:t>
       </w:r>
     </w:p>
     <w:p>
       <w:pPr>
         <w:numPr>
           <w:ilvl w:val="0"/>
-          <w:numId w:val="14"/>
+          <w:numId w:val="45"/>
         </w:numPr>
-        <w:spacing w:before="100" w:beforeAutospacing="1" w:after="100" w:afterAutospacing="1" w:line="240" w:lineRule="auto"/>
-        <w:rPr>
-          <w:rFonts w:ascii="Times New Roman" w:eastAsia="Times New Roman" w:hAnsi="Times New Roman" w:cs="Times New Roman"/>
-          <w:sz w:val="24"/>
-          <w:szCs w:val="24"/>
-        </w:rPr>
-      </w:pPr>
-      <w:r>
-        <w:rPr>
-          <w:rFonts w:ascii="Times New Roman" w:eastAsia="Times New Roman" w:hAnsi="Times New Roman" w:cs="Times New Roman"/>
-          <w:sz w:val="24"/>
-          <w:szCs w:val="24"/>
-        </w:rPr>
-        <w:t>Update announcements</w:t>
-      </w:r>
-    </w:p>
-    <w:p>
-      <w:pPr>
-        <w:spacing w:after="0" w:line="240" w:lineRule="auto"/>
-        <w:rPr>
-          <w:rFonts w:ascii="Times New Roman" w:eastAsia="Times New Roman" w:hAnsi="Times New Roman" w:cs="Times New Roman"/>
-          <w:sz w:val="24"/>
-          <w:szCs w:val="24"/>
-        </w:rPr>
-      </w:pPr>
-      <w:r>
-        <w:rPr>
-          <w:rFonts w:ascii="Times New Roman" w:eastAsia="Times New Roman" w:hAnsi="Times New Roman" w:cs="Times New Roman"/>
-          <w:sz w:val="24"/>
-          <w:szCs w:val="24"/>
-        </w:rPr>
-        <w:pict w14:anchorId="0303930C">
-          <v:rect id="_x0000_i1030" style="width:0;height:1.5pt" o:hralign="center" o:hrstd="t" o:hr="t" fillcolor="#a0a0a0" stroked="f"/>
+        <w:rPr>
+          <w:rFonts w:ascii="Times New Roman" w:eastAsia="Times New Roman" w:hAnsi="Times New Roman" w:cs="Times New Roman"/>
+          <w:sz w:val="24"/>
+          <w:szCs w:val="24"/>
+        </w:rPr>
+      </w:pPr>
+      <w:r>
+        <w:rPr>
+          <w:rFonts w:ascii="Times New Roman" w:eastAsia="Times New Roman" w:hAnsi="Times New Roman" w:cs="Times New Roman"/>
+          <w:sz w:val="24"/>
+          <w:szCs w:val="24"/>
+        </w:rPr>
+        <w:t>Students (Student_ID, Name, Email, Password, Course_ID)</w:t>
+      </w:r>
+    </w:p>
+    <w:p>
+      <w:pPr>
+        <w:numPr>
+          <w:ilvl w:val="0"/>
+          <w:numId w:val="45"/>
+        </w:numPr>
+        <w:rPr>
+          <w:rFonts w:ascii="Times New Roman" w:eastAsia="Times New Roman" w:hAnsi="Times New Roman" w:cs="Times New Roman"/>
+          <w:sz w:val="24"/>
+          <w:szCs w:val="24"/>
+        </w:rPr>
+      </w:pPr>
+      <w:r>
+        <w:rPr>
+          <w:rFonts w:ascii="Times New Roman" w:eastAsia="Times New Roman" w:hAnsi="Times New Roman" w:cs="Times New Roman"/>
+          <w:sz w:val="24"/>
+          <w:szCs w:val="24"/>
+        </w:rPr>
+        <w:t>Courses (Course_ID, Course_Name, Duration, Eligibility)</w:t>
+      </w:r>
+    </w:p>
+    <w:p>
+      <w:pPr>
+        <w:numPr>
+          <w:ilvl w:val="0"/>
+          <w:numId w:val="45"/>
+        </w:numPr>
+        <w:rPr>
+          <w:rFonts w:ascii="Times New Roman" w:eastAsia="Times New Roman" w:hAnsi="Times New Roman" w:cs="Times New Roman"/>
+          <w:sz w:val="24"/>
+          <w:szCs w:val="24"/>
+        </w:rPr>
+      </w:pPr>
+      <w:r>
+        <w:rPr>
+          <w:rFonts w:ascii="Times New Roman" w:eastAsia="Times New Roman" w:hAnsi="Times New Roman" w:cs="Times New Roman"/>
+          <w:sz w:val="24"/>
+          <w:szCs w:val="24"/>
+        </w:rPr>
+        <w:t>Faculty (Faculty_ID, Name, Qualification, Experience)</w:t>
+      </w:r>
+    </w:p>
+    <w:p>
+      <w:pPr>
+        <w:numPr>
+          <w:ilvl w:val="0"/>
+          <w:numId w:val="45"/>
+        </w:numPr>
+        <w:rPr>
+          <w:rFonts w:ascii="Times New Roman" w:eastAsia="Times New Roman" w:hAnsi="Times New Roman" w:cs="Times New Roman"/>
+          <w:sz w:val="24"/>
+          <w:szCs w:val="24"/>
+        </w:rPr>
+      </w:pPr>
+      <w:r>
+        <w:rPr>
+          <w:rFonts w:ascii="Times New Roman" w:eastAsia="Times New Roman" w:hAnsi="Times New Roman" w:cs="Times New Roman"/>
+          <w:sz w:val="24"/>
+          <w:szCs w:val="24"/>
+        </w:rPr>
+        <w:t>Admissions (Admission_ID, Student_ID, Documents)</w:t>
+      </w:r>
+    </w:p>
+    <w:p>
+      <w:pPr>
+        <w:numPr>
+          <w:ilvl w:val="0"/>
+          <w:numId w:val="45"/>
+        </w:numPr>
+        <w:rPr>
+          <w:rFonts w:ascii="Times New Roman" w:eastAsia="Times New Roman" w:hAnsi="Times New Roman" w:cs="Times New Roman"/>
+          <w:sz w:val="24"/>
+          <w:szCs w:val="24"/>
+        </w:rPr>
+      </w:pPr>
+      <w:r>
+        <w:rPr>
+          <w:rFonts w:ascii="Times New Roman" w:eastAsia="Times New Roman" w:hAnsi="Times New Roman" w:cs="Times New Roman"/>
+          <w:sz w:val="24"/>
+          <w:szCs w:val="24"/>
+        </w:rPr>
+        <w:t>Inquiry (Inquiry_ID, Name, Email, Message)</w:t>
+      </w:r>
+    </w:p>
+    <w:p>
+      <w:pPr>
+        <w:rPr>
+          <w:rFonts w:ascii="Times New Roman" w:eastAsia="Times New Roman" w:hAnsi="Times New Roman" w:cs="Times New Roman"/>
+          <w:sz w:val="24"/>
+          <w:szCs w:val="24"/>
+        </w:rPr>
+      </w:pPr>
+      <w:r>
+        <w:rPr>
+          <w:rFonts w:ascii="Times New Roman" w:eastAsia="Times New Roman" w:hAnsi="Times New Roman" w:cs="Times New Roman"/>
+          <w:sz w:val="24"/>
+          <w:szCs w:val="24"/>
+        </w:rPr>
+        <w:t>Primary keys and relationships shall be properly defined.</w:t>
+      </w:r>
+    </w:p>
+    <w:p>
+      <w:pPr>
+        <w:rPr>
+          <w:rFonts w:ascii="Times New Roman" w:eastAsia="Times New Roman" w:hAnsi="Times New Roman" w:cs="Times New Roman"/>
+          <w:sz w:val="24"/>
+          <w:szCs w:val="24"/>
+        </w:rPr>
+      </w:pPr>
+      <w:r>
+        <w:rPr>
+          <w:rFonts w:ascii="Times New Roman" w:eastAsia="Times New Roman" w:hAnsi="Times New Roman" w:cs="Times New Roman"/>
+          <w:sz w:val="24"/>
+          <w:szCs w:val="24"/>
+        </w:rPr>
+        <w:pict w14:anchorId="41728CA3">
+          <v:rect id="_x0000_i1211" style="width:0;height:1.5pt" o:hralign="center" o:hrstd="t" o:hr="t" fillcolor="#a0a0a0" stroked="f"/>
         </w:pict>
       </w:r>
     </w:p>
     <w:p>
       <w:pPr>
-        <w:spacing w:before="100" w:beforeAutospacing="1" w:after="100" w:afterAutospacing="1" w:line="240" w:lineRule="auto"/>
-        <w:outlineLvl w:val="0"/>
         <w:rPr>
           <w:rFonts w:ascii="Times New Roman" w:eastAsia="Times New Roman" w:hAnsi="Times New Roman" w:cs="Times New Roman"/>
           <w:b/>
           <w:bCs/>
-          <w:kern w:val="36"/>
-          <w:sz w:val="48"/>
-          <w:szCs w:val="48"/>
+          <w:sz w:val="24"/>
+          <w:szCs w:val="24"/>
         </w:rPr>
       </w:pPr>
       <w:r>
@@ -2433,746 +3397,119 @@
           <w:rFonts w:ascii="Times New Roman" w:eastAsia="Times New Roman" w:hAnsi="Times New Roman" w:cs="Times New Roman"/>
           <w:b/>
           <w:bCs/>
-          <w:kern w:val="36"/>
-          <w:sz w:val="48"/>
-          <w:szCs w:val="48"/>
-        </w:rPr>
-        <w:t>4. Non-Functional Requirements</w:t>
-      </w:r>
-    </w:p>
-    <w:p>
-      <w:pPr>
-        <w:spacing w:before="100" w:beforeAutospacing="1" w:after="100" w:afterAutospacing="1" w:line="240" w:lineRule="auto"/>
-        <w:outlineLvl w:val="1"/>
-        <w:rPr>
-          <w:rFonts w:ascii="Times New Roman" w:eastAsia="Times New Roman" w:hAnsi="Times New Roman" w:cs="Times New Roman"/>
-          <w:b/>
-          <w:bCs/>
-          <w:sz w:val="36"/>
-          <w:szCs w:val="36"/>
-        </w:rPr>
-      </w:pPr>
-      <w:r>
-        <w:rPr>
-          <w:rFonts w:ascii="Times New Roman" w:eastAsia="Times New Roman" w:hAnsi="Times New Roman" w:cs="Times New Roman"/>
-          <w:b/>
-          <w:bCs/>
-          <w:sz w:val="36"/>
-          <w:szCs w:val="36"/>
-        </w:rPr>
-        <w:t>4.1 Performance</w:t>
+          <w:sz w:val="24"/>
+          <w:szCs w:val="24"/>
+        </w:rPr>
+        <w:t>5. Future Enhancements</w:t>
       </w:r>
     </w:p>
     <w:p>
       <w:pPr>
         <w:numPr>
           <w:ilvl w:val="0"/>
-          <w:numId w:val="15"/>
+          <w:numId w:val="46"/>
         </w:numPr>
-        <w:spacing w:before="100" w:beforeAutospacing="1" w:after="100" w:afterAutospacing="1" w:line="240" w:lineRule="auto"/>
-        <w:rPr>
-          <w:rFonts w:ascii="Times New Roman" w:eastAsia="Times New Roman" w:hAnsi="Times New Roman" w:cs="Times New Roman"/>
-          <w:sz w:val="24"/>
-          <w:szCs w:val="24"/>
-        </w:rPr>
-      </w:pPr>
-      <w:r>
-        <w:rPr>
-          <w:rFonts w:ascii="Times New Roman" w:eastAsia="Times New Roman" w:hAnsi="Times New Roman" w:cs="Times New Roman"/>
-          <w:sz w:val="24"/>
-          <w:szCs w:val="24"/>
-        </w:rPr>
-        <w:t>Support multiple users</w:t>
-      </w:r>
-    </w:p>
-    <w:p>
-      <w:pPr>
-        <w:spacing w:before="100" w:beforeAutospacing="1" w:after="100" w:afterAutospacing="1" w:line="240" w:lineRule="auto"/>
-        <w:outlineLvl w:val="1"/>
-        <w:rPr>
-          <w:rFonts w:ascii="Times New Roman" w:eastAsia="Times New Roman" w:hAnsi="Times New Roman" w:cs="Times New Roman"/>
-          <w:b/>
-          <w:bCs/>
-          <w:sz w:val="36"/>
-          <w:szCs w:val="36"/>
-        </w:rPr>
-      </w:pPr>
-      <w:r>
-        <w:rPr>
-          <w:rFonts w:ascii="Times New Roman" w:eastAsia="Times New Roman" w:hAnsi="Times New Roman" w:cs="Times New Roman"/>
-          <w:b/>
-          <w:bCs/>
-          <w:sz w:val="36"/>
-          <w:szCs w:val="36"/>
-        </w:rPr>
-        <w:t>4.2 Security</w:t>
+        <w:rPr>
+          <w:rFonts w:ascii="Times New Roman" w:eastAsia="Times New Roman" w:hAnsi="Times New Roman" w:cs="Times New Roman"/>
+          <w:sz w:val="24"/>
+          <w:szCs w:val="24"/>
+        </w:rPr>
+      </w:pPr>
+      <w:r>
+        <w:rPr>
+          <w:rFonts w:ascii="Times New Roman" w:eastAsia="Times New Roman" w:hAnsi="Times New Roman" w:cs="Times New Roman"/>
+          <w:sz w:val="24"/>
+          <w:szCs w:val="24"/>
+        </w:rPr>
+        <w:t>Online fee payment system</w:t>
       </w:r>
     </w:p>
     <w:p>
       <w:pPr>
         <w:numPr>
           <w:ilvl w:val="0"/>
-          <w:numId w:val="16"/>
+          <w:numId w:val="46"/>
         </w:numPr>
-        <w:spacing w:before="100" w:beforeAutospacing="1" w:after="100" w:afterAutospacing="1" w:line="240" w:lineRule="auto"/>
-        <w:rPr>
-          <w:rFonts w:ascii="Times New Roman" w:eastAsia="Times New Roman" w:hAnsi="Times New Roman" w:cs="Times New Roman"/>
-          <w:sz w:val="24"/>
-          <w:szCs w:val="24"/>
-        </w:rPr>
-      </w:pPr>
-      <w:r>
-        <w:rPr>
-          <w:rFonts w:ascii="Times New Roman" w:eastAsia="Times New Roman" w:hAnsi="Times New Roman" w:cs="Times New Roman"/>
-          <w:sz w:val="24"/>
-          <w:szCs w:val="24"/>
-        </w:rPr>
-        <w:t>Secure login</w:t>
+        <w:rPr>
+          <w:rFonts w:ascii="Times New Roman" w:eastAsia="Times New Roman" w:hAnsi="Times New Roman" w:cs="Times New Roman"/>
+          <w:sz w:val="24"/>
+          <w:szCs w:val="24"/>
+        </w:rPr>
+      </w:pPr>
+      <w:r>
+        <w:rPr>
+          <w:rFonts w:ascii="Times New Roman" w:eastAsia="Times New Roman" w:hAnsi="Times New Roman" w:cs="Times New Roman"/>
+          <w:sz w:val="24"/>
+          <w:szCs w:val="24"/>
+        </w:rPr>
+        <w:t>Internal result management system</w:t>
       </w:r>
     </w:p>
     <w:p>
       <w:pPr>
         <w:numPr>
           <w:ilvl w:val="0"/>
-          <w:numId w:val="16"/>
+          <w:numId w:val="46"/>
         </w:numPr>
-        <w:spacing w:before="100" w:beforeAutospacing="1" w:after="100" w:afterAutospacing="1" w:line="240" w:lineRule="auto"/>
-        <w:rPr>
-          <w:rFonts w:ascii="Times New Roman" w:eastAsia="Times New Roman" w:hAnsi="Times New Roman" w:cs="Times New Roman"/>
-          <w:sz w:val="24"/>
-          <w:szCs w:val="24"/>
-        </w:rPr>
-      </w:pPr>
-      <w:r>
-        <w:rPr>
-          <w:rFonts w:ascii="Times New Roman" w:eastAsia="Times New Roman" w:hAnsi="Times New Roman" w:cs="Times New Roman"/>
-          <w:sz w:val="24"/>
-          <w:szCs w:val="24"/>
-        </w:rPr>
-        <w:t>Password encryption</w:t>
+        <w:rPr>
+          <w:rFonts w:ascii="Times New Roman" w:eastAsia="Times New Roman" w:hAnsi="Times New Roman" w:cs="Times New Roman"/>
+          <w:sz w:val="24"/>
+          <w:szCs w:val="24"/>
+        </w:rPr>
+      </w:pPr>
+      <w:r>
+        <w:rPr>
+          <w:rFonts w:ascii="Times New Roman" w:eastAsia="Times New Roman" w:hAnsi="Times New Roman" w:cs="Times New Roman"/>
+          <w:sz w:val="24"/>
+          <w:szCs w:val="24"/>
+        </w:rPr>
+        <w:t>Attendance management</w:t>
       </w:r>
     </w:p>
     <w:p>
       <w:pPr>
         <w:numPr>
           <w:ilvl w:val="0"/>
-          <w:numId w:val="16"/>
+          <w:numId w:val="46"/>
         </w:numPr>
-        <w:spacing w:before="100" w:beforeAutospacing="1" w:after="100" w:afterAutospacing="1" w:line="240" w:lineRule="auto"/>
-        <w:rPr>
-          <w:rFonts w:ascii="Times New Roman" w:eastAsia="Times New Roman" w:hAnsi="Times New Roman" w:cs="Times New Roman"/>
-          <w:sz w:val="24"/>
-          <w:szCs w:val="24"/>
-        </w:rPr>
-      </w:pPr>
-      <w:r>
-        <w:rPr>
-          <w:rFonts w:ascii="Times New Roman" w:eastAsia="Times New Roman" w:hAnsi="Times New Roman" w:cs="Times New Roman"/>
-          <w:sz w:val="24"/>
-          <w:szCs w:val="24"/>
-        </w:rPr>
-        <w:t>Data protection</w:t>
-      </w:r>
-    </w:p>
-    <w:p>
-      <w:pPr>
-        <w:spacing w:before="100" w:beforeAutospacing="1" w:after="100" w:afterAutospacing="1" w:line="240" w:lineRule="auto"/>
-        <w:outlineLvl w:val="1"/>
-        <w:rPr>
-          <w:rFonts w:ascii="Times New Roman" w:eastAsia="Times New Roman" w:hAnsi="Times New Roman" w:cs="Times New Roman"/>
-          <w:b/>
-          <w:bCs/>
-          <w:sz w:val="36"/>
-          <w:szCs w:val="36"/>
-        </w:rPr>
-      </w:pPr>
-      <w:r>
-        <w:rPr>
-          <w:rFonts w:ascii="Times New Roman" w:eastAsia="Times New Roman" w:hAnsi="Times New Roman" w:cs="Times New Roman"/>
-          <w:b/>
-          <w:bCs/>
-          <w:sz w:val="36"/>
-          <w:szCs w:val="36"/>
-        </w:rPr>
-        <w:t>4.3 Usability</w:t>
+        <w:rPr>
+          <w:rFonts w:ascii="Times New Roman" w:eastAsia="Times New Roman" w:hAnsi="Times New Roman" w:cs="Times New Roman"/>
+          <w:sz w:val="24"/>
+          <w:szCs w:val="24"/>
+        </w:rPr>
+      </w:pPr>
+      <w:r>
+        <w:rPr>
+          <w:rFonts w:ascii="Times New Roman" w:eastAsia="Times New Roman" w:hAnsi="Times New Roman" w:cs="Times New Roman"/>
+          <w:sz w:val="24"/>
+          <w:szCs w:val="24"/>
+        </w:rPr>
+        <w:t>Placement portal</w:t>
       </w:r>
     </w:p>
     <w:p>
       <w:pPr>
         <w:numPr>
           <w:ilvl w:val="0"/>
-          <w:numId w:val="17"/>
+          <w:numId w:val="46"/>
         </w:numPr>
-        <w:spacing w:before="100" w:beforeAutospacing="1" w:after="100" w:afterAutospacing="1" w:line="240" w:lineRule="auto"/>
-        <w:rPr>
-          <w:rFonts w:ascii="Times New Roman" w:eastAsia="Times New Roman" w:hAnsi="Times New Roman" w:cs="Times New Roman"/>
-          <w:sz w:val="24"/>
-          <w:szCs w:val="24"/>
-        </w:rPr>
-      </w:pPr>
-      <w:r>
-        <w:rPr>
-          <w:rFonts w:ascii="Times New Roman" w:eastAsia="Times New Roman" w:hAnsi="Times New Roman" w:cs="Times New Roman"/>
-          <w:sz w:val="24"/>
-          <w:szCs w:val="24"/>
-        </w:rPr>
-        <w:t>User-friendly interface</w:t>
-      </w:r>
-    </w:p>
-    <w:p>
-      <w:pPr>
-        <w:numPr>
-          <w:ilvl w:val="0"/>
-          <w:numId w:val="17"/>
-        </w:numPr>
-        <w:spacing w:before="100" w:beforeAutospacing="1" w:after="100" w:afterAutospacing="1" w:line="240" w:lineRule="auto"/>
-        <w:rPr>
-          <w:rFonts w:ascii="Times New Roman" w:eastAsia="Times New Roman" w:hAnsi="Times New Roman" w:cs="Times New Roman"/>
-          <w:sz w:val="24"/>
-          <w:szCs w:val="24"/>
-        </w:rPr>
-      </w:pPr>
-      <w:r>
-        <w:rPr>
-          <w:rFonts w:ascii="Times New Roman" w:eastAsia="Times New Roman" w:hAnsi="Times New Roman" w:cs="Times New Roman"/>
-          <w:sz w:val="24"/>
-          <w:szCs w:val="24"/>
-        </w:rPr>
-        <w:t>Responsive design</w:t>
-      </w:r>
-    </w:p>
-    <w:p>
-      <w:pPr>
-        <w:spacing w:before="100" w:beforeAutospacing="1" w:after="100" w:afterAutospacing="1" w:line="240" w:lineRule="auto"/>
-        <w:outlineLvl w:val="1"/>
-        <w:rPr>
-          <w:rFonts w:ascii="Times New Roman" w:eastAsia="Times New Roman" w:hAnsi="Times New Roman" w:cs="Times New Roman"/>
-          <w:b/>
-          <w:bCs/>
-          <w:sz w:val="36"/>
-          <w:szCs w:val="36"/>
-        </w:rPr>
-      </w:pPr>
-      <w:r>
-        <w:rPr>
-          <w:rFonts w:ascii="Times New Roman" w:eastAsia="Times New Roman" w:hAnsi="Times New Roman" w:cs="Times New Roman"/>
-          <w:b/>
-          <w:bCs/>
-          <w:sz w:val="36"/>
-          <w:szCs w:val="36"/>
-        </w:rPr>
-        <w:t>4.4 Reliability</w:t>
-      </w:r>
-    </w:p>
-    <w:p>
-      <w:pPr>
-        <w:numPr>
-          <w:ilvl w:val="0"/>
-          <w:numId w:val="18"/>
-        </w:numPr>
-        <w:spacing w:before="100" w:beforeAutospacing="1" w:after="100" w:afterAutospacing="1" w:line="240" w:lineRule="auto"/>
-        <w:rPr>
-          <w:rFonts w:ascii="Times New Roman" w:eastAsia="Times New Roman" w:hAnsi="Times New Roman" w:cs="Times New Roman"/>
-          <w:sz w:val="24"/>
-          <w:szCs w:val="24"/>
-        </w:rPr>
-      </w:pPr>
-      <w:r>
-        <w:rPr>
-          <w:rFonts w:ascii="Times New Roman" w:eastAsia="Times New Roman" w:hAnsi="Times New Roman" w:cs="Times New Roman"/>
-          <w:sz w:val="24"/>
-          <w:szCs w:val="24"/>
-        </w:rPr>
-        <w:t>High availability</w:t>
-      </w:r>
-    </w:p>
-    <w:p>
-      <w:pPr>
-        <w:numPr>
-          <w:ilvl w:val="0"/>
-          <w:numId w:val="18"/>
-        </w:numPr>
-        <w:spacing w:before="100" w:beforeAutospacing="1" w:after="100" w:afterAutospacing="1" w:line="240" w:lineRule="auto"/>
-        <w:rPr>
-          <w:rFonts w:ascii="Times New Roman" w:eastAsia="Times New Roman" w:hAnsi="Times New Roman" w:cs="Times New Roman"/>
-          <w:sz w:val="24"/>
-          <w:szCs w:val="24"/>
-        </w:rPr>
-      </w:pPr>
-      <w:r>
-        <w:rPr>
-          <w:rFonts w:ascii="Times New Roman" w:eastAsia="Times New Roman" w:hAnsi="Times New Roman" w:cs="Times New Roman"/>
-          <w:sz w:val="24"/>
-          <w:szCs w:val="24"/>
-        </w:rPr>
-        <w:t>Regular backup</w:t>
-      </w:r>
-    </w:p>
-    <w:p>
-      <w:pPr>
-        <w:spacing w:after="0" w:line="240" w:lineRule="auto"/>
-        <w:rPr>
-          <w:rFonts w:ascii="Times New Roman" w:eastAsia="Times New Roman" w:hAnsi="Times New Roman" w:cs="Times New Roman"/>
-          <w:sz w:val="24"/>
-          <w:szCs w:val="24"/>
-        </w:rPr>
-      </w:pPr>
-      <w:r>
-        <w:rPr>
-          <w:rFonts w:ascii="Times New Roman" w:eastAsia="Times New Roman" w:hAnsi="Times New Roman" w:cs="Times New Roman"/>
-          <w:sz w:val="24"/>
-          <w:szCs w:val="24"/>
-        </w:rPr>
-        <w:lastRenderedPageBreak/>
-        <w:pict w14:anchorId="3B2CDE12">
-          <v:rect id="_x0000_i1031" style="width:0;height:1.5pt" o:hralign="center" o:hrstd="t" o:hr="t" fillcolor="#a0a0a0" stroked="f"/>
-        </w:pict>
-      </w:r>
-    </w:p>
-    <w:p>
-      <w:pPr>
-        <w:spacing w:before="100" w:beforeAutospacing="1" w:after="100" w:afterAutospacing="1" w:line="240" w:lineRule="auto"/>
-        <w:outlineLvl w:val="0"/>
-        <w:rPr>
-          <w:rFonts w:ascii="Times New Roman" w:eastAsia="Times New Roman" w:hAnsi="Times New Roman" w:cs="Times New Roman"/>
-          <w:b/>
-          <w:bCs/>
-          <w:kern w:val="36"/>
-          <w:sz w:val="48"/>
-          <w:szCs w:val="48"/>
-        </w:rPr>
-      </w:pPr>
-      <w:r>
-        <w:rPr>
-          <w:rFonts w:ascii="Times New Roman" w:eastAsia="Times New Roman" w:hAnsi="Times New Roman" w:cs="Times New Roman"/>
-          <w:b/>
-          <w:bCs/>
-          <w:kern w:val="36"/>
-          <w:sz w:val="48"/>
-          <w:szCs w:val="48"/>
-        </w:rPr>
-        <w:t>5. Database Requirements</w:t>
-      </w:r>
-    </w:p>
-    <w:p>
-      <w:pPr>
-        <w:spacing w:before="100" w:beforeAutospacing="1" w:after="100" w:afterAutospacing="1" w:line="240" w:lineRule="auto"/>
-        <w:rPr>
-          <w:rFonts w:ascii="Times New Roman" w:eastAsia="Times New Roman" w:hAnsi="Times New Roman" w:cs="Times New Roman"/>
-          <w:sz w:val="24"/>
-          <w:szCs w:val="24"/>
-        </w:rPr>
-      </w:pPr>
-      <w:r>
-        <w:rPr>
-          <w:rFonts w:ascii="Times New Roman" w:eastAsia="Times New Roman" w:hAnsi="Times New Roman" w:cs="Times New Roman"/>
-          <w:sz w:val="24"/>
-          <w:szCs w:val="24"/>
-        </w:rPr>
-        <w:t>Main tables:</w:t>
-      </w:r>
-    </w:p>
-    <w:p>
-      <w:pPr>
-        <w:numPr>
-          <w:ilvl w:val="0"/>
-          <w:numId w:val="19"/>
-        </w:numPr>
-        <w:spacing w:before="100" w:beforeAutospacing="1" w:after="100" w:afterAutospacing="1" w:line="240" w:lineRule="auto"/>
-        <w:rPr>
-          <w:rFonts w:ascii="Times New Roman" w:eastAsia="Times New Roman" w:hAnsi="Times New Roman" w:cs="Times New Roman"/>
-          <w:sz w:val="24"/>
-          <w:szCs w:val="24"/>
-        </w:rPr>
-      </w:pPr>
-      <w:r>
-        <w:rPr>
-          <w:rFonts w:ascii="Times New Roman" w:eastAsia="Times New Roman" w:hAnsi="Times New Roman" w:cs="Times New Roman"/>
-          <w:sz w:val="24"/>
-          <w:szCs w:val="24"/>
-        </w:rPr>
-        <w:t>Admin</w:t>
-      </w:r>
-    </w:p>
-    <w:p>
-      <w:pPr>
-        <w:numPr>
-          <w:ilvl w:val="0"/>
-          <w:numId w:val="19"/>
-        </w:numPr>
-        <w:spacing w:before="100" w:beforeAutospacing="1" w:after="100" w:afterAutospacing="1" w:line="240" w:lineRule="auto"/>
-        <w:rPr>
-          <w:rFonts w:ascii="Times New Roman" w:eastAsia="Times New Roman" w:hAnsi="Times New Roman" w:cs="Times New Roman"/>
-          <w:sz w:val="24"/>
-          <w:szCs w:val="24"/>
-        </w:rPr>
-      </w:pPr>
-      <w:r>
-        <w:rPr>
-          <w:rFonts w:ascii="Times New Roman" w:eastAsia="Times New Roman" w:hAnsi="Times New Roman" w:cs="Times New Roman"/>
-          <w:sz w:val="24"/>
-          <w:szCs w:val="24"/>
-        </w:rPr>
-        <w:t>Students</w:t>
-      </w:r>
-    </w:p>
-    <w:p>
-      <w:pPr>
-        <w:numPr>
-          <w:ilvl w:val="0"/>
-          <w:numId w:val="19"/>
-        </w:numPr>
-        <w:spacing w:before="100" w:beforeAutospacing="1" w:after="100" w:afterAutospacing="1" w:line="240" w:lineRule="auto"/>
-        <w:rPr>
-          <w:rFonts w:ascii="Times New Roman" w:eastAsia="Times New Roman" w:hAnsi="Times New Roman" w:cs="Times New Roman"/>
-          <w:sz w:val="24"/>
-          <w:szCs w:val="24"/>
-        </w:rPr>
-      </w:pPr>
-      <w:r>
-        <w:rPr>
-          <w:rFonts w:ascii="Times New Roman" w:eastAsia="Times New Roman" w:hAnsi="Times New Roman" w:cs="Times New Roman"/>
-          <w:sz w:val="24"/>
-          <w:szCs w:val="24"/>
-        </w:rPr>
-        <w:t>Courses</w:t>
-      </w:r>
-    </w:p>
-    <w:p>
-      <w:pPr>
-        <w:numPr>
-          <w:ilvl w:val="0"/>
-          <w:numId w:val="19"/>
-        </w:numPr>
-        <w:spacing w:before="100" w:beforeAutospacing="1" w:after="100" w:afterAutospacing="1" w:line="240" w:lineRule="auto"/>
-        <w:rPr>
-          <w:rFonts w:ascii="Times New Roman" w:eastAsia="Times New Roman" w:hAnsi="Times New Roman" w:cs="Times New Roman"/>
-          <w:sz w:val="24"/>
-          <w:szCs w:val="24"/>
-        </w:rPr>
-      </w:pPr>
-      <w:r>
-        <w:rPr>
-          <w:rFonts w:ascii="Times New Roman" w:eastAsia="Times New Roman" w:hAnsi="Times New Roman" w:cs="Times New Roman"/>
-          <w:sz w:val="24"/>
-          <w:szCs w:val="24"/>
-        </w:rPr>
-        <w:t>Faculty</w:t>
-      </w:r>
-    </w:p>
-    <w:p>
-      <w:pPr>
-        <w:numPr>
-          <w:ilvl w:val="0"/>
-          <w:numId w:val="19"/>
-        </w:numPr>
-        <w:spacing w:before="100" w:beforeAutospacing="1" w:after="100" w:afterAutospacing="1" w:line="240" w:lineRule="auto"/>
-        <w:rPr>
-          <w:rFonts w:ascii="Times New Roman" w:eastAsia="Times New Roman" w:hAnsi="Times New Roman" w:cs="Times New Roman"/>
-          <w:sz w:val="24"/>
-          <w:szCs w:val="24"/>
-        </w:rPr>
-      </w:pPr>
-      <w:r>
-        <w:rPr>
-          <w:rFonts w:ascii="Times New Roman" w:eastAsia="Times New Roman" w:hAnsi="Times New Roman" w:cs="Times New Roman"/>
-          <w:sz w:val="24"/>
-          <w:szCs w:val="24"/>
-        </w:rPr>
-        <w:t>Admissions</w:t>
-      </w:r>
-    </w:p>
-    <w:p>
-      <w:pPr>
-        <w:numPr>
-          <w:ilvl w:val="0"/>
-          <w:numId w:val="19"/>
-        </w:numPr>
-        <w:spacing w:before="100" w:beforeAutospacing="1" w:after="100" w:afterAutospacing="1" w:line="240" w:lineRule="auto"/>
-        <w:rPr>
-          <w:rFonts w:ascii="Times New Roman" w:eastAsia="Times New Roman" w:hAnsi="Times New Roman" w:cs="Times New Roman"/>
-          <w:sz w:val="24"/>
-          <w:szCs w:val="24"/>
-        </w:rPr>
-      </w:pPr>
-      <w:r>
-        <w:rPr>
-          <w:rFonts w:ascii="Times New Roman" w:eastAsia="Times New Roman" w:hAnsi="Times New Roman" w:cs="Times New Roman"/>
-          <w:sz w:val="24"/>
-          <w:szCs w:val="24"/>
-        </w:rPr>
-        <w:t>News</w:t>
-      </w:r>
-    </w:p>
-    <w:p>
-      <w:pPr>
-        <w:spacing w:after="0" w:line="240" w:lineRule="auto"/>
-        <w:rPr>
-          <w:rFonts w:ascii="Times New Roman" w:eastAsia="Times New Roman" w:hAnsi="Times New Roman" w:cs="Times New Roman"/>
-          <w:sz w:val="24"/>
-          <w:szCs w:val="24"/>
-        </w:rPr>
-      </w:pPr>
-      <w:r>
-        <w:rPr>
-          <w:rFonts w:ascii="Times New Roman" w:eastAsia="Times New Roman" w:hAnsi="Times New Roman" w:cs="Times New Roman"/>
-          <w:sz w:val="24"/>
-          <w:szCs w:val="24"/>
-        </w:rPr>
-        <w:pict w14:anchorId="4350208C">
-          <v:rect id="_x0000_i1032" style="width:0;height:1.5pt" o:hralign="center" o:hrstd="t" o:hr="t" fillcolor="#a0a0a0" stroked="f"/>
-        </w:pict>
-      </w:r>
-    </w:p>
-    <w:p>
-      <w:pPr>
-        <w:spacing w:before="100" w:beforeAutospacing="1" w:after="100" w:afterAutospacing="1" w:line="240" w:lineRule="auto"/>
-        <w:outlineLvl w:val="0"/>
-        <w:rPr>
-          <w:rFonts w:ascii="Times New Roman" w:eastAsia="Times New Roman" w:hAnsi="Times New Roman" w:cs="Times New Roman"/>
-          <w:b/>
-          <w:bCs/>
-          <w:kern w:val="36"/>
-          <w:sz w:val="48"/>
-          <w:szCs w:val="48"/>
-        </w:rPr>
-      </w:pPr>
-      <w:r>
-        <w:rPr>
-          <w:rFonts w:ascii="Times New Roman" w:eastAsia="Times New Roman" w:hAnsi="Times New Roman" w:cs="Times New Roman"/>
-          <w:b/>
-          <w:bCs/>
-          <w:kern w:val="36"/>
-          <w:sz w:val="48"/>
-          <w:szCs w:val="48"/>
-        </w:rPr>
-        <w:t>6. Constraints</w:t>
-      </w:r>
-    </w:p>
-    <w:p>
-      <w:pPr>
-        <w:numPr>
-          <w:ilvl w:val="0"/>
-          <w:numId w:val="20"/>
-        </w:numPr>
-        <w:spacing w:before="100" w:beforeAutospacing="1" w:after="100" w:afterAutospacing="1" w:line="240" w:lineRule="auto"/>
-        <w:rPr>
-          <w:rFonts w:ascii="Times New Roman" w:eastAsia="Times New Roman" w:hAnsi="Times New Roman" w:cs="Times New Roman"/>
-          <w:sz w:val="24"/>
-          <w:szCs w:val="24"/>
-        </w:rPr>
-      </w:pPr>
-      <w:r>
-        <w:rPr>
-          <w:rFonts w:ascii="Times New Roman" w:eastAsia="Times New Roman" w:hAnsi="Times New Roman" w:cs="Times New Roman"/>
-          <w:sz w:val="24"/>
-          <w:szCs w:val="24"/>
-        </w:rPr>
-        <w:t>Internet required</w:t>
-      </w:r>
-    </w:p>
-    <w:p>
-      <w:pPr>
-        <w:numPr>
-          <w:ilvl w:val="0"/>
-          <w:numId w:val="20"/>
-        </w:numPr>
-        <w:spacing w:before="100" w:beforeAutospacing="1" w:after="100" w:afterAutospacing="1" w:line="240" w:lineRule="auto"/>
-        <w:rPr>
-          <w:rFonts w:ascii="Times New Roman" w:eastAsia="Times New Roman" w:hAnsi="Times New Roman" w:cs="Times New Roman"/>
-          <w:sz w:val="24"/>
-          <w:szCs w:val="24"/>
-        </w:rPr>
-      </w:pPr>
-      <w:r>
-        <w:rPr>
-          <w:rFonts w:ascii="Times New Roman" w:eastAsia="Times New Roman" w:hAnsi="Times New Roman" w:cs="Times New Roman"/>
-          <w:sz w:val="24"/>
-          <w:szCs w:val="24"/>
-        </w:rPr>
-        <w:t>Hosting server required</w:t>
-      </w:r>
-    </w:p>
-    <w:p>
-      <w:pPr>
-        <w:numPr>
-          <w:ilvl w:val="0"/>
-          <w:numId w:val="20"/>
-        </w:numPr>
-        <w:spacing w:before="100" w:beforeAutospacing="1" w:after="100" w:afterAutospacing="1" w:line="240" w:lineRule="auto"/>
-        <w:rPr>
-          <w:rFonts w:ascii="Times New Roman" w:eastAsia="Times New Roman" w:hAnsi="Times New Roman" w:cs="Times New Roman"/>
-          <w:sz w:val="24"/>
-          <w:szCs w:val="24"/>
-        </w:rPr>
-      </w:pPr>
-      <w:r>
-        <w:rPr>
-          <w:rFonts w:ascii="Times New Roman" w:eastAsia="Times New Roman" w:hAnsi="Times New Roman" w:cs="Times New Roman"/>
-          <w:sz w:val="24"/>
-          <w:szCs w:val="24"/>
-        </w:rPr>
-        <w:t>Regular maintenance required</w:t>
-      </w:r>
-    </w:p>
-    <w:p>
-      <w:pPr>
-        <w:spacing w:after="0" w:line="240" w:lineRule="auto"/>
-        <w:rPr>
-          <w:rFonts w:ascii="Times New Roman" w:eastAsia="Times New Roman" w:hAnsi="Times New Roman" w:cs="Times New Roman"/>
-          <w:sz w:val="24"/>
-          <w:szCs w:val="24"/>
-        </w:rPr>
-      </w:pPr>
-      <w:r>
-        <w:rPr>
-          <w:rFonts w:ascii="Times New Roman" w:eastAsia="Times New Roman" w:hAnsi="Times New Roman" w:cs="Times New Roman"/>
-          <w:sz w:val="24"/>
-          <w:szCs w:val="24"/>
-        </w:rPr>
-        <w:pict w14:anchorId="73FD7AB1">
-          <v:rect id="_x0000_i1033" style="width:0;height:1.5pt" o:hralign="center" o:hrstd="t" o:hr="t" fillcolor="#a0a0a0" stroked="f"/>
-        </w:pict>
-      </w:r>
-    </w:p>
-    <w:p>
-      <w:pPr>
-        <w:spacing w:before="100" w:beforeAutospacing="1" w:after="100" w:afterAutospacing="1" w:line="240" w:lineRule="auto"/>
-        <w:outlineLvl w:val="0"/>
-        <w:rPr>
-          <w:rFonts w:ascii="Times New Roman" w:eastAsia="Times New Roman" w:hAnsi="Times New Roman" w:cs="Times New Roman"/>
-          <w:b/>
-          <w:bCs/>
-          <w:kern w:val="36"/>
-          <w:sz w:val="48"/>
-          <w:szCs w:val="48"/>
-        </w:rPr>
-      </w:pPr>
-      <w:r>
-        <w:rPr>
-          <w:rFonts w:ascii="Times New Roman" w:eastAsia="Times New Roman" w:hAnsi="Times New Roman" w:cs="Times New Roman"/>
-          <w:b/>
-          <w:bCs/>
-          <w:kern w:val="36"/>
-          <w:sz w:val="48"/>
-          <w:szCs w:val="48"/>
-        </w:rPr>
-        <w:t>7. Future Enhancements</w:t>
-      </w:r>
-    </w:p>
-    <w:p>
-      <w:pPr>
-        <w:numPr>
-          <w:ilvl w:val="0"/>
-          <w:numId w:val="21"/>
-        </w:numPr>
-        <w:spacing w:before="100" w:beforeAutospacing="1" w:after="100" w:afterAutospacing="1" w:line="240" w:lineRule="auto"/>
-        <w:rPr>
-          <w:rFonts w:ascii="Times New Roman" w:eastAsia="Times New Roman" w:hAnsi="Times New Roman" w:cs="Times New Roman"/>
-          <w:sz w:val="24"/>
-          <w:szCs w:val="24"/>
-        </w:rPr>
-      </w:pPr>
-      <w:r>
-        <w:rPr>
-          <w:rFonts w:ascii="Times New Roman" w:eastAsia="Times New Roman" w:hAnsi="Times New Roman" w:cs="Times New Roman"/>
-          <w:sz w:val="24"/>
-          <w:szCs w:val="24"/>
-        </w:rPr>
-        <w:t>Online fee payment</w:t>
-      </w:r>
-    </w:p>
-    <w:p>
-      <w:pPr>
-        <w:numPr>
-          <w:ilvl w:val="0"/>
-          <w:numId w:val="21"/>
-        </w:numPr>
-        <w:spacing w:before="100" w:beforeAutospacing="1" w:after="100" w:afterAutospacing="1" w:line="240" w:lineRule="auto"/>
-        <w:rPr>
-          <w:rFonts w:ascii="Times New Roman" w:eastAsia="Times New Roman" w:hAnsi="Times New Roman" w:cs="Times New Roman"/>
-          <w:sz w:val="24"/>
-          <w:szCs w:val="24"/>
-        </w:rPr>
-      </w:pPr>
-      <w:r>
-        <w:rPr>
-          <w:rFonts w:ascii="Times New Roman" w:eastAsia="Times New Roman" w:hAnsi="Times New Roman" w:cs="Times New Roman"/>
-          <w:sz w:val="24"/>
-          <w:szCs w:val="24"/>
-        </w:rPr>
-        <w:t>Result checking system</w:t>
-      </w:r>
-    </w:p>
-    <w:p>
-      <w:pPr>
-        <w:numPr>
-          <w:ilvl w:val="0"/>
-          <w:numId w:val="21"/>
-        </w:numPr>
-        <w:spacing w:before="100" w:beforeAutospacing="1" w:after="100" w:afterAutospacing="1" w:line="240" w:lineRule="auto"/>
-        <w:rPr>
-          <w:rFonts w:ascii="Times New Roman" w:eastAsia="Times New Roman" w:hAnsi="Times New Roman" w:cs="Times New Roman"/>
-          <w:sz w:val="24"/>
-          <w:szCs w:val="24"/>
-        </w:rPr>
-      </w:pPr>
-      <w:r>
-        <w:rPr>
-          <w:rFonts w:ascii="Times New Roman" w:eastAsia="Times New Roman" w:hAnsi="Times New Roman" w:cs="Times New Roman"/>
-          <w:sz w:val="24"/>
-          <w:szCs w:val="24"/>
-        </w:rPr>
-        <w:t>Placement portal</w:t>
-      </w:r>
-    </w:p>
-    <w:p>
-      <w:pPr>
-        <w:numPr>
-          <w:ilvl w:val="0"/>
-          <w:numId w:val="21"/>
-        </w:numPr>
-        <w:spacing w:before="100" w:beforeAutospacing="1" w:after="100" w:afterAutospacing="1" w:line="240" w:lineRule="auto"/>
-        <w:rPr>
-          <w:rFonts w:ascii="Times New Roman" w:eastAsia="Times New Roman" w:hAnsi="Times New Roman" w:cs="Times New Roman"/>
-          <w:sz w:val="24"/>
-          <w:szCs w:val="24"/>
-        </w:rPr>
-      </w:pPr>
-      <w:r>
-        <w:rPr>
-          <w:rFonts w:ascii="Times New Roman" w:eastAsia="Times New Roman" w:hAnsi="Times New Roman" w:cs="Times New Roman"/>
-          <w:sz w:val="24"/>
-          <w:szCs w:val="24"/>
-        </w:rPr>
-        <w:t>Alumni management</w:t>
-      </w:r>
-    </w:p>
-    <w:p>
-      <w:pPr>
-        <w:numPr>
-          <w:ilvl w:val="0"/>
-          <w:numId w:val="21"/>
-        </w:numPr>
-        <w:spacing w:before="100" w:beforeAutospacing="1" w:after="100" w:afterAutospacing="1" w:line="240" w:lineRule="auto"/>
-        <w:rPr>
-          <w:rFonts w:ascii="Times New Roman" w:eastAsia="Times New Roman" w:hAnsi="Times New Roman" w:cs="Times New Roman"/>
-          <w:sz w:val="24"/>
-          <w:szCs w:val="24"/>
-        </w:rPr>
-      </w:pPr>
-      <w:r>
-        <w:rPr>
-          <w:rFonts w:ascii="Times New Roman" w:eastAsia="Times New Roman" w:hAnsi="Times New Roman" w:cs="Times New Roman"/>
-          <w:sz w:val="24"/>
-          <w:szCs w:val="24"/>
-        </w:rPr>
-        <w:t>Online examination system</w:t>
-      </w:r>
-    </w:p>
-    <w:p>
-      <w:pPr>
-        <w:spacing w:after="0" w:line="240" w:lineRule="auto"/>
+        <w:rPr>
+          <w:rFonts w:ascii="Times New Roman" w:eastAsia="Times New Roman" w:hAnsi="Times New Roman" w:cs="Times New Roman"/>
+          <w:sz w:val="24"/>
+          <w:szCs w:val="24"/>
+        </w:rPr>
+      </w:pPr>
+      <w:r>
+        <w:rPr>
+          <w:rFonts w:ascii="Times New Roman" w:eastAsia="Times New Roman" w:hAnsi="Times New Roman" w:cs="Times New Roman"/>
+          <w:sz w:val="24"/>
+          <w:szCs w:val="24"/>
+        </w:rPr>
+        <w:t>Alumni management system</w:t>
+      </w:r>
+    </w:p>
+    <w:p>
+      <w:pPr>
         <w:rPr>
           <w:rFonts w:ascii="Times New Roman" w:eastAsia="Times New Roman" w:hAnsi="Times New Roman" w:cs="Times New Roman"/>
           <w:sz w:val="24"/>
@@ -3194,6 +3531,155 @@
 <file path=word/numbering.xml><?xml version="1.0" encoding="utf-8"?>
 <w:numbering xmlns:wpc="http://schemas.microsoft.com/office/word/2010/wordprocessingCanvas" xmlns:cx="http://schemas.microsoft.com/office/drawing/2014/chartex" xmlns:cx1="http://schemas.microsoft.com/office/drawing/2015/9/8/chartex" xmlns:cx2="http://schemas.microsoft.com/office/drawing/2015/10/21/chartex" xmlns:cx3="http://schemas.microsoft.com/office/drawing/2016/5/9/chartex" xmlns:cx4="http://schemas.microsoft.com/office/drawing/2016/5/10/chartex" xmlns:cx5="http://schemas.microsoft.com/office/drawing/2016/5/11/chartex" xmlns:cx6="http://schemas.microsoft.com/office/drawing/2016/5/12/chartex" xmlns:cx7="http://schemas.microsoft.com/office/drawing/2016/5/13/chartex" xmlns:cx8="http://schemas.microsoft.com/office/drawing/2016/5/14/chartex" xmlns:mc="http://schemas.openxmlformats.org/markup-compatibility/2006" xmlns:aink="http://schemas.microsoft.com/office/drawing/2016/ink" xmlns:am3d="http://schemas.microsoft.com/office/drawing/2017/model3d" xmlns:o="urn:schemas-microsoft-com:office:office" xmlns:oel="http://schemas.microsoft.com/office/2019/extlst" xmlns:r="http://schemas.openxmlformats.org/officeDocument/2006/relationships" xmlns:m="http://schemas.openxmlformats.org/officeDocument/2006/math" xmlns:v="urn:schemas-microsoft-com:vml" xmlns:wp14="http://schemas.microsoft.com/office/word/2010/wordprocessingDrawing" xmlns:wp="http://schemas.openxmlformats.org/drawingml/2006/wordprocessingDrawing" xmlns:w10="urn:schemas-microsoft-com:office:word" xmlns:w="http://schemas.openxmlformats.org/wordprocessingml/2006/main" xmlns:w14="http://schemas.microsoft.com/office/word/2010/wordml" xmlns:w15="http://schemas.microsoft.com/office/word/2012/wordml" xmlns:w16cex="http://schemas.microsoft.com/office/word/2018/wordml/cex" xmlns:w16cid="http://schemas.microsoft.com/office/word/2016/wordml/cid" xmlns:w16="http://schemas.microsoft.com/office/word/2018/wordml" xmlns:w16du="http://schemas.microsoft.com/office/word/2023/wordml/word16du" xmlns:w16sdtdh="http://schemas.microsoft.com/office/word/2020/wordml/sdtdatahash" xmlns:w16sdtfl="http://schemas.microsoft.com/office/word/2024/wordml/sdtformatlock" xmlns:w16se="http://schemas.microsoft.com/office/word/2015/wordml/symex" xmlns:wpg="http://schemas.microsoft.com/office/word/2010/wordprocessingGroup" xmlns:wpi="http://schemas.microsoft.com/office/word/2010/wordprocessingInk" xmlns:wne="http://schemas.microsoft.com/office/word/2006/wordml" xmlns:wps="http://schemas.microsoft.com/office/word/2010/wordprocessingShape" mc:Ignorable="w14 w15 w16se w16cid w16 w16cex w16sdtdh w16sdtfl w16du wp14">
   <w:abstractNum w:abstractNumId="0" w15:restartNumberingAfterBreak="0">
+    <w:nsid w:val="053F7E7D"/>
+    <w:multiLevelType w:val="multilevel"/>
+    <w:tmpl w:val="AB569F28"/>
+    <w:lvl w:ilvl="0">
+      <w:start w:val="1"/>
+      <w:numFmt w:val="bullet"/>
+      <w:lvlText w:val=""/>
+      <w:lvlJc w:val="left"/>
+      <w:pPr>
+        <w:tabs>
+          <w:tab w:val="num" w:pos="720"/>
+        </w:tabs>
+        <w:ind w:left="720" w:hanging="360"/>
+      </w:pPr>
+      <w:rPr>
+        <w:rFonts w:ascii="Symbol" w:hAnsi="Symbol" w:hint="default"/>
+        <w:sz w:val="20"/>
+      </w:rPr>
+    </w:lvl>
+    <w:lvl w:ilvl="1" w:tentative="1">
+      <w:start w:val="1"/>
+      <w:numFmt w:val="bullet"/>
+      <w:lvlText w:val="o"/>
+      <w:lvlJc w:val="left"/>
+      <w:pPr>
+        <w:tabs>
+          <w:tab w:val="num" w:pos="1440"/>
+        </w:tabs>
+        <w:ind w:left="1440" w:hanging="360"/>
+      </w:pPr>
+      <w:rPr>
+        <w:rFonts w:ascii="Courier New" w:hAnsi="Courier New" w:hint="default"/>
+        <w:sz w:val="20"/>
+      </w:rPr>
+    </w:lvl>
+    <w:lvl w:ilvl="2" w:tentative="1">
+      <w:start w:val="1"/>
+      <w:numFmt w:val="bullet"/>
+      <w:lvlText w:val=""/>
+      <w:lvlJc w:val="left"/>
+      <w:pPr>
+        <w:tabs>
+          <w:tab w:val="num" w:pos="2160"/>
+        </w:tabs>
+        <w:ind w:left="2160" w:hanging="360"/>
+      </w:pPr>
+      <w:rPr>
+        <w:rFonts w:ascii="Wingdings" w:hAnsi="Wingdings" w:hint="default"/>
+        <w:sz w:val="20"/>
+      </w:rPr>
+    </w:lvl>
+    <w:lvl w:ilvl="3" w:tentative="1">
+      <w:start w:val="1"/>
+      <w:numFmt w:val="bullet"/>
+      <w:lvlText w:val=""/>
+      <w:lvlJc w:val="left"/>
+      <w:pPr>
+        <w:tabs>
+          <w:tab w:val="num" w:pos="2880"/>
+        </w:tabs>
+        <w:ind w:left="2880" w:hanging="360"/>
+      </w:pPr>
+      <w:rPr>
+        <w:rFonts w:ascii="Wingdings" w:hAnsi="Wingdings" w:hint="default"/>
+        <w:sz w:val="20"/>
+      </w:rPr>
+    </w:lvl>
+    <w:lvl w:ilvl="4" w:tentative="1">
+      <w:start w:val="1"/>
+      <w:numFmt w:val="bullet"/>
+      <w:lvlText w:val=""/>
+      <w:lvlJc w:val="left"/>
+      <w:pPr>
+        <w:tabs>
+          <w:tab w:val="num" w:pos="3600"/>
+        </w:tabs>
+        <w:ind w:left="3600" w:hanging="360"/>
+      </w:pPr>
+      <w:rPr>
+        <w:rFonts w:ascii="Wingdings" w:hAnsi="Wingdings" w:hint="default"/>
+        <w:sz w:val="20"/>
+      </w:rPr>
+    </w:lvl>
+    <w:lvl w:ilvl="5" w:tentative="1">
+      <w:start w:val="1"/>
+      <w:numFmt w:val="bullet"/>
+      <w:lvlText w:val=""/>
+      <w:lvlJc w:val="left"/>
+      <w:pPr>
+        <w:tabs>
+          <w:tab w:val="num" w:pos="4320"/>
+        </w:tabs>
+        <w:ind w:left="4320" w:hanging="360"/>
+      </w:pPr>
+      <w:rPr>
+        <w:rFonts w:ascii="Wingdings" w:hAnsi="Wingdings" w:hint="default"/>
+        <w:sz w:val="20"/>
+      </w:rPr>
+    </w:lvl>
+    <w:lvl w:ilvl="6" w:tentative="1">
+      <w:start w:val="1"/>
+      <w:numFmt w:val="bullet"/>
+      <w:lvlText w:val=""/>
+      <w:lvlJc w:val="left"/>
+      <w:pPr>
+        <w:tabs>
+          <w:tab w:val="num" w:pos="5040"/>
+        </w:tabs>
+        <w:ind w:left="5040" w:hanging="360"/>
+      </w:pPr>
+      <w:rPr>
+        <w:rFonts w:ascii="Wingdings" w:hAnsi="Wingdings" w:hint="default"/>
+        <w:sz w:val="20"/>
+      </w:rPr>
+    </w:lvl>
+    <w:lvl w:ilvl="7" w:tentative="1">
+      <w:start w:val="1"/>
+      <w:numFmt w:val="bullet"/>
+      <w:lvlText w:val=""/>
+      <w:lvlJc w:val="left"/>
+      <w:pPr>
+        <w:tabs>
+          <w:tab w:val="num" w:pos="5760"/>
+        </w:tabs>
+        <w:ind w:left="5760" w:hanging="360"/>
+      </w:pPr>
+      <w:rPr>
+        <w:rFonts w:ascii="Wingdings" w:hAnsi="Wingdings" w:hint="default"/>
+        <w:sz w:val="20"/>
+      </w:rPr>
+    </w:lvl>
+    <w:lvl w:ilvl="8" w:tentative="1">
+      <w:start w:val="1"/>
+      <w:numFmt w:val="bullet"/>
+      <w:lvlText w:val=""/>
+      <w:lvlJc w:val="left"/>
+      <w:pPr>
+        <w:tabs>
+          <w:tab w:val="num" w:pos="6480"/>
+        </w:tabs>
+        <w:ind w:left="6480" w:hanging="360"/>
+      </w:pPr>
+      <w:rPr>
+        <w:rFonts w:ascii="Wingdings" w:hAnsi="Wingdings" w:hint="default"/>
+        <w:sz w:val="20"/>
+      </w:rPr>
+    </w:lvl>
+  </w:abstractNum>
+  <w:abstractNum w:abstractNumId="1" w15:restartNumberingAfterBreak="0">
     <w:nsid w:val="08211280"/>
     <w:multiLevelType w:val="multilevel"/>
     <w:tmpl w:val="FC84DF2E"/>
@@ -3342,7 +3828,156 @@
       </w:rPr>
     </w:lvl>
   </w:abstractNum>
-  <w:abstractNum w:abstractNumId="1" w15:restartNumberingAfterBreak="0">
+  <w:abstractNum w:abstractNumId="2" w15:restartNumberingAfterBreak="0">
+    <w:nsid w:val="083F07E8"/>
+    <w:multiLevelType w:val="multilevel"/>
+    <w:tmpl w:val="FECC816E"/>
+    <w:lvl w:ilvl="0">
+      <w:start w:val="1"/>
+      <w:numFmt w:val="bullet"/>
+      <w:lvlText w:val=""/>
+      <w:lvlJc w:val="left"/>
+      <w:pPr>
+        <w:tabs>
+          <w:tab w:val="num" w:pos="720"/>
+        </w:tabs>
+        <w:ind w:left="720" w:hanging="360"/>
+      </w:pPr>
+      <w:rPr>
+        <w:rFonts w:ascii="Symbol" w:hAnsi="Symbol" w:hint="default"/>
+        <w:sz w:val="20"/>
+      </w:rPr>
+    </w:lvl>
+    <w:lvl w:ilvl="1" w:tentative="1">
+      <w:start w:val="1"/>
+      <w:numFmt w:val="bullet"/>
+      <w:lvlText w:val="o"/>
+      <w:lvlJc w:val="left"/>
+      <w:pPr>
+        <w:tabs>
+          <w:tab w:val="num" w:pos="1440"/>
+        </w:tabs>
+        <w:ind w:left="1440" w:hanging="360"/>
+      </w:pPr>
+      <w:rPr>
+        <w:rFonts w:ascii="Courier New" w:hAnsi="Courier New" w:hint="default"/>
+        <w:sz w:val="20"/>
+      </w:rPr>
+    </w:lvl>
+    <w:lvl w:ilvl="2" w:tentative="1">
+      <w:start w:val="1"/>
+      <w:numFmt w:val="bullet"/>
+      <w:lvlText w:val=""/>
+      <w:lvlJc w:val="left"/>
+      <w:pPr>
+        <w:tabs>
+          <w:tab w:val="num" w:pos="2160"/>
+        </w:tabs>
+        <w:ind w:left="2160" w:hanging="360"/>
+      </w:pPr>
+      <w:rPr>
+        <w:rFonts w:ascii="Wingdings" w:hAnsi="Wingdings" w:hint="default"/>
+        <w:sz w:val="20"/>
+      </w:rPr>
+    </w:lvl>
+    <w:lvl w:ilvl="3" w:tentative="1">
+      <w:start w:val="1"/>
+      <w:numFmt w:val="bullet"/>
+      <w:lvlText w:val=""/>
+      <w:lvlJc w:val="left"/>
+      <w:pPr>
+        <w:tabs>
+          <w:tab w:val="num" w:pos="2880"/>
+        </w:tabs>
+        <w:ind w:left="2880" w:hanging="360"/>
+      </w:pPr>
+      <w:rPr>
+        <w:rFonts w:ascii="Wingdings" w:hAnsi="Wingdings" w:hint="default"/>
+        <w:sz w:val="20"/>
+      </w:rPr>
+    </w:lvl>
+    <w:lvl w:ilvl="4" w:tentative="1">
+      <w:start w:val="1"/>
+      <w:numFmt w:val="bullet"/>
+      <w:lvlText w:val=""/>
+      <w:lvlJc w:val="left"/>
+      <w:pPr>
+        <w:tabs>
+          <w:tab w:val="num" w:pos="3600"/>
+        </w:tabs>
+        <w:ind w:left="3600" w:hanging="360"/>
+      </w:pPr>
+      <w:rPr>
+        <w:rFonts w:ascii="Wingdings" w:hAnsi="Wingdings" w:hint="default"/>
+        <w:sz w:val="20"/>
+      </w:rPr>
+    </w:lvl>
+    <w:lvl w:ilvl="5" w:tentative="1">
+      <w:start w:val="1"/>
+      <w:numFmt w:val="bullet"/>
+      <w:lvlText w:val=""/>
+      <w:lvlJc w:val="left"/>
+      <w:pPr>
+        <w:tabs>
+          <w:tab w:val="num" w:pos="4320"/>
+        </w:tabs>
+        <w:ind w:left="4320" w:hanging="360"/>
+      </w:pPr>
+      <w:rPr>
+        <w:rFonts w:ascii="Wingdings" w:hAnsi="Wingdings" w:hint="default"/>
+        <w:sz w:val="20"/>
+      </w:rPr>
+    </w:lvl>
+    <w:lvl w:ilvl="6" w:tentative="1">
+      <w:start w:val="1"/>
+      <w:numFmt w:val="bullet"/>
+      <w:lvlText w:val=""/>
+      <w:lvlJc w:val="left"/>
+      <w:pPr>
+        <w:tabs>
+          <w:tab w:val="num" w:pos="5040"/>
+        </w:tabs>
+        <w:ind w:left="5040" w:hanging="360"/>
+      </w:pPr>
+      <w:rPr>
+        <w:rFonts w:ascii="Wingdings" w:hAnsi="Wingdings" w:hint="default"/>
+        <w:sz w:val="20"/>
+      </w:rPr>
+    </w:lvl>
+    <w:lvl w:ilvl="7" w:tentative="1">
+      <w:start w:val="1"/>
+      <w:numFmt w:val="bullet"/>
+      <w:lvlText w:val=""/>
+      <w:lvlJc w:val="left"/>
+      <w:pPr>
+        <w:tabs>
+          <w:tab w:val="num" w:pos="5760"/>
+        </w:tabs>
+        <w:ind w:left="5760" w:hanging="360"/>
+      </w:pPr>
+      <w:rPr>
+        <w:rFonts w:ascii="Wingdings" w:hAnsi="Wingdings" w:hint="default"/>
+        <w:sz w:val="20"/>
+      </w:rPr>
+    </w:lvl>
+    <w:lvl w:ilvl="8" w:tentative="1">
+      <w:start w:val="1"/>
+      <w:numFmt w:val="bullet"/>
+      <w:lvlText w:val=""/>
+      <w:lvlJc w:val="left"/>
+      <w:pPr>
+        <w:tabs>
+          <w:tab w:val="num" w:pos="6480"/>
+        </w:tabs>
+        <w:ind w:left="6480" w:hanging="360"/>
+      </w:pPr>
+      <w:rPr>
+        <w:rFonts w:ascii="Wingdings" w:hAnsi="Wingdings" w:hint="default"/>
+        <w:sz w:val="20"/>
+      </w:rPr>
+    </w:lvl>
+  </w:abstractNum>
+  <w:abstractNum w:abstractNumId="3" w15:restartNumberingAfterBreak="0">
     <w:nsid w:val="0D8A1A49"/>
     <w:multiLevelType w:val="multilevel"/>
     <w:tmpl w:val="244A8AE0"/>
@@ -3491,7 +4126,156 @@
       </w:rPr>
     </w:lvl>
   </w:abstractNum>
-  <w:abstractNum w:abstractNumId="2" w15:restartNumberingAfterBreak="0">
+  <w:abstractNum w:abstractNumId="4" w15:restartNumberingAfterBreak="0">
+    <w:nsid w:val="0DF40106"/>
+    <w:multiLevelType w:val="multilevel"/>
+    <w:tmpl w:val="C2B4FC36"/>
+    <w:lvl w:ilvl="0">
+      <w:start w:val="1"/>
+      <w:numFmt w:val="bullet"/>
+      <w:lvlText w:val=""/>
+      <w:lvlJc w:val="left"/>
+      <w:pPr>
+        <w:tabs>
+          <w:tab w:val="num" w:pos="720"/>
+        </w:tabs>
+        <w:ind w:left="720" w:hanging="360"/>
+      </w:pPr>
+      <w:rPr>
+        <w:rFonts w:ascii="Symbol" w:hAnsi="Symbol" w:hint="default"/>
+        <w:sz w:val="20"/>
+      </w:rPr>
+    </w:lvl>
+    <w:lvl w:ilvl="1" w:tentative="1">
+      <w:start w:val="1"/>
+      <w:numFmt w:val="bullet"/>
+      <w:lvlText w:val="o"/>
+      <w:lvlJc w:val="left"/>
+      <w:pPr>
+        <w:tabs>
+          <w:tab w:val="num" w:pos="1440"/>
+        </w:tabs>
+        <w:ind w:left="1440" w:hanging="360"/>
+      </w:pPr>
+      <w:rPr>
+        <w:rFonts w:ascii="Courier New" w:hAnsi="Courier New" w:hint="default"/>
+        <w:sz w:val="20"/>
+      </w:rPr>
+    </w:lvl>
+    <w:lvl w:ilvl="2" w:tentative="1">
+      <w:start w:val="1"/>
+      <w:numFmt w:val="bullet"/>
+      <w:lvlText w:val=""/>
+      <w:lvlJc w:val="left"/>
+      <w:pPr>
+        <w:tabs>
+          <w:tab w:val="num" w:pos="2160"/>
+        </w:tabs>
+        <w:ind w:left="2160" w:hanging="360"/>
+      </w:pPr>
+      <w:rPr>
+        <w:rFonts w:ascii="Wingdings" w:hAnsi="Wingdings" w:hint="default"/>
+        <w:sz w:val="20"/>
+      </w:rPr>
+    </w:lvl>
+    <w:lvl w:ilvl="3" w:tentative="1">
+      <w:start w:val="1"/>
+      <w:numFmt w:val="bullet"/>
+      <w:lvlText w:val=""/>
+      <w:lvlJc w:val="left"/>
+      <w:pPr>
+        <w:tabs>
+          <w:tab w:val="num" w:pos="2880"/>
+        </w:tabs>
+        <w:ind w:left="2880" w:hanging="360"/>
+      </w:pPr>
+      <w:rPr>
+        <w:rFonts w:ascii="Wingdings" w:hAnsi="Wingdings" w:hint="default"/>
+        <w:sz w:val="20"/>
+      </w:rPr>
+    </w:lvl>
+    <w:lvl w:ilvl="4" w:tentative="1">
+      <w:start w:val="1"/>
+      <w:numFmt w:val="bullet"/>
+      <w:lvlText w:val=""/>
+      <w:lvlJc w:val="left"/>
+      <w:pPr>
+        <w:tabs>
+          <w:tab w:val="num" w:pos="3600"/>
+        </w:tabs>
+        <w:ind w:left="3600" w:hanging="360"/>
+      </w:pPr>
+      <w:rPr>
+        <w:rFonts w:ascii="Wingdings" w:hAnsi="Wingdings" w:hint="default"/>
+        <w:sz w:val="20"/>
+      </w:rPr>
+    </w:lvl>
+    <w:lvl w:ilvl="5" w:tentative="1">
+      <w:start w:val="1"/>
+      <w:numFmt w:val="bullet"/>
+      <w:lvlText w:val=""/>
+      <w:lvlJc w:val="left"/>
+      <w:pPr>
+        <w:tabs>
+          <w:tab w:val="num" w:pos="4320"/>
+        </w:tabs>
+        <w:ind w:left="4320" w:hanging="360"/>
+      </w:pPr>
+      <w:rPr>
+        <w:rFonts w:ascii="Wingdings" w:hAnsi="Wingdings" w:hint="default"/>
+        <w:sz w:val="20"/>
+      </w:rPr>
+    </w:lvl>
+    <w:lvl w:ilvl="6" w:tentative="1">
+      <w:start w:val="1"/>
+      <w:numFmt w:val="bullet"/>
+      <w:lvlText w:val=""/>
+      <w:lvlJc w:val="left"/>
+      <w:pPr>
+        <w:tabs>
+          <w:tab w:val="num" w:pos="5040"/>
+        </w:tabs>
+        <w:ind w:left="5040" w:hanging="360"/>
+      </w:pPr>
+      <w:rPr>
+        <w:rFonts w:ascii="Wingdings" w:hAnsi="Wingdings" w:hint="default"/>
+        <w:sz w:val="20"/>
+      </w:rPr>
+    </w:lvl>
+    <w:lvl w:ilvl="7" w:tentative="1">
+      <w:start w:val="1"/>
+      <w:numFmt w:val="bullet"/>
+      <w:lvlText w:val=""/>
+      <w:lvlJc w:val="left"/>
+      <w:pPr>
+        <w:tabs>
+          <w:tab w:val="num" w:pos="5760"/>
+        </w:tabs>
+        <w:ind w:left="5760" w:hanging="360"/>
+      </w:pPr>
+      <w:rPr>
+        <w:rFonts w:ascii="Wingdings" w:hAnsi="Wingdings" w:hint="default"/>
+        <w:sz w:val="20"/>
+      </w:rPr>
+    </w:lvl>
+    <w:lvl w:ilvl="8" w:tentative="1">
+      <w:start w:val="1"/>
+      <w:numFmt w:val="bullet"/>
+      <w:lvlText w:val=""/>
+      <w:lvlJc w:val="left"/>
+      <w:pPr>
+        <w:tabs>
+          <w:tab w:val="num" w:pos="6480"/>
+        </w:tabs>
+        <w:ind w:left="6480" w:hanging="360"/>
+      </w:pPr>
+      <w:rPr>
+        <w:rFonts w:ascii="Wingdings" w:hAnsi="Wingdings" w:hint="default"/>
+        <w:sz w:val="20"/>
+      </w:rPr>
+    </w:lvl>
+  </w:abstractNum>
+  <w:abstractNum w:abstractNumId="5" w15:restartNumberingAfterBreak="0">
     <w:nsid w:val="0FC35BFA"/>
     <w:multiLevelType w:val="multilevel"/>
     <w:tmpl w:val="90569CE6"/>
@@ -3640,7 +4424,7 @@
       </w:rPr>
     </w:lvl>
   </w:abstractNum>
-  <w:abstractNum w:abstractNumId="3" w15:restartNumberingAfterBreak="0">
+  <w:abstractNum w:abstractNumId="6" w15:restartNumberingAfterBreak="0">
     <w:nsid w:val="10571C6A"/>
     <w:multiLevelType w:val="multilevel"/>
     <w:tmpl w:val="9B00E06C"/>
@@ -3789,7 +4573,7 @@
       </w:rPr>
     </w:lvl>
   </w:abstractNum>
-  <w:abstractNum w:abstractNumId="4" w15:restartNumberingAfterBreak="0">
+  <w:abstractNum w:abstractNumId="7" w15:restartNumberingAfterBreak="0">
     <w:nsid w:val="10AB2103"/>
     <w:multiLevelType w:val="multilevel"/>
     <w:tmpl w:val="341A3194"/>
@@ -3938,7 +4722,454 @@
       </w:rPr>
     </w:lvl>
   </w:abstractNum>
-  <w:abstractNum w:abstractNumId="5" w15:restartNumberingAfterBreak="0">
+  <w:abstractNum w:abstractNumId="8" w15:restartNumberingAfterBreak="0">
+    <w:nsid w:val="13D17938"/>
+    <w:multiLevelType w:val="multilevel"/>
+    <w:tmpl w:val="4CCEF208"/>
+    <w:lvl w:ilvl="0">
+      <w:start w:val="1"/>
+      <w:numFmt w:val="bullet"/>
+      <w:lvlText w:val=""/>
+      <w:lvlJc w:val="left"/>
+      <w:pPr>
+        <w:tabs>
+          <w:tab w:val="num" w:pos="720"/>
+        </w:tabs>
+        <w:ind w:left="720" w:hanging="360"/>
+      </w:pPr>
+      <w:rPr>
+        <w:rFonts w:ascii="Symbol" w:hAnsi="Symbol" w:hint="default"/>
+        <w:sz w:val="20"/>
+      </w:rPr>
+    </w:lvl>
+    <w:lvl w:ilvl="1" w:tentative="1">
+      <w:start w:val="1"/>
+      <w:numFmt w:val="bullet"/>
+      <w:lvlText w:val="o"/>
+      <w:lvlJc w:val="left"/>
+      <w:pPr>
+        <w:tabs>
+          <w:tab w:val="num" w:pos="1440"/>
+        </w:tabs>
+        <w:ind w:left="1440" w:hanging="360"/>
+      </w:pPr>
+      <w:rPr>
+        <w:rFonts w:ascii="Courier New" w:hAnsi="Courier New" w:hint="default"/>
+        <w:sz w:val="20"/>
+      </w:rPr>
+    </w:lvl>
+    <w:lvl w:ilvl="2" w:tentative="1">
+      <w:start w:val="1"/>
+      <w:numFmt w:val="bullet"/>
+      <w:lvlText w:val=""/>
+      <w:lvlJc w:val="left"/>
+      <w:pPr>
+        <w:tabs>
+          <w:tab w:val="num" w:pos="2160"/>
+        </w:tabs>
+        <w:ind w:left="2160" w:hanging="360"/>
+      </w:pPr>
+      <w:rPr>
+        <w:rFonts w:ascii="Wingdings" w:hAnsi="Wingdings" w:hint="default"/>
+        <w:sz w:val="20"/>
+      </w:rPr>
+    </w:lvl>
+    <w:lvl w:ilvl="3" w:tentative="1">
+      <w:start w:val="1"/>
+      <w:numFmt w:val="bullet"/>
+      <w:lvlText w:val=""/>
+      <w:lvlJc w:val="left"/>
+      <w:pPr>
+        <w:tabs>
+          <w:tab w:val="num" w:pos="2880"/>
+        </w:tabs>
+        <w:ind w:left="2880" w:hanging="360"/>
+      </w:pPr>
+      <w:rPr>
+        <w:rFonts w:ascii="Wingdings" w:hAnsi="Wingdings" w:hint="default"/>
+        <w:sz w:val="20"/>
+      </w:rPr>
+    </w:lvl>
+    <w:lvl w:ilvl="4" w:tentative="1">
+      <w:start w:val="1"/>
+      <w:numFmt w:val="bullet"/>
+      <w:lvlText w:val=""/>
+      <w:lvlJc w:val="left"/>
+      <w:pPr>
+        <w:tabs>
+          <w:tab w:val="num" w:pos="3600"/>
+        </w:tabs>
+        <w:ind w:left="3600" w:hanging="360"/>
+      </w:pPr>
+      <w:rPr>
+        <w:rFonts w:ascii="Wingdings" w:hAnsi="Wingdings" w:hint="default"/>
+        <w:sz w:val="20"/>
+      </w:rPr>
+    </w:lvl>
+    <w:lvl w:ilvl="5" w:tentative="1">
+      <w:start w:val="1"/>
+      <w:numFmt w:val="bullet"/>
+      <w:lvlText w:val=""/>
+      <w:lvlJc w:val="left"/>
+      <w:pPr>
+        <w:tabs>
+          <w:tab w:val="num" w:pos="4320"/>
+        </w:tabs>
+        <w:ind w:left="4320" w:hanging="360"/>
+      </w:pPr>
+      <w:rPr>
+        <w:rFonts w:ascii="Wingdings" w:hAnsi="Wingdings" w:hint="default"/>
+        <w:sz w:val="20"/>
+      </w:rPr>
+    </w:lvl>
+    <w:lvl w:ilvl="6" w:tentative="1">
+      <w:start w:val="1"/>
+      <w:numFmt w:val="bullet"/>
+      <w:lvlText w:val=""/>
+      <w:lvlJc w:val="left"/>
+      <w:pPr>
+        <w:tabs>
+          <w:tab w:val="num" w:pos="5040"/>
+        </w:tabs>
+        <w:ind w:left="5040" w:hanging="360"/>
+      </w:pPr>
+      <w:rPr>
+        <w:rFonts w:ascii="Wingdings" w:hAnsi="Wingdings" w:hint="default"/>
+        <w:sz w:val="20"/>
+      </w:rPr>
+    </w:lvl>
+    <w:lvl w:ilvl="7" w:tentative="1">
+      <w:start w:val="1"/>
+      <w:numFmt w:val="bullet"/>
+      <w:lvlText w:val=""/>
+      <w:lvlJc w:val="left"/>
+      <w:pPr>
+        <w:tabs>
+          <w:tab w:val="num" w:pos="5760"/>
+        </w:tabs>
+        <w:ind w:left="5760" w:hanging="360"/>
+      </w:pPr>
+      <w:rPr>
+        <w:rFonts w:ascii="Wingdings" w:hAnsi="Wingdings" w:hint="default"/>
+        <w:sz w:val="20"/>
+      </w:rPr>
+    </w:lvl>
+    <w:lvl w:ilvl="8" w:tentative="1">
+      <w:start w:val="1"/>
+      <w:numFmt w:val="bullet"/>
+      <w:lvlText w:val=""/>
+      <w:lvlJc w:val="left"/>
+      <w:pPr>
+        <w:tabs>
+          <w:tab w:val="num" w:pos="6480"/>
+        </w:tabs>
+        <w:ind w:left="6480" w:hanging="360"/>
+      </w:pPr>
+      <w:rPr>
+        <w:rFonts w:ascii="Wingdings" w:hAnsi="Wingdings" w:hint="default"/>
+        <w:sz w:val="20"/>
+      </w:rPr>
+    </w:lvl>
+  </w:abstractNum>
+  <w:abstractNum w:abstractNumId="9" w15:restartNumberingAfterBreak="0">
+    <w:nsid w:val="14BF1A6F"/>
+    <w:multiLevelType w:val="multilevel"/>
+    <w:tmpl w:val="9B9AD54E"/>
+    <w:lvl w:ilvl="0">
+      <w:start w:val="1"/>
+      <w:numFmt w:val="bullet"/>
+      <w:lvlText w:val=""/>
+      <w:lvlJc w:val="left"/>
+      <w:pPr>
+        <w:tabs>
+          <w:tab w:val="num" w:pos="720"/>
+        </w:tabs>
+        <w:ind w:left="720" w:hanging="360"/>
+      </w:pPr>
+      <w:rPr>
+        <w:rFonts w:ascii="Symbol" w:hAnsi="Symbol" w:hint="default"/>
+        <w:sz w:val="20"/>
+      </w:rPr>
+    </w:lvl>
+    <w:lvl w:ilvl="1" w:tentative="1">
+      <w:start w:val="1"/>
+      <w:numFmt w:val="bullet"/>
+      <w:lvlText w:val="o"/>
+      <w:lvlJc w:val="left"/>
+      <w:pPr>
+        <w:tabs>
+          <w:tab w:val="num" w:pos="1440"/>
+        </w:tabs>
+        <w:ind w:left="1440" w:hanging="360"/>
+      </w:pPr>
+      <w:rPr>
+        <w:rFonts w:ascii="Courier New" w:hAnsi="Courier New" w:hint="default"/>
+        <w:sz w:val="20"/>
+      </w:rPr>
+    </w:lvl>
+    <w:lvl w:ilvl="2" w:tentative="1">
+      <w:start w:val="1"/>
+      <w:numFmt w:val="bullet"/>
+      <w:lvlText w:val=""/>
+      <w:lvlJc w:val="left"/>
+      <w:pPr>
+        <w:tabs>
+          <w:tab w:val="num" w:pos="2160"/>
+        </w:tabs>
+        <w:ind w:left="2160" w:hanging="360"/>
+      </w:pPr>
+      <w:rPr>
+        <w:rFonts w:ascii="Wingdings" w:hAnsi="Wingdings" w:hint="default"/>
+        <w:sz w:val="20"/>
+      </w:rPr>
+    </w:lvl>
+    <w:lvl w:ilvl="3" w:tentative="1">
+      <w:start w:val="1"/>
+      <w:numFmt w:val="bullet"/>
+      <w:lvlText w:val=""/>
+      <w:lvlJc w:val="left"/>
+      <w:pPr>
+        <w:tabs>
+          <w:tab w:val="num" w:pos="2880"/>
+        </w:tabs>
+        <w:ind w:left="2880" w:hanging="360"/>
+      </w:pPr>
+      <w:rPr>
+        <w:rFonts w:ascii="Wingdings" w:hAnsi="Wingdings" w:hint="default"/>
+        <w:sz w:val="20"/>
+      </w:rPr>
+    </w:lvl>
+    <w:lvl w:ilvl="4" w:tentative="1">
+      <w:start w:val="1"/>
+      <w:numFmt w:val="bullet"/>
+      <w:lvlText w:val=""/>
+      <w:lvlJc w:val="left"/>
+      <w:pPr>
+        <w:tabs>
+          <w:tab w:val="num" w:pos="3600"/>
+        </w:tabs>
+        <w:ind w:left="3600" w:hanging="360"/>
+      </w:pPr>
+      <w:rPr>
+        <w:rFonts w:ascii="Wingdings" w:hAnsi="Wingdings" w:hint="default"/>
+        <w:sz w:val="20"/>
+      </w:rPr>
+    </w:lvl>
+    <w:lvl w:ilvl="5" w:tentative="1">
+      <w:start w:val="1"/>
+      <w:numFmt w:val="bullet"/>
+      <w:lvlText w:val=""/>
+      <w:lvlJc w:val="left"/>
+      <w:pPr>
+        <w:tabs>
+          <w:tab w:val="num" w:pos="4320"/>
+        </w:tabs>
+        <w:ind w:left="4320" w:hanging="360"/>
+      </w:pPr>
+      <w:rPr>
+        <w:rFonts w:ascii="Wingdings" w:hAnsi="Wingdings" w:hint="default"/>
+        <w:sz w:val="20"/>
+      </w:rPr>
+    </w:lvl>
+    <w:lvl w:ilvl="6" w:tentative="1">
+      <w:start w:val="1"/>
+      <w:numFmt w:val="bullet"/>
+      <w:lvlText w:val=""/>
+      <w:lvlJc w:val="left"/>
+      <w:pPr>
+        <w:tabs>
+          <w:tab w:val="num" w:pos="5040"/>
+        </w:tabs>
+        <w:ind w:left="5040" w:hanging="360"/>
+      </w:pPr>
+      <w:rPr>
+        <w:rFonts w:ascii="Wingdings" w:hAnsi="Wingdings" w:hint="default"/>
+        <w:sz w:val="20"/>
+      </w:rPr>
+    </w:lvl>
+    <w:lvl w:ilvl="7" w:tentative="1">
+      <w:start w:val="1"/>
+      <w:numFmt w:val="bullet"/>
+      <w:lvlText w:val=""/>
+      <w:lvlJc w:val="left"/>
+      <w:pPr>
+        <w:tabs>
+          <w:tab w:val="num" w:pos="5760"/>
+        </w:tabs>
+        <w:ind w:left="5760" w:hanging="360"/>
+      </w:pPr>
+      <w:rPr>
+        <w:rFonts w:ascii="Wingdings" w:hAnsi="Wingdings" w:hint="default"/>
+        <w:sz w:val="20"/>
+      </w:rPr>
+    </w:lvl>
+    <w:lvl w:ilvl="8" w:tentative="1">
+      <w:start w:val="1"/>
+      <w:numFmt w:val="bullet"/>
+      <w:lvlText w:val=""/>
+      <w:lvlJc w:val="left"/>
+      <w:pPr>
+        <w:tabs>
+          <w:tab w:val="num" w:pos="6480"/>
+        </w:tabs>
+        <w:ind w:left="6480" w:hanging="360"/>
+      </w:pPr>
+      <w:rPr>
+        <w:rFonts w:ascii="Wingdings" w:hAnsi="Wingdings" w:hint="default"/>
+        <w:sz w:val="20"/>
+      </w:rPr>
+    </w:lvl>
+  </w:abstractNum>
+  <w:abstractNum w:abstractNumId="10" w15:restartNumberingAfterBreak="0">
+    <w:nsid w:val="17EB5A14"/>
+    <w:multiLevelType w:val="multilevel"/>
+    <w:tmpl w:val="196EF7EC"/>
+    <w:lvl w:ilvl="0">
+      <w:start w:val="1"/>
+      <w:numFmt w:val="bullet"/>
+      <w:lvlText w:val=""/>
+      <w:lvlJc w:val="left"/>
+      <w:pPr>
+        <w:tabs>
+          <w:tab w:val="num" w:pos="720"/>
+        </w:tabs>
+        <w:ind w:left="720" w:hanging="360"/>
+      </w:pPr>
+      <w:rPr>
+        <w:rFonts w:ascii="Symbol" w:hAnsi="Symbol" w:hint="default"/>
+        <w:sz w:val="20"/>
+      </w:rPr>
+    </w:lvl>
+    <w:lvl w:ilvl="1" w:tentative="1">
+      <w:start w:val="1"/>
+      <w:numFmt w:val="bullet"/>
+      <w:lvlText w:val="o"/>
+      <w:lvlJc w:val="left"/>
+      <w:pPr>
+        <w:tabs>
+          <w:tab w:val="num" w:pos="1440"/>
+        </w:tabs>
+        <w:ind w:left="1440" w:hanging="360"/>
+      </w:pPr>
+      <w:rPr>
+        <w:rFonts w:ascii="Courier New" w:hAnsi="Courier New" w:hint="default"/>
+        <w:sz w:val="20"/>
+      </w:rPr>
+    </w:lvl>
+    <w:lvl w:ilvl="2" w:tentative="1">
+      <w:start w:val="1"/>
+      <w:numFmt w:val="bullet"/>
+      <w:lvlText w:val=""/>
+      <w:lvlJc w:val="left"/>
+      <w:pPr>
+        <w:tabs>
+          <w:tab w:val="num" w:pos="2160"/>
+        </w:tabs>
+        <w:ind w:left="2160" w:hanging="360"/>
+      </w:pPr>
+      <w:rPr>
+        <w:rFonts w:ascii="Wingdings" w:hAnsi="Wingdings" w:hint="default"/>
+        <w:sz w:val="20"/>
+      </w:rPr>
+    </w:lvl>
+    <w:lvl w:ilvl="3" w:tentative="1">
+      <w:start w:val="1"/>
+      <w:numFmt w:val="bullet"/>
+      <w:lvlText w:val=""/>
+      <w:lvlJc w:val="left"/>
+      <w:pPr>
+        <w:tabs>
+          <w:tab w:val="num" w:pos="2880"/>
+        </w:tabs>
+        <w:ind w:left="2880" w:hanging="360"/>
+      </w:pPr>
+      <w:rPr>
+        <w:rFonts w:ascii="Wingdings" w:hAnsi="Wingdings" w:hint="default"/>
+        <w:sz w:val="20"/>
+      </w:rPr>
+    </w:lvl>
+    <w:lvl w:ilvl="4" w:tentative="1">
+      <w:start w:val="1"/>
+      <w:numFmt w:val="bullet"/>
+      <w:lvlText w:val=""/>
+      <w:lvlJc w:val="left"/>
+      <w:pPr>
+        <w:tabs>
+          <w:tab w:val="num" w:pos="3600"/>
+        </w:tabs>
+        <w:ind w:left="3600" w:hanging="360"/>
+      </w:pPr>
+      <w:rPr>
+        <w:rFonts w:ascii="Wingdings" w:hAnsi="Wingdings" w:hint="default"/>
+        <w:sz w:val="20"/>
+      </w:rPr>
+    </w:lvl>
+    <w:lvl w:ilvl="5" w:tentative="1">
+      <w:start w:val="1"/>
+      <w:numFmt w:val="bullet"/>
+      <w:lvlText w:val=""/>
+      <w:lvlJc w:val="left"/>
+      <w:pPr>
+        <w:tabs>
+          <w:tab w:val="num" w:pos="4320"/>
+        </w:tabs>
+        <w:ind w:left="4320" w:hanging="360"/>
+      </w:pPr>
+      <w:rPr>
+        <w:rFonts w:ascii="Wingdings" w:hAnsi="Wingdings" w:hint="default"/>
+        <w:sz w:val="20"/>
+      </w:rPr>
+    </w:lvl>
+    <w:lvl w:ilvl="6" w:tentative="1">
+      <w:start w:val="1"/>
+      <w:numFmt w:val="bullet"/>
+      <w:lvlText w:val=""/>
+      <w:lvlJc w:val="left"/>
+      <w:pPr>
+        <w:tabs>
+          <w:tab w:val="num" w:pos="5040"/>
+        </w:tabs>
+        <w:ind w:left="5040" w:hanging="360"/>
+      </w:pPr>
+      <w:rPr>
+        <w:rFonts w:ascii="Wingdings" w:hAnsi="Wingdings" w:hint="default"/>
+        <w:sz w:val="20"/>
+      </w:rPr>
+    </w:lvl>
+    <w:lvl w:ilvl="7" w:tentative="1">
+      <w:start w:val="1"/>
+      <w:numFmt w:val="bullet"/>
+      <w:lvlText w:val=""/>
+      <w:lvlJc w:val="left"/>
+      <w:pPr>
+        <w:tabs>
+          <w:tab w:val="num" w:pos="5760"/>
+        </w:tabs>
+        <w:ind w:left="5760" w:hanging="360"/>
+      </w:pPr>
+      <w:rPr>
+        <w:rFonts w:ascii="Wingdings" w:hAnsi="Wingdings" w:hint="default"/>
+        <w:sz w:val="20"/>
+      </w:rPr>
+    </w:lvl>
+    <w:lvl w:ilvl="8" w:tentative="1">
+      <w:start w:val="1"/>
+      <w:numFmt w:val="bullet"/>
+      <w:lvlText w:val=""/>
+      <w:lvlJc w:val="left"/>
+      <w:pPr>
+        <w:tabs>
+          <w:tab w:val="num" w:pos="6480"/>
+        </w:tabs>
+        <w:ind w:left="6480" w:hanging="360"/>
+      </w:pPr>
+      <w:rPr>
+        <w:rFonts w:ascii="Wingdings" w:hAnsi="Wingdings" w:hint="default"/>
+        <w:sz w:val="20"/>
+      </w:rPr>
+    </w:lvl>
+  </w:abstractNum>
+  <w:abstractNum w:abstractNumId="11" w15:restartNumberingAfterBreak="0">
     <w:nsid w:val="18290A9B"/>
     <w:multiLevelType w:val="multilevel"/>
     <w:tmpl w:val="22D0CDCA"/>
@@ -4087,7 +5318,7 @@
       </w:rPr>
     </w:lvl>
   </w:abstractNum>
-  <w:abstractNum w:abstractNumId="6" w15:restartNumberingAfterBreak="0">
+  <w:abstractNum w:abstractNumId="12" w15:restartNumberingAfterBreak="0">
     <w:nsid w:val="1A6D07C8"/>
     <w:multiLevelType w:val="multilevel"/>
     <w:tmpl w:val="481EFE68"/>
@@ -4236,7 +5467,603 @@
       </w:rPr>
     </w:lvl>
   </w:abstractNum>
-  <w:abstractNum w:abstractNumId="7" w15:restartNumberingAfterBreak="0">
+  <w:abstractNum w:abstractNumId="13" w15:restartNumberingAfterBreak="0">
+    <w:nsid w:val="1E2E7F6F"/>
+    <w:multiLevelType w:val="multilevel"/>
+    <w:tmpl w:val="48A2F6A2"/>
+    <w:lvl w:ilvl="0">
+      <w:start w:val="1"/>
+      <w:numFmt w:val="bullet"/>
+      <w:lvlText w:val=""/>
+      <w:lvlJc w:val="left"/>
+      <w:pPr>
+        <w:tabs>
+          <w:tab w:val="num" w:pos="720"/>
+        </w:tabs>
+        <w:ind w:left="720" w:hanging="360"/>
+      </w:pPr>
+      <w:rPr>
+        <w:rFonts w:ascii="Symbol" w:hAnsi="Symbol" w:hint="default"/>
+        <w:sz w:val="20"/>
+      </w:rPr>
+    </w:lvl>
+    <w:lvl w:ilvl="1" w:tentative="1">
+      <w:start w:val="1"/>
+      <w:numFmt w:val="bullet"/>
+      <w:lvlText w:val="o"/>
+      <w:lvlJc w:val="left"/>
+      <w:pPr>
+        <w:tabs>
+          <w:tab w:val="num" w:pos="1440"/>
+        </w:tabs>
+        <w:ind w:left="1440" w:hanging="360"/>
+      </w:pPr>
+      <w:rPr>
+        <w:rFonts w:ascii="Courier New" w:hAnsi="Courier New" w:hint="default"/>
+        <w:sz w:val="20"/>
+      </w:rPr>
+    </w:lvl>
+    <w:lvl w:ilvl="2" w:tentative="1">
+      <w:start w:val="1"/>
+      <w:numFmt w:val="bullet"/>
+      <w:lvlText w:val=""/>
+      <w:lvlJc w:val="left"/>
+      <w:pPr>
+        <w:tabs>
+          <w:tab w:val="num" w:pos="2160"/>
+        </w:tabs>
+        <w:ind w:left="2160" w:hanging="360"/>
+      </w:pPr>
+      <w:rPr>
+        <w:rFonts w:ascii="Wingdings" w:hAnsi="Wingdings" w:hint="default"/>
+        <w:sz w:val="20"/>
+      </w:rPr>
+    </w:lvl>
+    <w:lvl w:ilvl="3" w:tentative="1">
+      <w:start w:val="1"/>
+      <w:numFmt w:val="bullet"/>
+      <w:lvlText w:val=""/>
+      <w:lvlJc w:val="left"/>
+      <w:pPr>
+        <w:tabs>
+          <w:tab w:val="num" w:pos="2880"/>
+        </w:tabs>
+        <w:ind w:left="2880" w:hanging="360"/>
+      </w:pPr>
+      <w:rPr>
+        <w:rFonts w:ascii="Wingdings" w:hAnsi="Wingdings" w:hint="default"/>
+        <w:sz w:val="20"/>
+      </w:rPr>
+    </w:lvl>
+    <w:lvl w:ilvl="4" w:tentative="1">
+      <w:start w:val="1"/>
+      <w:numFmt w:val="bullet"/>
+      <w:lvlText w:val=""/>
+      <w:lvlJc w:val="left"/>
+      <w:pPr>
+        <w:tabs>
+          <w:tab w:val="num" w:pos="3600"/>
+        </w:tabs>
+        <w:ind w:left="3600" w:hanging="360"/>
+      </w:pPr>
+      <w:rPr>
+        <w:rFonts w:ascii="Wingdings" w:hAnsi="Wingdings" w:hint="default"/>
+        <w:sz w:val="20"/>
+      </w:rPr>
+    </w:lvl>
+    <w:lvl w:ilvl="5" w:tentative="1">
+      <w:start w:val="1"/>
+      <w:numFmt w:val="bullet"/>
+      <w:lvlText w:val=""/>
+      <w:lvlJc w:val="left"/>
+      <w:pPr>
+        <w:tabs>
+          <w:tab w:val="num" w:pos="4320"/>
+        </w:tabs>
+        <w:ind w:left="4320" w:hanging="360"/>
+      </w:pPr>
+      <w:rPr>
+        <w:rFonts w:ascii="Wingdings" w:hAnsi="Wingdings" w:hint="default"/>
+        <w:sz w:val="20"/>
+      </w:rPr>
+    </w:lvl>
+    <w:lvl w:ilvl="6" w:tentative="1">
+      <w:start w:val="1"/>
+      <w:numFmt w:val="bullet"/>
+      <w:lvlText w:val=""/>
+      <w:lvlJc w:val="left"/>
+      <w:pPr>
+        <w:tabs>
+          <w:tab w:val="num" w:pos="5040"/>
+        </w:tabs>
+        <w:ind w:left="5040" w:hanging="360"/>
+      </w:pPr>
+      <w:rPr>
+        <w:rFonts w:ascii="Wingdings" w:hAnsi="Wingdings" w:hint="default"/>
+        <w:sz w:val="20"/>
+      </w:rPr>
+    </w:lvl>
+    <w:lvl w:ilvl="7" w:tentative="1">
+      <w:start w:val="1"/>
+      <w:numFmt w:val="bullet"/>
+      <w:lvlText w:val=""/>
+      <w:lvlJc w:val="left"/>
+      <w:pPr>
+        <w:tabs>
+          <w:tab w:val="num" w:pos="5760"/>
+        </w:tabs>
+        <w:ind w:left="5760" w:hanging="360"/>
+      </w:pPr>
+      <w:rPr>
+        <w:rFonts w:ascii="Wingdings" w:hAnsi="Wingdings" w:hint="default"/>
+        <w:sz w:val="20"/>
+      </w:rPr>
+    </w:lvl>
+    <w:lvl w:ilvl="8" w:tentative="1">
+      <w:start w:val="1"/>
+      <w:numFmt w:val="bullet"/>
+      <w:lvlText w:val=""/>
+      <w:lvlJc w:val="left"/>
+      <w:pPr>
+        <w:tabs>
+          <w:tab w:val="num" w:pos="6480"/>
+        </w:tabs>
+        <w:ind w:left="6480" w:hanging="360"/>
+      </w:pPr>
+      <w:rPr>
+        <w:rFonts w:ascii="Wingdings" w:hAnsi="Wingdings" w:hint="default"/>
+        <w:sz w:val="20"/>
+      </w:rPr>
+    </w:lvl>
+  </w:abstractNum>
+  <w:abstractNum w:abstractNumId="14" w15:restartNumberingAfterBreak="0">
+    <w:nsid w:val="20C72FAA"/>
+    <w:multiLevelType w:val="multilevel"/>
+    <w:tmpl w:val="9928157A"/>
+    <w:lvl w:ilvl="0">
+      <w:start w:val="1"/>
+      <w:numFmt w:val="bullet"/>
+      <w:lvlText w:val=""/>
+      <w:lvlJc w:val="left"/>
+      <w:pPr>
+        <w:tabs>
+          <w:tab w:val="num" w:pos="720"/>
+        </w:tabs>
+        <w:ind w:left="720" w:hanging="360"/>
+      </w:pPr>
+      <w:rPr>
+        <w:rFonts w:ascii="Symbol" w:hAnsi="Symbol" w:hint="default"/>
+        <w:sz w:val="20"/>
+      </w:rPr>
+    </w:lvl>
+    <w:lvl w:ilvl="1" w:tentative="1">
+      <w:start w:val="1"/>
+      <w:numFmt w:val="bullet"/>
+      <w:lvlText w:val="o"/>
+      <w:lvlJc w:val="left"/>
+      <w:pPr>
+        <w:tabs>
+          <w:tab w:val="num" w:pos="1440"/>
+        </w:tabs>
+        <w:ind w:left="1440" w:hanging="360"/>
+      </w:pPr>
+      <w:rPr>
+        <w:rFonts w:ascii="Courier New" w:hAnsi="Courier New" w:hint="default"/>
+        <w:sz w:val="20"/>
+      </w:rPr>
+    </w:lvl>
+    <w:lvl w:ilvl="2" w:tentative="1">
+      <w:start w:val="1"/>
+      <w:numFmt w:val="bullet"/>
+      <w:lvlText w:val=""/>
+      <w:lvlJc w:val="left"/>
+      <w:pPr>
+        <w:tabs>
+          <w:tab w:val="num" w:pos="2160"/>
+        </w:tabs>
+        <w:ind w:left="2160" w:hanging="360"/>
+      </w:pPr>
+      <w:rPr>
+        <w:rFonts w:ascii="Wingdings" w:hAnsi="Wingdings" w:hint="default"/>
+        <w:sz w:val="20"/>
+      </w:rPr>
+    </w:lvl>
+    <w:lvl w:ilvl="3" w:tentative="1">
+      <w:start w:val="1"/>
+      <w:numFmt w:val="bullet"/>
+      <w:lvlText w:val=""/>
+      <w:lvlJc w:val="left"/>
+      <w:pPr>
+        <w:tabs>
+          <w:tab w:val="num" w:pos="2880"/>
+        </w:tabs>
+        <w:ind w:left="2880" w:hanging="360"/>
+      </w:pPr>
+      <w:rPr>
+        <w:rFonts w:ascii="Wingdings" w:hAnsi="Wingdings" w:hint="default"/>
+        <w:sz w:val="20"/>
+      </w:rPr>
+    </w:lvl>
+    <w:lvl w:ilvl="4" w:tentative="1">
+      <w:start w:val="1"/>
+      <w:numFmt w:val="bullet"/>
+      <w:lvlText w:val=""/>
+      <w:lvlJc w:val="left"/>
+      <w:pPr>
+        <w:tabs>
+          <w:tab w:val="num" w:pos="3600"/>
+        </w:tabs>
+        <w:ind w:left="3600" w:hanging="360"/>
+      </w:pPr>
+      <w:rPr>
+        <w:rFonts w:ascii="Wingdings" w:hAnsi="Wingdings" w:hint="default"/>
+        <w:sz w:val="20"/>
+      </w:rPr>
+    </w:lvl>
+    <w:lvl w:ilvl="5" w:tentative="1">
+      <w:start w:val="1"/>
+      <w:numFmt w:val="bullet"/>
+      <w:lvlText w:val=""/>
+      <w:lvlJc w:val="left"/>
+      <w:pPr>
+        <w:tabs>
+          <w:tab w:val="num" w:pos="4320"/>
+        </w:tabs>
+        <w:ind w:left="4320" w:hanging="360"/>
+      </w:pPr>
+      <w:rPr>
+        <w:rFonts w:ascii="Wingdings" w:hAnsi="Wingdings" w:hint="default"/>
+        <w:sz w:val="20"/>
+      </w:rPr>
+    </w:lvl>
+    <w:lvl w:ilvl="6" w:tentative="1">
+      <w:start w:val="1"/>
+      <w:numFmt w:val="bullet"/>
+      <w:lvlText w:val=""/>
+      <w:lvlJc w:val="left"/>
+      <w:pPr>
+        <w:tabs>
+          <w:tab w:val="num" w:pos="5040"/>
+        </w:tabs>
+        <w:ind w:left="5040" w:hanging="360"/>
+      </w:pPr>
+      <w:rPr>
+        <w:rFonts w:ascii="Wingdings" w:hAnsi="Wingdings" w:hint="default"/>
+        <w:sz w:val="20"/>
+      </w:rPr>
+    </w:lvl>
+    <w:lvl w:ilvl="7" w:tentative="1">
+      <w:start w:val="1"/>
+      <w:numFmt w:val="bullet"/>
+      <w:lvlText w:val=""/>
+      <w:lvlJc w:val="left"/>
+      <w:pPr>
+        <w:tabs>
+          <w:tab w:val="num" w:pos="5760"/>
+        </w:tabs>
+        <w:ind w:left="5760" w:hanging="360"/>
+      </w:pPr>
+      <w:rPr>
+        <w:rFonts w:ascii="Wingdings" w:hAnsi="Wingdings" w:hint="default"/>
+        <w:sz w:val="20"/>
+      </w:rPr>
+    </w:lvl>
+    <w:lvl w:ilvl="8" w:tentative="1">
+      <w:start w:val="1"/>
+      <w:numFmt w:val="bullet"/>
+      <w:lvlText w:val=""/>
+      <w:lvlJc w:val="left"/>
+      <w:pPr>
+        <w:tabs>
+          <w:tab w:val="num" w:pos="6480"/>
+        </w:tabs>
+        <w:ind w:left="6480" w:hanging="360"/>
+      </w:pPr>
+      <w:rPr>
+        <w:rFonts w:ascii="Wingdings" w:hAnsi="Wingdings" w:hint="default"/>
+        <w:sz w:val="20"/>
+      </w:rPr>
+    </w:lvl>
+  </w:abstractNum>
+  <w:abstractNum w:abstractNumId="15" w15:restartNumberingAfterBreak="0">
+    <w:nsid w:val="25335584"/>
+    <w:multiLevelType w:val="multilevel"/>
+    <w:tmpl w:val="D316A89A"/>
+    <w:lvl w:ilvl="0">
+      <w:start w:val="1"/>
+      <w:numFmt w:val="bullet"/>
+      <w:lvlText w:val=""/>
+      <w:lvlJc w:val="left"/>
+      <w:pPr>
+        <w:tabs>
+          <w:tab w:val="num" w:pos="720"/>
+        </w:tabs>
+        <w:ind w:left="720" w:hanging="360"/>
+      </w:pPr>
+      <w:rPr>
+        <w:rFonts w:ascii="Symbol" w:hAnsi="Symbol" w:hint="default"/>
+        <w:sz w:val="20"/>
+      </w:rPr>
+    </w:lvl>
+    <w:lvl w:ilvl="1" w:tentative="1">
+      <w:start w:val="1"/>
+      <w:numFmt w:val="bullet"/>
+      <w:lvlText w:val="o"/>
+      <w:lvlJc w:val="left"/>
+      <w:pPr>
+        <w:tabs>
+          <w:tab w:val="num" w:pos="1440"/>
+        </w:tabs>
+        <w:ind w:left="1440" w:hanging="360"/>
+      </w:pPr>
+      <w:rPr>
+        <w:rFonts w:ascii="Courier New" w:hAnsi="Courier New" w:hint="default"/>
+        <w:sz w:val="20"/>
+      </w:rPr>
+    </w:lvl>
+    <w:lvl w:ilvl="2" w:tentative="1">
+      <w:start w:val="1"/>
+      <w:numFmt w:val="bullet"/>
+      <w:lvlText w:val=""/>
+      <w:lvlJc w:val="left"/>
+      <w:pPr>
+        <w:tabs>
+          <w:tab w:val="num" w:pos="2160"/>
+        </w:tabs>
+        <w:ind w:left="2160" w:hanging="360"/>
+      </w:pPr>
+      <w:rPr>
+        <w:rFonts w:ascii="Wingdings" w:hAnsi="Wingdings" w:hint="default"/>
+        <w:sz w:val="20"/>
+      </w:rPr>
+    </w:lvl>
+    <w:lvl w:ilvl="3" w:tentative="1">
+      <w:start w:val="1"/>
+      <w:numFmt w:val="bullet"/>
+      <w:lvlText w:val=""/>
+      <w:lvlJc w:val="left"/>
+      <w:pPr>
+        <w:tabs>
+          <w:tab w:val="num" w:pos="2880"/>
+        </w:tabs>
+        <w:ind w:left="2880" w:hanging="360"/>
+      </w:pPr>
+      <w:rPr>
+        <w:rFonts w:ascii="Wingdings" w:hAnsi="Wingdings" w:hint="default"/>
+        <w:sz w:val="20"/>
+      </w:rPr>
+    </w:lvl>
+    <w:lvl w:ilvl="4" w:tentative="1">
+      <w:start w:val="1"/>
+      <w:numFmt w:val="bullet"/>
+      <w:lvlText w:val=""/>
+      <w:lvlJc w:val="left"/>
+      <w:pPr>
+        <w:tabs>
+          <w:tab w:val="num" w:pos="3600"/>
+        </w:tabs>
+        <w:ind w:left="3600" w:hanging="360"/>
+      </w:pPr>
+      <w:rPr>
+        <w:rFonts w:ascii="Wingdings" w:hAnsi="Wingdings" w:hint="default"/>
+        <w:sz w:val="20"/>
+      </w:rPr>
+    </w:lvl>
+    <w:lvl w:ilvl="5" w:tentative="1">
+      <w:start w:val="1"/>
+      <w:numFmt w:val="bullet"/>
+      <w:lvlText w:val=""/>
+      <w:lvlJc w:val="left"/>
+      <w:pPr>
+        <w:tabs>
+          <w:tab w:val="num" w:pos="4320"/>
+        </w:tabs>
+        <w:ind w:left="4320" w:hanging="360"/>
+      </w:pPr>
+      <w:rPr>
+        <w:rFonts w:ascii="Wingdings" w:hAnsi="Wingdings" w:hint="default"/>
+        <w:sz w:val="20"/>
+      </w:rPr>
+    </w:lvl>
+    <w:lvl w:ilvl="6" w:tentative="1">
+      <w:start w:val="1"/>
+      <w:numFmt w:val="bullet"/>
+      <w:lvlText w:val=""/>
+      <w:lvlJc w:val="left"/>
+      <w:pPr>
+        <w:tabs>
+          <w:tab w:val="num" w:pos="5040"/>
+        </w:tabs>
+        <w:ind w:left="5040" w:hanging="360"/>
+      </w:pPr>
+      <w:rPr>
+        <w:rFonts w:ascii="Wingdings" w:hAnsi="Wingdings" w:hint="default"/>
+        <w:sz w:val="20"/>
+      </w:rPr>
+    </w:lvl>
+    <w:lvl w:ilvl="7" w:tentative="1">
+      <w:start w:val="1"/>
+      <w:numFmt w:val="bullet"/>
+      <w:lvlText w:val=""/>
+      <w:lvlJc w:val="left"/>
+      <w:pPr>
+        <w:tabs>
+          <w:tab w:val="num" w:pos="5760"/>
+        </w:tabs>
+        <w:ind w:left="5760" w:hanging="360"/>
+      </w:pPr>
+      <w:rPr>
+        <w:rFonts w:ascii="Wingdings" w:hAnsi="Wingdings" w:hint="default"/>
+        <w:sz w:val="20"/>
+      </w:rPr>
+    </w:lvl>
+    <w:lvl w:ilvl="8" w:tentative="1">
+      <w:start w:val="1"/>
+      <w:numFmt w:val="bullet"/>
+      <w:lvlText w:val=""/>
+      <w:lvlJc w:val="left"/>
+      <w:pPr>
+        <w:tabs>
+          <w:tab w:val="num" w:pos="6480"/>
+        </w:tabs>
+        <w:ind w:left="6480" w:hanging="360"/>
+      </w:pPr>
+      <w:rPr>
+        <w:rFonts w:ascii="Wingdings" w:hAnsi="Wingdings" w:hint="default"/>
+        <w:sz w:val="20"/>
+      </w:rPr>
+    </w:lvl>
+  </w:abstractNum>
+  <w:abstractNum w:abstractNumId="16" w15:restartNumberingAfterBreak="0">
+    <w:nsid w:val="26D31D58"/>
+    <w:multiLevelType w:val="multilevel"/>
+    <w:tmpl w:val="BF7ECD0C"/>
+    <w:lvl w:ilvl="0">
+      <w:start w:val="1"/>
+      <w:numFmt w:val="bullet"/>
+      <w:lvlText w:val=""/>
+      <w:lvlJc w:val="left"/>
+      <w:pPr>
+        <w:tabs>
+          <w:tab w:val="num" w:pos="720"/>
+        </w:tabs>
+        <w:ind w:left="720" w:hanging="360"/>
+      </w:pPr>
+      <w:rPr>
+        <w:rFonts w:ascii="Symbol" w:hAnsi="Symbol" w:hint="default"/>
+        <w:sz w:val="20"/>
+      </w:rPr>
+    </w:lvl>
+    <w:lvl w:ilvl="1" w:tentative="1">
+      <w:start w:val="1"/>
+      <w:numFmt w:val="bullet"/>
+      <w:lvlText w:val="o"/>
+      <w:lvlJc w:val="left"/>
+      <w:pPr>
+        <w:tabs>
+          <w:tab w:val="num" w:pos="1440"/>
+        </w:tabs>
+        <w:ind w:left="1440" w:hanging="360"/>
+      </w:pPr>
+      <w:rPr>
+        <w:rFonts w:ascii="Courier New" w:hAnsi="Courier New" w:hint="default"/>
+        <w:sz w:val="20"/>
+      </w:rPr>
+    </w:lvl>
+    <w:lvl w:ilvl="2" w:tentative="1">
+      <w:start w:val="1"/>
+      <w:numFmt w:val="bullet"/>
+      <w:lvlText w:val=""/>
+      <w:lvlJc w:val="left"/>
+      <w:pPr>
+        <w:tabs>
+          <w:tab w:val="num" w:pos="2160"/>
+        </w:tabs>
+        <w:ind w:left="2160" w:hanging="360"/>
+      </w:pPr>
+      <w:rPr>
+        <w:rFonts w:ascii="Wingdings" w:hAnsi="Wingdings" w:hint="default"/>
+        <w:sz w:val="20"/>
+      </w:rPr>
+    </w:lvl>
+    <w:lvl w:ilvl="3" w:tentative="1">
+      <w:start w:val="1"/>
+      <w:numFmt w:val="bullet"/>
+      <w:lvlText w:val=""/>
+      <w:lvlJc w:val="left"/>
+      <w:pPr>
+        <w:tabs>
+          <w:tab w:val="num" w:pos="2880"/>
+        </w:tabs>
+        <w:ind w:left="2880" w:hanging="360"/>
+      </w:pPr>
+      <w:rPr>
+        <w:rFonts w:ascii="Wingdings" w:hAnsi="Wingdings" w:hint="default"/>
+        <w:sz w:val="20"/>
+      </w:rPr>
+    </w:lvl>
+    <w:lvl w:ilvl="4" w:tentative="1">
+      <w:start w:val="1"/>
+      <w:numFmt w:val="bullet"/>
+      <w:lvlText w:val=""/>
+      <w:lvlJc w:val="left"/>
+      <w:pPr>
+        <w:tabs>
+          <w:tab w:val="num" w:pos="3600"/>
+        </w:tabs>
+        <w:ind w:left="3600" w:hanging="360"/>
+      </w:pPr>
+      <w:rPr>
+        <w:rFonts w:ascii="Wingdings" w:hAnsi="Wingdings" w:hint="default"/>
+        <w:sz w:val="20"/>
+      </w:rPr>
+    </w:lvl>
+    <w:lvl w:ilvl="5" w:tentative="1">
+      <w:start w:val="1"/>
+      <w:numFmt w:val="bullet"/>
+      <w:lvlText w:val=""/>
+      <w:lvlJc w:val="left"/>
+      <w:pPr>
+        <w:tabs>
+          <w:tab w:val="num" w:pos="4320"/>
+        </w:tabs>
+        <w:ind w:left="4320" w:hanging="360"/>
+      </w:pPr>
+      <w:rPr>
+        <w:rFonts w:ascii="Wingdings" w:hAnsi="Wingdings" w:hint="default"/>
+        <w:sz w:val="20"/>
+      </w:rPr>
+    </w:lvl>
+    <w:lvl w:ilvl="6" w:tentative="1">
+      <w:start w:val="1"/>
+      <w:numFmt w:val="bullet"/>
+      <w:lvlText w:val=""/>
+      <w:lvlJc w:val="left"/>
+      <w:pPr>
+        <w:tabs>
+          <w:tab w:val="num" w:pos="5040"/>
+        </w:tabs>
+        <w:ind w:left="5040" w:hanging="360"/>
+      </w:pPr>
+      <w:rPr>
+        <w:rFonts w:ascii="Wingdings" w:hAnsi="Wingdings" w:hint="default"/>
+        <w:sz w:val="20"/>
+      </w:rPr>
+    </w:lvl>
+    <w:lvl w:ilvl="7" w:tentative="1">
+      <w:start w:val="1"/>
+      <w:numFmt w:val="bullet"/>
+      <w:lvlText w:val=""/>
+      <w:lvlJc w:val="left"/>
+      <w:pPr>
+        <w:tabs>
+          <w:tab w:val="num" w:pos="5760"/>
+        </w:tabs>
+        <w:ind w:left="5760" w:hanging="360"/>
+      </w:pPr>
+      <w:rPr>
+        <w:rFonts w:ascii="Wingdings" w:hAnsi="Wingdings" w:hint="default"/>
+        <w:sz w:val="20"/>
+      </w:rPr>
+    </w:lvl>
+    <w:lvl w:ilvl="8" w:tentative="1">
+      <w:start w:val="1"/>
+      <w:numFmt w:val="bullet"/>
+      <w:lvlText w:val=""/>
+      <w:lvlJc w:val="left"/>
+      <w:pPr>
+        <w:tabs>
+          <w:tab w:val="num" w:pos="6480"/>
+        </w:tabs>
+        <w:ind w:left="6480" w:hanging="360"/>
+      </w:pPr>
+      <w:rPr>
+        <w:rFonts w:ascii="Wingdings" w:hAnsi="Wingdings" w:hint="default"/>
+        <w:sz w:val="20"/>
+      </w:rPr>
+    </w:lvl>
+  </w:abstractNum>
+  <w:abstractNum w:abstractNumId="17" w15:restartNumberingAfterBreak="0">
     <w:nsid w:val="2AE42443"/>
     <w:multiLevelType w:val="multilevel"/>
     <w:tmpl w:val="9C389124"/>
@@ -4385,7 +6212,7 @@
       </w:rPr>
     </w:lvl>
   </w:abstractNum>
-  <w:abstractNum w:abstractNumId="8" w15:restartNumberingAfterBreak="0">
+  <w:abstractNum w:abstractNumId="18" w15:restartNumberingAfterBreak="0">
     <w:nsid w:val="34C05A77"/>
     <w:multiLevelType w:val="multilevel"/>
     <w:tmpl w:val="930CA140"/>
@@ -4405,7 +6232,7 @@
         <w:sz w:val="20"/>
       </w:rPr>
     </w:lvl>
-    <w:lvl w:ilvl="1" w:tentative="1">
+    <w:lvl w:ilvl="1">
       <w:start w:val="1"/>
       <w:numFmt w:val="bullet"/>
       <w:lvlText w:val="o"/>
@@ -4534,7 +6361,7 @@
       </w:rPr>
     </w:lvl>
   </w:abstractNum>
-  <w:abstractNum w:abstractNumId="9" w15:restartNumberingAfterBreak="0">
+  <w:abstractNum w:abstractNumId="19" w15:restartNumberingAfterBreak="0">
     <w:nsid w:val="3AAF1E68"/>
     <w:multiLevelType w:val="multilevel"/>
     <w:tmpl w:val="7DAA63A8"/>
@@ -4683,7 +6510,7 @@
       </w:rPr>
     </w:lvl>
   </w:abstractNum>
-  <w:abstractNum w:abstractNumId="10" w15:restartNumberingAfterBreak="0">
+  <w:abstractNum w:abstractNumId="20" w15:restartNumberingAfterBreak="0">
     <w:nsid w:val="40FC4C7F"/>
     <w:multiLevelType w:val="multilevel"/>
     <w:tmpl w:val="AD3425E6"/>
@@ -4832,7 +6659,7 @@
       </w:rPr>
     </w:lvl>
   </w:abstractNum>
-  <w:abstractNum w:abstractNumId="11" w15:restartNumberingAfterBreak="0">
+  <w:abstractNum w:abstractNumId="21" w15:restartNumberingAfterBreak="0">
     <w:nsid w:val="42E57A5E"/>
     <w:multiLevelType w:val="multilevel"/>
     <w:tmpl w:val="69766E32"/>
@@ -4981,7 +6808,156 @@
       </w:rPr>
     </w:lvl>
   </w:abstractNum>
-  <w:abstractNum w:abstractNumId="12" w15:restartNumberingAfterBreak="0">
+  <w:abstractNum w:abstractNumId="22" w15:restartNumberingAfterBreak="0">
+    <w:nsid w:val="43420D3E"/>
+    <w:multiLevelType w:val="multilevel"/>
+    <w:tmpl w:val="8B6643DE"/>
+    <w:lvl w:ilvl="0">
+      <w:start w:val="1"/>
+      <w:numFmt w:val="bullet"/>
+      <w:lvlText w:val=""/>
+      <w:lvlJc w:val="left"/>
+      <w:pPr>
+        <w:tabs>
+          <w:tab w:val="num" w:pos="720"/>
+        </w:tabs>
+        <w:ind w:left="720" w:hanging="360"/>
+      </w:pPr>
+      <w:rPr>
+        <w:rFonts w:ascii="Symbol" w:hAnsi="Symbol" w:hint="default"/>
+        <w:sz w:val="20"/>
+      </w:rPr>
+    </w:lvl>
+    <w:lvl w:ilvl="1" w:tentative="1">
+      <w:start w:val="1"/>
+      <w:numFmt w:val="bullet"/>
+      <w:lvlText w:val="o"/>
+      <w:lvlJc w:val="left"/>
+      <w:pPr>
+        <w:tabs>
+          <w:tab w:val="num" w:pos="1440"/>
+        </w:tabs>
+        <w:ind w:left="1440" w:hanging="360"/>
+      </w:pPr>
+      <w:rPr>
+        <w:rFonts w:ascii="Courier New" w:hAnsi="Courier New" w:hint="default"/>
+        <w:sz w:val="20"/>
+      </w:rPr>
+    </w:lvl>
+    <w:lvl w:ilvl="2" w:tentative="1">
+      <w:start w:val="1"/>
+      <w:numFmt w:val="bullet"/>
+      <w:lvlText w:val=""/>
+      <w:lvlJc w:val="left"/>
+      <w:pPr>
+        <w:tabs>
+          <w:tab w:val="num" w:pos="2160"/>
+        </w:tabs>
+        <w:ind w:left="2160" w:hanging="360"/>
+      </w:pPr>
+      <w:rPr>
+        <w:rFonts w:ascii="Wingdings" w:hAnsi="Wingdings" w:hint="default"/>
+        <w:sz w:val="20"/>
+      </w:rPr>
+    </w:lvl>
+    <w:lvl w:ilvl="3" w:tentative="1">
+      <w:start w:val="1"/>
+      <w:numFmt w:val="bullet"/>
+      <w:lvlText w:val=""/>
+      <w:lvlJc w:val="left"/>
+      <w:pPr>
+        <w:tabs>
+          <w:tab w:val="num" w:pos="2880"/>
+        </w:tabs>
+        <w:ind w:left="2880" w:hanging="360"/>
+      </w:pPr>
+      <w:rPr>
+        <w:rFonts w:ascii="Wingdings" w:hAnsi="Wingdings" w:hint="default"/>
+        <w:sz w:val="20"/>
+      </w:rPr>
+    </w:lvl>
+    <w:lvl w:ilvl="4" w:tentative="1">
+      <w:start w:val="1"/>
+      <w:numFmt w:val="bullet"/>
+      <w:lvlText w:val=""/>
+      <w:lvlJc w:val="left"/>
+      <w:pPr>
+        <w:tabs>
+          <w:tab w:val="num" w:pos="3600"/>
+        </w:tabs>
+        <w:ind w:left="3600" w:hanging="360"/>
+      </w:pPr>
+      <w:rPr>
+        <w:rFonts w:ascii="Wingdings" w:hAnsi="Wingdings" w:hint="default"/>
+        <w:sz w:val="20"/>
+      </w:rPr>
+    </w:lvl>
+    <w:lvl w:ilvl="5" w:tentative="1">
+      <w:start w:val="1"/>
+      <w:numFmt w:val="bullet"/>
+      <w:lvlText w:val=""/>
+      <w:lvlJc w:val="left"/>
+      <w:pPr>
+        <w:tabs>
+          <w:tab w:val="num" w:pos="4320"/>
+        </w:tabs>
+        <w:ind w:left="4320" w:hanging="360"/>
+      </w:pPr>
+      <w:rPr>
+        <w:rFonts w:ascii="Wingdings" w:hAnsi="Wingdings" w:hint="default"/>
+        <w:sz w:val="20"/>
+      </w:rPr>
+    </w:lvl>
+    <w:lvl w:ilvl="6" w:tentative="1">
+      <w:start w:val="1"/>
+      <w:numFmt w:val="bullet"/>
+      <w:lvlText w:val=""/>
+      <w:lvlJc w:val="left"/>
+      <w:pPr>
+        <w:tabs>
+          <w:tab w:val="num" w:pos="5040"/>
+        </w:tabs>
+        <w:ind w:left="5040" w:hanging="360"/>
+      </w:pPr>
+      <w:rPr>
+        <w:rFonts w:ascii="Wingdings" w:hAnsi="Wingdings" w:hint="default"/>
+        <w:sz w:val="20"/>
+      </w:rPr>
+    </w:lvl>
+    <w:lvl w:ilvl="7" w:tentative="1">
+      <w:start w:val="1"/>
+      <w:numFmt w:val="bullet"/>
+      <w:lvlText w:val=""/>
+      <w:lvlJc w:val="left"/>
+      <w:pPr>
+        <w:tabs>
+          <w:tab w:val="num" w:pos="5760"/>
+        </w:tabs>
+        <w:ind w:left="5760" w:hanging="360"/>
+      </w:pPr>
+      <w:rPr>
+        <w:rFonts w:ascii="Wingdings" w:hAnsi="Wingdings" w:hint="default"/>
+        <w:sz w:val="20"/>
+      </w:rPr>
+    </w:lvl>
+    <w:lvl w:ilvl="8" w:tentative="1">
+      <w:start w:val="1"/>
+      <w:numFmt w:val="bullet"/>
+      <w:lvlText w:val=""/>
+      <w:lvlJc w:val="left"/>
+      <w:pPr>
+        <w:tabs>
+          <w:tab w:val="num" w:pos="6480"/>
+        </w:tabs>
+        <w:ind w:left="6480" w:hanging="360"/>
+      </w:pPr>
+      <w:rPr>
+        <w:rFonts w:ascii="Wingdings" w:hAnsi="Wingdings" w:hint="default"/>
+        <w:sz w:val="20"/>
+      </w:rPr>
+    </w:lvl>
+  </w:abstractNum>
+  <w:abstractNum w:abstractNumId="23" w15:restartNumberingAfterBreak="0">
     <w:nsid w:val="44430ED2"/>
     <w:multiLevelType w:val="multilevel"/>
     <w:tmpl w:val="6CB4ADBA"/>
@@ -5130,7 +7106,156 @@
       </w:rPr>
     </w:lvl>
   </w:abstractNum>
-  <w:abstractNum w:abstractNumId="13" w15:restartNumberingAfterBreak="0">
+  <w:abstractNum w:abstractNumId="24" w15:restartNumberingAfterBreak="0">
+    <w:nsid w:val="44C85E10"/>
+    <w:multiLevelType w:val="multilevel"/>
+    <w:tmpl w:val="C1CC28C4"/>
+    <w:lvl w:ilvl="0">
+      <w:start w:val="1"/>
+      <w:numFmt w:val="bullet"/>
+      <w:lvlText w:val=""/>
+      <w:lvlJc w:val="left"/>
+      <w:pPr>
+        <w:tabs>
+          <w:tab w:val="num" w:pos="720"/>
+        </w:tabs>
+        <w:ind w:left="720" w:hanging="360"/>
+      </w:pPr>
+      <w:rPr>
+        <w:rFonts w:ascii="Symbol" w:hAnsi="Symbol" w:hint="default"/>
+        <w:sz w:val="20"/>
+      </w:rPr>
+    </w:lvl>
+    <w:lvl w:ilvl="1" w:tentative="1">
+      <w:start w:val="1"/>
+      <w:numFmt w:val="bullet"/>
+      <w:lvlText w:val="o"/>
+      <w:lvlJc w:val="left"/>
+      <w:pPr>
+        <w:tabs>
+          <w:tab w:val="num" w:pos="1440"/>
+        </w:tabs>
+        <w:ind w:left="1440" w:hanging="360"/>
+      </w:pPr>
+      <w:rPr>
+        <w:rFonts w:ascii="Courier New" w:hAnsi="Courier New" w:hint="default"/>
+        <w:sz w:val="20"/>
+      </w:rPr>
+    </w:lvl>
+    <w:lvl w:ilvl="2" w:tentative="1">
+      <w:start w:val="1"/>
+      <w:numFmt w:val="bullet"/>
+      <w:lvlText w:val=""/>
+      <w:lvlJc w:val="left"/>
+      <w:pPr>
+        <w:tabs>
+          <w:tab w:val="num" w:pos="2160"/>
+        </w:tabs>
+        <w:ind w:left="2160" w:hanging="360"/>
+      </w:pPr>
+      <w:rPr>
+        <w:rFonts w:ascii="Wingdings" w:hAnsi="Wingdings" w:hint="default"/>
+        <w:sz w:val="20"/>
+      </w:rPr>
+    </w:lvl>
+    <w:lvl w:ilvl="3" w:tentative="1">
+      <w:start w:val="1"/>
+      <w:numFmt w:val="bullet"/>
+      <w:lvlText w:val=""/>
+      <w:lvlJc w:val="left"/>
+      <w:pPr>
+        <w:tabs>
+          <w:tab w:val="num" w:pos="2880"/>
+        </w:tabs>
+        <w:ind w:left="2880" w:hanging="360"/>
+      </w:pPr>
+      <w:rPr>
+        <w:rFonts w:ascii="Wingdings" w:hAnsi="Wingdings" w:hint="default"/>
+        <w:sz w:val="20"/>
+      </w:rPr>
+    </w:lvl>
+    <w:lvl w:ilvl="4" w:tentative="1">
+      <w:start w:val="1"/>
+      <w:numFmt w:val="bullet"/>
+      <w:lvlText w:val=""/>
+      <w:lvlJc w:val="left"/>
+      <w:pPr>
+        <w:tabs>
+          <w:tab w:val="num" w:pos="3600"/>
+        </w:tabs>
+        <w:ind w:left="3600" w:hanging="360"/>
+      </w:pPr>
+      <w:rPr>
+        <w:rFonts w:ascii="Wingdings" w:hAnsi="Wingdings" w:hint="default"/>
+        <w:sz w:val="20"/>
+      </w:rPr>
+    </w:lvl>
+    <w:lvl w:ilvl="5" w:tentative="1">
+      <w:start w:val="1"/>
+      <w:numFmt w:val="bullet"/>
+      <w:lvlText w:val=""/>
+      <w:lvlJc w:val="left"/>
+      <w:pPr>
+        <w:tabs>
+          <w:tab w:val="num" w:pos="4320"/>
+        </w:tabs>
+        <w:ind w:left="4320" w:hanging="360"/>
+      </w:pPr>
+      <w:rPr>
+        <w:rFonts w:ascii="Wingdings" w:hAnsi="Wingdings" w:hint="default"/>
+        <w:sz w:val="20"/>
+      </w:rPr>
+    </w:lvl>
+    <w:lvl w:ilvl="6" w:tentative="1">
+      <w:start w:val="1"/>
+      <w:numFmt w:val="bullet"/>
+      <w:lvlText w:val=""/>
+      <w:lvlJc w:val="left"/>
+      <w:pPr>
+        <w:tabs>
+          <w:tab w:val="num" w:pos="5040"/>
+        </w:tabs>
+        <w:ind w:left="5040" w:hanging="360"/>
+      </w:pPr>
+      <w:rPr>
+        <w:rFonts w:ascii="Wingdings" w:hAnsi="Wingdings" w:hint="default"/>
+        <w:sz w:val="20"/>
+      </w:rPr>
+    </w:lvl>
+    <w:lvl w:ilvl="7" w:tentative="1">
+      <w:start w:val="1"/>
+      <w:numFmt w:val="bullet"/>
+      <w:lvlText w:val=""/>
+      <w:lvlJc w:val="left"/>
+      <w:pPr>
+        <w:tabs>
+          <w:tab w:val="num" w:pos="5760"/>
+        </w:tabs>
+        <w:ind w:left="5760" w:hanging="360"/>
+      </w:pPr>
+      <w:rPr>
+        <w:rFonts w:ascii="Wingdings" w:hAnsi="Wingdings" w:hint="default"/>
+        <w:sz w:val="20"/>
+      </w:rPr>
+    </w:lvl>
+    <w:lvl w:ilvl="8" w:tentative="1">
+      <w:start w:val="1"/>
+      <w:numFmt w:val="bullet"/>
+      <w:lvlText w:val=""/>
+      <w:lvlJc w:val="left"/>
+      <w:pPr>
+        <w:tabs>
+          <w:tab w:val="num" w:pos="6480"/>
+        </w:tabs>
+        <w:ind w:left="6480" w:hanging="360"/>
+      </w:pPr>
+      <w:rPr>
+        <w:rFonts w:ascii="Wingdings" w:hAnsi="Wingdings" w:hint="default"/>
+        <w:sz w:val="20"/>
+      </w:rPr>
+    </w:lvl>
+  </w:abstractNum>
+  <w:abstractNum w:abstractNumId="25" w15:restartNumberingAfterBreak="0">
     <w:nsid w:val="47140247"/>
     <w:multiLevelType w:val="multilevel"/>
     <w:tmpl w:val="F3549D70"/>
@@ -5150,6 +7275,155 @@
         <w:sz w:val="20"/>
       </w:rPr>
     </w:lvl>
+    <w:lvl w:ilvl="1">
+      <w:start w:val="1"/>
+      <w:numFmt w:val="bullet"/>
+      <w:lvlText w:val="o"/>
+      <w:lvlJc w:val="left"/>
+      <w:pPr>
+        <w:tabs>
+          <w:tab w:val="num" w:pos="1440"/>
+        </w:tabs>
+        <w:ind w:left="1440" w:hanging="360"/>
+      </w:pPr>
+      <w:rPr>
+        <w:rFonts w:ascii="Courier New" w:hAnsi="Courier New" w:hint="default"/>
+        <w:sz w:val="20"/>
+      </w:rPr>
+    </w:lvl>
+    <w:lvl w:ilvl="2" w:tentative="1">
+      <w:start w:val="1"/>
+      <w:numFmt w:val="bullet"/>
+      <w:lvlText w:val=""/>
+      <w:lvlJc w:val="left"/>
+      <w:pPr>
+        <w:tabs>
+          <w:tab w:val="num" w:pos="2160"/>
+        </w:tabs>
+        <w:ind w:left="2160" w:hanging="360"/>
+      </w:pPr>
+      <w:rPr>
+        <w:rFonts w:ascii="Wingdings" w:hAnsi="Wingdings" w:hint="default"/>
+        <w:sz w:val="20"/>
+      </w:rPr>
+    </w:lvl>
+    <w:lvl w:ilvl="3" w:tentative="1">
+      <w:start w:val="1"/>
+      <w:numFmt w:val="bullet"/>
+      <w:lvlText w:val=""/>
+      <w:lvlJc w:val="left"/>
+      <w:pPr>
+        <w:tabs>
+          <w:tab w:val="num" w:pos="2880"/>
+        </w:tabs>
+        <w:ind w:left="2880" w:hanging="360"/>
+      </w:pPr>
+      <w:rPr>
+        <w:rFonts w:ascii="Wingdings" w:hAnsi="Wingdings" w:hint="default"/>
+        <w:sz w:val="20"/>
+      </w:rPr>
+    </w:lvl>
+    <w:lvl w:ilvl="4" w:tentative="1">
+      <w:start w:val="1"/>
+      <w:numFmt w:val="bullet"/>
+      <w:lvlText w:val=""/>
+      <w:lvlJc w:val="left"/>
+      <w:pPr>
+        <w:tabs>
+          <w:tab w:val="num" w:pos="3600"/>
+        </w:tabs>
+        <w:ind w:left="3600" w:hanging="360"/>
+      </w:pPr>
+      <w:rPr>
+        <w:rFonts w:ascii="Wingdings" w:hAnsi="Wingdings" w:hint="default"/>
+        <w:sz w:val="20"/>
+      </w:rPr>
+    </w:lvl>
+    <w:lvl w:ilvl="5" w:tentative="1">
+      <w:start w:val="1"/>
+      <w:numFmt w:val="bullet"/>
+      <w:lvlText w:val=""/>
+      <w:lvlJc w:val="left"/>
+      <w:pPr>
+        <w:tabs>
+          <w:tab w:val="num" w:pos="4320"/>
+        </w:tabs>
+        <w:ind w:left="4320" w:hanging="360"/>
+      </w:pPr>
+      <w:rPr>
+        <w:rFonts w:ascii="Wingdings" w:hAnsi="Wingdings" w:hint="default"/>
+        <w:sz w:val="20"/>
+      </w:rPr>
+    </w:lvl>
+    <w:lvl w:ilvl="6" w:tentative="1">
+      <w:start w:val="1"/>
+      <w:numFmt w:val="bullet"/>
+      <w:lvlText w:val=""/>
+      <w:lvlJc w:val="left"/>
+      <w:pPr>
+        <w:tabs>
+          <w:tab w:val="num" w:pos="5040"/>
+        </w:tabs>
+        <w:ind w:left="5040" w:hanging="360"/>
+      </w:pPr>
+      <w:rPr>
+        <w:rFonts w:ascii="Wingdings" w:hAnsi="Wingdings" w:hint="default"/>
+        <w:sz w:val="20"/>
+      </w:rPr>
+    </w:lvl>
+    <w:lvl w:ilvl="7" w:tentative="1">
+      <w:start w:val="1"/>
+      <w:numFmt w:val="bullet"/>
+      <w:lvlText w:val=""/>
+      <w:lvlJc w:val="left"/>
+      <w:pPr>
+        <w:tabs>
+          <w:tab w:val="num" w:pos="5760"/>
+        </w:tabs>
+        <w:ind w:left="5760" w:hanging="360"/>
+      </w:pPr>
+      <w:rPr>
+        <w:rFonts w:ascii="Wingdings" w:hAnsi="Wingdings" w:hint="default"/>
+        <w:sz w:val="20"/>
+      </w:rPr>
+    </w:lvl>
+    <w:lvl w:ilvl="8" w:tentative="1">
+      <w:start w:val="1"/>
+      <w:numFmt w:val="bullet"/>
+      <w:lvlText w:val=""/>
+      <w:lvlJc w:val="left"/>
+      <w:pPr>
+        <w:tabs>
+          <w:tab w:val="num" w:pos="6480"/>
+        </w:tabs>
+        <w:ind w:left="6480" w:hanging="360"/>
+      </w:pPr>
+      <w:rPr>
+        <w:rFonts w:ascii="Wingdings" w:hAnsi="Wingdings" w:hint="default"/>
+        <w:sz w:val="20"/>
+      </w:rPr>
+    </w:lvl>
+  </w:abstractNum>
+  <w:abstractNum w:abstractNumId="26" w15:restartNumberingAfterBreak="0">
+    <w:nsid w:val="491149BF"/>
+    <w:multiLevelType w:val="multilevel"/>
+    <w:tmpl w:val="DF72D25E"/>
+    <w:lvl w:ilvl="0">
+      <w:start w:val="1"/>
+      <w:numFmt w:val="bullet"/>
+      <w:lvlText w:val=""/>
+      <w:lvlJc w:val="left"/>
+      <w:pPr>
+        <w:tabs>
+          <w:tab w:val="num" w:pos="720"/>
+        </w:tabs>
+        <w:ind w:left="720" w:hanging="360"/>
+      </w:pPr>
+      <w:rPr>
+        <w:rFonts w:ascii="Symbol" w:hAnsi="Symbol" w:hint="default"/>
+        <w:sz w:val="20"/>
+      </w:rPr>
+    </w:lvl>
     <w:lvl w:ilvl="1" w:tentative="1">
       <w:start w:val="1"/>
       <w:numFmt w:val="bullet"/>
@@ -5279,7 +7553,7 @@
       </w:rPr>
     </w:lvl>
   </w:abstractNum>
-  <w:abstractNum w:abstractNumId="14" w15:restartNumberingAfterBreak="0">
+  <w:abstractNum w:abstractNumId="27" w15:restartNumberingAfterBreak="0">
     <w:nsid w:val="4BFA0543"/>
     <w:multiLevelType w:val="multilevel"/>
     <w:tmpl w:val="2282601A"/>
@@ -5428,7 +7702,305 @@
       </w:rPr>
     </w:lvl>
   </w:abstractNum>
-  <w:abstractNum w:abstractNumId="15" w15:restartNumberingAfterBreak="0">
+  <w:abstractNum w:abstractNumId="28" w15:restartNumberingAfterBreak="0">
+    <w:nsid w:val="4CE95238"/>
+    <w:multiLevelType w:val="multilevel"/>
+    <w:tmpl w:val="C7E42704"/>
+    <w:lvl w:ilvl="0">
+      <w:start w:val="1"/>
+      <w:numFmt w:val="bullet"/>
+      <w:lvlText w:val=""/>
+      <w:lvlJc w:val="left"/>
+      <w:pPr>
+        <w:tabs>
+          <w:tab w:val="num" w:pos="720"/>
+        </w:tabs>
+        <w:ind w:left="720" w:hanging="360"/>
+      </w:pPr>
+      <w:rPr>
+        <w:rFonts w:ascii="Symbol" w:hAnsi="Symbol" w:hint="default"/>
+        <w:sz w:val="20"/>
+      </w:rPr>
+    </w:lvl>
+    <w:lvl w:ilvl="1" w:tentative="1">
+      <w:start w:val="1"/>
+      <w:numFmt w:val="bullet"/>
+      <w:lvlText w:val="o"/>
+      <w:lvlJc w:val="left"/>
+      <w:pPr>
+        <w:tabs>
+          <w:tab w:val="num" w:pos="1440"/>
+        </w:tabs>
+        <w:ind w:left="1440" w:hanging="360"/>
+      </w:pPr>
+      <w:rPr>
+        <w:rFonts w:ascii="Courier New" w:hAnsi="Courier New" w:hint="default"/>
+        <w:sz w:val="20"/>
+      </w:rPr>
+    </w:lvl>
+    <w:lvl w:ilvl="2" w:tentative="1">
+      <w:start w:val="1"/>
+      <w:numFmt w:val="bullet"/>
+      <w:lvlText w:val=""/>
+      <w:lvlJc w:val="left"/>
+      <w:pPr>
+        <w:tabs>
+          <w:tab w:val="num" w:pos="2160"/>
+        </w:tabs>
+        <w:ind w:left="2160" w:hanging="360"/>
+      </w:pPr>
+      <w:rPr>
+        <w:rFonts w:ascii="Wingdings" w:hAnsi="Wingdings" w:hint="default"/>
+        <w:sz w:val="20"/>
+      </w:rPr>
+    </w:lvl>
+    <w:lvl w:ilvl="3" w:tentative="1">
+      <w:start w:val="1"/>
+      <w:numFmt w:val="bullet"/>
+      <w:lvlText w:val=""/>
+      <w:lvlJc w:val="left"/>
+      <w:pPr>
+        <w:tabs>
+          <w:tab w:val="num" w:pos="2880"/>
+        </w:tabs>
+        <w:ind w:left="2880" w:hanging="360"/>
+      </w:pPr>
+      <w:rPr>
+        <w:rFonts w:ascii="Wingdings" w:hAnsi="Wingdings" w:hint="default"/>
+        <w:sz w:val="20"/>
+      </w:rPr>
+    </w:lvl>
+    <w:lvl w:ilvl="4" w:tentative="1">
+      <w:start w:val="1"/>
+      <w:numFmt w:val="bullet"/>
+      <w:lvlText w:val=""/>
+      <w:lvlJc w:val="left"/>
+      <w:pPr>
+        <w:tabs>
+          <w:tab w:val="num" w:pos="3600"/>
+        </w:tabs>
+        <w:ind w:left="3600" w:hanging="360"/>
+      </w:pPr>
+      <w:rPr>
+        <w:rFonts w:ascii="Wingdings" w:hAnsi="Wingdings" w:hint="default"/>
+        <w:sz w:val="20"/>
+      </w:rPr>
+    </w:lvl>
+    <w:lvl w:ilvl="5" w:tentative="1">
+      <w:start w:val="1"/>
+      <w:numFmt w:val="bullet"/>
+      <w:lvlText w:val=""/>
+      <w:lvlJc w:val="left"/>
+      <w:pPr>
+        <w:tabs>
+          <w:tab w:val="num" w:pos="4320"/>
+        </w:tabs>
+        <w:ind w:left="4320" w:hanging="360"/>
+      </w:pPr>
+      <w:rPr>
+        <w:rFonts w:ascii="Wingdings" w:hAnsi="Wingdings" w:hint="default"/>
+        <w:sz w:val="20"/>
+      </w:rPr>
+    </w:lvl>
+    <w:lvl w:ilvl="6" w:tentative="1">
+      <w:start w:val="1"/>
+      <w:numFmt w:val="bullet"/>
+      <w:lvlText w:val=""/>
+      <w:lvlJc w:val="left"/>
+      <w:pPr>
+        <w:tabs>
+          <w:tab w:val="num" w:pos="5040"/>
+        </w:tabs>
+        <w:ind w:left="5040" w:hanging="360"/>
+      </w:pPr>
+      <w:rPr>
+        <w:rFonts w:ascii="Wingdings" w:hAnsi="Wingdings" w:hint="default"/>
+        <w:sz w:val="20"/>
+      </w:rPr>
+    </w:lvl>
+    <w:lvl w:ilvl="7" w:tentative="1">
+      <w:start w:val="1"/>
+      <w:numFmt w:val="bullet"/>
+      <w:lvlText w:val=""/>
+      <w:lvlJc w:val="left"/>
+      <w:pPr>
+        <w:tabs>
+          <w:tab w:val="num" w:pos="5760"/>
+        </w:tabs>
+        <w:ind w:left="5760" w:hanging="360"/>
+      </w:pPr>
+      <w:rPr>
+        <w:rFonts w:ascii="Wingdings" w:hAnsi="Wingdings" w:hint="default"/>
+        <w:sz w:val="20"/>
+      </w:rPr>
+    </w:lvl>
+    <w:lvl w:ilvl="8" w:tentative="1">
+      <w:start w:val="1"/>
+      <w:numFmt w:val="bullet"/>
+      <w:lvlText w:val=""/>
+      <w:lvlJc w:val="left"/>
+      <w:pPr>
+        <w:tabs>
+          <w:tab w:val="num" w:pos="6480"/>
+        </w:tabs>
+        <w:ind w:left="6480" w:hanging="360"/>
+      </w:pPr>
+      <w:rPr>
+        <w:rFonts w:ascii="Wingdings" w:hAnsi="Wingdings" w:hint="default"/>
+        <w:sz w:val="20"/>
+      </w:rPr>
+    </w:lvl>
+  </w:abstractNum>
+  <w:abstractNum w:abstractNumId="29" w15:restartNumberingAfterBreak="0">
+    <w:nsid w:val="5058166F"/>
+    <w:multiLevelType w:val="multilevel"/>
+    <w:tmpl w:val="95FC8F5C"/>
+    <w:lvl w:ilvl="0">
+      <w:start w:val="1"/>
+      <w:numFmt w:val="bullet"/>
+      <w:lvlText w:val=""/>
+      <w:lvlJc w:val="left"/>
+      <w:pPr>
+        <w:tabs>
+          <w:tab w:val="num" w:pos="720"/>
+        </w:tabs>
+        <w:ind w:left="720" w:hanging="360"/>
+      </w:pPr>
+      <w:rPr>
+        <w:rFonts w:ascii="Symbol" w:hAnsi="Symbol" w:hint="default"/>
+        <w:sz w:val="20"/>
+      </w:rPr>
+    </w:lvl>
+    <w:lvl w:ilvl="1" w:tentative="1">
+      <w:start w:val="1"/>
+      <w:numFmt w:val="bullet"/>
+      <w:lvlText w:val="o"/>
+      <w:lvlJc w:val="left"/>
+      <w:pPr>
+        <w:tabs>
+          <w:tab w:val="num" w:pos="1440"/>
+        </w:tabs>
+        <w:ind w:left="1440" w:hanging="360"/>
+      </w:pPr>
+      <w:rPr>
+        <w:rFonts w:ascii="Courier New" w:hAnsi="Courier New" w:hint="default"/>
+        <w:sz w:val="20"/>
+      </w:rPr>
+    </w:lvl>
+    <w:lvl w:ilvl="2" w:tentative="1">
+      <w:start w:val="1"/>
+      <w:numFmt w:val="bullet"/>
+      <w:lvlText w:val=""/>
+      <w:lvlJc w:val="left"/>
+      <w:pPr>
+        <w:tabs>
+          <w:tab w:val="num" w:pos="2160"/>
+        </w:tabs>
+        <w:ind w:left="2160" w:hanging="360"/>
+      </w:pPr>
+      <w:rPr>
+        <w:rFonts w:ascii="Wingdings" w:hAnsi="Wingdings" w:hint="default"/>
+        <w:sz w:val="20"/>
+      </w:rPr>
+    </w:lvl>
+    <w:lvl w:ilvl="3" w:tentative="1">
+      <w:start w:val="1"/>
+      <w:numFmt w:val="bullet"/>
+      <w:lvlText w:val=""/>
+      <w:lvlJc w:val="left"/>
+      <w:pPr>
+        <w:tabs>
+          <w:tab w:val="num" w:pos="2880"/>
+        </w:tabs>
+        <w:ind w:left="2880" w:hanging="360"/>
+      </w:pPr>
+      <w:rPr>
+        <w:rFonts w:ascii="Wingdings" w:hAnsi="Wingdings" w:hint="default"/>
+        <w:sz w:val="20"/>
+      </w:rPr>
+    </w:lvl>
+    <w:lvl w:ilvl="4" w:tentative="1">
+      <w:start w:val="1"/>
+      <w:numFmt w:val="bullet"/>
+      <w:lvlText w:val=""/>
+      <w:lvlJc w:val="left"/>
+      <w:pPr>
+        <w:tabs>
+          <w:tab w:val="num" w:pos="3600"/>
+        </w:tabs>
+        <w:ind w:left="3600" w:hanging="360"/>
+      </w:pPr>
+      <w:rPr>
+        <w:rFonts w:ascii="Wingdings" w:hAnsi="Wingdings" w:hint="default"/>
+        <w:sz w:val="20"/>
+      </w:rPr>
+    </w:lvl>
+    <w:lvl w:ilvl="5" w:tentative="1">
+      <w:start w:val="1"/>
+      <w:numFmt w:val="bullet"/>
+      <w:lvlText w:val=""/>
+      <w:lvlJc w:val="left"/>
+      <w:pPr>
+        <w:tabs>
+          <w:tab w:val="num" w:pos="4320"/>
+        </w:tabs>
+        <w:ind w:left="4320" w:hanging="360"/>
+      </w:pPr>
+      <w:rPr>
+        <w:rFonts w:ascii="Wingdings" w:hAnsi="Wingdings" w:hint="default"/>
+        <w:sz w:val="20"/>
+      </w:rPr>
+    </w:lvl>
+    <w:lvl w:ilvl="6" w:tentative="1">
+      <w:start w:val="1"/>
+      <w:numFmt w:val="bullet"/>
+      <w:lvlText w:val=""/>
+      <w:lvlJc w:val="left"/>
+      <w:pPr>
+        <w:tabs>
+          <w:tab w:val="num" w:pos="5040"/>
+        </w:tabs>
+        <w:ind w:left="5040" w:hanging="360"/>
+      </w:pPr>
+      <w:rPr>
+        <w:rFonts w:ascii="Wingdings" w:hAnsi="Wingdings" w:hint="default"/>
+        <w:sz w:val="20"/>
+      </w:rPr>
+    </w:lvl>
+    <w:lvl w:ilvl="7" w:tentative="1">
+      <w:start w:val="1"/>
+      <w:numFmt w:val="bullet"/>
+      <w:lvlText w:val=""/>
+      <w:lvlJc w:val="left"/>
+      <w:pPr>
+        <w:tabs>
+          <w:tab w:val="num" w:pos="5760"/>
+        </w:tabs>
+        <w:ind w:left="5760" w:hanging="360"/>
+      </w:pPr>
+      <w:rPr>
+        <w:rFonts w:ascii="Wingdings" w:hAnsi="Wingdings" w:hint="default"/>
+        <w:sz w:val="20"/>
+      </w:rPr>
+    </w:lvl>
+    <w:lvl w:ilvl="8" w:tentative="1">
+      <w:start w:val="1"/>
+      <w:numFmt w:val="bullet"/>
+      <w:lvlText w:val=""/>
+      <w:lvlJc w:val="left"/>
+      <w:pPr>
+        <w:tabs>
+          <w:tab w:val="num" w:pos="6480"/>
+        </w:tabs>
+        <w:ind w:left="6480" w:hanging="360"/>
+      </w:pPr>
+      <w:rPr>
+        <w:rFonts w:ascii="Wingdings" w:hAnsi="Wingdings" w:hint="default"/>
+        <w:sz w:val="20"/>
+      </w:rPr>
+    </w:lvl>
+  </w:abstractNum>
+  <w:abstractNum w:abstractNumId="30" w15:restartNumberingAfterBreak="0">
     <w:nsid w:val="51502FB3"/>
     <w:multiLevelType w:val="multilevel"/>
     <w:tmpl w:val="5CF6A74C"/>
@@ -5577,7 +8149,305 @@
       </w:rPr>
     </w:lvl>
   </w:abstractNum>
-  <w:abstractNum w:abstractNumId="16" w15:restartNumberingAfterBreak="0">
+  <w:abstractNum w:abstractNumId="31" w15:restartNumberingAfterBreak="0">
+    <w:nsid w:val="53594C21"/>
+    <w:multiLevelType w:val="multilevel"/>
+    <w:tmpl w:val="B42803C4"/>
+    <w:lvl w:ilvl="0">
+      <w:start w:val="1"/>
+      <w:numFmt w:val="bullet"/>
+      <w:lvlText w:val=""/>
+      <w:lvlJc w:val="left"/>
+      <w:pPr>
+        <w:tabs>
+          <w:tab w:val="num" w:pos="720"/>
+        </w:tabs>
+        <w:ind w:left="720" w:hanging="360"/>
+      </w:pPr>
+      <w:rPr>
+        <w:rFonts w:ascii="Symbol" w:hAnsi="Symbol" w:hint="default"/>
+        <w:sz w:val="20"/>
+      </w:rPr>
+    </w:lvl>
+    <w:lvl w:ilvl="1" w:tentative="1">
+      <w:start w:val="1"/>
+      <w:numFmt w:val="bullet"/>
+      <w:lvlText w:val="o"/>
+      <w:lvlJc w:val="left"/>
+      <w:pPr>
+        <w:tabs>
+          <w:tab w:val="num" w:pos="1440"/>
+        </w:tabs>
+        <w:ind w:left="1440" w:hanging="360"/>
+      </w:pPr>
+      <w:rPr>
+        <w:rFonts w:ascii="Courier New" w:hAnsi="Courier New" w:hint="default"/>
+        <w:sz w:val="20"/>
+      </w:rPr>
+    </w:lvl>
+    <w:lvl w:ilvl="2" w:tentative="1">
+      <w:start w:val="1"/>
+      <w:numFmt w:val="bullet"/>
+      <w:lvlText w:val=""/>
+      <w:lvlJc w:val="left"/>
+      <w:pPr>
+        <w:tabs>
+          <w:tab w:val="num" w:pos="2160"/>
+        </w:tabs>
+        <w:ind w:left="2160" w:hanging="360"/>
+      </w:pPr>
+      <w:rPr>
+        <w:rFonts w:ascii="Wingdings" w:hAnsi="Wingdings" w:hint="default"/>
+        <w:sz w:val="20"/>
+      </w:rPr>
+    </w:lvl>
+    <w:lvl w:ilvl="3" w:tentative="1">
+      <w:start w:val="1"/>
+      <w:numFmt w:val="bullet"/>
+      <w:lvlText w:val=""/>
+      <w:lvlJc w:val="left"/>
+      <w:pPr>
+        <w:tabs>
+          <w:tab w:val="num" w:pos="2880"/>
+        </w:tabs>
+        <w:ind w:left="2880" w:hanging="360"/>
+      </w:pPr>
+      <w:rPr>
+        <w:rFonts w:ascii="Wingdings" w:hAnsi="Wingdings" w:hint="default"/>
+        <w:sz w:val="20"/>
+      </w:rPr>
+    </w:lvl>
+    <w:lvl w:ilvl="4" w:tentative="1">
+      <w:start w:val="1"/>
+      <w:numFmt w:val="bullet"/>
+      <w:lvlText w:val=""/>
+      <w:lvlJc w:val="left"/>
+      <w:pPr>
+        <w:tabs>
+          <w:tab w:val="num" w:pos="3600"/>
+        </w:tabs>
+        <w:ind w:left="3600" w:hanging="360"/>
+      </w:pPr>
+      <w:rPr>
+        <w:rFonts w:ascii="Wingdings" w:hAnsi="Wingdings" w:hint="default"/>
+        <w:sz w:val="20"/>
+      </w:rPr>
+    </w:lvl>
+    <w:lvl w:ilvl="5" w:tentative="1">
+      <w:start w:val="1"/>
+      <w:numFmt w:val="bullet"/>
+      <w:lvlText w:val=""/>
+      <w:lvlJc w:val="left"/>
+      <w:pPr>
+        <w:tabs>
+          <w:tab w:val="num" w:pos="4320"/>
+        </w:tabs>
+        <w:ind w:left="4320" w:hanging="360"/>
+      </w:pPr>
+      <w:rPr>
+        <w:rFonts w:ascii="Wingdings" w:hAnsi="Wingdings" w:hint="default"/>
+        <w:sz w:val="20"/>
+      </w:rPr>
+    </w:lvl>
+    <w:lvl w:ilvl="6" w:tentative="1">
+      <w:start w:val="1"/>
+      <w:numFmt w:val="bullet"/>
+      <w:lvlText w:val=""/>
+      <w:lvlJc w:val="left"/>
+      <w:pPr>
+        <w:tabs>
+          <w:tab w:val="num" w:pos="5040"/>
+        </w:tabs>
+        <w:ind w:left="5040" w:hanging="360"/>
+      </w:pPr>
+      <w:rPr>
+        <w:rFonts w:ascii="Wingdings" w:hAnsi="Wingdings" w:hint="default"/>
+        <w:sz w:val="20"/>
+      </w:rPr>
+    </w:lvl>
+    <w:lvl w:ilvl="7" w:tentative="1">
+      <w:start w:val="1"/>
+      <w:numFmt w:val="bullet"/>
+      <w:lvlText w:val=""/>
+      <w:lvlJc w:val="left"/>
+      <w:pPr>
+        <w:tabs>
+          <w:tab w:val="num" w:pos="5760"/>
+        </w:tabs>
+        <w:ind w:left="5760" w:hanging="360"/>
+      </w:pPr>
+      <w:rPr>
+        <w:rFonts w:ascii="Wingdings" w:hAnsi="Wingdings" w:hint="default"/>
+        <w:sz w:val="20"/>
+      </w:rPr>
+    </w:lvl>
+    <w:lvl w:ilvl="8" w:tentative="1">
+      <w:start w:val="1"/>
+      <w:numFmt w:val="bullet"/>
+      <w:lvlText w:val=""/>
+      <w:lvlJc w:val="left"/>
+      <w:pPr>
+        <w:tabs>
+          <w:tab w:val="num" w:pos="6480"/>
+        </w:tabs>
+        <w:ind w:left="6480" w:hanging="360"/>
+      </w:pPr>
+      <w:rPr>
+        <w:rFonts w:ascii="Wingdings" w:hAnsi="Wingdings" w:hint="default"/>
+        <w:sz w:val="20"/>
+      </w:rPr>
+    </w:lvl>
+  </w:abstractNum>
+  <w:abstractNum w:abstractNumId="32" w15:restartNumberingAfterBreak="0">
+    <w:nsid w:val="541C72F7"/>
+    <w:multiLevelType w:val="multilevel"/>
+    <w:tmpl w:val="834C7646"/>
+    <w:lvl w:ilvl="0">
+      <w:start w:val="1"/>
+      <w:numFmt w:val="bullet"/>
+      <w:lvlText w:val=""/>
+      <w:lvlJc w:val="left"/>
+      <w:pPr>
+        <w:tabs>
+          <w:tab w:val="num" w:pos="720"/>
+        </w:tabs>
+        <w:ind w:left="720" w:hanging="360"/>
+      </w:pPr>
+      <w:rPr>
+        <w:rFonts w:ascii="Symbol" w:hAnsi="Symbol" w:hint="default"/>
+        <w:sz w:val="20"/>
+      </w:rPr>
+    </w:lvl>
+    <w:lvl w:ilvl="1" w:tentative="1">
+      <w:start w:val="1"/>
+      <w:numFmt w:val="bullet"/>
+      <w:lvlText w:val="o"/>
+      <w:lvlJc w:val="left"/>
+      <w:pPr>
+        <w:tabs>
+          <w:tab w:val="num" w:pos="1440"/>
+        </w:tabs>
+        <w:ind w:left="1440" w:hanging="360"/>
+      </w:pPr>
+      <w:rPr>
+        <w:rFonts w:ascii="Courier New" w:hAnsi="Courier New" w:hint="default"/>
+        <w:sz w:val="20"/>
+      </w:rPr>
+    </w:lvl>
+    <w:lvl w:ilvl="2" w:tentative="1">
+      <w:start w:val="1"/>
+      <w:numFmt w:val="bullet"/>
+      <w:lvlText w:val=""/>
+      <w:lvlJc w:val="left"/>
+      <w:pPr>
+        <w:tabs>
+          <w:tab w:val="num" w:pos="2160"/>
+        </w:tabs>
+        <w:ind w:left="2160" w:hanging="360"/>
+      </w:pPr>
+      <w:rPr>
+        <w:rFonts w:ascii="Wingdings" w:hAnsi="Wingdings" w:hint="default"/>
+        <w:sz w:val="20"/>
+      </w:rPr>
+    </w:lvl>
+    <w:lvl w:ilvl="3" w:tentative="1">
+      <w:start w:val="1"/>
+      <w:numFmt w:val="bullet"/>
+      <w:lvlText w:val=""/>
+      <w:lvlJc w:val="left"/>
+      <w:pPr>
+        <w:tabs>
+          <w:tab w:val="num" w:pos="2880"/>
+        </w:tabs>
+        <w:ind w:left="2880" w:hanging="360"/>
+      </w:pPr>
+      <w:rPr>
+        <w:rFonts w:ascii="Wingdings" w:hAnsi="Wingdings" w:hint="default"/>
+        <w:sz w:val="20"/>
+      </w:rPr>
+    </w:lvl>
+    <w:lvl w:ilvl="4" w:tentative="1">
+      <w:start w:val="1"/>
+      <w:numFmt w:val="bullet"/>
+      <w:lvlText w:val=""/>
+      <w:lvlJc w:val="left"/>
+      <w:pPr>
+        <w:tabs>
+          <w:tab w:val="num" w:pos="3600"/>
+        </w:tabs>
+        <w:ind w:left="3600" w:hanging="360"/>
+      </w:pPr>
+      <w:rPr>
+        <w:rFonts w:ascii="Wingdings" w:hAnsi="Wingdings" w:hint="default"/>
+        <w:sz w:val="20"/>
+      </w:rPr>
+    </w:lvl>
+    <w:lvl w:ilvl="5" w:tentative="1">
+      <w:start w:val="1"/>
+      <w:numFmt w:val="bullet"/>
+      <w:lvlText w:val=""/>
+      <w:lvlJc w:val="left"/>
+      <w:pPr>
+        <w:tabs>
+          <w:tab w:val="num" w:pos="4320"/>
+        </w:tabs>
+        <w:ind w:left="4320" w:hanging="360"/>
+      </w:pPr>
+      <w:rPr>
+        <w:rFonts w:ascii="Wingdings" w:hAnsi="Wingdings" w:hint="default"/>
+        <w:sz w:val="20"/>
+      </w:rPr>
+    </w:lvl>
+    <w:lvl w:ilvl="6" w:tentative="1">
+      <w:start w:val="1"/>
+      <w:numFmt w:val="bullet"/>
+      <w:lvlText w:val=""/>
+      <w:lvlJc w:val="left"/>
+      <w:pPr>
+        <w:tabs>
+          <w:tab w:val="num" w:pos="5040"/>
+        </w:tabs>
+        <w:ind w:left="5040" w:hanging="360"/>
+      </w:pPr>
+      <w:rPr>
+        <w:rFonts w:ascii="Wingdings" w:hAnsi="Wingdings" w:hint="default"/>
+        <w:sz w:val="20"/>
+      </w:rPr>
+    </w:lvl>
+    <w:lvl w:ilvl="7" w:tentative="1">
+      <w:start w:val="1"/>
+      <w:numFmt w:val="bullet"/>
+      <w:lvlText w:val=""/>
+      <w:lvlJc w:val="left"/>
+      <w:pPr>
+        <w:tabs>
+          <w:tab w:val="num" w:pos="5760"/>
+        </w:tabs>
+        <w:ind w:left="5760" w:hanging="360"/>
+      </w:pPr>
+      <w:rPr>
+        <w:rFonts w:ascii="Wingdings" w:hAnsi="Wingdings" w:hint="default"/>
+        <w:sz w:val="20"/>
+      </w:rPr>
+    </w:lvl>
+    <w:lvl w:ilvl="8" w:tentative="1">
+      <w:start w:val="1"/>
+      <w:numFmt w:val="bullet"/>
+      <w:lvlText w:val=""/>
+      <w:lvlJc w:val="left"/>
+      <w:pPr>
+        <w:tabs>
+          <w:tab w:val="num" w:pos="6480"/>
+        </w:tabs>
+        <w:ind w:left="6480" w:hanging="360"/>
+      </w:pPr>
+      <w:rPr>
+        <w:rFonts w:ascii="Wingdings" w:hAnsi="Wingdings" w:hint="default"/>
+        <w:sz w:val="20"/>
+      </w:rPr>
+    </w:lvl>
+  </w:abstractNum>
+  <w:abstractNum w:abstractNumId="33" w15:restartNumberingAfterBreak="0">
     <w:nsid w:val="5C8F185D"/>
     <w:multiLevelType w:val="multilevel"/>
     <w:tmpl w:val="B54A593E"/>
@@ -5726,7 +8596,7 @@
       </w:rPr>
     </w:lvl>
   </w:abstractNum>
-  <w:abstractNum w:abstractNumId="17" w15:restartNumberingAfterBreak="0">
+  <w:abstractNum w:abstractNumId="34" w15:restartNumberingAfterBreak="0">
     <w:nsid w:val="5F4641D7"/>
     <w:multiLevelType w:val="multilevel"/>
     <w:tmpl w:val="540838A0"/>
@@ -5875,7 +8745,7 @@
       </w:rPr>
     </w:lvl>
   </w:abstractNum>
-  <w:abstractNum w:abstractNumId="18" w15:restartNumberingAfterBreak="0">
+  <w:abstractNum w:abstractNumId="35" w15:restartNumberingAfterBreak="0">
     <w:nsid w:val="654B440A"/>
     <w:multiLevelType w:val="multilevel"/>
     <w:tmpl w:val="127EBB9C"/>
@@ -5988,7 +8858,7 @@
       </w:pPr>
     </w:lvl>
   </w:abstractNum>
-  <w:abstractNum w:abstractNumId="19" w15:restartNumberingAfterBreak="0">
+  <w:abstractNum w:abstractNumId="36" w15:restartNumberingAfterBreak="0">
     <w:nsid w:val="65DF6671"/>
     <w:multiLevelType w:val="multilevel"/>
     <w:tmpl w:val="8D92B31E"/>
@@ -6137,7 +9007,7 @@
       </w:rPr>
     </w:lvl>
   </w:abstractNum>
-  <w:abstractNum w:abstractNumId="20" w15:restartNumberingAfterBreak="0">
+  <w:abstractNum w:abstractNumId="37" w15:restartNumberingAfterBreak="0">
     <w:nsid w:val="6B016181"/>
     <w:multiLevelType w:val="multilevel"/>
     <w:tmpl w:val="D1E01684"/>
@@ -6286,7 +9156,7 @@
       </w:rPr>
     </w:lvl>
   </w:abstractNum>
-  <w:abstractNum w:abstractNumId="21" w15:restartNumberingAfterBreak="0">
+  <w:abstractNum w:abstractNumId="38" w15:restartNumberingAfterBreak="0">
     <w:nsid w:val="6CA014C2"/>
     <w:multiLevelType w:val="multilevel"/>
     <w:tmpl w:val="347AB5C4"/>
@@ -6435,71 +9305,1186 @@
       </w:rPr>
     </w:lvl>
   </w:abstractNum>
+  <w:abstractNum w:abstractNumId="39" w15:restartNumberingAfterBreak="0">
+    <w:nsid w:val="6D2F70C6"/>
+    <w:multiLevelType w:val="multilevel"/>
+    <w:tmpl w:val="59AA4172"/>
+    <w:lvl w:ilvl="0">
+      <w:start w:val="1"/>
+      <w:numFmt w:val="bullet"/>
+      <w:lvlText w:val=""/>
+      <w:lvlJc w:val="left"/>
+      <w:pPr>
+        <w:tabs>
+          <w:tab w:val="num" w:pos="720"/>
+        </w:tabs>
+        <w:ind w:left="720" w:hanging="360"/>
+      </w:pPr>
+      <w:rPr>
+        <w:rFonts w:ascii="Symbol" w:hAnsi="Symbol" w:hint="default"/>
+        <w:sz w:val="20"/>
+      </w:rPr>
+    </w:lvl>
+    <w:lvl w:ilvl="1" w:tentative="1">
+      <w:start w:val="1"/>
+      <w:numFmt w:val="bullet"/>
+      <w:lvlText w:val="o"/>
+      <w:lvlJc w:val="left"/>
+      <w:pPr>
+        <w:tabs>
+          <w:tab w:val="num" w:pos="1440"/>
+        </w:tabs>
+        <w:ind w:left="1440" w:hanging="360"/>
+      </w:pPr>
+      <w:rPr>
+        <w:rFonts w:ascii="Courier New" w:hAnsi="Courier New" w:hint="default"/>
+        <w:sz w:val="20"/>
+      </w:rPr>
+    </w:lvl>
+    <w:lvl w:ilvl="2" w:tentative="1">
+      <w:start w:val="1"/>
+      <w:numFmt w:val="bullet"/>
+      <w:lvlText w:val=""/>
+      <w:lvlJc w:val="left"/>
+      <w:pPr>
+        <w:tabs>
+          <w:tab w:val="num" w:pos="2160"/>
+        </w:tabs>
+        <w:ind w:left="2160" w:hanging="360"/>
+      </w:pPr>
+      <w:rPr>
+        <w:rFonts w:ascii="Wingdings" w:hAnsi="Wingdings" w:hint="default"/>
+        <w:sz w:val="20"/>
+      </w:rPr>
+    </w:lvl>
+    <w:lvl w:ilvl="3" w:tentative="1">
+      <w:start w:val="1"/>
+      <w:numFmt w:val="bullet"/>
+      <w:lvlText w:val=""/>
+      <w:lvlJc w:val="left"/>
+      <w:pPr>
+        <w:tabs>
+          <w:tab w:val="num" w:pos="2880"/>
+        </w:tabs>
+        <w:ind w:left="2880" w:hanging="360"/>
+      </w:pPr>
+      <w:rPr>
+        <w:rFonts w:ascii="Wingdings" w:hAnsi="Wingdings" w:hint="default"/>
+        <w:sz w:val="20"/>
+      </w:rPr>
+    </w:lvl>
+    <w:lvl w:ilvl="4" w:tentative="1">
+      <w:start w:val="1"/>
+      <w:numFmt w:val="bullet"/>
+      <w:lvlText w:val=""/>
+      <w:lvlJc w:val="left"/>
+      <w:pPr>
+        <w:tabs>
+          <w:tab w:val="num" w:pos="3600"/>
+        </w:tabs>
+        <w:ind w:left="3600" w:hanging="360"/>
+      </w:pPr>
+      <w:rPr>
+        <w:rFonts w:ascii="Wingdings" w:hAnsi="Wingdings" w:hint="default"/>
+        <w:sz w:val="20"/>
+      </w:rPr>
+    </w:lvl>
+    <w:lvl w:ilvl="5" w:tentative="1">
+      <w:start w:val="1"/>
+      <w:numFmt w:val="bullet"/>
+      <w:lvlText w:val=""/>
+      <w:lvlJc w:val="left"/>
+      <w:pPr>
+        <w:tabs>
+          <w:tab w:val="num" w:pos="4320"/>
+        </w:tabs>
+        <w:ind w:left="4320" w:hanging="360"/>
+      </w:pPr>
+      <w:rPr>
+        <w:rFonts w:ascii="Wingdings" w:hAnsi="Wingdings" w:hint="default"/>
+        <w:sz w:val="20"/>
+      </w:rPr>
+    </w:lvl>
+    <w:lvl w:ilvl="6" w:tentative="1">
+      <w:start w:val="1"/>
+      <w:numFmt w:val="bullet"/>
+      <w:lvlText w:val=""/>
+      <w:lvlJc w:val="left"/>
+      <w:pPr>
+        <w:tabs>
+          <w:tab w:val="num" w:pos="5040"/>
+        </w:tabs>
+        <w:ind w:left="5040" w:hanging="360"/>
+      </w:pPr>
+      <w:rPr>
+        <w:rFonts w:ascii="Wingdings" w:hAnsi="Wingdings" w:hint="default"/>
+        <w:sz w:val="20"/>
+      </w:rPr>
+    </w:lvl>
+    <w:lvl w:ilvl="7" w:tentative="1">
+      <w:start w:val="1"/>
+      <w:numFmt w:val="bullet"/>
+      <w:lvlText w:val=""/>
+      <w:lvlJc w:val="left"/>
+      <w:pPr>
+        <w:tabs>
+          <w:tab w:val="num" w:pos="5760"/>
+        </w:tabs>
+        <w:ind w:left="5760" w:hanging="360"/>
+      </w:pPr>
+      <w:rPr>
+        <w:rFonts w:ascii="Wingdings" w:hAnsi="Wingdings" w:hint="default"/>
+        <w:sz w:val="20"/>
+      </w:rPr>
+    </w:lvl>
+    <w:lvl w:ilvl="8" w:tentative="1">
+      <w:start w:val="1"/>
+      <w:numFmt w:val="bullet"/>
+      <w:lvlText w:val=""/>
+      <w:lvlJc w:val="left"/>
+      <w:pPr>
+        <w:tabs>
+          <w:tab w:val="num" w:pos="6480"/>
+        </w:tabs>
+        <w:ind w:left="6480" w:hanging="360"/>
+      </w:pPr>
+      <w:rPr>
+        <w:rFonts w:ascii="Wingdings" w:hAnsi="Wingdings" w:hint="default"/>
+        <w:sz w:val="20"/>
+      </w:rPr>
+    </w:lvl>
+  </w:abstractNum>
+  <w:abstractNum w:abstractNumId="40" w15:restartNumberingAfterBreak="0">
+    <w:nsid w:val="6FCC35E8"/>
+    <w:multiLevelType w:val="multilevel"/>
+    <w:tmpl w:val="6F1CFC60"/>
+    <w:lvl w:ilvl="0">
+      <w:start w:val="1"/>
+      <w:numFmt w:val="bullet"/>
+      <w:lvlText w:val=""/>
+      <w:lvlJc w:val="left"/>
+      <w:pPr>
+        <w:tabs>
+          <w:tab w:val="num" w:pos="720"/>
+        </w:tabs>
+        <w:ind w:left="720" w:hanging="360"/>
+      </w:pPr>
+      <w:rPr>
+        <w:rFonts w:ascii="Symbol" w:hAnsi="Symbol" w:hint="default"/>
+        <w:sz w:val="20"/>
+      </w:rPr>
+    </w:lvl>
+    <w:lvl w:ilvl="1" w:tentative="1">
+      <w:start w:val="1"/>
+      <w:numFmt w:val="bullet"/>
+      <w:lvlText w:val="o"/>
+      <w:lvlJc w:val="left"/>
+      <w:pPr>
+        <w:tabs>
+          <w:tab w:val="num" w:pos="1440"/>
+        </w:tabs>
+        <w:ind w:left="1440" w:hanging="360"/>
+      </w:pPr>
+      <w:rPr>
+        <w:rFonts w:ascii="Courier New" w:hAnsi="Courier New" w:hint="default"/>
+        <w:sz w:val="20"/>
+      </w:rPr>
+    </w:lvl>
+    <w:lvl w:ilvl="2" w:tentative="1">
+      <w:start w:val="1"/>
+      <w:numFmt w:val="bullet"/>
+      <w:lvlText w:val=""/>
+      <w:lvlJc w:val="left"/>
+      <w:pPr>
+        <w:tabs>
+          <w:tab w:val="num" w:pos="2160"/>
+        </w:tabs>
+        <w:ind w:left="2160" w:hanging="360"/>
+      </w:pPr>
+      <w:rPr>
+        <w:rFonts w:ascii="Wingdings" w:hAnsi="Wingdings" w:hint="default"/>
+        <w:sz w:val="20"/>
+      </w:rPr>
+    </w:lvl>
+    <w:lvl w:ilvl="3" w:tentative="1">
+      <w:start w:val="1"/>
+      <w:numFmt w:val="bullet"/>
+      <w:lvlText w:val=""/>
+      <w:lvlJc w:val="left"/>
+      <w:pPr>
+        <w:tabs>
+          <w:tab w:val="num" w:pos="2880"/>
+        </w:tabs>
+        <w:ind w:left="2880" w:hanging="360"/>
+      </w:pPr>
+      <w:rPr>
+        <w:rFonts w:ascii="Wingdings" w:hAnsi="Wingdings" w:hint="default"/>
+        <w:sz w:val="20"/>
+      </w:rPr>
+    </w:lvl>
+    <w:lvl w:ilvl="4" w:tentative="1">
+      <w:start w:val="1"/>
+      <w:numFmt w:val="bullet"/>
+      <w:lvlText w:val=""/>
+      <w:lvlJc w:val="left"/>
+      <w:pPr>
+        <w:tabs>
+          <w:tab w:val="num" w:pos="3600"/>
+        </w:tabs>
+        <w:ind w:left="3600" w:hanging="360"/>
+      </w:pPr>
+      <w:rPr>
+        <w:rFonts w:ascii="Wingdings" w:hAnsi="Wingdings" w:hint="default"/>
+        <w:sz w:val="20"/>
+      </w:rPr>
+    </w:lvl>
+    <w:lvl w:ilvl="5" w:tentative="1">
+      <w:start w:val="1"/>
+      <w:numFmt w:val="bullet"/>
+      <w:lvlText w:val=""/>
+      <w:lvlJc w:val="left"/>
+      <w:pPr>
+        <w:tabs>
+          <w:tab w:val="num" w:pos="4320"/>
+        </w:tabs>
+        <w:ind w:left="4320" w:hanging="360"/>
+      </w:pPr>
+      <w:rPr>
+        <w:rFonts w:ascii="Wingdings" w:hAnsi="Wingdings" w:hint="default"/>
+        <w:sz w:val="20"/>
+      </w:rPr>
+    </w:lvl>
+    <w:lvl w:ilvl="6" w:tentative="1">
+      <w:start w:val="1"/>
+      <w:numFmt w:val="bullet"/>
+      <w:lvlText w:val=""/>
+      <w:lvlJc w:val="left"/>
+      <w:pPr>
+        <w:tabs>
+          <w:tab w:val="num" w:pos="5040"/>
+        </w:tabs>
+        <w:ind w:left="5040" w:hanging="360"/>
+      </w:pPr>
+      <w:rPr>
+        <w:rFonts w:ascii="Wingdings" w:hAnsi="Wingdings" w:hint="default"/>
+        <w:sz w:val="20"/>
+      </w:rPr>
+    </w:lvl>
+    <w:lvl w:ilvl="7" w:tentative="1">
+      <w:start w:val="1"/>
+      <w:numFmt w:val="bullet"/>
+      <w:lvlText w:val=""/>
+      <w:lvlJc w:val="left"/>
+      <w:pPr>
+        <w:tabs>
+          <w:tab w:val="num" w:pos="5760"/>
+        </w:tabs>
+        <w:ind w:left="5760" w:hanging="360"/>
+      </w:pPr>
+      <w:rPr>
+        <w:rFonts w:ascii="Wingdings" w:hAnsi="Wingdings" w:hint="default"/>
+        <w:sz w:val="20"/>
+      </w:rPr>
+    </w:lvl>
+    <w:lvl w:ilvl="8" w:tentative="1">
+      <w:start w:val="1"/>
+      <w:numFmt w:val="bullet"/>
+      <w:lvlText w:val=""/>
+      <w:lvlJc w:val="left"/>
+      <w:pPr>
+        <w:tabs>
+          <w:tab w:val="num" w:pos="6480"/>
+        </w:tabs>
+        <w:ind w:left="6480" w:hanging="360"/>
+      </w:pPr>
+      <w:rPr>
+        <w:rFonts w:ascii="Wingdings" w:hAnsi="Wingdings" w:hint="default"/>
+        <w:sz w:val="20"/>
+      </w:rPr>
+    </w:lvl>
+  </w:abstractNum>
+  <w:abstractNum w:abstractNumId="41" w15:restartNumberingAfterBreak="0">
+    <w:nsid w:val="789653AB"/>
+    <w:multiLevelType w:val="multilevel"/>
+    <w:tmpl w:val="31C60A1A"/>
+    <w:lvl w:ilvl="0">
+      <w:start w:val="1"/>
+      <w:numFmt w:val="bullet"/>
+      <w:lvlText w:val=""/>
+      <w:lvlJc w:val="left"/>
+      <w:pPr>
+        <w:tabs>
+          <w:tab w:val="num" w:pos="720"/>
+        </w:tabs>
+        <w:ind w:left="720" w:hanging="360"/>
+      </w:pPr>
+      <w:rPr>
+        <w:rFonts w:ascii="Symbol" w:hAnsi="Symbol" w:hint="default"/>
+        <w:sz w:val="20"/>
+      </w:rPr>
+    </w:lvl>
+    <w:lvl w:ilvl="1" w:tentative="1">
+      <w:start w:val="1"/>
+      <w:numFmt w:val="bullet"/>
+      <w:lvlText w:val="o"/>
+      <w:lvlJc w:val="left"/>
+      <w:pPr>
+        <w:tabs>
+          <w:tab w:val="num" w:pos="1440"/>
+        </w:tabs>
+        <w:ind w:left="1440" w:hanging="360"/>
+      </w:pPr>
+      <w:rPr>
+        <w:rFonts w:ascii="Courier New" w:hAnsi="Courier New" w:hint="default"/>
+        <w:sz w:val="20"/>
+      </w:rPr>
+    </w:lvl>
+    <w:lvl w:ilvl="2" w:tentative="1">
+      <w:start w:val="1"/>
+      <w:numFmt w:val="bullet"/>
+      <w:lvlText w:val=""/>
+      <w:lvlJc w:val="left"/>
+      <w:pPr>
+        <w:tabs>
+          <w:tab w:val="num" w:pos="2160"/>
+        </w:tabs>
+        <w:ind w:left="2160" w:hanging="360"/>
+      </w:pPr>
+      <w:rPr>
+        <w:rFonts w:ascii="Wingdings" w:hAnsi="Wingdings" w:hint="default"/>
+        <w:sz w:val="20"/>
+      </w:rPr>
+    </w:lvl>
+    <w:lvl w:ilvl="3" w:tentative="1">
+      <w:start w:val="1"/>
+      <w:numFmt w:val="bullet"/>
+      <w:lvlText w:val=""/>
+      <w:lvlJc w:val="left"/>
+      <w:pPr>
+        <w:tabs>
+          <w:tab w:val="num" w:pos="2880"/>
+        </w:tabs>
+        <w:ind w:left="2880" w:hanging="360"/>
+      </w:pPr>
+      <w:rPr>
+        <w:rFonts w:ascii="Wingdings" w:hAnsi="Wingdings" w:hint="default"/>
+        <w:sz w:val="20"/>
+      </w:rPr>
+    </w:lvl>
+    <w:lvl w:ilvl="4" w:tentative="1">
+      <w:start w:val="1"/>
+      <w:numFmt w:val="bullet"/>
+      <w:lvlText w:val=""/>
+      <w:lvlJc w:val="left"/>
+      <w:pPr>
+        <w:tabs>
+          <w:tab w:val="num" w:pos="3600"/>
+        </w:tabs>
+        <w:ind w:left="3600" w:hanging="360"/>
+      </w:pPr>
+      <w:rPr>
+        <w:rFonts w:ascii="Wingdings" w:hAnsi="Wingdings" w:hint="default"/>
+        <w:sz w:val="20"/>
+      </w:rPr>
+    </w:lvl>
+    <w:lvl w:ilvl="5" w:tentative="1">
+      <w:start w:val="1"/>
+      <w:numFmt w:val="bullet"/>
+      <w:lvlText w:val=""/>
+      <w:lvlJc w:val="left"/>
+      <w:pPr>
+        <w:tabs>
+          <w:tab w:val="num" w:pos="4320"/>
+        </w:tabs>
+        <w:ind w:left="4320" w:hanging="360"/>
+      </w:pPr>
+      <w:rPr>
+        <w:rFonts w:ascii="Wingdings" w:hAnsi="Wingdings" w:hint="default"/>
+        <w:sz w:val="20"/>
+      </w:rPr>
+    </w:lvl>
+    <w:lvl w:ilvl="6" w:tentative="1">
+      <w:start w:val="1"/>
+      <w:numFmt w:val="bullet"/>
+      <w:lvlText w:val=""/>
+      <w:lvlJc w:val="left"/>
+      <w:pPr>
+        <w:tabs>
+          <w:tab w:val="num" w:pos="5040"/>
+        </w:tabs>
+        <w:ind w:left="5040" w:hanging="360"/>
+      </w:pPr>
+      <w:rPr>
+        <w:rFonts w:ascii="Wingdings" w:hAnsi="Wingdings" w:hint="default"/>
+        <w:sz w:val="20"/>
+      </w:rPr>
+    </w:lvl>
+    <w:lvl w:ilvl="7" w:tentative="1">
+      <w:start w:val="1"/>
+      <w:numFmt w:val="bullet"/>
+      <w:lvlText w:val=""/>
+      <w:lvlJc w:val="left"/>
+      <w:pPr>
+        <w:tabs>
+          <w:tab w:val="num" w:pos="5760"/>
+        </w:tabs>
+        <w:ind w:left="5760" w:hanging="360"/>
+      </w:pPr>
+      <w:rPr>
+        <w:rFonts w:ascii="Wingdings" w:hAnsi="Wingdings" w:hint="default"/>
+        <w:sz w:val="20"/>
+      </w:rPr>
+    </w:lvl>
+    <w:lvl w:ilvl="8" w:tentative="1">
+      <w:start w:val="1"/>
+      <w:numFmt w:val="bullet"/>
+      <w:lvlText w:val=""/>
+      <w:lvlJc w:val="left"/>
+      <w:pPr>
+        <w:tabs>
+          <w:tab w:val="num" w:pos="6480"/>
+        </w:tabs>
+        <w:ind w:left="6480" w:hanging="360"/>
+      </w:pPr>
+      <w:rPr>
+        <w:rFonts w:ascii="Wingdings" w:hAnsi="Wingdings" w:hint="default"/>
+        <w:sz w:val="20"/>
+      </w:rPr>
+    </w:lvl>
+  </w:abstractNum>
+  <w:abstractNum w:abstractNumId="42" w15:restartNumberingAfterBreak="0">
+    <w:nsid w:val="7A24044B"/>
+    <w:multiLevelType w:val="multilevel"/>
+    <w:tmpl w:val="BBB0C59C"/>
+    <w:lvl w:ilvl="0">
+      <w:start w:val="1"/>
+      <w:numFmt w:val="bullet"/>
+      <w:lvlText w:val=""/>
+      <w:lvlJc w:val="left"/>
+      <w:pPr>
+        <w:tabs>
+          <w:tab w:val="num" w:pos="720"/>
+        </w:tabs>
+        <w:ind w:left="720" w:hanging="360"/>
+      </w:pPr>
+      <w:rPr>
+        <w:rFonts w:ascii="Symbol" w:hAnsi="Symbol" w:hint="default"/>
+        <w:sz w:val="20"/>
+      </w:rPr>
+    </w:lvl>
+    <w:lvl w:ilvl="1" w:tentative="1">
+      <w:start w:val="1"/>
+      <w:numFmt w:val="bullet"/>
+      <w:lvlText w:val="o"/>
+      <w:lvlJc w:val="left"/>
+      <w:pPr>
+        <w:tabs>
+          <w:tab w:val="num" w:pos="1440"/>
+        </w:tabs>
+        <w:ind w:left="1440" w:hanging="360"/>
+      </w:pPr>
+      <w:rPr>
+        <w:rFonts w:ascii="Courier New" w:hAnsi="Courier New" w:hint="default"/>
+        <w:sz w:val="20"/>
+      </w:rPr>
+    </w:lvl>
+    <w:lvl w:ilvl="2" w:tentative="1">
+      <w:start w:val="1"/>
+      <w:numFmt w:val="bullet"/>
+      <w:lvlText w:val=""/>
+      <w:lvlJc w:val="left"/>
+      <w:pPr>
+        <w:tabs>
+          <w:tab w:val="num" w:pos="2160"/>
+        </w:tabs>
+        <w:ind w:left="2160" w:hanging="360"/>
+      </w:pPr>
+      <w:rPr>
+        <w:rFonts w:ascii="Wingdings" w:hAnsi="Wingdings" w:hint="default"/>
+        <w:sz w:val="20"/>
+      </w:rPr>
+    </w:lvl>
+    <w:lvl w:ilvl="3" w:tentative="1">
+      <w:start w:val="1"/>
+      <w:numFmt w:val="bullet"/>
+      <w:lvlText w:val=""/>
+      <w:lvlJc w:val="left"/>
+      <w:pPr>
+        <w:tabs>
+          <w:tab w:val="num" w:pos="2880"/>
+        </w:tabs>
+        <w:ind w:left="2880" w:hanging="360"/>
+      </w:pPr>
+      <w:rPr>
+        <w:rFonts w:ascii="Wingdings" w:hAnsi="Wingdings" w:hint="default"/>
+        <w:sz w:val="20"/>
+      </w:rPr>
+    </w:lvl>
+    <w:lvl w:ilvl="4" w:tentative="1">
+      <w:start w:val="1"/>
+      <w:numFmt w:val="bullet"/>
+      <w:lvlText w:val=""/>
+      <w:lvlJc w:val="left"/>
+      <w:pPr>
+        <w:tabs>
+          <w:tab w:val="num" w:pos="3600"/>
+        </w:tabs>
+        <w:ind w:left="3600" w:hanging="360"/>
+      </w:pPr>
+      <w:rPr>
+        <w:rFonts w:ascii="Wingdings" w:hAnsi="Wingdings" w:hint="default"/>
+        <w:sz w:val="20"/>
+      </w:rPr>
+    </w:lvl>
+    <w:lvl w:ilvl="5" w:tentative="1">
+      <w:start w:val="1"/>
+      <w:numFmt w:val="bullet"/>
+      <w:lvlText w:val=""/>
+      <w:lvlJc w:val="left"/>
+      <w:pPr>
+        <w:tabs>
+          <w:tab w:val="num" w:pos="4320"/>
+        </w:tabs>
+        <w:ind w:left="4320" w:hanging="360"/>
+      </w:pPr>
+      <w:rPr>
+        <w:rFonts w:ascii="Wingdings" w:hAnsi="Wingdings" w:hint="default"/>
+        <w:sz w:val="20"/>
+      </w:rPr>
+    </w:lvl>
+    <w:lvl w:ilvl="6" w:tentative="1">
+      <w:start w:val="1"/>
+      <w:numFmt w:val="bullet"/>
+      <w:lvlText w:val=""/>
+      <w:lvlJc w:val="left"/>
+      <w:pPr>
+        <w:tabs>
+          <w:tab w:val="num" w:pos="5040"/>
+        </w:tabs>
+        <w:ind w:left="5040" w:hanging="360"/>
+      </w:pPr>
+      <w:rPr>
+        <w:rFonts w:ascii="Wingdings" w:hAnsi="Wingdings" w:hint="default"/>
+        <w:sz w:val="20"/>
+      </w:rPr>
+    </w:lvl>
+    <w:lvl w:ilvl="7" w:tentative="1">
+      <w:start w:val="1"/>
+      <w:numFmt w:val="bullet"/>
+      <w:lvlText w:val=""/>
+      <w:lvlJc w:val="left"/>
+      <w:pPr>
+        <w:tabs>
+          <w:tab w:val="num" w:pos="5760"/>
+        </w:tabs>
+        <w:ind w:left="5760" w:hanging="360"/>
+      </w:pPr>
+      <w:rPr>
+        <w:rFonts w:ascii="Wingdings" w:hAnsi="Wingdings" w:hint="default"/>
+        <w:sz w:val="20"/>
+      </w:rPr>
+    </w:lvl>
+    <w:lvl w:ilvl="8" w:tentative="1">
+      <w:start w:val="1"/>
+      <w:numFmt w:val="bullet"/>
+      <w:lvlText w:val=""/>
+      <w:lvlJc w:val="left"/>
+      <w:pPr>
+        <w:tabs>
+          <w:tab w:val="num" w:pos="6480"/>
+        </w:tabs>
+        <w:ind w:left="6480" w:hanging="360"/>
+      </w:pPr>
+      <w:rPr>
+        <w:rFonts w:ascii="Wingdings" w:hAnsi="Wingdings" w:hint="default"/>
+        <w:sz w:val="20"/>
+      </w:rPr>
+    </w:lvl>
+  </w:abstractNum>
+  <w:abstractNum w:abstractNumId="43" w15:restartNumberingAfterBreak="0">
+    <w:nsid w:val="7EB12C91"/>
+    <w:multiLevelType w:val="multilevel"/>
+    <w:tmpl w:val="F0A2F70C"/>
+    <w:lvl w:ilvl="0">
+      <w:start w:val="1"/>
+      <w:numFmt w:val="bullet"/>
+      <w:lvlText w:val=""/>
+      <w:lvlJc w:val="left"/>
+      <w:pPr>
+        <w:tabs>
+          <w:tab w:val="num" w:pos="720"/>
+        </w:tabs>
+        <w:ind w:left="720" w:hanging="360"/>
+      </w:pPr>
+      <w:rPr>
+        <w:rFonts w:ascii="Symbol" w:hAnsi="Symbol" w:hint="default"/>
+        <w:sz w:val="20"/>
+      </w:rPr>
+    </w:lvl>
+    <w:lvl w:ilvl="1" w:tentative="1">
+      <w:start w:val="1"/>
+      <w:numFmt w:val="bullet"/>
+      <w:lvlText w:val="o"/>
+      <w:lvlJc w:val="left"/>
+      <w:pPr>
+        <w:tabs>
+          <w:tab w:val="num" w:pos="1440"/>
+        </w:tabs>
+        <w:ind w:left="1440" w:hanging="360"/>
+      </w:pPr>
+      <w:rPr>
+        <w:rFonts w:ascii="Courier New" w:hAnsi="Courier New" w:hint="default"/>
+        <w:sz w:val="20"/>
+      </w:rPr>
+    </w:lvl>
+    <w:lvl w:ilvl="2" w:tentative="1">
+      <w:start w:val="1"/>
+      <w:numFmt w:val="bullet"/>
+      <w:lvlText w:val=""/>
+      <w:lvlJc w:val="left"/>
+      <w:pPr>
+        <w:tabs>
+          <w:tab w:val="num" w:pos="2160"/>
+        </w:tabs>
+        <w:ind w:left="2160" w:hanging="360"/>
+      </w:pPr>
+      <w:rPr>
+        <w:rFonts w:ascii="Wingdings" w:hAnsi="Wingdings" w:hint="default"/>
+        <w:sz w:val="20"/>
+      </w:rPr>
+    </w:lvl>
+    <w:lvl w:ilvl="3" w:tentative="1">
+      <w:start w:val="1"/>
+      <w:numFmt w:val="bullet"/>
+      <w:lvlText w:val=""/>
+      <w:lvlJc w:val="left"/>
+      <w:pPr>
+        <w:tabs>
+          <w:tab w:val="num" w:pos="2880"/>
+        </w:tabs>
+        <w:ind w:left="2880" w:hanging="360"/>
+      </w:pPr>
+      <w:rPr>
+        <w:rFonts w:ascii="Wingdings" w:hAnsi="Wingdings" w:hint="default"/>
+        <w:sz w:val="20"/>
+      </w:rPr>
+    </w:lvl>
+    <w:lvl w:ilvl="4" w:tentative="1">
+      <w:start w:val="1"/>
+      <w:numFmt w:val="bullet"/>
+      <w:lvlText w:val=""/>
+      <w:lvlJc w:val="left"/>
+      <w:pPr>
+        <w:tabs>
+          <w:tab w:val="num" w:pos="3600"/>
+        </w:tabs>
+        <w:ind w:left="3600" w:hanging="360"/>
+      </w:pPr>
+      <w:rPr>
+        <w:rFonts w:ascii="Wingdings" w:hAnsi="Wingdings" w:hint="default"/>
+        <w:sz w:val="20"/>
+      </w:rPr>
+    </w:lvl>
+    <w:lvl w:ilvl="5" w:tentative="1">
+      <w:start w:val="1"/>
+      <w:numFmt w:val="bullet"/>
+      <w:lvlText w:val=""/>
+      <w:lvlJc w:val="left"/>
+      <w:pPr>
+        <w:tabs>
+          <w:tab w:val="num" w:pos="4320"/>
+        </w:tabs>
+        <w:ind w:left="4320" w:hanging="360"/>
+      </w:pPr>
+      <w:rPr>
+        <w:rFonts w:ascii="Wingdings" w:hAnsi="Wingdings" w:hint="default"/>
+        <w:sz w:val="20"/>
+      </w:rPr>
+    </w:lvl>
+    <w:lvl w:ilvl="6" w:tentative="1">
+      <w:start w:val="1"/>
+      <w:numFmt w:val="bullet"/>
+      <w:lvlText w:val=""/>
+      <w:lvlJc w:val="left"/>
+      <w:pPr>
+        <w:tabs>
+          <w:tab w:val="num" w:pos="5040"/>
+        </w:tabs>
+        <w:ind w:left="5040" w:hanging="360"/>
+      </w:pPr>
+      <w:rPr>
+        <w:rFonts w:ascii="Wingdings" w:hAnsi="Wingdings" w:hint="default"/>
+        <w:sz w:val="20"/>
+      </w:rPr>
+    </w:lvl>
+    <w:lvl w:ilvl="7" w:tentative="1">
+      <w:start w:val="1"/>
+      <w:numFmt w:val="bullet"/>
+      <w:lvlText w:val=""/>
+      <w:lvlJc w:val="left"/>
+      <w:pPr>
+        <w:tabs>
+          <w:tab w:val="num" w:pos="5760"/>
+        </w:tabs>
+        <w:ind w:left="5760" w:hanging="360"/>
+      </w:pPr>
+      <w:rPr>
+        <w:rFonts w:ascii="Wingdings" w:hAnsi="Wingdings" w:hint="default"/>
+        <w:sz w:val="20"/>
+      </w:rPr>
+    </w:lvl>
+    <w:lvl w:ilvl="8" w:tentative="1">
+      <w:start w:val="1"/>
+      <w:numFmt w:val="bullet"/>
+      <w:lvlText w:val=""/>
+      <w:lvlJc w:val="left"/>
+      <w:pPr>
+        <w:tabs>
+          <w:tab w:val="num" w:pos="6480"/>
+        </w:tabs>
+        <w:ind w:left="6480" w:hanging="360"/>
+      </w:pPr>
+      <w:rPr>
+        <w:rFonts w:ascii="Wingdings" w:hAnsi="Wingdings" w:hint="default"/>
+        <w:sz w:val="20"/>
+      </w:rPr>
+    </w:lvl>
+  </w:abstractNum>
+  <w:abstractNum w:abstractNumId="44" w15:restartNumberingAfterBreak="0">
+    <w:nsid w:val="7F9A7E14"/>
+    <w:multiLevelType w:val="multilevel"/>
+    <w:tmpl w:val="51664270"/>
+    <w:lvl w:ilvl="0">
+      <w:start w:val="1"/>
+      <w:numFmt w:val="bullet"/>
+      <w:lvlText w:val=""/>
+      <w:lvlJc w:val="left"/>
+      <w:pPr>
+        <w:tabs>
+          <w:tab w:val="num" w:pos="720"/>
+        </w:tabs>
+        <w:ind w:left="720" w:hanging="360"/>
+      </w:pPr>
+      <w:rPr>
+        <w:rFonts w:ascii="Symbol" w:hAnsi="Symbol" w:hint="default"/>
+        <w:sz w:val="20"/>
+      </w:rPr>
+    </w:lvl>
+    <w:lvl w:ilvl="1" w:tentative="1">
+      <w:start w:val="1"/>
+      <w:numFmt w:val="bullet"/>
+      <w:lvlText w:val="o"/>
+      <w:lvlJc w:val="left"/>
+      <w:pPr>
+        <w:tabs>
+          <w:tab w:val="num" w:pos="1440"/>
+        </w:tabs>
+        <w:ind w:left="1440" w:hanging="360"/>
+      </w:pPr>
+      <w:rPr>
+        <w:rFonts w:ascii="Courier New" w:hAnsi="Courier New" w:hint="default"/>
+        <w:sz w:val="20"/>
+      </w:rPr>
+    </w:lvl>
+    <w:lvl w:ilvl="2" w:tentative="1">
+      <w:start w:val="1"/>
+      <w:numFmt w:val="bullet"/>
+      <w:lvlText w:val=""/>
+      <w:lvlJc w:val="left"/>
+      <w:pPr>
+        <w:tabs>
+          <w:tab w:val="num" w:pos="2160"/>
+        </w:tabs>
+        <w:ind w:left="2160" w:hanging="360"/>
+      </w:pPr>
+      <w:rPr>
+        <w:rFonts w:ascii="Wingdings" w:hAnsi="Wingdings" w:hint="default"/>
+        <w:sz w:val="20"/>
+      </w:rPr>
+    </w:lvl>
+    <w:lvl w:ilvl="3" w:tentative="1">
+      <w:start w:val="1"/>
+      <w:numFmt w:val="bullet"/>
+      <w:lvlText w:val=""/>
+      <w:lvlJc w:val="left"/>
+      <w:pPr>
+        <w:tabs>
+          <w:tab w:val="num" w:pos="2880"/>
+        </w:tabs>
+        <w:ind w:left="2880" w:hanging="360"/>
+      </w:pPr>
+      <w:rPr>
+        <w:rFonts w:ascii="Wingdings" w:hAnsi="Wingdings" w:hint="default"/>
+        <w:sz w:val="20"/>
+      </w:rPr>
+    </w:lvl>
+    <w:lvl w:ilvl="4" w:tentative="1">
+      <w:start w:val="1"/>
+      <w:numFmt w:val="bullet"/>
+      <w:lvlText w:val=""/>
+      <w:lvlJc w:val="left"/>
+      <w:pPr>
+        <w:tabs>
+          <w:tab w:val="num" w:pos="3600"/>
+        </w:tabs>
+        <w:ind w:left="3600" w:hanging="360"/>
+      </w:pPr>
+      <w:rPr>
+        <w:rFonts w:ascii="Wingdings" w:hAnsi="Wingdings" w:hint="default"/>
+        <w:sz w:val="20"/>
+      </w:rPr>
+    </w:lvl>
+    <w:lvl w:ilvl="5" w:tentative="1">
+      <w:start w:val="1"/>
+      <w:numFmt w:val="bullet"/>
+      <w:lvlText w:val=""/>
+      <w:lvlJc w:val="left"/>
+      <w:pPr>
+        <w:tabs>
+          <w:tab w:val="num" w:pos="4320"/>
+        </w:tabs>
+        <w:ind w:left="4320" w:hanging="360"/>
+      </w:pPr>
+      <w:rPr>
+        <w:rFonts w:ascii="Wingdings" w:hAnsi="Wingdings" w:hint="default"/>
+        <w:sz w:val="20"/>
+      </w:rPr>
+    </w:lvl>
+    <w:lvl w:ilvl="6" w:tentative="1">
+      <w:start w:val="1"/>
+      <w:numFmt w:val="bullet"/>
+      <w:lvlText w:val=""/>
+      <w:lvlJc w:val="left"/>
+      <w:pPr>
+        <w:tabs>
+          <w:tab w:val="num" w:pos="5040"/>
+        </w:tabs>
+        <w:ind w:left="5040" w:hanging="360"/>
+      </w:pPr>
+      <w:rPr>
+        <w:rFonts w:ascii="Wingdings" w:hAnsi="Wingdings" w:hint="default"/>
+        <w:sz w:val="20"/>
+      </w:rPr>
+    </w:lvl>
+    <w:lvl w:ilvl="7" w:tentative="1">
+      <w:start w:val="1"/>
+      <w:numFmt w:val="bullet"/>
+      <w:lvlText w:val=""/>
+      <w:lvlJc w:val="left"/>
+      <w:pPr>
+        <w:tabs>
+          <w:tab w:val="num" w:pos="5760"/>
+        </w:tabs>
+        <w:ind w:left="5760" w:hanging="360"/>
+      </w:pPr>
+      <w:rPr>
+        <w:rFonts w:ascii="Wingdings" w:hAnsi="Wingdings" w:hint="default"/>
+        <w:sz w:val="20"/>
+      </w:rPr>
+    </w:lvl>
+    <w:lvl w:ilvl="8" w:tentative="1">
+      <w:start w:val="1"/>
+      <w:numFmt w:val="bullet"/>
+      <w:lvlText w:val=""/>
+      <w:lvlJc w:val="left"/>
+      <w:pPr>
+        <w:tabs>
+          <w:tab w:val="num" w:pos="6480"/>
+        </w:tabs>
+        <w:ind w:left="6480" w:hanging="360"/>
+      </w:pPr>
+      <w:rPr>
+        <w:rFonts w:ascii="Wingdings" w:hAnsi="Wingdings" w:hint="default"/>
+        <w:sz w:val="20"/>
+      </w:rPr>
+    </w:lvl>
+  </w:abstractNum>
+  <w:abstractNum w:abstractNumId="45" w15:restartNumberingAfterBreak="0">
+    <w:nsid w:val="7FC17272"/>
+    <w:multiLevelType w:val="multilevel"/>
+    <w:tmpl w:val="9A60FF18"/>
+    <w:lvl w:ilvl="0">
+      <w:start w:val="1"/>
+      <w:numFmt w:val="bullet"/>
+      <w:lvlText w:val=""/>
+      <w:lvlJc w:val="left"/>
+      <w:pPr>
+        <w:tabs>
+          <w:tab w:val="num" w:pos="720"/>
+        </w:tabs>
+        <w:ind w:left="720" w:hanging="360"/>
+      </w:pPr>
+      <w:rPr>
+        <w:rFonts w:ascii="Symbol" w:hAnsi="Symbol" w:hint="default"/>
+        <w:sz w:val="20"/>
+      </w:rPr>
+    </w:lvl>
+    <w:lvl w:ilvl="1" w:tentative="1">
+      <w:start w:val="1"/>
+      <w:numFmt w:val="bullet"/>
+      <w:lvlText w:val="o"/>
+      <w:lvlJc w:val="left"/>
+      <w:pPr>
+        <w:tabs>
+          <w:tab w:val="num" w:pos="1440"/>
+        </w:tabs>
+        <w:ind w:left="1440" w:hanging="360"/>
+      </w:pPr>
+      <w:rPr>
+        <w:rFonts w:ascii="Courier New" w:hAnsi="Courier New" w:hint="default"/>
+        <w:sz w:val="20"/>
+      </w:rPr>
+    </w:lvl>
+    <w:lvl w:ilvl="2" w:tentative="1">
+      <w:start w:val="1"/>
+      <w:numFmt w:val="bullet"/>
+      <w:lvlText w:val=""/>
+      <w:lvlJc w:val="left"/>
+      <w:pPr>
+        <w:tabs>
+          <w:tab w:val="num" w:pos="2160"/>
+        </w:tabs>
+        <w:ind w:left="2160" w:hanging="360"/>
+      </w:pPr>
+      <w:rPr>
+        <w:rFonts w:ascii="Wingdings" w:hAnsi="Wingdings" w:hint="default"/>
+        <w:sz w:val="20"/>
+      </w:rPr>
+    </w:lvl>
+    <w:lvl w:ilvl="3" w:tentative="1">
+      <w:start w:val="1"/>
+      <w:numFmt w:val="bullet"/>
+      <w:lvlText w:val=""/>
+      <w:lvlJc w:val="left"/>
+      <w:pPr>
+        <w:tabs>
+          <w:tab w:val="num" w:pos="2880"/>
+        </w:tabs>
+        <w:ind w:left="2880" w:hanging="360"/>
+      </w:pPr>
+      <w:rPr>
+        <w:rFonts w:ascii="Wingdings" w:hAnsi="Wingdings" w:hint="default"/>
+        <w:sz w:val="20"/>
+      </w:rPr>
+    </w:lvl>
+    <w:lvl w:ilvl="4" w:tentative="1">
+      <w:start w:val="1"/>
+      <w:numFmt w:val="bullet"/>
+      <w:lvlText w:val=""/>
+      <w:lvlJc w:val="left"/>
+      <w:pPr>
+        <w:tabs>
+          <w:tab w:val="num" w:pos="3600"/>
+        </w:tabs>
+        <w:ind w:left="3600" w:hanging="360"/>
+      </w:pPr>
+      <w:rPr>
+        <w:rFonts w:ascii="Wingdings" w:hAnsi="Wingdings" w:hint="default"/>
+        <w:sz w:val="20"/>
+      </w:rPr>
+    </w:lvl>
+    <w:lvl w:ilvl="5" w:tentative="1">
+      <w:start w:val="1"/>
+      <w:numFmt w:val="bullet"/>
+      <w:lvlText w:val=""/>
+      <w:lvlJc w:val="left"/>
+      <w:pPr>
+        <w:tabs>
+          <w:tab w:val="num" w:pos="4320"/>
+        </w:tabs>
+        <w:ind w:left="4320" w:hanging="360"/>
+      </w:pPr>
+      <w:rPr>
+        <w:rFonts w:ascii="Wingdings" w:hAnsi="Wingdings" w:hint="default"/>
+        <w:sz w:val="20"/>
+      </w:rPr>
+    </w:lvl>
+    <w:lvl w:ilvl="6" w:tentative="1">
+      <w:start w:val="1"/>
+      <w:numFmt w:val="bullet"/>
+      <w:lvlText w:val=""/>
+      <w:lvlJc w:val="left"/>
+      <w:pPr>
+        <w:tabs>
+          <w:tab w:val="num" w:pos="5040"/>
+        </w:tabs>
+        <w:ind w:left="5040" w:hanging="360"/>
+      </w:pPr>
+      <w:rPr>
+        <w:rFonts w:ascii="Wingdings" w:hAnsi="Wingdings" w:hint="default"/>
+        <w:sz w:val="20"/>
+      </w:rPr>
+    </w:lvl>
+    <w:lvl w:ilvl="7" w:tentative="1">
+      <w:start w:val="1"/>
+      <w:numFmt w:val="bullet"/>
+      <w:lvlText w:val=""/>
+      <w:lvlJc w:val="left"/>
+      <w:pPr>
+        <w:tabs>
+          <w:tab w:val="num" w:pos="5760"/>
+        </w:tabs>
+        <w:ind w:left="5760" w:hanging="360"/>
+      </w:pPr>
+      <w:rPr>
+        <w:rFonts w:ascii="Wingdings" w:hAnsi="Wingdings" w:hint="default"/>
+        <w:sz w:val="20"/>
+      </w:rPr>
+    </w:lvl>
+    <w:lvl w:ilvl="8" w:tentative="1">
+      <w:start w:val="1"/>
+      <w:numFmt w:val="bullet"/>
+      <w:lvlText w:val=""/>
+      <w:lvlJc w:val="left"/>
+      <w:pPr>
+        <w:tabs>
+          <w:tab w:val="num" w:pos="6480"/>
+        </w:tabs>
+        <w:ind w:left="6480" w:hanging="360"/>
+      </w:pPr>
+      <w:rPr>
+        <w:rFonts w:ascii="Wingdings" w:hAnsi="Wingdings" w:hint="default"/>
+        <w:sz w:val="20"/>
+      </w:rPr>
+    </w:lvl>
+  </w:abstractNum>
   <w:num w:numId="1" w16cid:durableId="1715501413">
+    <w:abstractNumId w:val="35"/>
+  </w:num>
+  <w:num w:numId="2" w16cid:durableId="1093626570">
+    <w:abstractNumId w:val="36"/>
+  </w:num>
+  <w:num w:numId="3" w16cid:durableId="2045328450">
+    <w:abstractNumId w:val="11"/>
+  </w:num>
+  <w:num w:numId="4" w16cid:durableId="1835487889">
+    <w:abstractNumId w:val="17"/>
+  </w:num>
+  <w:num w:numId="5" w16cid:durableId="1847669210">
+    <w:abstractNumId w:val="20"/>
+  </w:num>
+  <w:num w:numId="6" w16cid:durableId="5055931">
+    <w:abstractNumId w:val="12"/>
+  </w:num>
+  <w:num w:numId="7" w16cid:durableId="1726906037">
+    <w:abstractNumId w:val="27"/>
+  </w:num>
+  <w:num w:numId="8" w16cid:durableId="1666934213">
+    <w:abstractNumId w:val="3"/>
+  </w:num>
+  <w:num w:numId="9" w16cid:durableId="1003507093">
+    <w:abstractNumId w:val="7"/>
+  </w:num>
+  <w:num w:numId="10" w16cid:durableId="82848611">
     <w:abstractNumId w:val="18"/>
   </w:num>
-  <w:num w:numId="2" w16cid:durableId="1093626570">
+  <w:num w:numId="11" w16cid:durableId="851259573">
+    <w:abstractNumId w:val="25"/>
+  </w:num>
+  <w:num w:numId="12" w16cid:durableId="1366326945">
     <w:abstractNumId w:val="19"/>
   </w:num>
-  <w:num w:numId="3" w16cid:durableId="2045328450">
+  <w:num w:numId="13" w16cid:durableId="1377702497">
+    <w:abstractNumId w:val="33"/>
+  </w:num>
+  <w:num w:numId="14" w16cid:durableId="992028476">
+    <w:abstractNumId w:val="6"/>
+  </w:num>
+  <w:num w:numId="15" w16cid:durableId="538592730">
     <w:abstractNumId w:val="5"/>
   </w:num>
-  <w:num w:numId="4" w16cid:durableId="1835487889">
-    <w:abstractNumId w:val="7"/>
+  <w:num w:numId="16" w16cid:durableId="1593005075">
+    <w:abstractNumId w:val="34"/>
   </w:num>
-  <w:num w:numId="5" w16cid:durableId="1847669210">
+  <w:num w:numId="17" w16cid:durableId="431704683">
+    <w:abstractNumId w:val="30"/>
+  </w:num>
+  <w:num w:numId="18" w16cid:durableId="1456217871">
+    <w:abstractNumId w:val="21"/>
+  </w:num>
+  <w:num w:numId="19" w16cid:durableId="36319283">
+    <w:abstractNumId w:val="38"/>
+  </w:num>
+  <w:num w:numId="20" w16cid:durableId="1007827489">
+    <w:abstractNumId w:val="37"/>
+  </w:num>
+  <w:num w:numId="21" w16cid:durableId="1478181720">
+    <w:abstractNumId w:val="1"/>
+  </w:num>
+  <w:num w:numId="22" w16cid:durableId="1406221681">
+    <w:abstractNumId w:val="23"/>
+  </w:num>
+  <w:num w:numId="23" w16cid:durableId="920867278">
+    <w:abstractNumId w:val="13"/>
+  </w:num>
+  <w:num w:numId="24" w16cid:durableId="1149324198">
+    <w:abstractNumId w:val="9"/>
+  </w:num>
+  <w:num w:numId="25" w16cid:durableId="1628589563">
+    <w:abstractNumId w:val="32"/>
+  </w:num>
+  <w:num w:numId="26" w16cid:durableId="561597595">
+    <w:abstractNumId w:val="39"/>
+  </w:num>
+  <w:num w:numId="27" w16cid:durableId="1871065714">
     <w:abstractNumId w:val="10"/>
   </w:num>
-  <w:num w:numId="6" w16cid:durableId="5055931">
-    <w:abstractNumId w:val="6"/>
+  <w:num w:numId="28" w16cid:durableId="1829520962">
+    <w:abstractNumId w:val="2"/>
   </w:num>
-  <w:num w:numId="7" w16cid:durableId="1726906037">
+  <w:num w:numId="29" w16cid:durableId="1472867537">
+    <w:abstractNumId w:val="8"/>
+  </w:num>
+  <w:num w:numId="30" w16cid:durableId="1452868954">
+    <w:abstractNumId w:val="42"/>
+  </w:num>
+  <w:num w:numId="31" w16cid:durableId="636959403">
+    <w:abstractNumId w:val="0"/>
+  </w:num>
+  <w:num w:numId="32" w16cid:durableId="1889030436">
+    <w:abstractNumId w:val="45"/>
+  </w:num>
+  <w:num w:numId="33" w16cid:durableId="818839157">
     <w:abstractNumId w:val="14"/>
   </w:num>
-  <w:num w:numId="8" w16cid:durableId="1666934213">
-    <w:abstractNumId w:val="1"/>
+  <w:num w:numId="34" w16cid:durableId="1527712696">
+    <w:abstractNumId w:val="15"/>
   </w:num>
-  <w:num w:numId="9" w16cid:durableId="1003507093">
-    <w:abstractNumId w:val="4"/>
+  <w:num w:numId="35" w16cid:durableId="583955578">
+    <w:abstractNumId w:val="29"/>
   </w:num>
-  <w:num w:numId="10" w16cid:durableId="82848611">
-    <w:abstractNumId w:val="8"/>
+  <w:num w:numId="36" w16cid:durableId="320275464">
+    <w:abstractNumId w:val="22"/>
   </w:num>
-  <w:num w:numId="11" w16cid:durableId="851259573">
-    <w:abstractNumId w:val="13"/>
+  <w:num w:numId="37" w16cid:durableId="2045519008">
+    <w:abstractNumId w:val="31"/>
   </w:num>
-  <w:num w:numId="12" w16cid:durableId="1366326945">
-    <w:abstractNumId w:val="9"/>
+  <w:num w:numId="38" w16cid:durableId="2141141065">
+    <w:abstractNumId w:val="26"/>
   </w:num>
-  <w:num w:numId="13" w16cid:durableId="1377702497">
+  <w:num w:numId="39" w16cid:durableId="247739019">
+    <w:abstractNumId w:val="44"/>
+  </w:num>
+  <w:num w:numId="40" w16cid:durableId="198124829">
+    <w:abstractNumId w:val="28"/>
+  </w:num>
+  <w:num w:numId="41" w16cid:durableId="2103406071">
+    <w:abstractNumId w:val="41"/>
+  </w:num>
+  <w:num w:numId="42" w16cid:durableId="303051942">
+    <w:abstractNumId w:val="43"/>
+  </w:num>
+  <w:num w:numId="43" w16cid:durableId="1504662144">
+    <w:abstractNumId w:val="40"/>
+  </w:num>
+  <w:num w:numId="44" w16cid:durableId="474761731">
+    <w:abstractNumId w:val="24"/>
+  </w:num>
+  <w:num w:numId="45" w16cid:durableId="1647860401">
     <w:abstractNumId w:val="16"/>
   </w:num>
-  <w:num w:numId="14" w16cid:durableId="992028476">
-    <w:abstractNumId w:val="3"/>
-  </w:num>
-  <w:num w:numId="15" w16cid:durableId="538592730">
-    <w:abstractNumId w:val="2"/>
-  </w:num>
-  <w:num w:numId="16" w16cid:durableId="1593005075">
-    <w:abstractNumId w:val="17"/>
-  </w:num>
-  <w:num w:numId="17" w16cid:durableId="431704683">
-    <w:abstractNumId w:val="15"/>
-  </w:num>
-  <w:num w:numId="18" w16cid:durableId="1456217871">
-    <w:abstractNumId w:val="11"/>
-  </w:num>
-  <w:num w:numId="19" w16cid:durableId="36319283">
-    <w:abstractNumId w:val="21"/>
-  </w:num>
-  <w:num w:numId="20" w16cid:durableId="1007827489">
-    <w:abstractNumId w:val="20"/>
-  </w:num>
-  <w:num w:numId="21" w16cid:durableId="1478181720">
-    <w:abstractNumId w:val="0"/>
-  </w:num>
-  <w:num w:numId="22" w16cid:durableId="1406221681">
-    <w:abstractNumId w:val="12"/>
+  <w:num w:numId="46" w16cid:durableId="680669066">
+    <w:abstractNumId w:val="4"/>
   </w:num>
 </w:numbering>
 </file>
@@ -6902,7 +10887,7 @@
   <w:style w:type="paragraph" w:default="1" w:styleId="Normal">
     <w:name w:val="Normal"/>
     <w:qFormat/>
-    <w:rsid w:val="00F50F3B"/>
+    <w:rsid w:val="00D9253F"/>
   </w:style>
   <w:style w:type="paragraph" w:styleId="Heading1">
     <w:name w:val="heading 1"/>
@@ -7116,7 +11101,6 @@
   <w:style w:type="character" w:default="1" w:styleId="DefaultParagraphFont">
     <w:name w:val="Default Paragraph Font"/>
     <w:uiPriority w:val="1"/>
-    <w:semiHidden/>
     <w:unhideWhenUsed/>
   </w:style>
   <w:style w:type="table" w:default="1" w:styleId="TableNormal">
